--- a/docs/revisao/Atividade_10_Avaliacao_da_IA.docx
+++ b/docs/revisao/Atividade_10_Avaliacao_da_IA.docx
@@ -47,7 +47,7 @@
           <w:sz w:val="26"/>
           <w:szCs w:val="26"/>
         </w:rPr>
-        <w:t xml:space="preserve">Avaliação das respostas da IA local (Qwen3 8B) — 20 perguntas</w:t>
+        <w:t xml:space="preserve">Avaliação das respostas da IA local (Qwen3 8B, com orientações institucionais) — 20 perguntas</w:t>
       </w:r>
     </w:p>
     <w:p>
@@ -91,7 +91,61 @@
           <w:sz w:val="22"/>
           <w:szCs w:val="22"/>
         </w:rPr>
-        <w:t xml:space="preserve">Cada frase da IA abaixo já passou por uma verificação automática: as citações entre « » existem literalmente nas normas, e cada frase aponta os trechos que a fundamentam (E1, E2…). A verificação automática NÃO garante que a frase esteja certa — é isso que você vai avaliar.</w:t>
+        <w:t xml:space="preserve">Cada frase da IA abaixo já passou por uma verificação automática: as citações entre « » existem literalmente nas fontes, e cada frase aponta os trechos que a fundamentam. E1, E2… são trechos de normas; O1, O2… são trechos de orientações do CFESS, dos CRESS ou da ABEPSS (cartilhas, notas técnicas, pareceres). A verificação automática NÃO garante que a frase esteja certa — é isso que você vai avaliar.</w:t>
+      </w:r>
+    </w:p>
+    <w:p>
+      <w:pPr>
+        <w:spacing w:after="100"/>
+      </w:pPr>
+      <w:r>
+        <w:rPr>
+          <w:rFonts w:ascii="Calibri" w:cs="Calibri" w:eastAsia="Calibri" w:hAnsi="Calibri"/>
+          <w:sz w:val="22"/>
+          <w:szCs w:val="22"/>
+        </w:rPr>
+        <w:t xml:space="preserve">Novidade desta versão: a IA também recebe as orientações institucionais (O1, O2…). Ela deve usá-las para explicar como as entidades aplicam as normas, sempre dizendo a fonte, e nunca como se fossem normas. Por isso a atividade tem duas partes.</w:t>
+      </w:r>
+    </w:p>
+    <w:p>
+      <w:pPr>
+        <w:spacing w:after="100"/>
+      </w:pPr>
+      <w:r>
+        <w:rPr>
+          <w:rFonts w:ascii="Calibri" w:cs="Calibri" w:eastAsia="Calibri" w:hAnsi="Calibri"/>
+          <w:b/>
+          <w:bCs/>
+          <w:sz w:val="22"/>
+          <w:szCs w:val="22"/>
+        </w:rPr>
+        <w:t xml:space="preserve">Parte A </w:t>
+      </w:r>
+      <w:r>
+        <w:rPr>
+          <w:rFonts w:ascii="Calibri" w:cs="Calibri" w:eastAsia="Calibri" w:hAnsi="Calibri"/>
+          <w:sz w:val="22"/>
+          <w:szCs w:val="22"/>
+        </w:rPr>
+        <w:t xml:space="preserve">(curta): diga se cada documento pode entrar na plataforma. </w:t>
+      </w:r>
+      <w:r>
+        <w:rPr>
+          <w:rFonts w:ascii="Calibri" w:cs="Calibri" w:eastAsia="Calibri" w:hAnsi="Calibri"/>
+          <w:b/>
+          <w:bCs/>
+          <w:sz w:val="22"/>
+          <w:szCs w:val="22"/>
+        </w:rPr>
+        <w:t xml:space="preserve">Parte B: </w:t>
+      </w:r>
+      <w:r>
+        <w:rPr>
+          <w:rFonts w:ascii="Calibri" w:cs="Calibri" w:eastAsia="Calibri" w:hAnsi="Calibri"/>
+          <w:sz w:val="22"/>
+          <w:szCs w:val="22"/>
+        </w:rPr>
+        <w:t xml:space="preserve">avalie as respostas da IA, como antes.</w:t>
       </w:r>
     </w:p>
     <w:p>
@@ -395,7 +449,7 @@
                 <w:sz w:val="20"/>
                 <w:szCs w:val="20"/>
               </w:rPr>
-              <w:t xml:space="preserve">19</w:t>
+              <w:t xml:space="preserve">18</w:t>
             </w:r>
           </w:p>
         </w:tc>
@@ -454,7 +508,7 @@
                 <w:sz w:val="20"/>
                 <w:szCs w:val="20"/>
               </w:rPr>
-              <w:t xml:space="preserve">57</w:t>
+              <w:t xml:space="preserve">47</w:t>
             </w:r>
           </w:p>
         </w:tc>
@@ -513,7 +567,7 @@
                 <w:sz w:val="20"/>
                 <w:szCs w:val="20"/>
               </w:rPr>
-              <w:t xml:space="preserve">8 (12%)</w:t>
+              <w:t xml:space="preserve">5 (10%)</w:t>
             </w:r>
           </w:p>
         </w:tc>
@@ -572,7 +626,7 @@
                 <w:sz w:val="20"/>
                 <w:szCs w:val="20"/>
               </w:rPr>
-              <w:t xml:space="preserve">28,6 s</w:t>
+              <w:t xml:space="preserve">33,4 s</w:t>
             </w:r>
           </w:p>
         </w:tc>
@@ -583,6 +637,3507 @@
         <w:pStyle w:val="Heading1"/>
         <w:keepNext/>
         <w:pageBreakBefore/>
+        <w:spacing w:after="120" w:before="280"/>
+      </w:pPr>
+      <w:r>
+        <w:rPr>
+          <w:rFonts w:ascii="Calibri" w:cs="Calibri" w:eastAsia="Calibri" w:hAnsi="Calibri"/>
+          <w:b/>
+          <w:bCs/>
+          <w:color w:val="173456"/>
+          <w:sz w:val="28"/>
+          <w:szCs w:val="28"/>
+        </w:rPr>
+        <w:t xml:space="preserve">Parte A — Documentos de orientação institucional (camada 2)</w:t>
+      </w:r>
+    </w:p>
+    <w:p>
+      <w:pPr>
+        <w:spacing w:after="100"/>
+      </w:pPr>
+      <w:r>
+        <w:rPr>
+          <w:rFonts w:ascii="Calibri" w:cs="Calibri" w:eastAsia="Calibri" w:hAnsi="Calibri"/>
+          <w:sz w:val="22"/>
+          <w:szCs w:val="22"/>
+        </w:rPr>
+        <w:t xml:space="preserve">São publicações oficiais e gratuitas. Já conferi automaticamente que cada trecho é cópia literal do PDF oficial. Falta a sua decisão: o documento é pertinente e pode orientar as respostas? Marque Incluir ou Não incluir. Se tiver dúvida sobre um documento, marque Não incluir e anote o motivo.</w:t>
+      </w:r>
+    </w:p>
+    <w:tbl>
+      <w:tblPr>
+        <w:tblW w:type="dxa" w:w="9638"/>
+        <w:tblBorders>
+          <w:top w:val="single" w:color="auto" w:sz="4"/>
+          <w:left w:val="single" w:color="auto" w:sz="4"/>
+          <w:bottom w:val="single" w:color="auto" w:sz="4"/>
+          <w:right w:val="single" w:color="auto" w:sz="4"/>
+          <w:insideH w:val="single" w:color="auto" w:sz="4"/>
+          <w:insideV w:val="single" w:color="auto" w:sz="4"/>
+        </w:tblBorders>
+      </w:tblPr>
+      <w:tblGrid>
+        <w:gridCol w:w="500"/>
+        <w:gridCol w:w="5600"/>
+        <w:gridCol w:w="1400"/>
+        <w:gridCol w:w="2138"/>
+      </w:tblGrid>
+      <w:tr>
+        <w:trPr>
+          <w:tblHeader/>
+        </w:trPr>
+        <w:tc>
+          <w:tcPr>
+            <w:tcW w:type="dxa" w:w="500"/>
+            <w:tcBorders>
+              <w:top w:val="single" w:color="B9C4D0" w:sz="4"/>
+              <w:left w:val="single" w:color="B9C4D0" w:sz="4"/>
+              <w:bottom w:val="single" w:color="B9C4D0" w:sz="4"/>
+              <w:right w:val="single" w:color="B9C4D0" w:sz="4"/>
+            </w:tcBorders>
+            <w:shd w:fill="173456" w:color="auto" w:val="clear"/>
+            <w:tcMar>
+              <w:top w:type="dxa" w:w="60"/>
+              <w:left w:type="dxa" w:w="100"/>
+              <w:bottom w:type="dxa" w:w="60"/>
+              <w:right w:type="dxa" w:w="100"/>
+            </w:tcMar>
+          </w:tcPr>
+          <w:p>
+            <w:r>
+              <w:rPr>
+                <w:rFonts w:ascii="Calibri" w:cs="Calibri" w:eastAsia="Calibri" w:hAnsi="Calibri"/>
+                <w:b/>
+                <w:bCs/>
+                <w:color w:val="FFFFFF"/>
+                <w:sz w:val="22"/>
+                <w:szCs w:val="22"/>
+              </w:rPr>
+              <w:t xml:space="preserve">Nº</w:t>
+            </w:r>
+          </w:p>
+        </w:tc>
+        <w:tc>
+          <w:tcPr>
+            <w:tcW w:type="dxa" w:w="5600"/>
+            <w:tcBorders>
+              <w:top w:val="single" w:color="B9C4D0" w:sz="4"/>
+              <w:left w:val="single" w:color="B9C4D0" w:sz="4"/>
+              <w:bottom w:val="single" w:color="B9C4D0" w:sz="4"/>
+              <w:right w:val="single" w:color="B9C4D0" w:sz="4"/>
+            </w:tcBorders>
+            <w:shd w:fill="173456" w:color="auto" w:val="clear"/>
+            <w:tcMar>
+              <w:top w:type="dxa" w:w="60"/>
+              <w:left w:type="dxa" w:w="100"/>
+              <w:bottom w:type="dxa" w:w="60"/>
+              <w:right w:type="dxa" w:w="100"/>
+            </w:tcMar>
+          </w:tcPr>
+          <w:p>
+            <w:r>
+              <w:rPr>
+                <w:rFonts w:ascii="Calibri" w:cs="Calibri" w:eastAsia="Calibri" w:hAnsi="Calibri"/>
+                <w:b/>
+                <w:bCs/>
+                <w:color w:val="FFFFFF"/>
+                <w:sz w:val="22"/>
+                <w:szCs w:val="22"/>
+              </w:rPr>
+              <w:t xml:space="preserve">Documento</w:t>
+            </w:r>
+          </w:p>
+        </w:tc>
+        <w:tc>
+          <w:tcPr>
+            <w:tcW w:type="dxa" w:w="1400"/>
+            <w:tcBorders>
+              <w:top w:val="single" w:color="B9C4D0" w:sz="4"/>
+              <w:left w:val="single" w:color="B9C4D0" w:sz="4"/>
+              <w:bottom w:val="single" w:color="B9C4D0" w:sz="4"/>
+              <w:right w:val="single" w:color="B9C4D0" w:sz="4"/>
+            </w:tcBorders>
+            <w:shd w:fill="173456" w:color="auto" w:val="clear"/>
+            <w:tcMar>
+              <w:top w:type="dxa" w:w="60"/>
+              <w:left w:type="dxa" w:w="100"/>
+              <w:bottom w:type="dxa" w:w="60"/>
+              <w:right w:type="dxa" w:w="100"/>
+            </w:tcMar>
+          </w:tcPr>
+          <w:p>
+            <w:r>
+              <w:rPr>
+                <w:rFonts w:ascii="Calibri" w:cs="Calibri" w:eastAsia="Calibri" w:hAnsi="Calibri"/>
+                <w:b/>
+                <w:bCs/>
+                <w:color w:val="FFFFFF"/>
+                <w:sz w:val="22"/>
+                <w:szCs w:val="22"/>
+              </w:rPr>
+              <w:t xml:space="preserve">Páginas / trechos</w:t>
+            </w:r>
+          </w:p>
+        </w:tc>
+        <w:tc>
+          <w:tcPr>
+            <w:tcW w:type="dxa" w:w="2138"/>
+            <w:tcBorders>
+              <w:top w:val="single" w:color="B9C4D0" w:sz="4"/>
+              <w:left w:val="single" w:color="B9C4D0" w:sz="4"/>
+              <w:bottom w:val="single" w:color="B9C4D0" w:sz="4"/>
+              <w:right w:val="single" w:color="B9C4D0" w:sz="4"/>
+            </w:tcBorders>
+            <w:shd w:fill="173456" w:color="auto" w:val="clear"/>
+            <w:tcMar>
+              <w:top w:type="dxa" w:w="60"/>
+              <w:left w:type="dxa" w:w="100"/>
+              <w:bottom w:type="dxa" w:w="60"/>
+              <w:right w:type="dxa" w:w="100"/>
+            </w:tcMar>
+          </w:tcPr>
+          <w:p>
+            <w:r>
+              <w:rPr>
+                <w:rFonts w:ascii="Calibri" w:cs="Calibri" w:eastAsia="Calibri" w:hAnsi="Calibri"/>
+                <w:b/>
+                <w:bCs/>
+                <w:color w:val="FFFFFF"/>
+                <w:sz w:val="22"/>
+                <w:szCs w:val="22"/>
+              </w:rPr>
+              <w:t xml:space="preserve">Decisão</w:t>
+            </w:r>
+          </w:p>
+        </w:tc>
+      </w:tr>
+      <w:tr>
+        <w:trPr>
+          <w:cantSplit/>
+        </w:trPr>
+        <w:tc>
+          <w:tcPr>
+            <w:tcW w:type="dxa" w:w="500"/>
+            <w:tcBorders>
+              <w:top w:val="single" w:color="B9C4D0" w:sz="4"/>
+              <w:left w:val="single" w:color="B9C4D0" w:sz="4"/>
+              <w:bottom w:val="single" w:color="B9C4D0" w:sz="4"/>
+              <w:right w:val="single" w:color="B9C4D0" w:sz="4"/>
+            </w:tcBorders>
+            <w:tcMar>
+              <w:top w:type="dxa" w:w="60"/>
+              <w:left w:type="dxa" w:w="100"/>
+              <w:bottom w:type="dxa" w:w="60"/>
+              <w:right w:type="dxa" w:w="100"/>
+            </w:tcMar>
+          </w:tcPr>
+          <w:p>
+            <w:r>
+              <w:rPr>
+                <w:rFonts w:ascii="Calibri" w:cs="Calibri" w:eastAsia="Calibri" w:hAnsi="Calibri"/>
+                <w:sz w:val="20"/>
+                <w:szCs w:val="20"/>
+              </w:rPr>
+              <w:t xml:space="preserve">1</w:t>
+            </w:r>
+          </w:p>
+        </w:tc>
+        <w:tc>
+          <w:tcPr>
+            <w:tcW w:type="dxa" w:w="5600"/>
+            <w:tcBorders>
+              <w:top w:val="single" w:color="B9C4D0" w:sz="4"/>
+              <w:left w:val="single" w:color="B9C4D0" w:sz="4"/>
+              <w:bottom w:val="single" w:color="B9C4D0" w:sz="4"/>
+              <w:right w:val="single" w:color="B9C4D0" w:sz="4"/>
+            </w:tcBorders>
+            <w:tcMar>
+              <w:top w:type="dxa" w:w="60"/>
+              <w:left w:type="dxa" w:w="100"/>
+              <w:bottom w:type="dxa" w:w="60"/>
+              <w:right w:type="dxa" w:w="100"/>
+            </w:tcMar>
+          </w:tcPr>
+          <w:p>
+            <w:r>
+              <w:rPr>
+                <w:rFonts w:ascii="Calibri" w:cs="Calibri" w:eastAsia="Calibri" w:hAnsi="Calibri"/>
+                <w:sz w:val="20"/>
+                <w:szCs w:val="20"/>
+              </w:rPr>
+              <w:t xml:space="preserve">CFESS. Atribuições privativas do/a assistente social em questão (1. ed. ampliada). 2012.</w:t>
+            </w:r>
+          </w:p>
+        </w:tc>
+        <w:tc>
+          <w:tcPr>
+            <w:tcW w:type="dxa" w:w="1400"/>
+            <w:tcBorders>
+              <w:top w:val="single" w:color="B9C4D0" w:sz="4"/>
+              <w:left w:val="single" w:color="B9C4D0" w:sz="4"/>
+              <w:bottom w:val="single" w:color="B9C4D0" w:sz="4"/>
+              <w:right w:val="single" w:color="B9C4D0" w:sz="4"/>
+            </w:tcBorders>
+            <w:tcMar>
+              <w:top w:type="dxa" w:w="60"/>
+              <w:left w:type="dxa" w:w="100"/>
+              <w:bottom w:type="dxa" w:w="60"/>
+              <w:right w:type="dxa" w:w="100"/>
+            </w:tcMar>
+          </w:tcPr>
+          <w:p>
+            <w:r>
+              <w:rPr>
+                <w:rFonts w:ascii="Calibri" w:cs="Calibri" w:eastAsia="Calibri" w:hAnsi="Calibri"/>
+                <w:sz w:val="20"/>
+                <w:szCs w:val="20"/>
+              </w:rPr>
+              <w:t xml:space="preserve">78 p. / 259</w:t>
+            </w:r>
+          </w:p>
+        </w:tc>
+        <w:tc>
+          <w:tcPr>
+            <w:tcW w:type="dxa" w:w="2138"/>
+            <w:tcBorders>
+              <w:top w:val="single" w:color="B9C4D0" w:sz="4"/>
+              <w:left w:val="single" w:color="B9C4D0" w:sz="4"/>
+              <w:bottom w:val="single" w:color="B9C4D0" w:sz="4"/>
+              <w:right w:val="single" w:color="B9C4D0" w:sz="4"/>
+            </w:tcBorders>
+            <w:shd w:fill="F2F6FB" w:color="auto" w:val="clear"/>
+            <w:tcMar>
+              <w:top w:type="dxa" w:w="60"/>
+              <w:left w:type="dxa" w:w="100"/>
+              <w:bottom w:type="dxa" w:w="60"/>
+              <w:right w:type="dxa" w:w="100"/>
+            </w:tcMar>
+          </w:tcPr>
+          <w:p>
+            <w:r>
+              <w:rPr>
+                <w:rFonts w:ascii="Calibri" w:cs="Calibri" w:eastAsia="Calibri" w:hAnsi="Calibri"/>
+                <w:sz w:val="20"/>
+                <w:szCs w:val="20"/>
+              </w:rPr>
+              <w:t xml:space="preserve">☐ Incluir   ☐ Não incluir</w:t>
+            </w:r>
+          </w:p>
+        </w:tc>
+      </w:tr>
+      <w:tr>
+        <w:trPr>
+          <w:cantSplit/>
+        </w:trPr>
+        <w:tc>
+          <w:tcPr>
+            <w:tcW w:type="dxa" w:w="500"/>
+            <w:tcBorders>
+              <w:top w:val="single" w:color="B9C4D0" w:sz="4"/>
+              <w:left w:val="single" w:color="B9C4D0" w:sz="4"/>
+              <w:bottom w:val="single" w:color="B9C4D0" w:sz="4"/>
+              <w:right w:val="single" w:color="B9C4D0" w:sz="4"/>
+            </w:tcBorders>
+            <w:tcMar>
+              <w:top w:type="dxa" w:w="60"/>
+              <w:left w:type="dxa" w:w="100"/>
+              <w:bottom w:type="dxa" w:w="60"/>
+              <w:right w:type="dxa" w:w="100"/>
+            </w:tcMar>
+          </w:tcPr>
+          <w:p>
+            <w:r>
+              <w:rPr>
+                <w:rFonts w:ascii="Calibri" w:cs="Calibri" w:eastAsia="Calibri" w:hAnsi="Calibri"/>
+                <w:sz w:val="20"/>
+                <w:szCs w:val="20"/>
+              </w:rPr>
+              <w:t xml:space="preserve">2</w:t>
+            </w:r>
+          </w:p>
+        </w:tc>
+        <w:tc>
+          <w:tcPr>
+            <w:tcW w:type="dxa" w:w="5600"/>
+            <w:tcBorders>
+              <w:top w:val="single" w:color="B9C4D0" w:sz="4"/>
+              <w:left w:val="single" w:color="B9C4D0" w:sz="4"/>
+              <w:bottom w:val="single" w:color="B9C4D0" w:sz="4"/>
+              <w:right w:val="single" w:color="B9C4D0" w:sz="4"/>
+            </w:tcBorders>
+            <w:tcMar>
+              <w:top w:type="dxa" w:w="60"/>
+              <w:left w:type="dxa" w:w="100"/>
+              <w:bottom w:type="dxa" w:w="60"/>
+              <w:right w:type="dxa" w:w="100"/>
+            </w:tcMar>
+          </w:tcPr>
+          <w:p>
+            <w:r>
+              <w:rPr>
+                <w:rFonts w:ascii="Calibri" w:cs="Calibri" w:eastAsia="Calibri" w:hAnsi="Calibri"/>
+                <w:sz w:val="20"/>
+                <w:szCs w:val="20"/>
+              </w:rPr>
+              <w:t xml:space="preserve">CFESS. Atribuições privativas do/a assistente social em questão: volume 2. 2020.</w:t>
+            </w:r>
+          </w:p>
+        </w:tc>
+        <w:tc>
+          <w:tcPr>
+            <w:tcW w:type="dxa" w:w="1400"/>
+            <w:tcBorders>
+              <w:top w:val="single" w:color="B9C4D0" w:sz="4"/>
+              <w:left w:val="single" w:color="B9C4D0" w:sz="4"/>
+              <w:bottom w:val="single" w:color="B9C4D0" w:sz="4"/>
+              <w:right w:val="single" w:color="B9C4D0" w:sz="4"/>
+            </w:tcBorders>
+            <w:tcMar>
+              <w:top w:type="dxa" w:w="60"/>
+              <w:left w:type="dxa" w:w="100"/>
+              <w:bottom w:type="dxa" w:w="60"/>
+              <w:right w:type="dxa" w:w="100"/>
+            </w:tcMar>
+          </w:tcPr>
+          <w:p>
+            <w:r>
+              <w:rPr>
+                <w:rFonts w:ascii="Calibri" w:cs="Calibri" w:eastAsia="Calibri" w:hAnsi="Calibri"/>
+                <w:sz w:val="20"/>
+                <w:szCs w:val="20"/>
+              </w:rPr>
+              <w:t xml:space="preserve">120 p. / 496</w:t>
+            </w:r>
+          </w:p>
+        </w:tc>
+        <w:tc>
+          <w:tcPr>
+            <w:tcW w:type="dxa" w:w="2138"/>
+            <w:tcBorders>
+              <w:top w:val="single" w:color="B9C4D0" w:sz="4"/>
+              <w:left w:val="single" w:color="B9C4D0" w:sz="4"/>
+              <w:bottom w:val="single" w:color="B9C4D0" w:sz="4"/>
+              <w:right w:val="single" w:color="B9C4D0" w:sz="4"/>
+            </w:tcBorders>
+            <w:shd w:fill="F2F6FB" w:color="auto" w:val="clear"/>
+            <w:tcMar>
+              <w:top w:type="dxa" w:w="60"/>
+              <w:left w:type="dxa" w:w="100"/>
+              <w:bottom w:type="dxa" w:w="60"/>
+              <w:right w:type="dxa" w:w="100"/>
+            </w:tcMar>
+          </w:tcPr>
+          <w:p>
+            <w:r>
+              <w:rPr>
+                <w:rFonts w:ascii="Calibri" w:cs="Calibri" w:eastAsia="Calibri" w:hAnsi="Calibri"/>
+                <w:sz w:val="20"/>
+                <w:szCs w:val="20"/>
+              </w:rPr>
+              <w:t xml:space="preserve">☐ Incluir   ☐ Não incluir</w:t>
+            </w:r>
+          </w:p>
+        </w:tc>
+      </w:tr>
+      <w:tr>
+        <w:trPr>
+          <w:cantSplit/>
+        </w:trPr>
+        <w:tc>
+          <w:tcPr>
+            <w:tcW w:type="dxa" w:w="500"/>
+            <w:tcBorders>
+              <w:top w:val="single" w:color="B9C4D0" w:sz="4"/>
+              <w:left w:val="single" w:color="B9C4D0" w:sz="4"/>
+              <w:bottom w:val="single" w:color="B9C4D0" w:sz="4"/>
+              <w:right w:val="single" w:color="B9C4D0" w:sz="4"/>
+            </w:tcBorders>
+            <w:tcMar>
+              <w:top w:type="dxa" w:w="60"/>
+              <w:left w:type="dxa" w:w="100"/>
+              <w:bottom w:type="dxa" w:w="60"/>
+              <w:right w:type="dxa" w:w="100"/>
+            </w:tcMar>
+          </w:tcPr>
+          <w:p>
+            <w:r>
+              <w:rPr>
+                <w:rFonts w:ascii="Calibri" w:cs="Calibri" w:eastAsia="Calibri" w:hAnsi="Calibri"/>
+                <w:sz w:val="20"/>
+                <w:szCs w:val="20"/>
+              </w:rPr>
+              <w:t xml:space="preserve">3</w:t>
+            </w:r>
+          </w:p>
+        </w:tc>
+        <w:tc>
+          <w:tcPr>
+            <w:tcW w:type="dxa" w:w="5600"/>
+            <w:tcBorders>
+              <w:top w:val="single" w:color="B9C4D0" w:sz="4"/>
+              <w:left w:val="single" w:color="B9C4D0" w:sz="4"/>
+              <w:bottom w:val="single" w:color="B9C4D0" w:sz="4"/>
+              <w:right w:val="single" w:color="B9C4D0" w:sz="4"/>
+            </w:tcBorders>
+            <w:tcMar>
+              <w:top w:type="dxa" w:w="60"/>
+              <w:left w:type="dxa" w:w="100"/>
+              <w:bottom w:type="dxa" w:w="60"/>
+              <w:right w:type="dxa" w:w="100"/>
+            </w:tcMar>
+          </w:tcPr>
+          <w:p>
+            <w:r>
+              <w:rPr>
+                <w:rFonts w:ascii="Calibri" w:cs="Calibri" w:eastAsia="Calibri" w:hAnsi="Calibri"/>
+                <w:sz w:val="20"/>
+                <w:szCs w:val="20"/>
+              </w:rPr>
+              <w:t xml:space="preserve">CFESS. Serviço Social e reflexões críticas sobre práticas terapêuticas. 2010.</w:t>
+            </w:r>
+          </w:p>
+        </w:tc>
+        <w:tc>
+          <w:tcPr>
+            <w:tcW w:type="dxa" w:w="1400"/>
+            <w:tcBorders>
+              <w:top w:val="single" w:color="B9C4D0" w:sz="4"/>
+              <w:left w:val="single" w:color="B9C4D0" w:sz="4"/>
+              <w:bottom w:val="single" w:color="B9C4D0" w:sz="4"/>
+              <w:right w:val="single" w:color="B9C4D0" w:sz="4"/>
+            </w:tcBorders>
+            <w:tcMar>
+              <w:top w:type="dxa" w:w="60"/>
+              <w:left w:type="dxa" w:w="100"/>
+              <w:bottom w:type="dxa" w:w="60"/>
+              <w:right w:type="dxa" w:w="100"/>
+            </w:tcMar>
+          </w:tcPr>
+          <w:p>
+            <w:r>
+              <w:rPr>
+                <w:rFonts w:ascii="Calibri" w:cs="Calibri" w:eastAsia="Calibri" w:hAnsi="Calibri"/>
+                <w:sz w:val="20"/>
+                <w:szCs w:val="20"/>
+              </w:rPr>
+              <w:t xml:space="preserve">14 p. / 38</w:t>
+            </w:r>
+          </w:p>
+        </w:tc>
+        <w:tc>
+          <w:tcPr>
+            <w:tcW w:type="dxa" w:w="2138"/>
+            <w:tcBorders>
+              <w:top w:val="single" w:color="B9C4D0" w:sz="4"/>
+              <w:left w:val="single" w:color="B9C4D0" w:sz="4"/>
+              <w:bottom w:val="single" w:color="B9C4D0" w:sz="4"/>
+              <w:right w:val="single" w:color="B9C4D0" w:sz="4"/>
+            </w:tcBorders>
+            <w:shd w:fill="F2F6FB" w:color="auto" w:val="clear"/>
+            <w:tcMar>
+              <w:top w:type="dxa" w:w="60"/>
+              <w:left w:type="dxa" w:w="100"/>
+              <w:bottom w:type="dxa" w:w="60"/>
+              <w:right w:type="dxa" w:w="100"/>
+            </w:tcMar>
+          </w:tcPr>
+          <w:p>
+            <w:r>
+              <w:rPr>
+                <w:rFonts w:ascii="Calibri" w:cs="Calibri" w:eastAsia="Calibri" w:hAnsi="Calibri"/>
+                <w:sz w:val="20"/>
+                <w:szCs w:val="20"/>
+              </w:rPr>
+              <w:t xml:space="preserve">☐ Incluir   ☐ Não incluir</w:t>
+            </w:r>
+          </w:p>
+        </w:tc>
+      </w:tr>
+      <w:tr>
+        <w:trPr>
+          <w:cantSplit/>
+        </w:trPr>
+        <w:tc>
+          <w:tcPr>
+            <w:tcW w:type="dxa" w:w="500"/>
+            <w:tcBorders>
+              <w:top w:val="single" w:color="B9C4D0" w:sz="4"/>
+              <w:left w:val="single" w:color="B9C4D0" w:sz="4"/>
+              <w:bottom w:val="single" w:color="B9C4D0" w:sz="4"/>
+              <w:right w:val="single" w:color="B9C4D0" w:sz="4"/>
+            </w:tcBorders>
+            <w:tcMar>
+              <w:top w:type="dxa" w:w="60"/>
+              <w:left w:type="dxa" w:w="100"/>
+              <w:bottom w:type="dxa" w:w="60"/>
+              <w:right w:type="dxa" w:w="100"/>
+            </w:tcMar>
+          </w:tcPr>
+          <w:p>
+            <w:r>
+              <w:rPr>
+                <w:rFonts w:ascii="Calibri" w:cs="Calibri" w:eastAsia="Calibri" w:hAnsi="Calibri"/>
+                <w:sz w:val="20"/>
+                <w:szCs w:val="20"/>
+              </w:rPr>
+              <w:t xml:space="preserve">4</w:t>
+            </w:r>
+          </w:p>
+        </w:tc>
+        <w:tc>
+          <w:tcPr>
+            <w:tcW w:type="dxa" w:w="5600"/>
+            <w:tcBorders>
+              <w:top w:val="single" w:color="B9C4D0" w:sz="4"/>
+              <w:left w:val="single" w:color="B9C4D0" w:sz="4"/>
+              <w:bottom w:val="single" w:color="B9C4D0" w:sz="4"/>
+              <w:right w:val="single" w:color="B9C4D0" w:sz="4"/>
+            </w:tcBorders>
+            <w:tcMar>
+              <w:top w:type="dxa" w:w="60"/>
+              <w:left w:type="dxa" w:w="100"/>
+              <w:bottom w:type="dxa" w:w="60"/>
+              <w:right w:type="dxa" w:w="100"/>
+            </w:tcMar>
+          </w:tcPr>
+          <w:p>
+            <w:r>
+              <w:rPr>
+                <w:rFonts w:ascii="Calibri" w:cs="Calibri" w:eastAsia="Calibri" w:hAnsi="Calibri"/>
+                <w:sz w:val="20"/>
+                <w:szCs w:val="20"/>
+              </w:rPr>
+              <w:t xml:space="preserve">CFESS. Parâmetros para atuação de assistentes sociais na política de saúde (Série Trabalho e Projeto Profissional nas Políticas Sociais, n. 2). 2010.</w:t>
+            </w:r>
+          </w:p>
+        </w:tc>
+        <w:tc>
+          <w:tcPr>
+            <w:tcW w:type="dxa" w:w="1400"/>
+            <w:tcBorders>
+              <w:top w:val="single" w:color="B9C4D0" w:sz="4"/>
+              <w:left w:val="single" w:color="B9C4D0" w:sz="4"/>
+              <w:bottom w:val="single" w:color="B9C4D0" w:sz="4"/>
+              <w:right w:val="single" w:color="B9C4D0" w:sz="4"/>
+            </w:tcBorders>
+            <w:tcMar>
+              <w:top w:type="dxa" w:w="60"/>
+              <w:left w:type="dxa" w:w="100"/>
+              <w:bottom w:type="dxa" w:w="60"/>
+              <w:right w:type="dxa" w:w="100"/>
+            </w:tcMar>
+          </w:tcPr>
+          <w:p>
+            <w:r>
+              <w:rPr>
+                <w:rFonts w:ascii="Calibri" w:cs="Calibri" w:eastAsia="Calibri" w:hAnsi="Calibri"/>
+                <w:sz w:val="20"/>
+                <w:szCs w:val="20"/>
+              </w:rPr>
+              <w:t xml:space="preserve">82 p. / 226</w:t>
+            </w:r>
+          </w:p>
+        </w:tc>
+        <w:tc>
+          <w:tcPr>
+            <w:tcW w:type="dxa" w:w="2138"/>
+            <w:tcBorders>
+              <w:top w:val="single" w:color="B9C4D0" w:sz="4"/>
+              <w:left w:val="single" w:color="B9C4D0" w:sz="4"/>
+              <w:bottom w:val="single" w:color="B9C4D0" w:sz="4"/>
+              <w:right w:val="single" w:color="B9C4D0" w:sz="4"/>
+            </w:tcBorders>
+            <w:shd w:fill="F2F6FB" w:color="auto" w:val="clear"/>
+            <w:tcMar>
+              <w:top w:type="dxa" w:w="60"/>
+              <w:left w:type="dxa" w:w="100"/>
+              <w:bottom w:type="dxa" w:w="60"/>
+              <w:right w:type="dxa" w:w="100"/>
+            </w:tcMar>
+          </w:tcPr>
+          <w:p>
+            <w:r>
+              <w:rPr>
+                <w:rFonts w:ascii="Calibri" w:cs="Calibri" w:eastAsia="Calibri" w:hAnsi="Calibri"/>
+                <w:sz w:val="20"/>
+                <w:szCs w:val="20"/>
+              </w:rPr>
+              <w:t xml:space="preserve">☐ Incluir   ☐ Não incluir</w:t>
+            </w:r>
+          </w:p>
+        </w:tc>
+      </w:tr>
+      <w:tr>
+        <w:trPr>
+          <w:cantSplit/>
+        </w:trPr>
+        <w:tc>
+          <w:tcPr>
+            <w:tcW w:type="dxa" w:w="500"/>
+            <w:tcBorders>
+              <w:top w:val="single" w:color="B9C4D0" w:sz="4"/>
+              <w:left w:val="single" w:color="B9C4D0" w:sz="4"/>
+              <w:bottom w:val="single" w:color="B9C4D0" w:sz="4"/>
+              <w:right w:val="single" w:color="B9C4D0" w:sz="4"/>
+            </w:tcBorders>
+            <w:tcMar>
+              <w:top w:type="dxa" w:w="60"/>
+              <w:left w:type="dxa" w:w="100"/>
+              <w:bottom w:type="dxa" w:w="60"/>
+              <w:right w:type="dxa" w:w="100"/>
+            </w:tcMar>
+          </w:tcPr>
+          <w:p>
+            <w:r>
+              <w:rPr>
+                <w:rFonts w:ascii="Calibri" w:cs="Calibri" w:eastAsia="Calibri" w:hAnsi="Calibri"/>
+                <w:sz w:val="20"/>
+                <w:szCs w:val="20"/>
+              </w:rPr>
+              <w:t xml:space="preserve">5</w:t>
+            </w:r>
+          </w:p>
+        </w:tc>
+        <w:tc>
+          <w:tcPr>
+            <w:tcW w:type="dxa" w:w="5600"/>
+            <w:tcBorders>
+              <w:top w:val="single" w:color="B9C4D0" w:sz="4"/>
+              <w:left w:val="single" w:color="B9C4D0" w:sz="4"/>
+              <w:bottom w:val="single" w:color="B9C4D0" w:sz="4"/>
+              <w:right w:val="single" w:color="B9C4D0" w:sz="4"/>
+            </w:tcBorders>
+            <w:tcMar>
+              <w:top w:type="dxa" w:w="60"/>
+              <w:left w:type="dxa" w:w="100"/>
+              <w:bottom w:type="dxa" w:w="60"/>
+              <w:right w:type="dxa" w:w="100"/>
+            </w:tcMar>
+          </w:tcPr>
+          <w:p>
+            <w:r>
+              <w:rPr>
+                <w:rFonts w:ascii="Calibri" w:cs="Calibri" w:eastAsia="Calibri" w:hAnsi="Calibri"/>
+                <w:sz w:val="20"/>
+                <w:szCs w:val="20"/>
+              </w:rPr>
+              <w:t xml:space="preserve">CFESS. Parâmetros para atuação de assistentes sociais na política de assistência social (Série Trabalho e Projeto Profissional nas Políticas Sociais, n. 1). 2011.</w:t>
+            </w:r>
+          </w:p>
+        </w:tc>
+        <w:tc>
+          <w:tcPr>
+            <w:tcW w:type="dxa" w:w="1400"/>
+            <w:tcBorders>
+              <w:top w:val="single" w:color="B9C4D0" w:sz="4"/>
+              <w:left w:val="single" w:color="B9C4D0" w:sz="4"/>
+              <w:bottom w:val="single" w:color="B9C4D0" w:sz="4"/>
+              <w:right w:val="single" w:color="B9C4D0" w:sz="4"/>
+            </w:tcBorders>
+            <w:tcMar>
+              <w:top w:type="dxa" w:w="60"/>
+              <w:left w:type="dxa" w:w="100"/>
+              <w:bottom w:type="dxa" w:w="60"/>
+              <w:right w:type="dxa" w:w="100"/>
+            </w:tcMar>
+          </w:tcPr>
+          <w:p>
+            <w:r>
+              <w:rPr>
+                <w:rFonts w:ascii="Calibri" w:cs="Calibri" w:eastAsia="Calibri" w:hAnsi="Calibri"/>
+                <w:sz w:val="20"/>
+                <w:szCs w:val="20"/>
+              </w:rPr>
+              <w:t xml:space="preserve">38 p. / 90</w:t>
+            </w:r>
+          </w:p>
+        </w:tc>
+        <w:tc>
+          <w:tcPr>
+            <w:tcW w:type="dxa" w:w="2138"/>
+            <w:tcBorders>
+              <w:top w:val="single" w:color="B9C4D0" w:sz="4"/>
+              <w:left w:val="single" w:color="B9C4D0" w:sz="4"/>
+              <w:bottom w:val="single" w:color="B9C4D0" w:sz="4"/>
+              <w:right w:val="single" w:color="B9C4D0" w:sz="4"/>
+            </w:tcBorders>
+            <w:shd w:fill="F2F6FB" w:color="auto" w:val="clear"/>
+            <w:tcMar>
+              <w:top w:type="dxa" w:w="60"/>
+              <w:left w:type="dxa" w:w="100"/>
+              <w:bottom w:type="dxa" w:w="60"/>
+              <w:right w:type="dxa" w:w="100"/>
+            </w:tcMar>
+          </w:tcPr>
+          <w:p>
+            <w:r>
+              <w:rPr>
+                <w:rFonts w:ascii="Calibri" w:cs="Calibri" w:eastAsia="Calibri" w:hAnsi="Calibri"/>
+                <w:sz w:val="20"/>
+                <w:szCs w:val="20"/>
+              </w:rPr>
+              <w:t xml:space="preserve">☐ Incluir   ☐ Não incluir</w:t>
+            </w:r>
+          </w:p>
+        </w:tc>
+      </w:tr>
+      <w:tr>
+        <w:trPr>
+          <w:cantSplit/>
+        </w:trPr>
+        <w:tc>
+          <w:tcPr>
+            <w:tcW w:type="dxa" w:w="500"/>
+            <w:tcBorders>
+              <w:top w:val="single" w:color="B9C4D0" w:sz="4"/>
+              <w:left w:val="single" w:color="B9C4D0" w:sz="4"/>
+              <w:bottom w:val="single" w:color="B9C4D0" w:sz="4"/>
+              <w:right w:val="single" w:color="B9C4D0" w:sz="4"/>
+            </w:tcBorders>
+            <w:tcMar>
+              <w:top w:type="dxa" w:w="60"/>
+              <w:left w:type="dxa" w:w="100"/>
+              <w:bottom w:type="dxa" w:w="60"/>
+              <w:right w:type="dxa" w:w="100"/>
+            </w:tcMar>
+          </w:tcPr>
+          <w:p>
+            <w:r>
+              <w:rPr>
+                <w:rFonts w:ascii="Calibri" w:cs="Calibri" w:eastAsia="Calibri" w:hAnsi="Calibri"/>
+                <w:sz w:val="20"/>
+                <w:szCs w:val="20"/>
+              </w:rPr>
+              <w:t xml:space="preserve">6</w:t>
+            </w:r>
+          </w:p>
+        </w:tc>
+        <w:tc>
+          <w:tcPr>
+            <w:tcW w:type="dxa" w:w="5600"/>
+            <w:tcBorders>
+              <w:top w:val="single" w:color="B9C4D0" w:sz="4"/>
+              <w:left w:val="single" w:color="B9C4D0" w:sz="4"/>
+              <w:bottom w:val="single" w:color="B9C4D0" w:sz="4"/>
+              <w:right w:val="single" w:color="B9C4D0" w:sz="4"/>
+            </w:tcBorders>
+            <w:tcMar>
+              <w:top w:type="dxa" w:w="60"/>
+              <w:left w:type="dxa" w:w="100"/>
+              <w:bottom w:type="dxa" w:w="60"/>
+              <w:right w:type="dxa" w:w="100"/>
+            </w:tcMar>
+          </w:tcPr>
+          <w:p>
+            <w:r>
+              <w:rPr>
+                <w:rFonts w:ascii="Calibri" w:cs="Calibri" w:eastAsia="Calibri" w:hAnsi="Calibri"/>
+                <w:sz w:val="20"/>
+                <w:szCs w:val="20"/>
+              </w:rPr>
+              <w:t xml:space="preserve">CFESS. Subsídios para a atuação de assistentes sociais na política de educação (Série Trabalho e Projeto Profissional nas Políticas Sociais, n. 3). 2013.</w:t>
+            </w:r>
+          </w:p>
+        </w:tc>
+        <w:tc>
+          <w:tcPr>
+            <w:tcW w:type="dxa" w:w="1400"/>
+            <w:tcBorders>
+              <w:top w:val="single" w:color="B9C4D0" w:sz="4"/>
+              <w:left w:val="single" w:color="B9C4D0" w:sz="4"/>
+              <w:bottom w:val="single" w:color="B9C4D0" w:sz="4"/>
+              <w:right w:val="single" w:color="B9C4D0" w:sz="4"/>
+            </w:tcBorders>
+            <w:tcMar>
+              <w:top w:type="dxa" w:w="60"/>
+              <w:left w:type="dxa" w:w="100"/>
+              <w:bottom w:type="dxa" w:w="60"/>
+              <w:right w:type="dxa" w:w="100"/>
+            </w:tcMar>
+          </w:tcPr>
+          <w:p>
+            <w:r>
+              <w:rPr>
+                <w:rFonts w:ascii="Calibri" w:cs="Calibri" w:eastAsia="Calibri" w:hAnsi="Calibri"/>
+                <w:sz w:val="20"/>
+                <w:szCs w:val="20"/>
+              </w:rPr>
+              <w:t xml:space="preserve">66 p. / 142</w:t>
+            </w:r>
+          </w:p>
+        </w:tc>
+        <w:tc>
+          <w:tcPr>
+            <w:tcW w:type="dxa" w:w="2138"/>
+            <w:tcBorders>
+              <w:top w:val="single" w:color="B9C4D0" w:sz="4"/>
+              <w:left w:val="single" w:color="B9C4D0" w:sz="4"/>
+              <w:bottom w:val="single" w:color="B9C4D0" w:sz="4"/>
+              <w:right w:val="single" w:color="B9C4D0" w:sz="4"/>
+            </w:tcBorders>
+            <w:shd w:fill="F2F6FB" w:color="auto" w:val="clear"/>
+            <w:tcMar>
+              <w:top w:type="dxa" w:w="60"/>
+              <w:left w:type="dxa" w:w="100"/>
+              <w:bottom w:type="dxa" w:w="60"/>
+              <w:right w:type="dxa" w:w="100"/>
+            </w:tcMar>
+          </w:tcPr>
+          <w:p>
+            <w:r>
+              <w:rPr>
+                <w:rFonts w:ascii="Calibri" w:cs="Calibri" w:eastAsia="Calibri" w:hAnsi="Calibri"/>
+                <w:sz w:val="20"/>
+                <w:szCs w:val="20"/>
+              </w:rPr>
+              <w:t xml:space="preserve">☐ Incluir   ☐ Não incluir</w:t>
+            </w:r>
+          </w:p>
+        </w:tc>
+      </w:tr>
+      <w:tr>
+        <w:trPr>
+          <w:cantSplit/>
+        </w:trPr>
+        <w:tc>
+          <w:tcPr>
+            <w:tcW w:type="dxa" w:w="500"/>
+            <w:tcBorders>
+              <w:top w:val="single" w:color="B9C4D0" w:sz="4"/>
+              <w:left w:val="single" w:color="B9C4D0" w:sz="4"/>
+              <w:bottom w:val="single" w:color="B9C4D0" w:sz="4"/>
+              <w:right w:val="single" w:color="B9C4D0" w:sz="4"/>
+            </w:tcBorders>
+            <w:tcMar>
+              <w:top w:type="dxa" w:w="60"/>
+              <w:left w:type="dxa" w:w="100"/>
+              <w:bottom w:type="dxa" w:w="60"/>
+              <w:right w:type="dxa" w:w="100"/>
+            </w:tcMar>
+          </w:tcPr>
+          <w:p>
+            <w:r>
+              <w:rPr>
+                <w:rFonts w:ascii="Calibri" w:cs="Calibri" w:eastAsia="Calibri" w:hAnsi="Calibri"/>
+                <w:sz w:val="20"/>
+                <w:szCs w:val="20"/>
+              </w:rPr>
+              <w:t xml:space="preserve">7</w:t>
+            </w:r>
+          </w:p>
+        </w:tc>
+        <w:tc>
+          <w:tcPr>
+            <w:tcW w:type="dxa" w:w="5600"/>
+            <w:tcBorders>
+              <w:top w:val="single" w:color="B9C4D0" w:sz="4"/>
+              <w:left w:val="single" w:color="B9C4D0" w:sz="4"/>
+              <w:bottom w:val="single" w:color="B9C4D0" w:sz="4"/>
+              <w:right w:val="single" w:color="B9C4D0" w:sz="4"/>
+            </w:tcBorders>
+            <w:tcMar>
+              <w:top w:type="dxa" w:w="60"/>
+              <w:left w:type="dxa" w:w="100"/>
+              <w:bottom w:type="dxa" w:w="60"/>
+              <w:right w:type="dxa" w:w="100"/>
+            </w:tcMar>
+          </w:tcPr>
+          <w:p>
+            <w:r>
+              <w:rPr>
+                <w:rFonts w:ascii="Calibri" w:cs="Calibri" w:eastAsia="Calibri" w:hAnsi="Calibri"/>
+                <w:sz w:val="20"/>
+                <w:szCs w:val="20"/>
+              </w:rPr>
+              <w:t xml:space="preserve">CFESS. Atuação de assistentes sociais no sociojurídico: subsídios para reflexão (Série Trabalho e Projeto Profissional nas Políticas Sociais, n. 4). 2014.</w:t>
+            </w:r>
+          </w:p>
+        </w:tc>
+        <w:tc>
+          <w:tcPr>
+            <w:tcW w:type="dxa" w:w="1400"/>
+            <w:tcBorders>
+              <w:top w:val="single" w:color="B9C4D0" w:sz="4"/>
+              <w:left w:val="single" w:color="B9C4D0" w:sz="4"/>
+              <w:bottom w:val="single" w:color="B9C4D0" w:sz="4"/>
+              <w:right w:val="single" w:color="B9C4D0" w:sz="4"/>
+            </w:tcBorders>
+            <w:tcMar>
+              <w:top w:type="dxa" w:w="60"/>
+              <w:left w:type="dxa" w:w="100"/>
+              <w:bottom w:type="dxa" w:w="60"/>
+              <w:right w:type="dxa" w:w="100"/>
+            </w:tcMar>
+          </w:tcPr>
+          <w:p>
+            <w:r>
+              <w:rPr>
+                <w:rFonts w:ascii="Calibri" w:cs="Calibri" w:eastAsia="Calibri" w:hAnsi="Calibri"/>
+                <w:sz w:val="20"/>
+                <w:szCs w:val="20"/>
+              </w:rPr>
+              <w:t xml:space="preserve">110 p. / 352</w:t>
+            </w:r>
+          </w:p>
+        </w:tc>
+        <w:tc>
+          <w:tcPr>
+            <w:tcW w:type="dxa" w:w="2138"/>
+            <w:tcBorders>
+              <w:top w:val="single" w:color="B9C4D0" w:sz="4"/>
+              <w:left w:val="single" w:color="B9C4D0" w:sz="4"/>
+              <w:bottom w:val="single" w:color="B9C4D0" w:sz="4"/>
+              <w:right w:val="single" w:color="B9C4D0" w:sz="4"/>
+            </w:tcBorders>
+            <w:shd w:fill="F2F6FB" w:color="auto" w:val="clear"/>
+            <w:tcMar>
+              <w:top w:type="dxa" w:w="60"/>
+              <w:left w:type="dxa" w:w="100"/>
+              <w:bottom w:type="dxa" w:w="60"/>
+              <w:right w:type="dxa" w:w="100"/>
+            </w:tcMar>
+          </w:tcPr>
+          <w:p>
+            <w:r>
+              <w:rPr>
+                <w:rFonts w:ascii="Calibri" w:cs="Calibri" w:eastAsia="Calibri" w:hAnsi="Calibri"/>
+                <w:sz w:val="20"/>
+                <w:szCs w:val="20"/>
+              </w:rPr>
+              <w:t xml:space="preserve">☐ Incluir   ☐ Não incluir</w:t>
+            </w:r>
+          </w:p>
+        </w:tc>
+      </w:tr>
+      <w:tr>
+        <w:trPr>
+          <w:cantSplit/>
+        </w:trPr>
+        <w:tc>
+          <w:tcPr>
+            <w:tcW w:type="dxa" w:w="500"/>
+            <w:tcBorders>
+              <w:top w:val="single" w:color="B9C4D0" w:sz="4"/>
+              <w:left w:val="single" w:color="B9C4D0" w:sz="4"/>
+              <w:bottom w:val="single" w:color="B9C4D0" w:sz="4"/>
+              <w:right w:val="single" w:color="B9C4D0" w:sz="4"/>
+            </w:tcBorders>
+            <w:tcMar>
+              <w:top w:type="dxa" w:w="60"/>
+              <w:left w:type="dxa" w:w="100"/>
+              <w:bottom w:type="dxa" w:w="60"/>
+              <w:right w:type="dxa" w:w="100"/>
+            </w:tcMar>
+          </w:tcPr>
+          <w:p>
+            <w:r>
+              <w:rPr>
+                <w:rFonts w:ascii="Calibri" w:cs="Calibri" w:eastAsia="Calibri" w:hAnsi="Calibri"/>
+                <w:sz w:val="20"/>
+                <w:szCs w:val="20"/>
+              </w:rPr>
+              <w:t xml:space="preserve">8</w:t>
+            </w:r>
+          </w:p>
+        </w:tc>
+        <w:tc>
+          <w:tcPr>
+            <w:tcW w:type="dxa" w:w="5600"/>
+            <w:tcBorders>
+              <w:top w:val="single" w:color="B9C4D0" w:sz="4"/>
+              <w:left w:val="single" w:color="B9C4D0" w:sz="4"/>
+              <w:bottom w:val="single" w:color="B9C4D0" w:sz="4"/>
+              <w:right w:val="single" w:color="B9C4D0" w:sz="4"/>
+            </w:tcBorders>
+            <w:tcMar>
+              <w:top w:type="dxa" w:w="60"/>
+              <w:left w:type="dxa" w:w="100"/>
+              <w:bottom w:type="dxa" w:w="60"/>
+              <w:right w:type="dxa" w:w="100"/>
+            </w:tcMar>
+          </w:tcPr>
+          <w:p>
+            <w:r>
+              <w:rPr>
+                <w:rFonts w:ascii="Calibri" w:cs="Calibri" w:eastAsia="Calibri" w:hAnsi="Calibri"/>
+                <w:sz w:val="20"/>
+                <w:szCs w:val="20"/>
+              </w:rPr>
+              <w:t xml:space="preserve">CFESS. Produção de documentos e emissão de opinião técnica em Serviço Social. 2022.</w:t>
+            </w:r>
+          </w:p>
+        </w:tc>
+        <w:tc>
+          <w:tcPr>
+            <w:tcW w:type="dxa" w:w="1400"/>
+            <w:tcBorders>
+              <w:top w:val="single" w:color="B9C4D0" w:sz="4"/>
+              <w:left w:val="single" w:color="B9C4D0" w:sz="4"/>
+              <w:bottom w:val="single" w:color="B9C4D0" w:sz="4"/>
+              <w:right w:val="single" w:color="B9C4D0" w:sz="4"/>
+            </w:tcBorders>
+            <w:tcMar>
+              <w:top w:type="dxa" w:w="60"/>
+              <w:left w:type="dxa" w:w="100"/>
+              <w:bottom w:type="dxa" w:w="60"/>
+              <w:right w:type="dxa" w:w="100"/>
+            </w:tcMar>
+          </w:tcPr>
+          <w:p>
+            <w:r>
+              <w:rPr>
+                <w:rFonts w:ascii="Calibri" w:cs="Calibri" w:eastAsia="Calibri" w:hAnsi="Calibri"/>
+                <w:sz w:val="20"/>
+                <w:szCs w:val="20"/>
+              </w:rPr>
+              <w:t xml:space="preserve">232 p. / 582</w:t>
+            </w:r>
+          </w:p>
+        </w:tc>
+        <w:tc>
+          <w:tcPr>
+            <w:tcW w:type="dxa" w:w="2138"/>
+            <w:tcBorders>
+              <w:top w:val="single" w:color="B9C4D0" w:sz="4"/>
+              <w:left w:val="single" w:color="B9C4D0" w:sz="4"/>
+              <w:bottom w:val="single" w:color="B9C4D0" w:sz="4"/>
+              <w:right w:val="single" w:color="B9C4D0" w:sz="4"/>
+            </w:tcBorders>
+            <w:shd w:fill="F2F6FB" w:color="auto" w:val="clear"/>
+            <w:tcMar>
+              <w:top w:type="dxa" w:w="60"/>
+              <w:left w:type="dxa" w:w="100"/>
+              <w:bottom w:type="dxa" w:w="60"/>
+              <w:right w:type="dxa" w:w="100"/>
+            </w:tcMar>
+          </w:tcPr>
+          <w:p>
+            <w:r>
+              <w:rPr>
+                <w:rFonts w:ascii="Calibri" w:cs="Calibri" w:eastAsia="Calibri" w:hAnsi="Calibri"/>
+                <w:sz w:val="20"/>
+                <w:szCs w:val="20"/>
+              </w:rPr>
+              <w:t xml:space="preserve">☐ Incluir   ☐ Não incluir</w:t>
+            </w:r>
+          </w:p>
+        </w:tc>
+      </w:tr>
+      <w:tr>
+        <w:trPr>
+          <w:cantSplit/>
+        </w:trPr>
+        <w:tc>
+          <w:tcPr>
+            <w:tcW w:type="dxa" w:w="500"/>
+            <w:tcBorders>
+              <w:top w:val="single" w:color="B9C4D0" w:sz="4"/>
+              <w:left w:val="single" w:color="B9C4D0" w:sz="4"/>
+              <w:bottom w:val="single" w:color="B9C4D0" w:sz="4"/>
+              <w:right w:val="single" w:color="B9C4D0" w:sz="4"/>
+            </w:tcBorders>
+            <w:tcMar>
+              <w:top w:type="dxa" w:w="60"/>
+              <w:left w:type="dxa" w:w="100"/>
+              <w:bottom w:type="dxa" w:w="60"/>
+              <w:right w:type="dxa" w:w="100"/>
+            </w:tcMar>
+          </w:tcPr>
+          <w:p>
+            <w:r>
+              <w:rPr>
+                <w:rFonts w:ascii="Calibri" w:cs="Calibri" w:eastAsia="Calibri" w:hAnsi="Calibri"/>
+                <w:sz w:val="20"/>
+                <w:szCs w:val="20"/>
+              </w:rPr>
+              <w:t xml:space="preserve">9</w:t>
+            </w:r>
+          </w:p>
+        </w:tc>
+        <w:tc>
+          <w:tcPr>
+            <w:tcW w:type="dxa" w:w="5600"/>
+            <w:tcBorders>
+              <w:top w:val="single" w:color="B9C4D0" w:sz="4"/>
+              <w:left w:val="single" w:color="B9C4D0" w:sz="4"/>
+              <w:bottom w:val="single" w:color="B9C4D0" w:sz="4"/>
+              <w:right w:val="single" w:color="B9C4D0" w:sz="4"/>
+            </w:tcBorders>
+            <w:tcMar>
+              <w:top w:type="dxa" w:w="60"/>
+              <w:left w:type="dxa" w:w="100"/>
+              <w:bottom w:type="dxa" w:w="60"/>
+              <w:right w:type="dxa" w:w="100"/>
+            </w:tcMar>
+          </w:tcPr>
+          <w:p>
+            <w:r>
+              <w:rPr>
+                <w:rFonts w:ascii="Calibri" w:cs="Calibri" w:eastAsia="Calibri" w:hAnsi="Calibri"/>
+                <w:sz w:val="20"/>
+                <w:szCs w:val="20"/>
+              </w:rPr>
+              <w:t xml:space="preserve">CFESS. Sistematização e análise de registros da opinião técnica emitida pela/o assistente social em relatórios, laudos e pareceres, objeto de denúncias éticas presentes em recursos disciplinares julgados pelo CFESS. 2020.</w:t>
+            </w:r>
+          </w:p>
+        </w:tc>
+        <w:tc>
+          <w:tcPr>
+            <w:tcW w:type="dxa" w:w="1400"/>
+            <w:tcBorders>
+              <w:top w:val="single" w:color="B9C4D0" w:sz="4"/>
+              <w:left w:val="single" w:color="B9C4D0" w:sz="4"/>
+              <w:bottom w:val="single" w:color="B9C4D0" w:sz="4"/>
+              <w:right w:val="single" w:color="B9C4D0" w:sz="4"/>
+            </w:tcBorders>
+            <w:tcMar>
+              <w:top w:type="dxa" w:w="60"/>
+              <w:left w:type="dxa" w:w="100"/>
+              <w:bottom w:type="dxa" w:w="60"/>
+              <w:right w:type="dxa" w:w="100"/>
+            </w:tcMar>
+          </w:tcPr>
+          <w:p>
+            <w:r>
+              <w:rPr>
+                <w:rFonts w:ascii="Calibri" w:cs="Calibri" w:eastAsia="Calibri" w:hAnsi="Calibri"/>
+                <w:sz w:val="20"/>
+                <w:szCs w:val="20"/>
+              </w:rPr>
+              <w:t xml:space="preserve">104 p. / 367</w:t>
+            </w:r>
+          </w:p>
+        </w:tc>
+        <w:tc>
+          <w:tcPr>
+            <w:tcW w:type="dxa" w:w="2138"/>
+            <w:tcBorders>
+              <w:top w:val="single" w:color="B9C4D0" w:sz="4"/>
+              <w:left w:val="single" w:color="B9C4D0" w:sz="4"/>
+              <w:bottom w:val="single" w:color="B9C4D0" w:sz="4"/>
+              <w:right w:val="single" w:color="B9C4D0" w:sz="4"/>
+            </w:tcBorders>
+            <w:shd w:fill="F2F6FB" w:color="auto" w:val="clear"/>
+            <w:tcMar>
+              <w:top w:type="dxa" w:w="60"/>
+              <w:left w:type="dxa" w:w="100"/>
+              <w:bottom w:type="dxa" w:w="60"/>
+              <w:right w:type="dxa" w:w="100"/>
+            </w:tcMar>
+          </w:tcPr>
+          <w:p>
+            <w:r>
+              <w:rPr>
+                <w:rFonts w:ascii="Calibri" w:cs="Calibri" w:eastAsia="Calibri" w:hAnsi="Calibri"/>
+                <w:sz w:val="20"/>
+                <w:szCs w:val="20"/>
+              </w:rPr>
+              <w:t xml:space="preserve">☐ Incluir   ☐ Não incluir</w:t>
+            </w:r>
+          </w:p>
+        </w:tc>
+      </w:tr>
+      <w:tr>
+        <w:trPr>
+          <w:cantSplit/>
+        </w:trPr>
+        <w:tc>
+          <w:tcPr>
+            <w:tcW w:type="dxa" w:w="500"/>
+            <w:tcBorders>
+              <w:top w:val="single" w:color="B9C4D0" w:sz="4"/>
+              <w:left w:val="single" w:color="B9C4D0" w:sz="4"/>
+              <w:bottom w:val="single" w:color="B9C4D0" w:sz="4"/>
+              <w:right w:val="single" w:color="B9C4D0" w:sz="4"/>
+            </w:tcBorders>
+            <w:tcMar>
+              <w:top w:type="dxa" w:w="60"/>
+              <w:left w:type="dxa" w:w="100"/>
+              <w:bottom w:type="dxa" w:w="60"/>
+              <w:right w:type="dxa" w:w="100"/>
+            </w:tcMar>
+          </w:tcPr>
+          <w:p>
+            <w:r>
+              <w:rPr>
+                <w:rFonts w:ascii="Calibri" w:cs="Calibri" w:eastAsia="Calibri" w:hAnsi="Calibri"/>
+                <w:sz w:val="20"/>
+                <w:szCs w:val="20"/>
+              </w:rPr>
+              <w:t xml:space="preserve">10</w:t>
+            </w:r>
+          </w:p>
+        </w:tc>
+        <w:tc>
+          <w:tcPr>
+            <w:tcW w:type="dxa" w:w="5600"/>
+            <w:tcBorders>
+              <w:top w:val="single" w:color="B9C4D0" w:sz="4"/>
+              <w:left w:val="single" w:color="B9C4D0" w:sz="4"/>
+              <w:bottom w:val="single" w:color="B9C4D0" w:sz="4"/>
+              <w:right w:val="single" w:color="B9C4D0" w:sz="4"/>
+            </w:tcBorders>
+            <w:tcMar>
+              <w:top w:type="dxa" w:w="60"/>
+              <w:left w:type="dxa" w:w="100"/>
+              <w:bottom w:type="dxa" w:w="60"/>
+              <w:right w:type="dxa" w:w="100"/>
+            </w:tcMar>
+          </w:tcPr>
+          <w:p>
+            <w:r>
+              <w:rPr>
+                <w:rFonts w:ascii="Calibri" w:cs="Calibri" w:eastAsia="Calibri" w:hAnsi="Calibri"/>
+                <w:sz w:val="20"/>
+                <w:szCs w:val="20"/>
+              </w:rPr>
+              <w:t xml:space="preserve">CFESS. Nota técnica sobre o exercício profissional de assistentes sociais e as exigências para a execução do depoimento especial. 2018.</w:t>
+            </w:r>
+          </w:p>
+        </w:tc>
+        <w:tc>
+          <w:tcPr>
+            <w:tcW w:type="dxa" w:w="1400"/>
+            <w:tcBorders>
+              <w:top w:val="single" w:color="B9C4D0" w:sz="4"/>
+              <w:left w:val="single" w:color="B9C4D0" w:sz="4"/>
+              <w:bottom w:val="single" w:color="B9C4D0" w:sz="4"/>
+              <w:right w:val="single" w:color="B9C4D0" w:sz="4"/>
+            </w:tcBorders>
+            <w:tcMar>
+              <w:top w:type="dxa" w:w="60"/>
+              <w:left w:type="dxa" w:w="100"/>
+              <w:bottom w:type="dxa" w:w="60"/>
+              <w:right w:type="dxa" w:w="100"/>
+            </w:tcMar>
+          </w:tcPr>
+          <w:p>
+            <w:r>
+              <w:rPr>
+                <w:rFonts w:ascii="Calibri" w:cs="Calibri" w:eastAsia="Calibri" w:hAnsi="Calibri"/>
+                <w:sz w:val="20"/>
+                <w:szCs w:val="20"/>
+              </w:rPr>
+              <w:t xml:space="preserve">35 p. / 129</w:t>
+            </w:r>
+          </w:p>
+        </w:tc>
+        <w:tc>
+          <w:tcPr>
+            <w:tcW w:type="dxa" w:w="2138"/>
+            <w:tcBorders>
+              <w:top w:val="single" w:color="B9C4D0" w:sz="4"/>
+              <w:left w:val="single" w:color="B9C4D0" w:sz="4"/>
+              <w:bottom w:val="single" w:color="B9C4D0" w:sz="4"/>
+              <w:right w:val="single" w:color="B9C4D0" w:sz="4"/>
+            </w:tcBorders>
+            <w:shd w:fill="F2F6FB" w:color="auto" w:val="clear"/>
+            <w:tcMar>
+              <w:top w:type="dxa" w:w="60"/>
+              <w:left w:type="dxa" w:w="100"/>
+              <w:bottom w:type="dxa" w:w="60"/>
+              <w:right w:type="dxa" w:w="100"/>
+            </w:tcMar>
+          </w:tcPr>
+          <w:p>
+            <w:r>
+              <w:rPr>
+                <w:rFonts w:ascii="Calibri" w:cs="Calibri" w:eastAsia="Calibri" w:hAnsi="Calibri"/>
+                <w:sz w:val="20"/>
+                <w:szCs w:val="20"/>
+              </w:rPr>
+              <w:t xml:space="preserve">☐ Incluir   ☐ Não incluir</w:t>
+            </w:r>
+          </w:p>
+        </w:tc>
+      </w:tr>
+      <w:tr>
+        <w:trPr>
+          <w:cantSplit/>
+        </w:trPr>
+        <w:tc>
+          <w:tcPr>
+            <w:tcW w:type="dxa" w:w="500"/>
+            <w:tcBorders>
+              <w:top w:val="single" w:color="B9C4D0" w:sz="4"/>
+              <w:left w:val="single" w:color="B9C4D0" w:sz="4"/>
+              <w:bottom w:val="single" w:color="B9C4D0" w:sz="4"/>
+              <w:right w:val="single" w:color="B9C4D0" w:sz="4"/>
+            </w:tcBorders>
+            <w:tcMar>
+              <w:top w:type="dxa" w:w="60"/>
+              <w:left w:type="dxa" w:w="100"/>
+              <w:bottom w:type="dxa" w:w="60"/>
+              <w:right w:type="dxa" w:w="100"/>
+            </w:tcMar>
+          </w:tcPr>
+          <w:p>
+            <w:r>
+              <w:rPr>
+                <w:rFonts w:ascii="Calibri" w:cs="Calibri" w:eastAsia="Calibri" w:hAnsi="Calibri"/>
+                <w:sz w:val="20"/>
+                <w:szCs w:val="20"/>
+              </w:rPr>
+              <w:t xml:space="preserve">11</w:t>
+            </w:r>
+          </w:p>
+        </w:tc>
+        <w:tc>
+          <w:tcPr>
+            <w:tcW w:type="dxa" w:w="5600"/>
+            <w:tcBorders>
+              <w:top w:val="single" w:color="B9C4D0" w:sz="4"/>
+              <w:left w:val="single" w:color="B9C4D0" w:sz="4"/>
+              <w:bottom w:val="single" w:color="B9C4D0" w:sz="4"/>
+              <w:right w:val="single" w:color="B9C4D0" w:sz="4"/>
+            </w:tcBorders>
+            <w:tcMar>
+              <w:top w:type="dxa" w:w="60"/>
+              <w:left w:type="dxa" w:w="100"/>
+              <w:bottom w:type="dxa" w:w="60"/>
+              <w:right w:type="dxa" w:w="100"/>
+            </w:tcMar>
+          </w:tcPr>
+          <w:p>
+            <w:r>
+              <w:rPr>
+                <w:rFonts w:ascii="Calibri" w:cs="Calibri" w:eastAsia="Calibri" w:hAnsi="Calibri"/>
+                <w:sz w:val="20"/>
+                <w:szCs w:val="20"/>
+              </w:rPr>
+              <w:t xml:space="preserve">CFESS. Nota técnica sobre a "escuta especializada" proposta pela Lei 13.431/2017: questões para o Serviço Social. 2019.</w:t>
+            </w:r>
+          </w:p>
+        </w:tc>
+        <w:tc>
+          <w:tcPr>
+            <w:tcW w:type="dxa" w:w="1400"/>
+            <w:tcBorders>
+              <w:top w:val="single" w:color="B9C4D0" w:sz="4"/>
+              <w:left w:val="single" w:color="B9C4D0" w:sz="4"/>
+              <w:bottom w:val="single" w:color="B9C4D0" w:sz="4"/>
+              <w:right w:val="single" w:color="B9C4D0" w:sz="4"/>
+            </w:tcBorders>
+            <w:tcMar>
+              <w:top w:type="dxa" w:w="60"/>
+              <w:left w:type="dxa" w:w="100"/>
+              <w:bottom w:type="dxa" w:w="60"/>
+              <w:right w:type="dxa" w:w="100"/>
+            </w:tcMar>
+          </w:tcPr>
+          <w:p>
+            <w:r>
+              <w:rPr>
+                <w:rFonts w:ascii="Calibri" w:cs="Calibri" w:eastAsia="Calibri" w:hAnsi="Calibri"/>
+                <w:sz w:val="20"/>
+                <w:szCs w:val="20"/>
+              </w:rPr>
+              <w:t xml:space="preserve">24 p. / 101</w:t>
+            </w:r>
+          </w:p>
+        </w:tc>
+        <w:tc>
+          <w:tcPr>
+            <w:tcW w:type="dxa" w:w="2138"/>
+            <w:tcBorders>
+              <w:top w:val="single" w:color="B9C4D0" w:sz="4"/>
+              <w:left w:val="single" w:color="B9C4D0" w:sz="4"/>
+              <w:bottom w:val="single" w:color="B9C4D0" w:sz="4"/>
+              <w:right w:val="single" w:color="B9C4D0" w:sz="4"/>
+            </w:tcBorders>
+            <w:shd w:fill="F2F6FB" w:color="auto" w:val="clear"/>
+            <w:tcMar>
+              <w:top w:type="dxa" w:w="60"/>
+              <w:left w:type="dxa" w:w="100"/>
+              <w:bottom w:type="dxa" w:w="60"/>
+              <w:right w:type="dxa" w:w="100"/>
+            </w:tcMar>
+          </w:tcPr>
+          <w:p>
+            <w:r>
+              <w:rPr>
+                <w:rFonts w:ascii="Calibri" w:cs="Calibri" w:eastAsia="Calibri" w:hAnsi="Calibri"/>
+                <w:sz w:val="20"/>
+                <w:szCs w:val="20"/>
+              </w:rPr>
+              <w:t xml:space="preserve">☐ Incluir   ☐ Não incluir</w:t>
+            </w:r>
+          </w:p>
+        </w:tc>
+      </w:tr>
+      <w:tr>
+        <w:trPr>
+          <w:cantSplit/>
+        </w:trPr>
+        <w:tc>
+          <w:tcPr>
+            <w:tcW w:type="dxa" w:w="500"/>
+            <w:tcBorders>
+              <w:top w:val="single" w:color="B9C4D0" w:sz="4"/>
+              <w:left w:val="single" w:color="B9C4D0" w:sz="4"/>
+              <w:bottom w:val="single" w:color="B9C4D0" w:sz="4"/>
+              <w:right w:val="single" w:color="B9C4D0" w:sz="4"/>
+            </w:tcBorders>
+            <w:tcMar>
+              <w:top w:type="dxa" w:w="60"/>
+              <w:left w:type="dxa" w:w="100"/>
+              <w:bottom w:type="dxa" w:w="60"/>
+              <w:right w:type="dxa" w:w="100"/>
+            </w:tcMar>
+          </w:tcPr>
+          <w:p>
+            <w:r>
+              <w:rPr>
+                <w:rFonts w:ascii="Calibri" w:cs="Calibri" w:eastAsia="Calibri" w:hAnsi="Calibri"/>
+                <w:sz w:val="20"/>
+                <w:szCs w:val="20"/>
+              </w:rPr>
+              <w:t xml:space="preserve">12</w:t>
+            </w:r>
+          </w:p>
+        </w:tc>
+        <w:tc>
+          <w:tcPr>
+            <w:tcW w:type="dxa" w:w="5600"/>
+            <w:tcBorders>
+              <w:top w:val="single" w:color="B9C4D0" w:sz="4"/>
+              <w:left w:val="single" w:color="B9C4D0" w:sz="4"/>
+              <w:bottom w:val="single" w:color="B9C4D0" w:sz="4"/>
+              <w:right w:val="single" w:color="B9C4D0" w:sz="4"/>
+            </w:tcBorders>
+            <w:tcMar>
+              <w:top w:type="dxa" w:w="60"/>
+              <w:left w:type="dxa" w:w="100"/>
+              <w:bottom w:type="dxa" w:w="60"/>
+              <w:right w:type="dxa" w:w="100"/>
+            </w:tcMar>
+          </w:tcPr>
+          <w:p>
+            <w:r>
+              <w:rPr>
+                <w:rFonts w:ascii="Calibri" w:cs="Calibri" w:eastAsia="Calibri" w:hAnsi="Calibri"/>
+                <w:sz w:val="20"/>
+                <w:szCs w:val="20"/>
+              </w:rPr>
+              <w:t xml:space="preserve">CRESS-PB. Nota orientativa: documentos técnicos e sigilo profissional. 2024.</w:t>
+            </w:r>
+          </w:p>
+        </w:tc>
+        <w:tc>
+          <w:tcPr>
+            <w:tcW w:type="dxa" w:w="1400"/>
+            <w:tcBorders>
+              <w:top w:val="single" w:color="B9C4D0" w:sz="4"/>
+              <w:left w:val="single" w:color="B9C4D0" w:sz="4"/>
+              <w:bottom w:val="single" w:color="B9C4D0" w:sz="4"/>
+              <w:right w:val="single" w:color="B9C4D0" w:sz="4"/>
+            </w:tcBorders>
+            <w:tcMar>
+              <w:top w:type="dxa" w:w="60"/>
+              <w:left w:type="dxa" w:w="100"/>
+              <w:bottom w:type="dxa" w:w="60"/>
+              <w:right w:type="dxa" w:w="100"/>
+            </w:tcMar>
+          </w:tcPr>
+          <w:p>
+            <w:r>
+              <w:rPr>
+                <w:rFonts w:ascii="Calibri" w:cs="Calibri" w:eastAsia="Calibri" w:hAnsi="Calibri"/>
+                <w:sz w:val="20"/>
+                <w:szCs w:val="20"/>
+              </w:rPr>
+              <w:t xml:space="preserve">5 p. / 20</w:t>
+            </w:r>
+          </w:p>
+        </w:tc>
+        <w:tc>
+          <w:tcPr>
+            <w:tcW w:type="dxa" w:w="2138"/>
+            <w:tcBorders>
+              <w:top w:val="single" w:color="B9C4D0" w:sz="4"/>
+              <w:left w:val="single" w:color="B9C4D0" w:sz="4"/>
+              <w:bottom w:val="single" w:color="B9C4D0" w:sz="4"/>
+              <w:right w:val="single" w:color="B9C4D0" w:sz="4"/>
+            </w:tcBorders>
+            <w:shd w:fill="F2F6FB" w:color="auto" w:val="clear"/>
+            <w:tcMar>
+              <w:top w:type="dxa" w:w="60"/>
+              <w:left w:type="dxa" w:w="100"/>
+              <w:bottom w:type="dxa" w:w="60"/>
+              <w:right w:type="dxa" w:w="100"/>
+            </w:tcMar>
+          </w:tcPr>
+          <w:p>
+            <w:r>
+              <w:rPr>
+                <w:rFonts w:ascii="Calibri" w:cs="Calibri" w:eastAsia="Calibri" w:hAnsi="Calibri"/>
+                <w:sz w:val="20"/>
+                <w:szCs w:val="20"/>
+              </w:rPr>
+              <w:t xml:space="preserve">☐ Incluir   ☐ Não incluir</w:t>
+            </w:r>
+          </w:p>
+        </w:tc>
+      </w:tr>
+      <w:tr>
+        <w:trPr>
+          <w:cantSplit/>
+        </w:trPr>
+        <w:tc>
+          <w:tcPr>
+            <w:tcW w:type="dxa" w:w="500"/>
+            <w:tcBorders>
+              <w:top w:val="single" w:color="B9C4D0" w:sz="4"/>
+              <w:left w:val="single" w:color="B9C4D0" w:sz="4"/>
+              <w:bottom w:val="single" w:color="B9C4D0" w:sz="4"/>
+              <w:right w:val="single" w:color="B9C4D0" w:sz="4"/>
+            </w:tcBorders>
+            <w:tcMar>
+              <w:top w:type="dxa" w:w="60"/>
+              <w:left w:type="dxa" w:w="100"/>
+              <w:bottom w:type="dxa" w:w="60"/>
+              <w:right w:type="dxa" w:w="100"/>
+            </w:tcMar>
+          </w:tcPr>
+          <w:p>
+            <w:r>
+              <w:rPr>
+                <w:rFonts w:ascii="Calibri" w:cs="Calibri" w:eastAsia="Calibri" w:hAnsi="Calibri"/>
+                <w:sz w:val="20"/>
+                <w:szCs w:val="20"/>
+              </w:rPr>
+              <w:t xml:space="preserve">13</w:t>
+            </w:r>
+          </w:p>
+        </w:tc>
+        <w:tc>
+          <w:tcPr>
+            <w:tcW w:type="dxa" w:w="5600"/>
+            <w:tcBorders>
+              <w:top w:val="single" w:color="B9C4D0" w:sz="4"/>
+              <w:left w:val="single" w:color="B9C4D0" w:sz="4"/>
+              <w:bottom w:val="single" w:color="B9C4D0" w:sz="4"/>
+              <w:right w:val="single" w:color="B9C4D0" w:sz="4"/>
+            </w:tcBorders>
+            <w:tcMar>
+              <w:top w:type="dxa" w:w="60"/>
+              <w:left w:type="dxa" w:w="100"/>
+              <w:bottom w:type="dxa" w:w="60"/>
+              <w:right w:type="dxa" w:w="100"/>
+            </w:tcMar>
+          </w:tcPr>
+          <w:p>
+            <w:r>
+              <w:rPr>
+                <w:rFonts w:ascii="Calibri" w:cs="Calibri" w:eastAsia="Calibri" w:hAnsi="Calibri"/>
+                <w:sz w:val="20"/>
+                <w:szCs w:val="20"/>
+              </w:rPr>
+              <w:t xml:space="preserve">CFESS. Teletrabalho e teleperícia: orientações para assistentes sociais no contexto da pandemia. 2020.</w:t>
+            </w:r>
+          </w:p>
+        </w:tc>
+        <w:tc>
+          <w:tcPr>
+            <w:tcW w:type="dxa" w:w="1400"/>
+            <w:tcBorders>
+              <w:top w:val="single" w:color="B9C4D0" w:sz="4"/>
+              <w:left w:val="single" w:color="B9C4D0" w:sz="4"/>
+              <w:bottom w:val="single" w:color="B9C4D0" w:sz="4"/>
+              <w:right w:val="single" w:color="B9C4D0" w:sz="4"/>
+            </w:tcBorders>
+            <w:tcMar>
+              <w:top w:type="dxa" w:w="60"/>
+              <w:left w:type="dxa" w:w="100"/>
+              <w:bottom w:type="dxa" w:w="60"/>
+              <w:right w:type="dxa" w:w="100"/>
+            </w:tcMar>
+          </w:tcPr>
+          <w:p>
+            <w:r>
+              <w:rPr>
+                <w:rFonts w:ascii="Calibri" w:cs="Calibri" w:eastAsia="Calibri" w:hAnsi="Calibri"/>
+                <w:sz w:val="20"/>
+                <w:szCs w:val="20"/>
+              </w:rPr>
+              <w:t xml:space="preserve">18 p. / 66</w:t>
+            </w:r>
+          </w:p>
+        </w:tc>
+        <w:tc>
+          <w:tcPr>
+            <w:tcW w:type="dxa" w:w="2138"/>
+            <w:tcBorders>
+              <w:top w:val="single" w:color="B9C4D0" w:sz="4"/>
+              <w:left w:val="single" w:color="B9C4D0" w:sz="4"/>
+              <w:bottom w:val="single" w:color="B9C4D0" w:sz="4"/>
+              <w:right w:val="single" w:color="B9C4D0" w:sz="4"/>
+            </w:tcBorders>
+            <w:shd w:fill="F2F6FB" w:color="auto" w:val="clear"/>
+            <w:tcMar>
+              <w:top w:type="dxa" w:w="60"/>
+              <w:left w:type="dxa" w:w="100"/>
+              <w:bottom w:type="dxa" w:w="60"/>
+              <w:right w:type="dxa" w:w="100"/>
+            </w:tcMar>
+          </w:tcPr>
+          <w:p>
+            <w:r>
+              <w:rPr>
+                <w:rFonts w:ascii="Calibri" w:cs="Calibri" w:eastAsia="Calibri" w:hAnsi="Calibri"/>
+                <w:sz w:val="20"/>
+                <w:szCs w:val="20"/>
+              </w:rPr>
+              <w:t xml:space="preserve">☐ Incluir   ☐ Não incluir</w:t>
+            </w:r>
+          </w:p>
+        </w:tc>
+      </w:tr>
+      <w:tr>
+        <w:trPr>
+          <w:cantSplit/>
+        </w:trPr>
+        <w:tc>
+          <w:tcPr>
+            <w:tcW w:type="dxa" w:w="500"/>
+            <w:tcBorders>
+              <w:top w:val="single" w:color="B9C4D0" w:sz="4"/>
+              <w:left w:val="single" w:color="B9C4D0" w:sz="4"/>
+              <w:bottom w:val="single" w:color="B9C4D0" w:sz="4"/>
+              <w:right w:val="single" w:color="B9C4D0" w:sz="4"/>
+            </w:tcBorders>
+            <w:tcMar>
+              <w:top w:type="dxa" w:w="60"/>
+              <w:left w:type="dxa" w:w="100"/>
+              <w:bottom w:type="dxa" w:w="60"/>
+              <w:right w:type="dxa" w:w="100"/>
+            </w:tcMar>
+          </w:tcPr>
+          <w:p>
+            <w:r>
+              <w:rPr>
+                <w:rFonts w:ascii="Calibri" w:cs="Calibri" w:eastAsia="Calibri" w:hAnsi="Calibri"/>
+                <w:sz w:val="20"/>
+                <w:szCs w:val="20"/>
+              </w:rPr>
+              <w:t xml:space="preserve">14</w:t>
+            </w:r>
+          </w:p>
+        </w:tc>
+        <w:tc>
+          <w:tcPr>
+            <w:tcW w:type="dxa" w:w="5600"/>
+            <w:tcBorders>
+              <w:top w:val="single" w:color="B9C4D0" w:sz="4"/>
+              <w:left w:val="single" w:color="B9C4D0" w:sz="4"/>
+              <w:bottom w:val="single" w:color="B9C4D0" w:sz="4"/>
+              <w:right w:val="single" w:color="B9C4D0" w:sz="4"/>
+            </w:tcBorders>
+            <w:tcMar>
+              <w:top w:type="dxa" w:w="60"/>
+              <w:left w:type="dxa" w:w="100"/>
+              <w:bottom w:type="dxa" w:w="60"/>
+              <w:right w:type="dxa" w:w="100"/>
+            </w:tcMar>
+          </w:tcPr>
+          <w:p>
+            <w:r>
+              <w:rPr>
+                <w:rFonts w:ascii="Calibri" w:cs="Calibri" w:eastAsia="Calibri" w:hAnsi="Calibri"/>
+                <w:sz w:val="20"/>
+                <w:szCs w:val="20"/>
+              </w:rPr>
+              <w:t xml:space="preserve">CFESS. Manual de orientação dos procedimentos de inscrição de pessoa física e jurídica. 2023.</w:t>
+            </w:r>
+          </w:p>
+        </w:tc>
+        <w:tc>
+          <w:tcPr>
+            <w:tcW w:type="dxa" w:w="1400"/>
+            <w:tcBorders>
+              <w:top w:val="single" w:color="B9C4D0" w:sz="4"/>
+              <w:left w:val="single" w:color="B9C4D0" w:sz="4"/>
+              <w:bottom w:val="single" w:color="B9C4D0" w:sz="4"/>
+              <w:right w:val="single" w:color="B9C4D0" w:sz="4"/>
+            </w:tcBorders>
+            <w:tcMar>
+              <w:top w:type="dxa" w:w="60"/>
+              <w:left w:type="dxa" w:w="100"/>
+              <w:bottom w:type="dxa" w:w="60"/>
+              <w:right w:type="dxa" w:w="100"/>
+            </w:tcMar>
+          </w:tcPr>
+          <w:p>
+            <w:r>
+              <w:rPr>
+                <w:rFonts w:ascii="Calibri" w:cs="Calibri" w:eastAsia="Calibri" w:hAnsi="Calibri"/>
+                <w:sz w:val="20"/>
+                <w:szCs w:val="20"/>
+              </w:rPr>
+              <w:t xml:space="preserve">110 p. / 270</w:t>
+            </w:r>
+          </w:p>
+        </w:tc>
+        <w:tc>
+          <w:tcPr>
+            <w:tcW w:type="dxa" w:w="2138"/>
+            <w:tcBorders>
+              <w:top w:val="single" w:color="B9C4D0" w:sz="4"/>
+              <w:left w:val="single" w:color="B9C4D0" w:sz="4"/>
+              <w:bottom w:val="single" w:color="B9C4D0" w:sz="4"/>
+              <w:right w:val="single" w:color="B9C4D0" w:sz="4"/>
+            </w:tcBorders>
+            <w:shd w:fill="F2F6FB" w:color="auto" w:val="clear"/>
+            <w:tcMar>
+              <w:top w:type="dxa" w:w="60"/>
+              <w:left w:type="dxa" w:w="100"/>
+              <w:bottom w:type="dxa" w:w="60"/>
+              <w:right w:type="dxa" w:w="100"/>
+            </w:tcMar>
+          </w:tcPr>
+          <w:p>
+            <w:r>
+              <w:rPr>
+                <w:rFonts w:ascii="Calibri" w:cs="Calibri" w:eastAsia="Calibri" w:hAnsi="Calibri"/>
+                <w:sz w:val="20"/>
+                <w:szCs w:val="20"/>
+              </w:rPr>
+              <w:t xml:space="preserve">☐ Incluir   ☐ Não incluir</w:t>
+            </w:r>
+          </w:p>
+        </w:tc>
+      </w:tr>
+      <w:tr>
+        <w:trPr>
+          <w:cantSplit/>
+        </w:trPr>
+        <w:tc>
+          <w:tcPr>
+            <w:tcW w:type="dxa" w:w="500"/>
+            <w:tcBorders>
+              <w:top w:val="single" w:color="B9C4D0" w:sz="4"/>
+              <w:left w:val="single" w:color="B9C4D0" w:sz="4"/>
+              <w:bottom w:val="single" w:color="B9C4D0" w:sz="4"/>
+              <w:right w:val="single" w:color="B9C4D0" w:sz="4"/>
+            </w:tcBorders>
+            <w:tcMar>
+              <w:top w:type="dxa" w:w="60"/>
+              <w:left w:type="dxa" w:w="100"/>
+              <w:bottom w:type="dxa" w:w="60"/>
+              <w:right w:type="dxa" w:w="100"/>
+            </w:tcMar>
+          </w:tcPr>
+          <w:p>
+            <w:r>
+              <w:rPr>
+                <w:rFonts w:ascii="Calibri" w:cs="Calibri" w:eastAsia="Calibri" w:hAnsi="Calibri"/>
+                <w:sz w:val="20"/>
+                <w:szCs w:val="20"/>
+              </w:rPr>
+              <w:t xml:space="preserve">15</w:t>
+            </w:r>
+          </w:p>
+        </w:tc>
+        <w:tc>
+          <w:tcPr>
+            <w:tcW w:type="dxa" w:w="5600"/>
+            <w:tcBorders>
+              <w:top w:val="single" w:color="B9C4D0" w:sz="4"/>
+              <w:left w:val="single" w:color="B9C4D0" w:sz="4"/>
+              <w:bottom w:val="single" w:color="B9C4D0" w:sz="4"/>
+              <w:right w:val="single" w:color="B9C4D0" w:sz="4"/>
+            </w:tcBorders>
+            <w:tcMar>
+              <w:top w:type="dxa" w:w="60"/>
+              <w:left w:type="dxa" w:w="100"/>
+              <w:bottom w:type="dxa" w:w="60"/>
+              <w:right w:type="dxa" w:w="100"/>
+            </w:tcMar>
+          </w:tcPr>
+          <w:p>
+            <w:r>
+              <w:rPr>
+                <w:rFonts w:ascii="Calibri" w:cs="Calibri" w:eastAsia="Calibri" w:hAnsi="Calibri"/>
+                <w:sz w:val="20"/>
+                <w:szCs w:val="20"/>
+              </w:rPr>
+              <w:t xml:space="preserve">CFESS. Instrumentos para a fiscalização do exercício profissional do/a assistente social (ed. rev. e atual.). 2019.</w:t>
+            </w:r>
+          </w:p>
+        </w:tc>
+        <w:tc>
+          <w:tcPr>
+            <w:tcW w:type="dxa" w:w="1400"/>
+            <w:tcBorders>
+              <w:top w:val="single" w:color="B9C4D0" w:sz="4"/>
+              <w:left w:val="single" w:color="B9C4D0" w:sz="4"/>
+              <w:bottom w:val="single" w:color="B9C4D0" w:sz="4"/>
+              <w:right w:val="single" w:color="B9C4D0" w:sz="4"/>
+            </w:tcBorders>
+            <w:tcMar>
+              <w:top w:type="dxa" w:w="60"/>
+              <w:left w:type="dxa" w:w="100"/>
+              <w:bottom w:type="dxa" w:w="60"/>
+              <w:right w:type="dxa" w:w="100"/>
+            </w:tcMar>
+          </w:tcPr>
+          <w:p>
+            <w:r>
+              <w:rPr>
+                <w:rFonts w:ascii="Calibri" w:cs="Calibri" w:eastAsia="Calibri" w:hAnsi="Calibri"/>
+                <w:sz w:val="20"/>
+                <w:szCs w:val="20"/>
+              </w:rPr>
+              <w:t xml:space="preserve">124 p. / 339</w:t>
+            </w:r>
+          </w:p>
+        </w:tc>
+        <w:tc>
+          <w:tcPr>
+            <w:tcW w:type="dxa" w:w="2138"/>
+            <w:tcBorders>
+              <w:top w:val="single" w:color="B9C4D0" w:sz="4"/>
+              <w:left w:val="single" w:color="B9C4D0" w:sz="4"/>
+              <w:bottom w:val="single" w:color="B9C4D0" w:sz="4"/>
+              <w:right w:val="single" w:color="B9C4D0" w:sz="4"/>
+            </w:tcBorders>
+            <w:shd w:fill="F2F6FB" w:color="auto" w:val="clear"/>
+            <w:tcMar>
+              <w:top w:type="dxa" w:w="60"/>
+              <w:left w:type="dxa" w:w="100"/>
+              <w:bottom w:type="dxa" w:w="60"/>
+              <w:right w:type="dxa" w:w="100"/>
+            </w:tcMar>
+          </w:tcPr>
+          <w:p>
+            <w:r>
+              <w:rPr>
+                <w:rFonts w:ascii="Calibri" w:cs="Calibri" w:eastAsia="Calibri" w:hAnsi="Calibri"/>
+                <w:sz w:val="20"/>
+                <w:szCs w:val="20"/>
+              </w:rPr>
+              <w:t xml:space="preserve">☐ Incluir   ☐ Não incluir</w:t>
+            </w:r>
+          </w:p>
+        </w:tc>
+      </w:tr>
+      <w:tr>
+        <w:trPr>
+          <w:cantSplit/>
+        </w:trPr>
+        <w:tc>
+          <w:tcPr>
+            <w:tcW w:type="dxa" w:w="500"/>
+            <w:tcBorders>
+              <w:top w:val="single" w:color="B9C4D0" w:sz="4"/>
+              <w:left w:val="single" w:color="B9C4D0" w:sz="4"/>
+              <w:bottom w:val="single" w:color="B9C4D0" w:sz="4"/>
+              <w:right w:val="single" w:color="B9C4D0" w:sz="4"/>
+            </w:tcBorders>
+            <w:tcMar>
+              <w:top w:type="dxa" w:w="60"/>
+              <w:left w:type="dxa" w:w="100"/>
+              <w:bottom w:type="dxa" w:w="60"/>
+              <w:right w:type="dxa" w:w="100"/>
+            </w:tcMar>
+          </w:tcPr>
+          <w:p>
+            <w:r>
+              <w:rPr>
+                <w:rFonts w:ascii="Calibri" w:cs="Calibri" w:eastAsia="Calibri" w:hAnsi="Calibri"/>
+                <w:sz w:val="20"/>
+                <w:szCs w:val="20"/>
+              </w:rPr>
+              <w:t xml:space="preserve">16</w:t>
+            </w:r>
+          </w:p>
+        </w:tc>
+        <w:tc>
+          <w:tcPr>
+            <w:tcW w:type="dxa" w:w="5600"/>
+            <w:tcBorders>
+              <w:top w:val="single" w:color="B9C4D0" w:sz="4"/>
+              <w:left w:val="single" w:color="B9C4D0" w:sz="4"/>
+              <w:bottom w:val="single" w:color="B9C4D0" w:sz="4"/>
+              <w:right w:val="single" w:color="B9C4D0" w:sz="4"/>
+            </w:tcBorders>
+            <w:tcMar>
+              <w:top w:type="dxa" w:w="60"/>
+              <w:left w:type="dxa" w:w="100"/>
+              <w:bottom w:type="dxa" w:w="60"/>
+              <w:right w:type="dxa" w:w="100"/>
+            </w:tcMar>
+          </w:tcPr>
+          <w:p>
+            <w:r>
+              <w:rPr>
+                <w:rFonts w:ascii="Calibri" w:cs="Calibri" w:eastAsia="Calibri" w:hAnsi="Calibri"/>
+                <w:sz w:val="20"/>
+                <w:szCs w:val="20"/>
+              </w:rPr>
+              <w:t xml:space="preserve">CFESS. Assistentes sociais do Brasil: requisições institucionais e respostas profissionais. 2025.</w:t>
+            </w:r>
+          </w:p>
+        </w:tc>
+        <w:tc>
+          <w:tcPr>
+            <w:tcW w:type="dxa" w:w="1400"/>
+            <w:tcBorders>
+              <w:top w:val="single" w:color="B9C4D0" w:sz="4"/>
+              <w:left w:val="single" w:color="B9C4D0" w:sz="4"/>
+              <w:bottom w:val="single" w:color="B9C4D0" w:sz="4"/>
+              <w:right w:val="single" w:color="B9C4D0" w:sz="4"/>
+            </w:tcBorders>
+            <w:tcMar>
+              <w:top w:type="dxa" w:w="60"/>
+              <w:left w:type="dxa" w:w="100"/>
+              <w:bottom w:type="dxa" w:w="60"/>
+              <w:right w:type="dxa" w:w="100"/>
+            </w:tcMar>
+          </w:tcPr>
+          <w:p>
+            <w:r>
+              <w:rPr>
+                <w:rFonts w:ascii="Calibri" w:cs="Calibri" w:eastAsia="Calibri" w:hAnsi="Calibri"/>
+                <w:sz w:val="20"/>
+                <w:szCs w:val="20"/>
+              </w:rPr>
+              <w:t xml:space="preserve">114 p. / 375</w:t>
+            </w:r>
+          </w:p>
+        </w:tc>
+        <w:tc>
+          <w:tcPr>
+            <w:tcW w:type="dxa" w:w="2138"/>
+            <w:tcBorders>
+              <w:top w:val="single" w:color="B9C4D0" w:sz="4"/>
+              <w:left w:val="single" w:color="B9C4D0" w:sz="4"/>
+              <w:bottom w:val="single" w:color="B9C4D0" w:sz="4"/>
+              <w:right w:val="single" w:color="B9C4D0" w:sz="4"/>
+            </w:tcBorders>
+            <w:shd w:fill="F2F6FB" w:color="auto" w:val="clear"/>
+            <w:tcMar>
+              <w:top w:type="dxa" w:w="60"/>
+              <w:left w:type="dxa" w:w="100"/>
+              <w:bottom w:type="dxa" w:w="60"/>
+              <w:right w:type="dxa" w:w="100"/>
+            </w:tcMar>
+          </w:tcPr>
+          <w:p>
+            <w:r>
+              <w:rPr>
+                <w:rFonts w:ascii="Calibri" w:cs="Calibri" w:eastAsia="Calibri" w:hAnsi="Calibri"/>
+                <w:sz w:val="20"/>
+                <w:szCs w:val="20"/>
+              </w:rPr>
+              <w:t xml:space="preserve">☐ Incluir   ☐ Não incluir</w:t>
+            </w:r>
+          </w:p>
+        </w:tc>
+      </w:tr>
+      <w:tr>
+        <w:trPr>
+          <w:cantSplit/>
+        </w:trPr>
+        <w:tc>
+          <w:tcPr>
+            <w:tcW w:type="dxa" w:w="500"/>
+            <w:tcBorders>
+              <w:top w:val="single" w:color="B9C4D0" w:sz="4"/>
+              <w:left w:val="single" w:color="B9C4D0" w:sz="4"/>
+              <w:bottom w:val="single" w:color="B9C4D0" w:sz="4"/>
+              <w:right w:val="single" w:color="B9C4D0" w:sz="4"/>
+            </w:tcBorders>
+            <w:tcMar>
+              <w:top w:type="dxa" w:w="60"/>
+              <w:left w:type="dxa" w:w="100"/>
+              <w:bottom w:type="dxa" w:w="60"/>
+              <w:right w:type="dxa" w:w="100"/>
+            </w:tcMar>
+          </w:tcPr>
+          <w:p>
+            <w:r>
+              <w:rPr>
+                <w:rFonts w:ascii="Calibri" w:cs="Calibri" w:eastAsia="Calibri" w:hAnsi="Calibri"/>
+                <w:sz w:val="20"/>
+                <w:szCs w:val="20"/>
+              </w:rPr>
+              <w:t xml:space="preserve">17</w:t>
+            </w:r>
+          </w:p>
+        </w:tc>
+        <w:tc>
+          <w:tcPr>
+            <w:tcW w:type="dxa" w:w="5600"/>
+            <w:tcBorders>
+              <w:top w:val="single" w:color="B9C4D0" w:sz="4"/>
+              <w:left w:val="single" w:color="B9C4D0" w:sz="4"/>
+              <w:bottom w:val="single" w:color="B9C4D0" w:sz="4"/>
+              <w:right w:val="single" w:color="B9C4D0" w:sz="4"/>
+            </w:tcBorders>
+            <w:tcMar>
+              <w:top w:type="dxa" w:w="60"/>
+              <w:left w:type="dxa" w:w="100"/>
+              <w:bottom w:type="dxa" w:w="60"/>
+              <w:right w:type="dxa" w:w="100"/>
+            </w:tcMar>
+          </w:tcPr>
+          <w:p>
+            <w:r>
+              <w:rPr>
+                <w:rFonts w:ascii="Calibri" w:cs="Calibri" w:eastAsia="Calibri" w:hAnsi="Calibri"/>
+                <w:sz w:val="20"/>
+                <w:szCs w:val="20"/>
+              </w:rPr>
+              <w:t xml:space="preserve">CFESS. Ética e instrumentos processuais (5. ed. (Ética em Movimento, módulo 4)). 2022.</w:t>
+            </w:r>
+          </w:p>
+        </w:tc>
+        <w:tc>
+          <w:tcPr>
+            <w:tcW w:type="dxa" w:w="1400"/>
+            <w:tcBorders>
+              <w:top w:val="single" w:color="B9C4D0" w:sz="4"/>
+              <w:left w:val="single" w:color="B9C4D0" w:sz="4"/>
+              <w:bottom w:val="single" w:color="B9C4D0" w:sz="4"/>
+              <w:right w:val="single" w:color="B9C4D0" w:sz="4"/>
+            </w:tcBorders>
+            <w:tcMar>
+              <w:top w:type="dxa" w:w="60"/>
+              <w:left w:type="dxa" w:w="100"/>
+              <w:bottom w:type="dxa" w:w="60"/>
+              <w:right w:type="dxa" w:w="100"/>
+            </w:tcMar>
+          </w:tcPr>
+          <w:p>
+            <w:r>
+              <w:rPr>
+                <w:rFonts w:ascii="Calibri" w:cs="Calibri" w:eastAsia="Calibri" w:hAnsi="Calibri"/>
+                <w:sz w:val="20"/>
+                <w:szCs w:val="20"/>
+              </w:rPr>
+              <w:t xml:space="preserve">88 p. / 284</w:t>
+            </w:r>
+          </w:p>
+        </w:tc>
+        <w:tc>
+          <w:tcPr>
+            <w:tcW w:type="dxa" w:w="2138"/>
+            <w:tcBorders>
+              <w:top w:val="single" w:color="B9C4D0" w:sz="4"/>
+              <w:left w:val="single" w:color="B9C4D0" w:sz="4"/>
+              <w:bottom w:val="single" w:color="B9C4D0" w:sz="4"/>
+              <w:right w:val="single" w:color="B9C4D0" w:sz="4"/>
+            </w:tcBorders>
+            <w:shd w:fill="F2F6FB" w:color="auto" w:val="clear"/>
+            <w:tcMar>
+              <w:top w:type="dxa" w:w="60"/>
+              <w:left w:type="dxa" w:w="100"/>
+              <w:bottom w:type="dxa" w:w="60"/>
+              <w:right w:type="dxa" w:w="100"/>
+            </w:tcMar>
+          </w:tcPr>
+          <w:p>
+            <w:r>
+              <w:rPr>
+                <w:rFonts w:ascii="Calibri" w:cs="Calibri" w:eastAsia="Calibri" w:hAnsi="Calibri"/>
+                <w:sz w:val="20"/>
+                <w:szCs w:val="20"/>
+              </w:rPr>
+              <w:t xml:space="preserve">☐ Incluir   ☐ Não incluir</w:t>
+            </w:r>
+          </w:p>
+        </w:tc>
+      </w:tr>
+      <w:tr>
+        <w:trPr>
+          <w:cantSplit/>
+        </w:trPr>
+        <w:tc>
+          <w:tcPr>
+            <w:tcW w:type="dxa" w:w="500"/>
+            <w:tcBorders>
+              <w:top w:val="single" w:color="B9C4D0" w:sz="4"/>
+              <w:left w:val="single" w:color="B9C4D0" w:sz="4"/>
+              <w:bottom w:val="single" w:color="B9C4D0" w:sz="4"/>
+              <w:right w:val="single" w:color="B9C4D0" w:sz="4"/>
+            </w:tcBorders>
+            <w:tcMar>
+              <w:top w:type="dxa" w:w="60"/>
+              <w:left w:type="dxa" w:w="100"/>
+              <w:bottom w:type="dxa" w:w="60"/>
+              <w:right w:type="dxa" w:w="100"/>
+            </w:tcMar>
+          </w:tcPr>
+          <w:p>
+            <w:r>
+              <w:rPr>
+                <w:rFonts w:ascii="Calibri" w:cs="Calibri" w:eastAsia="Calibri" w:hAnsi="Calibri"/>
+                <w:sz w:val="20"/>
+                <w:szCs w:val="20"/>
+              </w:rPr>
+              <w:t xml:space="preserve">18</w:t>
+            </w:r>
+          </w:p>
+        </w:tc>
+        <w:tc>
+          <w:tcPr>
+            <w:tcW w:type="dxa" w:w="5600"/>
+            <w:tcBorders>
+              <w:top w:val="single" w:color="B9C4D0" w:sz="4"/>
+              <w:left w:val="single" w:color="B9C4D0" w:sz="4"/>
+              <w:bottom w:val="single" w:color="B9C4D0" w:sz="4"/>
+              <w:right w:val="single" w:color="B9C4D0" w:sz="4"/>
+            </w:tcBorders>
+            <w:tcMar>
+              <w:top w:type="dxa" w:w="60"/>
+              <w:left w:type="dxa" w:w="100"/>
+              <w:bottom w:type="dxa" w:w="60"/>
+              <w:right w:type="dxa" w:w="100"/>
+            </w:tcMar>
+          </w:tcPr>
+          <w:p>
+            <w:r>
+              <w:rPr>
+                <w:rFonts w:ascii="Calibri" w:cs="Calibri" w:eastAsia="Calibri" w:hAnsi="Calibri"/>
+                <w:sz w:val="20"/>
+                <w:szCs w:val="20"/>
+              </w:rPr>
+              <w:t xml:space="preserve">CFESS. Pareceres jurídicos sobre a ética e os direitos humanos. 2022.</w:t>
+            </w:r>
+          </w:p>
+        </w:tc>
+        <w:tc>
+          <w:tcPr>
+            <w:tcW w:type="dxa" w:w="1400"/>
+            <w:tcBorders>
+              <w:top w:val="single" w:color="B9C4D0" w:sz="4"/>
+              <w:left w:val="single" w:color="B9C4D0" w:sz="4"/>
+              <w:bottom w:val="single" w:color="B9C4D0" w:sz="4"/>
+              <w:right w:val="single" w:color="B9C4D0" w:sz="4"/>
+            </w:tcBorders>
+            <w:tcMar>
+              <w:top w:type="dxa" w:w="60"/>
+              <w:left w:type="dxa" w:w="100"/>
+              <w:bottom w:type="dxa" w:w="60"/>
+              <w:right w:type="dxa" w:w="100"/>
+            </w:tcMar>
+          </w:tcPr>
+          <w:p>
+            <w:r>
+              <w:rPr>
+                <w:rFonts w:ascii="Calibri" w:cs="Calibri" w:eastAsia="Calibri" w:hAnsi="Calibri"/>
+                <w:sz w:val="20"/>
+                <w:szCs w:val="20"/>
+              </w:rPr>
+              <w:t xml:space="preserve">142 p. / 1082</w:t>
+            </w:r>
+          </w:p>
+        </w:tc>
+        <w:tc>
+          <w:tcPr>
+            <w:tcW w:type="dxa" w:w="2138"/>
+            <w:tcBorders>
+              <w:top w:val="single" w:color="B9C4D0" w:sz="4"/>
+              <w:left w:val="single" w:color="B9C4D0" w:sz="4"/>
+              <w:bottom w:val="single" w:color="B9C4D0" w:sz="4"/>
+              <w:right w:val="single" w:color="B9C4D0" w:sz="4"/>
+            </w:tcBorders>
+            <w:shd w:fill="F2F6FB" w:color="auto" w:val="clear"/>
+            <w:tcMar>
+              <w:top w:type="dxa" w:w="60"/>
+              <w:left w:type="dxa" w:w="100"/>
+              <w:bottom w:type="dxa" w:w="60"/>
+              <w:right w:type="dxa" w:w="100"/>
+            </w:tcMar>
+          </w:tcPr>
+          <w:p>
+            <w:r>
+              <w:rPr>
+                <w:rFonts w:ascii="Calibri" w:cs="Calibri" w:eastAsia="Calibri" w:hAnsi="Calibri"/>
+                <w:sz w:val="20"/>
+                <w:szCs w:val="20"/>
+              </w:rPr>
+              <w:t xml:space="preserve">☐ Incluir   ☐ Não incluir</w:t>
+            </w:r>
+          </w:p>
+        </w:tc>
+      </w:tr>
+      <w:tr>
+        <w:trPr>
+          <w:cantSplit/>
+        </w:trPr>
+        <w:tc>
+          <w:tcPr>
+            <w:tcW w:type="dxa" w:w="500"/>
+            <w:tcBorders>
+              <w:top w:val="single" w:color="B9C4D0" w:sz="4"/>
+              <w:left w:val="single" w:color="B9C4D0" w:sz="4"/>
+              <w:bottom w:val="single" w:color="B9C4D0" w:sz="4"/>
+              <w:right w:val="single" w:color="B9C4D0" w:sz="4"/>
+            </w:tcBorders>
+            <w:tcMar>
+              <w:top w:type="dxa" w:w="60"/>
+              <w:left w:type="dxa" w:w="100"/>
+              <w:bottom w:type="dxa" w:w="60"/>
+              <w:right w:type="dxa" w:w="100"/>
+            </w:tcMar>
+          </w:tcPr>
+          <w:p>
+            <w:r>
+              <w:rPr>
+                <w:rFonts w:ascii="Calibri" w:cs="Calibri" w:eastAsia="Calibri" w:hAnsi="Calibri"/>
+                <w:sz w:val="20"/>
+                <w:szCs w:val="20"/>
+              </w:rPr>
+              <w:t xml:space="preserve">19</w:t>
+            </w:r>
+          </w:p>
+        </w:tc>
+        <w:tc>
+          <w:tcPr>
+            <w:tcW w:type="dxa" w:w="5600"/>
+            <w:tcBorders>
+              <w:top w:val="single" w:color="B9C4D0" w:sz="4"/>
+              <w:left w:val="single" w:color="B9C4D0" w:sz="4"/>
+              <w:bottom w:val="single" w:color="B9C4D0" w:sz="4"/>
+              <w:right w:val="single" w:color="B9C4D0" w:sz="4"/>
+            </w:tcBorders>
+            <w:tcMar>
+              <w:top w:type="dxa" w:w="60"/>
+              <w:left w:type="dxa" w:w="100"/>
+              <w:bottom w:type="dxa" w:w="60"/>
+              <w:right w:type="dxa" w:w="100"/>
+            </w:tcMar>
+          </w:tcPr>
+          <w:p>
+            <w:r>
+              <w:rPr>
+                <w:rFonts w:ascii="Calibri" w:cs="Calibri" w:eastAsia="Calibri" w:hAnsi="Calibri"/>
+                <w:sz w:val="20"/>
+                <w:szCs w:val="20"/>
+              </w:rPr>
+              <w:t xml:space="preserve">CRESS-SP. Roteiro orientativo do Código Processual de Ética. 2014.</w:t>
+            </w:r>
+          </w:p>
+        </w:tc>
+        <w:tc>
+          <w:tcPr>
+            <w:tcW w:type="dxa" w:w="1400"/>
+            <w:tcBorders>
+              <w:top w:val="single" w:color="B9C4D0" w:sz="4"/>
+              <w:left w:val="single" w:color="B9C4D0" w:sz="4"/>
+              <w:bottom w:val="single" w:color="B9C4D0" w:sz="4"/>
+              <w:right w:val="single" w:color="B9C4D0" w:sz="4"/>
+            </w:tcBorders>
+            <w:tcMar>
+              <w:top w:type="dxa" w:w="60"/>
+              <w:left w:type="dxa" w:w="100"/>
+              <w:bottom w:type="dxa" w:w="60"/>
+              <w:right w:type="dxa" w:w="100"/>
+            </w:tcMar>
+          </w:tcPr>
+          <w:p>
+            <w:r>
+              <w:rPr>
+                <w:rFonts w:ascii="Calibri" w:cs="Calibri" w:eastAsia="Calibri" w:hAnsi="Calibri"/>
+                <w:sz w:val="20"/>
+                <w:szCs w:val="20"/>
+              </w:rPr>
+              <w:t xml:space="preserve">68 p. / 179</w:t>
+            </w:r>
+          </w:p>
+        </w:tc>
+        <w:tc>
+          <w:tcPr>
+            <w:tcW w:type="dxa" w:w="2138"/>
+            <w:tcBorders>
+              <w:top w:val="single" w:color="B9C4D0" w:sz="4"/>
+              <w:left w:val="single" w:color="B9C4D0" w:sz="4"/>
+              <w:bottom w:val="single" w:color="B9C4D0" w:sz="4"/>
+              <w:right w:val="single" w:color="B9C4D0" w:sz="4"/>
+            </w:tcBorders>
+            <w:shd w:fill="F2F6FB" w:color="auto" w:val="clear"/>
+            <w:tcMar>
+              <w:top w:type="dxa" w:w="60"/>
+              <w:left w:type="dxa" w:w="100"/>
+              <w:bottom w:type="dxa" w:w="60"/>
+              <w:right w:type="dxa" w:w="100"/>
+            </w:tcMar>
+          </w:tcPr>
+          <w:p>
+            <w:r>
+              <w:rPr>
+                <w:rFonts w:ascii="Calibri" w:cs="Calibri" w:eastAsia="Calibri" w:hAnsi="Calibri"/>
+                <w:sz w:val="20"/>
+                <w:szCs w:val="20"/>
+              </w:rPr>
+              <w:t xml:space="preserve">☐ Incluir   ☐ Não incluir</w:t>
+            </w:r>
+          </w:p>
+        </w:tc>
+      </w:tr>
+      <w:tr>
+        <w:trPr>
+          <w:cantSplit/>
+        </w:trPr>
+        <w:tc>
+          <w:tcPr>
+            <w:tcW w:type="dxa" w:w="500"/>
+            <w:tcBorders>
+              <w:top w:val="single" w:color="B9C4D0" w:sz="4"/>
+              <w:left w:val="single" w:color="B9C4D0" w:sz="4"/>
+              <w:bottom w:val="single" w:color="B9C4D0" w:sz="4"/>
+              <w:right w:val="single" w:color="B9C4D0" w:sz="4"/>
+            </w:tcBorders>
+            <w:tcMar>
+              <w:top w:type="dxa" w:w="60"/>
+              <w:left w:type="dxa" w:w="100"/>
+              <w:bottom w:type="dxa" w:w="60"/>
+              <w:right w:type="dxa" w:w="100"/>
+            </w:tcMar>
+          </w:tcPr>
+          <w:p>
+            <w:r>
+              <w:rPr>
+                <w:rFonts w:ascii="Calibri" w:cs="Calibri" w:eastAsia="Calibri" w:hAnsi="Calibri"/>
+                <w:sz w:val="20"/>
+                <w:szCs w:val="20"/>
+              </w:rPr>
+              <w:t xml:space="preserve">20</w:t>
+            </w:r>
+          </w:p>
+        </w:tc>
+        <w:tc>
+          <w:tcPr>
+            <w:tcW w:type="dxa" w:w="5600"/>
+            <w:tcBorders>
+              <w:top w:val="single" w:color="B9C4D0" w:sz="4"/>
+              <w:left w:val="single" w:color="B9C4D0" w:sz="4"/>
+              <w:bottom w:val="single" w:color="B9C4D0" w:sz="4"/>
+              <w:right w:val="single" w:color="B9C4D0" w:sz="4"/>
+            </w:tcBorders>
+            <w:tcMar>
+              <w:top w:type="dxa" w:w="60"/>
+              <w:left w:type="dxa" w:w="100"/>
+              <w:bottom w:type="dxa" w:w="60"/>
+              <w:right w:type="dxa" w:w="100"/>
+            </w:tcMar>
+          </w:tcPr>
+          <w:p>
+            <w:r>
+              <w:rPr>
+                <w:rFonts w:ascii="Calibri" w:cs="Calibri" w:eastAsia="Calibri" w:hAnsi="Calibri"/>
+                <w:sz w:val="20"/>
+                <w:szCs w:val="20"/>
+              </w:rPr>
+              <w:t xml:space="preserve">CFESS. Meia formação não garante um direito: o que você precisa saber sobre a supervisão direta de estágio em Serviço Social. [2013 ou 2014].</w:t>
+            </w:r>
+          </w:p>
+        </w:tc>
+        <w:tc>
+          <w:tcPr>
+            <w:tcW w:type="dxa" w:w="1400"/>
+            <w:tcBorders>
+              <w:top w:val="single" w:color="B9C4D0" w:sz="4"/>
+              <w:left w:val="single" w:color="B9C4D0" w:sz="4"/>
+              <w:bottom w:val="single" w:color="B9C4D0" w:sz="4"/>
+              <w:right w:val="single" w:color="B9C4D0" w:sz="4"/>
+            </w:tcBorders>
+            <w:tcMar>
+              <w:top w:type="dxa" w:w="60"/>
+              <w:left w:type="dxa" w:w="100"/>
+              <w:bottom w:type="dxa" w:w="60"/>
+              <w:right w:type="dxa" w:w="100"/>
+            </w:tcMar>
+          </w:tcPr>
+          <w:p>
+            <w:r>
+              <w:rPr>
+                <w:rFonts w:ascii="Calibri" w:cs="Calibri" w:eastAsia="Calibri" w:hAnsi="Calibri"/>
+                <w:sz w:val="20"/>
+                <w:szCs w:val="20"/>
+              </w:rPr>
+              <w:t xml:space="preserve">30 p. / 89</w:t>
+            </w:r>
+          </w:p>
+        </w:tc>
+        <w:tc>
+          <w:tcPr>
+            <w:tcW w:type="dxa" w:w="2138"/>
+            <w:tcBorders>
+              <w:top w:val="single" w:color="B9C4D0" w:sz="4"/>
+              <w:left w:val="single" w:color="B9C4D0" w:sz="4"/>
+              <w:bottom w:val="single" w:color="B9C4D0" w:sz="4"/>
+              <w:right w:val="single" w:color="B9C4D0" w:sz="4"/>
+            </w:tcBorders>
+            <w:shd w:fill="F2F6FB" w:color="auto" w:val="clear"/>
+            <w:tcMar>
+              <w:top w:type="dxa" w:w="60"/>
+              <w:left w:type="dxa" w:w="100"/>
+              <w:bottom w:type="dxa" w:w="60"/>
+              <w:right w:type="dxa" w:w="100"/>
+            </w:tcMar>
+          </w:tcPr>
+          <w:p>
+            <w:r>
+              <w:rPr>
+                <w:rFonts w:ascii="Calibri" w:cs="Calibri" w:eastAsia="Calibri" w:hAnsi="Calibri"/>
+                <w:sz w:val="20"/>
+                <w:szCs w:val="20"/>
+              </w:rPr>
+              <w:t xml:space="preserve">☐ Incluir   ☐ Não incluir</w:t>
+            </w:r>
+          </w:p>
+        </w:tc>
+      </w:tr>
+      <w:tr>
+        <w:trPr>
+          <w:cantSplit/>
+        </w:trPr>
+        <w:tc>
+          <w:tcPr>
+            <w:tcW w:type="dxa" w:w="500"/>
+            <w:tcBorders>
+              <w:top w:val="single" w:color="B9C4D0" w:sz="4"/>
+              <w:left w:val="single" w:color="B9C4D0" w:sz="4"/>
+              <w:bottom w:val="single" w:color="B9C4D0" w:sz="4"/>
+              <w:right w:val="single" w:color="B9C4D0" w:sz="4"/>
+            </w:tcBorders>
+            <w:tcMar>
+              <w:top w:type="dxa" w:w="60"/>
+              <w:left w:type="dxa" w:w="100"/>
+              <w:bottom w:type="dxa" w:w="60"/>
+              <w:right w:type="dxa" w:w="100"/>
+            </w:tcMar>
+          </w:tcPr>
+          <w:p>
+            <w:r>
+              <w:rPr>
+                <w:rFonts w:ascii="Calibri" w:cs="Calibri" w:eastAsia="Calibri" w:hAnsi="Calibri"/>
+                <w:sz w:val="20"/>
+                <w:szCs w:val="20"/>
+              </w:rPr>
+              <w:t xml:space="preserve">21</w:t>
+            </w:r>
+          </w:p>
+        </w:tc>
+        <w:tc>
+          <w:tcPr>
+            <w:tcW w:type="dxa" w:w="5600"/>
+            <w:tcBorders>
+              <w:top w:val="single" w:color="B9C4D0" w:sz="4"/>
+              <w:left w:val="single" w:color="B9C4D0" w:sz="4"/>
+              <w:bottom w:val="single" w:color="B9C4D0" w:sz="4"/>
+              <w:right w:val="single" w:color="B9C4D0" w:sz="4"/>
+            </w:tcBorders>
+            <w:tcMar>
+              <w:top w:type="dxa" w:w="60"/>
+              <w:left w:type="dxa" w:w="100"/>
+              <w:bottom w:type="dxa" w:w="60"/>
+              <w:right w:type="dxa" w:w="100"/>
+            </w:tcMar>
+          </w:tcPr>
+          <w:p>
+            <w:r>
+              <w:rPr>
+                <w:rFonts w:ascii="Calibri" w:cs="Calibri" w:eastAsia="Calibri" w:hAnsi="Calibri"/>
+                <w:sz w:val="20"/>
+                <w:szCs w:val="20"/>
+              </w:rPr>
+              <w:t xml:space="preserve">ABEPSS. Política Nacional de Estágio da Associação Brasileira de Ensino e Pesquisa em Serviço Social. 2010.</w:t>
+            </w:r>
+          </w:p>
+        </w:tc>
+        <w:tc>
+          <w:tcPr>
+            <w:tcW w:type="dxa" w:w="1400"/>
+            <w:tcBorders>
+              <w:top w:val="single" w:color="B9C4D0" w:sz="4"/>
+              <w:left w:val="single" w:color="B9C4D0" w:sz="4"/>
+              <w:bottom w:val="single" w:color="B9C4D0" w:sz="4"/>
+              <w:right w:val="single" w:color="B9C4D0" w:sz="4"/>
+            </w:tcBorders>
+            <w:tcMar>
+              <w:top w:type="dxa" w:w="60"/>
+              <w:left w:type="dxa" w:w="100"/>
+              <w:bottom w:type="dxa" w:w="60"/>
+              <w:right w:type="dxa" w:w="100"/>
+            </w:tcMar>
+          </w:tcPr>
+          <w:p>
+            <w:r>
+              <w:rPr>
+                <w:rFonts w:ascii="Calibri" w:cs="Calibri" w:eastAsia="Calibri" w:hAnsi="Calibri"/>
+                <w:sz w:val="20"/>
+                <w:szCs w:val="20"/>
+              </w:rPr>
+              <w:t xml:space="preserve">44 p. / 164</w:t>
+            </w:r>
+          </w:p>
+        </w:tc>
+        <w:tc>
+          <w:tcPr>
+            <w:tcW w:type="dxa" w:w="2138"/>
+            <w:tcBorders>
+              <w:top w:val="single" w:color="B9C4D0" w:sz="4"/>
+              <w:left w:val="single" w:color="B9C4D0" w:sz="4"/>
+              <w:bottom w:val="single" w:color="B9C4D0" w:sz="4"/>
+              <w:right w:val="single" w:color="B9C4D0" w:sz="4"/>
+            </w:tcBorders>
+            <w:shd w:fill="F2F6FB" w:color="auto" w:val="clear"/>
+            <w:tcMar>
+              <w:top w:type="dxa" w:w="60"/>
+              <w:left w:type="dxa" w:w="100"/>
+              <w:bottom w:type="dxa" w:w="60"/>
+              <w:right w:type="dxa" w:w="100"/>
+            </w:tcMar>
+          </w:tcPr>
+          <w:p>
+            <w:r>
+              <w:rPr>
+                <w:rFonts w:ascii="Calibri" w:cs="Calibri" w:eastAsia="Calibri" w:hAnsi="Calibri"/>
+                <w:sz w:val="20"/>
+                <w:szCs w:val="20"/>
+              </w:rPr>
+              <w:t xml:space="preserve">☐ Incluir   ☐ Não incluir</w:t>
+            </w:r>
+          </w:p>
+        </w:tc>
+      </w:tr>
+      <w:tr>
+        <w:trPr>
+          <w:cantSplit/>
+        </w:trPr>
+        <w:tc>
+          <w:tcPr>
+            <w:tcW w:type="dxa" w:w="500"/>
+            <w:tcBorders>
+              <w:top w:val="single" w:color="B9C4D0" w:sz="4"/>
+              <w:left w:val="single" w:color="B9C4D0" w:sz="4"/>
+              <w:bottom w:val="single" w:color="B9C4D0" w:sz="4"/>
+              <w:right w:val="single" w:color="B9C4D0" w:sz="4"/>
+            </w:tcBorders>
+            <w:tcMar>
+              <w:top w:type="dxa" w:w="60"/>
+              <w:left w:type="dxa" w:w="100"/>
+              <w:bottom w:type="dxa" w:w="60"/>
+              <w:right w:type="dxa" w:w="100"/>
+            </w:tcMar>
+          </w:tcPr>
+          <w:p>
+            <w:r>
+              <w:rPr>
+                <w:rFonts w:ascii="Calibri" w:cs="Calibri" w:eastAsia="Calibri" w:hAnsi="Calibri"/>
+                <w:sz w:val="20"/>
+                <w:szCs w:val="20"/>
+              </w:rPr>
+              <w:t xml:space="preserve">22</w:t>
+            </w:r>
+          </w:p>
+        </w:tc>
+        <w:tc>
+          <w:tcPr>
+            <w:tcW w:type="dxa" w:w="5600"/>
+            <w:tcBorders>
+              <w:top w:val="single" w:color="B9C4D0" w:sz="4"/>
+              <w:left w:val="single" w:color="B9C4D0" w:sz="4"/>
+              <w:bottom w:val="single" w:color="B9C4D0" w:sz="4"/>
+              <w:right w:val="single" w:color="B9C4D0" w:sz="4"/>
+            </w:tcBorders>
+            <w:tcMar>
+              <w:top w:type="dxa" w:w="60"/>
+              <w:left w:type="dxa" w:w="100"/>
+              <w:bottom w:type="dxa" w:w="60"/>
+              <w:right w:type="dxa" w:w="100"/>
+            </w:tcMar>
+          </w:tcPr>
+          <w:p>
+            <w:r>
+              <w:rPr>
+                <w:rFonts w:ascii="Calibri" w:cs="Calibri" w:eastAsia="Calibri" w:hAnsi="Calibri"/>
+                <w:sz w:val="20"/>
+                <w:szCs w:val="20"/>
+              </w:rPr>
+              <w:t xml:space="preserve">ABEPSS. Diretrizes gerais para o curso de Serviço Social (com base no currículo mínimo aprovado em assembleia geral extraordinária de 8 de novembro de 1996). 1996.</w:t>
+            </w:r>
+          </w:p>
+        </w:tc>
+        <w:tc>
+          <w:tcPr>
+            <w:tcW w:type="dxa" w:w="1400"/>
+            <w:tcBorders>
+              <w:top w:val="single" w:color="B9C4D0" w:sz="4"/>
+              <w:left w:val="single" w:color="B9C4D0" w:sz="4"/>
+              <w:bottom w:val="single" w:color="B9C4D0" w:sz="4"/>
+              <w:right w:val="single" w:color="B9C4D0" w:sz="4"/>
+            </w:tcBorders>
+            <w:tcMar>
+              <w:top w:type="dxa" w:w="60"/>
+              <w:left w:type="dxa" w:w="100"/>
+              <w:bottom w:type="dxa" w:w="60"/>
+              <w:right w:type="dxa" w:w="100"/>
+            </w:tcMar>
+          </w:tcPr>
+          <w:p>
+            <w:r>
+              <w:rPr>
+                <w:rFonts w:ascii="Calibri" w:cs="Calibri" w:eastAsia="Calibri" w:hAnsi="Calibri"/>
+                <w:sz w:val="20"/>
+                <w:szCs w:val="20"/>
+              </w:rPr>
+              <w:t xml:space="preserve">27 p. / 82</w:t>
+            </w:r>
+          </w:p>
+        </w:tc>
+        <w:tc>
+          <w:tcPr>
+            <w:tcW w:type="dxa" w:w="2138"/>
+            <w:tcBorders>
+              <w:top w:val="single" w:color="B9C4D0" w:sz="4"/>
+              <w:left w:val="single" w:color="B9C4D0" w:sz="4"/>
+              <w:bottom w:val="single" w:color="B9C4D0" w:sz="4"/>
+              <w:right w:val="single" w:color="B9C4D0" w:sz="4"/>
+            </w:tcBorders>
+            <w:shd w:fill="F2F6FB" w:color="auto" w:val="clear"/>
+            <w:tcMar>
+              <w:top w:type="dxa" w:w="60"/>
+              <w:left w:type="dxa" w:w="100"/>
+              <w:bottom w:type="dxa" w:w="60"/>
+              <w:right w:type="dxa" w:w="100"/>
+            </w:tcMar>
+          </w:tcPr>
+          <w:p>
+            <w:r>
+              <w:rPr>
+                <w:rFonts w:ascii="Calibri" w:cs="Calibri" w:eastAsia="Calibri" w:hAnsi="Calibri"/>
+                <w:sz w:val="20"/>
+                <w:szCs w:val="20"/>
+              </w:rPr>
+              <w:t xml:space="preserve">☐ Incluir   ☐ Não incluir</w:t>
+            </w:r>
+          </w:p>
+        </w:tc>
+      </w:tr>
+      <w:tr>
+        <w:trPr>
+          <w:cantSplit/>
+        </w:trPr>
+        <w:tc>
+          <w:tcPr>
+            <w:tcW w:type="dxa" w:w="500"/>
+            <w:tcBorders>
+              <w:top w:val="single" w:color="B9C4D0" w:sz="4"/>
+              <w:left w:val="single" w:color="B9C4D0" w:sz="4"/>
+              <w:bottom w:val="single" w:color="B9C4D0" w:sz="4"/>
+              <w:right w:val="single" w:color="B9C4D0" w:sz="4"/>
+            </w:tcBorders>
+            <w:tcMar>
+              <w:top w:type="dxa" w:w="60"/>
+              <w:left w:type="dxa" w:w="100"/>
+              <w:bottom w:type="dxa" w:w="60"/>
+              <w:right w:type="dxa" w:w="100"/>
+            </w:tcMar>
+          </w:tcPr>
+          <w:p>
+            <w:r>
+              <w:rPr>
+                <w:rFonts w:ascii="Calibri" w:cs="Calibri" w:eastAsia="Calibri" w:hAnsi="Calibri"/>
+                <w:sz w:val="20"/>
+                <w:szCs w:val="20"/>
+              </w:rPr>
+              <w:t xml:space="preserve">23</w:t>
+            </w:r>
+          </w:p>
+        </w:tc>
+        <w:tc>
+          <w:tcPr>
+            <w:tcW w:type="dxa" w:w="5600"/>
+            <w:tcBorders>
+              <w:top w:val="single" w:color="B9C4D0" w:sz="4"/>
+              <w:left w:val="single" w:color="B9C4D0" w:sz="4"/>
+              <w:bottom w:val="single" w:color="B9C4D0" w:sz="4"/>
+              <w:right w:val="single" w:color="B9C4D0" w:sz="4"/>
+            </w:tcBorders>
+            <w:tcMar>
+              <w:top w:type="dxa" w:w="60"/>
+              <w:left w:type="dxa" w:w="100"/>
+              <w:bottom w:type="dxa" w:w="60"/>
+              <w:right w:type="dxa" w:w="100"/>
+            </w:tcMar>
+          </w:tcPr>
+          <w:p>
+            <w:r>
+              <w:rPr>
+                <w:rFonts w:ascii="Calibri" w:cs="Calibri" w:eastAsia="Calibri" w:hAnsi="Calibri"/>
+                <w:sz w:val="20"/>
+                <w:szCs w:val="20"/>
+              </w:rPr>
+              <w:t xml:space="preserve">CFESS. O que é preconceito? (Série Assistente Social no Combate ao Preconceito, caderno 1). 2016.</w:t>
+            </w:r>
+          </w:p>
+        </w:tc>
+        <w:tc>
+          <w:tcPr>
+            <w:tcW w:type="dxa" w:w="1400"/>
+            <w:tcBorders>
+              <w:top w:val="single" w:color="B9C4D0" w:sz="4"/>
+              <w:left w:val="single" w:color="B9C4D0" w:sz="4"/>
+              <w:bottom w:val="single" w:color="B9C4D0" w:sz="4"/>
+              <w:right w:val="single" w:color="B9C4D0" w:sz="4"/>
+            </w:tcBorders>
+            <w:tcMar>
+              <w:top w:type="dxa" w:w="60"/>
+              <w:left w:type="dxa" w:w="100"/>
+              <w:bottom w:type="dxa" w:w="60"/>
+              <w:right w:type="dxa" w:w="100"/>
+            </w:tcMar>
+          </w:tcPr>
+          <w:p>
+            <w:r>
+              <w:rPr>
+                <w:rFonts w:ascii="Calibri" w:cs="Calibri" w:eastAsia="Calibri" w:hAnsi="Calibri"/>
+                <w:sz w:val="20"/>
+                <w:szCs w:val="20"/>
+              </w:rPr>
+              <w:t xml:space="preserve">24 p. / 68</w:t>
+            </w:r>
+          </w:p>
+        </w:tc>
+        <w:tc>
+          <w:tcPr>
+            <w:tcW w:type="dxa" w:w="2138"/>
+            <w:tcBorders>
+              <w:top w:val="single" w:color="B9C4D0" w:sz="4"/>
+              <w:left w:val="single" w:color="B9C4D0" w:sz="4"/>
+              <w:bottom w:val="single" w:color="B9C4D0" w:sz="4"/>
+              <w:right w:val="single" w:color="B9C4D0" w:sz="4"/>
+            </w:tcBorders>
+            <w:shd w:fill="F2F6FB" w:color="auto" w:val="clear"/>
+            <w:tcMar>
+              <w:top w:type="dxa" w:w="60"/>
+              <w:left w:type="dxa" w:w="100"/>
+              <w:bottom w:type="dxa" w:w="60"/>
+              <w:right w:type="dxa" w:w="100"/>
+            </w:tcMar>
+          </w:tcPr>
+          <w:p>
+            <w:r>
+              <w:rPr>
+                <w:rFonts w:ascii="Calibri" w:cs="Calibri" w:eastAsia="Calibri" w:hAnsi="Calibri"/>
+                <w:sz w:val="20"/>
+                <w:szCs w:val="20"/>
+              </w:rPr>
+              <w:t xml:space="preserve">☐ Incluir   ☐ Não incluir</w:t>
+            </w:r>
+          </w:p>
+        </w:tc>
+      </w:tr>
+      <w:tr>
+        <w:trPr>
+          <w:cantSplit/>
+        </w:trPr>
+        <w:tc>
+          <w:tcPr>
+            <w:tcW w:type="dxa" w:w="500"/>
+            <w:tcBorders>
+              <w:top w:val="single" w:color="B9C4D0" w:sz="4"/>
+              <w:left w:val="single" w:color="B9C4D0" w:sz="4"/>
+              <w:bottom w:val="single" w:color="B9C4D0" w:sz="4"/>
+              <w:right w:val="single" w:color="B9C4D0" w:sz="4"/>
+            </w:tcBorders>
+            <w:tcMar>
+              <w:top w:type="dxa" w:w="60"/>
+              <w:left w:type="dxa" w:w="100"/>
+              <w:bottom w:type="dxa" w:w="60"/>
+              <w:right w:type="dxa" w:w="100"/>
+            </w:tcMar>
+          </w:tcPr>
+          <w:p>
+            <w:r>
+              <w:rPr>
+                <w:rFonts w:ascii="Calibri" w:cs="Calibri" w:eastAsia="Calibri" w:hAnsi="Calibri"/>
+                <w:sz w:val="20"/>
+                <w:szCs w:val="20"/>
+              </w:rPr>
+              <w:t xml:space="preserve">24</w:t>
+            </w:r>
+          </w:p>
+        </w:tc>
+        <w:tc>
+          <w:tcPr>
+            <w:tcW w:type="dxa" w:w="5600"/>
+            <w:tcBorders>
+              <w:top w:val="single" w:color="B9C4D0" w:sz="4"/>
+              <w:left w:val="single" w:color="B9C4D0" w:sz="4"/>
+              <w:bottom w:val="single" w:color="B9C4D0" w:sz="4"/>
+              <w:right w:val="single" w:color="B9C4D0" w:sz="4"/>
+            </w:tcBorders>
+            <w:tcMar>
+              <w:top w:type="dxa" w:w="60"/>
+              <w:left w:type="dxa" w:w="100"/>
+              <w:bottom w:type="dxa" w:w="60"/>
+              <w:right w:type="dxa" w:w="100"/>
+            </w:tcMar>
+          </w:tcPr>
+          <w:p>
+            <w:r>
+              <w:rPr>
+                <w:rFonts w:ascii="Calibri" w:cs="Calibri" w:eastAsia="Calibri" w:hAnsi="Calibri"/>
+                <w:sz w:val="20"/>
+                <w:szCs w:val="20"/>
+              </w:rPr>
+              <w:t xml:space="preserve">CFESS. Racismo (Série Assistente Social no Combate ao Preconceito, caderno 3). 2016.</w:t>
+            </w:r>
+          </w:p>
+        </w:tc>
+        <w:tc>
+          <w:tcPr>
+            <w:tcW w:type="dxa" w:w="1400"/>
+            <w:tcBorders>
+              <w:top w:val="single" w:color="B9C4D0" w:sz="4"/>
+              <w:left w:val="single" w:color="B9C4D0" w:sz="4"/>
+              <w:bottom w:val="single" w:color="B9C4D0" w:sz="4"/>
+              <w:right w:val="single" w:color="B9C4D0" w:sz="4"/>
+            </w:tcBorders>
+            <w:tcMar>
+              <w:top w:type="dxa" w:w="60"/>
+              <w:left w:type="dxa" w:w="100"/>
+              <w:bottom w:type="dxa" w:w="60"/>
+              <w:right w:type="dxa" w:w="100"/>
+            </w:tcMar>
+          </w:tcPr>
+          <w:p>
+            <w:r>
+              <w:rPr>
+                <w:rFonts w:ascii="Calibri" w:cs="Calibri" w:eastAsia="Calibri" w:hAnsi="Calibri"/>
+                <w:sz w:val="20"/>
+                <w:szCs w:val="20"/>
+              </w:rPr>
+              <w:t xml:space="preserve">22 p. / 54</w:t>
+            </w:r>
+          </w:p>
+        </w:tc>
+        <w:tc>
+          <w:tcPr>
+            <w:tcW w:type="dxa" w:w="2138"/>
+            <w:tcBorders>
+              <w:top w:val="single" w:color="B9C4D0" w:sz="4"/>
+              <w:left w:val="single" w:color="B9C4D0" w:sz="4"/>
+              <w:bottom w:val="single" w:color="B9C4D0" w:sz="4"/>
+              <w:right w:val="single" w:color="B9C4D0" w:sz="4"/>
+            </w:tcBorders>
+            <w:shd w:fill="F2F6FB" w:color="auto" w:val="clear"/>
+            <w:tcMar>
+              <w:top w:type="dxa" w:w="60"/>
+              <w:left w:type="dxa" w:w="100"/>
+              <w:bottom w:type="dxa" w:w="60"/>
+              <w:right w:type="dxa" w:w="100"/>
+            </w:tcMar>
+          </w:tcPr>
+          <w:p>
+            <w:r>
+              <w:rPr>
+                <w:rFonts w:ascii="Calibri" w:cs="Calibri" w:eastAsia="Calibri" w:hAnsi="Calibri"/>
+                <w:sz w:val="20"/>
+                <w:szCs w:val="20"/>
+              </w:rPr>
+              <w:t xml:space="preserve">☐ Incluir   ☐ Não incluir</w:t>
+            </w:r>
+          </w:p>
+        </w:tc>
+      </w:tr>
+      <w:tr>
+        <w:trPr>
+          <w:cantSplit/>
+        </w:trPr>
+        <w:tc>
+          <w:tcPr>
+            <w:tcW w:type="dxa" w:w="500"/>
+            <w:tcBorders>
+              <w:top w:val="single" w:color="B9C4D0" w:sz="4"/>
+              <w:left w:val="single" w:color="B9C4D0" w:sz="4"/>
+              <w:bottom w:val="single" w:color="B9C4D0" w:sz="4"/>
+              <w:right w:val="single" w:color="B9C4D0" w:sz="4"/>
+            </w:tcBorders>
+            <w:tcMar>
+              <w:top w:type="dxa" w:w="60"/>
+              <w:left w:type="dxa" w:w="100"/>
+              <w:bottom w:type="dxa" w:w="60"/>
+              <w:right w:type="dxa" w:w="100"/>
+            </w:tcMar>
+          </w:tcPr>
+          <w:p>
+            <w:r>
+              <w:rPr>
+                <w:rFonts w:ascii="Calibri" w:cs="Calibri" w:eastAsia="Calibri" w:hAnsi="Calibri"/>
+                <w:sz w:val="20"/>
+                <w:szCs w:val="20"/>
+              </w:rPr>
+              <w:t xml:space="preserve">25</w:t>
+            </w:r>
+          </w:p>
+        </w:tc>
+        <w:tc>
+          <w:tcPr>
+            <w:tcW w:type="dxa" w:w="5600"/>
+            <w:tcBorders>
+              <w:top w:val="single" w:color="B9C4D0" w:sz="4"/>
+              <w:left w:val="single" w:color="B9C4D0" w:sz="4"/>
+              <w:bottom w:val="single" w:color="B9C4D0" w:sz="4"/>
+              <w:right w:val="single" w:color="B9C4D0" w:sz="4"/>
+            </w:tcBorders>
+            <w:tcMar>
+              <w:top w:type="dxa" w:w="60"/>
+              <w:left w:type="dxa" w:w="100"/>
+              <w:bottom w:type="dxa" w:w="60"/>
+              <w:right w:type="dxa" w:w="100"/>
+            </w:tcMar>
+          </w:tcPr>
+          <w:p>
+            <w:r>
+              <w:rPr>
+                <w:rFonts w:ascii="Calibri" w:cs="Calibri" w:eastAsia="Calibri" w:hAnsi="Calibri"/>
+                <w:sz w:val="20"/>
+                <w:szCs w:val="20"/>
+              </w:rPr>
+              <w:t xml:space="preserve">CFESS. Transfobia (Série Assistente Social no Combate ao Preconceito, caderno 4). 2016.</w:t>
+            </w:r>
+          </w:p>
+        </w:tc>
+        <w:tc>
+          <w:tcPr>
+            <w:tcW w:type="dxa" w:w="1400"/>
+            <w:tcBorders>
+              <w:top w:val="single" w:color="B9C4D0" w:sz="4"/>
+              <w:left w:val="single" w:color="B9C4D0" w:sz="4"/>
+              <w:bottom w:val="single" w:color="B9C4D0" w:sz="4"/>
+              <w:right w:val="single" w:color="B9C4D0" w:sz="4"/>
+            </w:tcBorders>
+            <w:tcMar>
+              <w:top w:type="dxa" w:w="60"/>
+              <w:left w:type="dxa" w:w="100"/>
+              <w:bottom w:type="dxa" w:w="60"/>
+              <w:right w:type="dxa" w:w="100"/>
+            </w:tcMar>
+          </w:tcPr>
+          <w:p>
+            <w:r>
+              <w:rPr>
+                <w:rFonts w:ascii="Calibri" w:cs="Calibri" w:eastAsia="Calibri" w:hAnsi="Calibri"/>
+                <w:sz w:val="20"/>
+                <w:szCs w:val="20"/>
+              </w:rPr>
+              <w:t xml:space="preserve">18 p. / 42</w:t>
+            </w:r>
+          </w:p>
+        </w:tc>
+        <w:tc>
+          <w:tcPr>
+            <w:tcW w:type="dxa" w:w="2138"/>
+            <w:tcBorders>
+              <w:top w:val="single" w:color="B9C4D0" w:sz="4"/>
+              <w:left w:val="single" w:color="B9C4D0" w:sz="4"/>
+              <w:bottom w:val="single" w:color="B9C4D0" w:sz="4"/>
+              <w:right w:val="single" w:color="B9C4D0" w:sz="4"/>
+            </w:tcBorders>
+            <w:shd w:fill="F2F6FB" w:color="auto" w:val="clear"/>
+            <w:tcMar>
+              <w:top w:type="dxa" w:w="60"/>
+              <w:left w:type="dxa" w:w="100"/>
+              <w:bottom w:type="dxa" w:w="60"/>
+              <w:right w:type="dxa" w:w="100"/>
+            </w:tcMar>
+          </w:tcPr>
+          <w:p>
+            <w:r>
+              <w:rPr>
+                <w:rFonts w:ascii="Calibri" w:cs="Calibri" w:eastAsia="Calibri" w:hAnsi="Calibri"/>
+                <w:sz w:val="20"/>
+                <w:szCs w:val="20"/>
+              </w:rPr>
+              <w:t xml:space="preserve">☐ Incluir   ☐ Não incluir</w:t>
+            </w:r>
+          </w:p>
+        </w:tc>
+      </w:tr>
+      <w:tr>
+        <w:trPr>
+          <w:cantSplit/>
+        </w:trPr>
+        <w:tc>
+          <w:tcPr>
+            <w:tcW w:type="dxa" w:w="500"/>
+            <w:tcBorders>
+              <w:top w:val="single" w:color="B9C4D0" w:sz="4"/>
+              <w:left w:val="single" w:color="B9C4D0" w:sz="4"/>
+              <w:bottom w:val="single" w:color="B9C4D0" w:sz="4"/>
+              <w:right w:val="single" w:color="B9C4D0" w:sz="4"/>
+            </w:tcBorders>
+            <w:tcMar>
+              <w:top w:type="dxa" w:w="60"/>
+              <w:left w:type="dxa" w:w="100"/>
+              <w:bottom w:type="dxa" w:w="60"/>
+              <w:right w:type="dxa" w:w="100"/>
+            </w:tcMar>
+          </w:tcPr>
+          <w:p>
+            <w:r>
+              <w:rPr>
+                <w:rFonts w:ascii="Calibri" w:cs="Calibri" w:eastAsia="Calibri" w:hAnsi="Calibri"/>
+                <w:sz w:val="20"/>
+                <w:szCs w:val="20"/>
+              </w:rPr>
+              <w:t xml:space="preserve">26</w:t>
+            </w:r>
+          </w:p>
+        </w:tc>
+        <w:tc>
+          <w:tcPr>
+            <w:tcW w:type="dxa" w:w="5600"/>
+            <w:tcBorders>
+              <w:top w:val="single" w:color="B9C4D0" w:sz="4"/>
+              <w:left w:val="single" w:color="B9C4D0" w:sz="4"/>
+              <w:bottom w:val="single" w:color="B9C4D0" w:sz="4"/>
+              <w:right w:val="single" w:color="B9C4D0" w:sz="4"/>
+            </w:tcBorders>
+            <w:tcMar>
+              <w:top w:type="dxa" w:w="60"/>
+              <w:left w:type="dxa" w:w="100"/>
+              <w:bottom w:type="dxa" w:w="60"/>
+              <w:right w:type="dxa" w:w="100"/>
+            </w:tcMar>
+          </w:tcPr>
+          <w:p>
+            <w:r>
+              <w:rPr>
+                <w:rFonts w:ascii="Calibri" w:cs="Calibri" w:eastAsia="Calibri" w:hAnsi="Calibri"/>
+                <w:sz w:val="20"/>
+                <w:szCs w:val="20"/>
+              </w:rPr>
+              <w:t xml:space="preserve">CFESS. Discriminação contra a pessoa com deficiência (Série Assistente Social no Combate ao Preconceito, caderno 7). 2019.</w:t>
+            </w:r>
+          </w:p>
+        </w:tc>
+        <w:tc>
+          <w:tcPr>
+            <w:tcW w:type="dxa" w:w="1400"/>
+            <w:tcBorders>
+              <w:top w:val="single" w:color="B9C4D0" w:sz="4"/>
+              <w:left w:val="single" w:color="B9C4D0" w:sz="4"/>
+              <w:bottom w:val="single" w:color="B9C4D0" w:sz="4"/>
+              <w:right w:val="single" w:color="B9C4D0" w:sz="4"/>
+            </w:tcBorders>
+            <w:tcMar>
+              <w:top w:type="dxa" w:w="60"/>
+              <w:left w:type="dxa" w:w="100"/>
+              <w:bottom w:type="dxa" w:w="60"/>
+              <w:right w:type="dxa" w:w="100"/>
+            </w:tcMar>
+          </w:tcPr>
+          <w:p>
+            <w:r>
+              <w:rPr>
+                <w:rFonts w:ascii="Calibri" w:cs="Calibri" w:eastAsia="Calibri" w:hAnsi="Calibri"/>
+                <w:sz w:val="20"/>
+                <w:szCs w:val="20"/>
+              </w:rPr>
+              <w:t xml:space="preserve">24 p. / 62</w:t>
+            </w:r>
+          </w:p>
+        </w:tc>
+        <w:tc>
+          <w:tcPr>
+            <w:tcW w:type="dxa" w:w="2138"/>
+            <w:tcBorders>
+              <w:top w:val="single" w:color="B9C4D0" w:sz="4"/>
+              <w:left w:val="single" w:color="B9C4D0" w:sz="4"/>
+              <w:bottom w:val="single" w:color="B9C4D0" w:sz="4"/>
+              <w:right w:val="single" w:color="B9C4D0" w:sz="4"/>
+            </w:tcBorders>
+            <w:shd w:fill="F2F6FB" w:color="auto" w:val="clear"/>
+            <w:tcMar>
+              <w:top w:type="dxa" w:w="60"/>
+              <w:left w:type="dxa" w:w="100"/>
+              <w:bottom w:type="dxa" w:w="60"/>
+              <w:right w:type="dxa" w:w="100"/>
+            </w:tcMar>
+          </w:tcPr>
+          <w:p>
+            <w:r>
+              <w:rPr>
+                <w:rFonts w:ascii="Calibri" w:cs="Calibri" w:eastAsia="Calibri" w:hAnsi="Calibri"/>
+                <w:sz w:val="20"/>
+                <w:szCs w:val="20"/>
+              </w:rPr>
+              <w:t xml:space="preserve">☐ Incluir   ☐ Não incluir</w:t>
+            </w:r>
+          </w:p>
+        </w:tc>
+      </w:tr>
+      <w:tr>
+        <w:trPr>
+          <w:cantSplit/>
+        </w:trPr>
+        <w:tc>
+          <w:tcPr>
+            <w:tcW w:type="dxa" w:w="500"/>
+            <w:tcBorders>
+              <w:top w:val="single" w:color="B9C4D0" w:sz="4"/>
+              <w:left w:val="single" w:color="B9C4D0" w:sz="4"/>
+              <w:bottom w:val="single" w:color="B9C4D0" w:sz="4"/>
+              <w:right w:val="single" w:color="B9C4D0" w:sz="4"/>
+            </w:tcBorders>
+            <w:tcMar>
+              <w:top w:type="dxa" w:w="60"/>
+              <w:left w:type="dxa" w:w="100"/>
+              <w:bottom w:type="dxa" w:w="60"/>
+              <w:right w:type="dxa" w:w="100"/>
+            </w:tcMar>
+          </w:tcPr>
+          <w:p>
+            <w:r>
+              <w:rPr>
+                <w:rFonts w:ascii="Calibri" w:cs="Calibri" w:eastAsia="Calibri" w:hAnsi="Calibri"/>
+                <w:sz w:val="20"/>
+                <w:szCs w:val="20"/>
+              </w:rPr>
+              <w:t xml:space="preserve">27</w:t>
+            </w:r>
+          </w:p>
+        </w:tc>
+        <w:tc>
+          <w:tcPr>
+            <w:tcW w:type="dxa" w:w="5600"/>
+            <w:tcBorders>
+              <w:top w:val="single" w:color="B9C4D0" w:sz="4"/>
+              <w:left w:val="single" w:color="B9C4D0" w:sz="4"/>
+              <w:bottom w:val="single" w:color="B9C4D0" w:sz="4"/>
+              <w:right w:val="single" w:color="B9C4D0" w:sz="4"/>
+            </w:tcBorders>
+            <w:tcMar>
+              <w:top w:type="dxa" w:w="60"/>
+              <w:left w:type="dxa" w:w="100"/>
+              <w:bottom w:type="dxa" w:w="60"/>
+              <w:right w:type="dxa" w:w="100"/>
+            </w:tcMar>
+          </w:tcPr>
+          <w:p>
+            <w:r>
+              <w:rPr>
+                <w:rFonts w:ascii="Calibri" w:cs="Calibri" w:eastAsia="Calibri" w:hAnsi="Calibri"/>
+                <w:sz w:val="20"/>
+                <w:szCs w:val="20"/>
+              </w:rPr>
+              <w:t xml:space="preserve">CFESS. Capacitismo (Série Assistente Social no Combate ao Preconceito, caderno 9). 2025.</w:t>
+            </w:r>
+          </w:p>
+        </w:tc>
+        <w:tc>
+          <w:tcPr>
+            <w:tcW w:type="dxa" w:w="1400"/>
+            <w:tcBorders>
+              <w:top w:val="single" w:color="B9C4D0" w:sz="4"/>
+              <w:left w:val="single" w:color="B9C4D0" w:sz="4"/>
+              <w:bottom w:val="single" w:color="B9C4D0" w:sz="4"/>
+              <w:right w:val="single" w:color="B9C4D0" w:sz="4"/>
+            </w:tcBorders>
+            <w:tcMar>
+              <w:top w:type="dxa" w:w="60"/>
+              <w:left w:type="dxa" w:w="100"/>
+              <w:bottom w:type="dxa" w:w="60"/>
+              <w:right w:type="dxa" w:w="100"/>
+            </w:tcMar>
+          </w:tcPr>
+          <w:p>
+            <w:r>
+              <w:rPr>
+                <w:rFonts w:ascii="Calibri" w:cs="Calibri" w:eastAsia="Calibri" w:hAnsi="Calibri"/>
+                <w:sz w:val="20"/>
+                <w:szCs w:val="20"/>
+              </w:rPr>
+              <w:t xml:space="preserve">22 p. / 68</w:t>
+            </w:r>
+          </w:p>
+        </w:tc>
+        <w:tc>
+          <w:tcPr>
+            <w:tcW w:type="dxa" w:w="2138"/>
+            <w:tcBorders>
+              <w:top w:val="single" w:color="B9C4D0" w:sz="4"/>
+              <w:left w:val="single" w:color="B9C4D0" w:sz="4"/>
+              <w:bottom w:val="single" w:color="B9C4D0" w:sz="4"/>
+              <w:right w:val="single" w:color="B9C4D0" w:sz="4"/>
+            </w:tcBorders>
+            <w:shd w:fill="F2F6FB" w:color="auto" w:val="clear"/>
+            <w:tcMar>
+              <w:top w:type="dxa" w:w="60"/>
+              <w:left w:type="dxa" w:w="100"/>
+              <w:bottom w:type="dxa" w:w="60"/>
+              <w:right w:type="dxa" w:w="100"/>
+            </w:tcMar>
+          </w:tcPr>
+          <w:p>
+            <w:r>
+              <w:rPr>
+                <w:rFonts w:ascii="Calibri" w:cs="Calibri" w:eastAsia="Calibri" w:hAnsi="Calibri"/>
+                <w:sz w:val="20"/>
+                <w:szCs w:val="20"/>
+              </w:rPr>
+              <w:t xml:space="preserve">☐ Incluir   ☐ Não incluir</w:t>
+            </w:r>
+          </w:p>
+        </w:tc>
+      </w:tr>
+      <w:tr>
+        <w:trPr>
+          <w:cantSplit/>
+        </w:trPr>
+        <w:tc>
+          <w:tcPr>
+            <w:tcW w:type="dxa" w:w="500"/>
+            <w:tcBorders>
+              <w:top w:val="single" w:color="B9C4D0" w:sz="4"/>
+              <w:left w:val="single" w:color="B9C4D0" w:sz="4"/>
+              <w:bottom w:val="single" w:color="B9C4D0" w:sz="4"/>
+              <w:right w:val="single" w:color="B9C4D0" w:sz="4"/>
+            </w:tcBorders>
+            <w:tcMar>
+              <w:top w:type="dxa" w:w="60"/>
+              <w:left w:type="dxa" w:w="100"/>
+              <w:bottom w:type="dxa" w:w="60"/>
+              <w:right w:type="dxa" w:w="100"/>
+            </w:tcMar>
+          </w:tcPr>
+          <w:p>
+            <w:r>
+              <w:rPr>
+                <w:rFonts w:ascii="Calibri" w:cs="Calibri" w:eastAsia="Calibri" w:hAnsi="Calibri"/>
+                <w:sz w:val="20"/>
+                <w:szCs w:val="20"/>
+              </w:rPr>
+              <w:t xml:space="preserve">28</w:t>
+            </w:r>
+          </w:p>
+        </w:tc>
+        <w:tc>
+          <w:tcPr>
+            <w:tcW w:type="dxa" w:w="5600"/>
+            <w:tcBorders>
+              <w:top w:val="single" w:color="B9C4D0" w:sz="4"/>
+              <w:left w:val="single" w:color="B9C4D0" w:sz="4"/>
+              <w:bottom w:val="single" w:color="B9C4D0" w:sz="4"/>
+              <w:right w:val="single" w:color="B9C4D0" w:sz="4"/>
+            </w:tcBorders>
+            <w:tcMar>
+              <w:top w:type="dxa" w:w="60"/>
+              <w:left w:type="dxa" w:w="100"/>
+              <w:bottom w:type="dxa" w:w="60"/>
+              <w:right w:type="dxa" w:w="100"/>
+            </w:tcMar>
+          </w:tcPr>
+          <w:p>
+            <w:r>
+              <w:rPr>
+                <w:rFonts w:ascii="Calibri" w:cs="Calibri" w:eastAsia="Calibri" w:hAnsi="Calibri"/>
+                <w:sz w:val="20"/>
+                <w:szCs w:val="20"/>
+              </w:rPr>
+              <w:t xml:space="preserve">CFESS. Orientações para o atendimento de pessoas trans no Conjunto CFESS-CRESS. 2019.</w:t>
+            </w:r>
+          </w:p>
+        </w:tc>
+        <w:tc>
+          <w:tcPr>
+            <w:tcW w:type="dxa" w:w="1400"/>
+            <w:tcBorders>
+              <w:top w:val="single" w:color="B9C4D0" w:sz="4"/>
+              <w:left w:val="single" w:color="B9C4D0" w:sz="4"/>
+              <w:bottom w:val="single" w:color="B9C4D0" w:sz="4"/>
+              <w:right w:val="single" w:color="B9C4D0" w:sz="4"/>
+            </w:tcBorders>
+            <w:tcMar>
+              <w:top w:type="dxa" w:w="60"/>
+              <w:left w:type="dxa" w:w="100"/>
+              <w:bottom w:type="dxa" w:w="60"/>
+              <w:right w:type="dxa" w:w="100"/>
+            </w:tcMar>
+          </w:tcPr>
+          <w:p>
+            <w:r>
+              <w:rPr>
+                <w:rFonts w:ascii="Calibri" w:cs="Calibri" w:eastAsia="Calibri" w:hAnsi="Calibri"/>
+                <w:sz w:val="20"/>
+                <w:szCs w:val="20"/>
+              </w:rPr>
+              <w:t xml:space="preserve">6 p. / 33</w:t>
+            </w:r>
+          </w:p>
+        </w:tc>
+        <w:tc>
+          <w:tcPr>
+            <w:tcW w:type="dxa" w:w="2138"/>
+            <w:tcBorders>
+              <w:top w:val="single" w:color="B9C4D0" w:sz="4"/>
+              <w:left w:val="single" w:color="B9C4D0" w:sz="4"/>
+              <w:bottom w:val="single" w:color="B9C4D0" w:sz="4"/>
+              <w:right w:val="single" w:color="B9C4D0" w:sz="4"/>
+            </w:tcBorders>
+            <w:shd w:fill="F2F6FB" w:color="auto" w:val="clear"/>
+            <w:tcMar>
+              <w:top w:type="dxa" w:w="60"/>
+              <w:left w:type="dxa" w:w="100"/>
+              <w:bottom w:type="dxa" w:w="60"/>
+              <w:right w:type="dxa" w:w="100"/>
+            </w:tcMar>
+          </w:tcPr>
+          <w:p>
+            <w:r>
+              <w:rPr>
+                <w:rFonts w:ascii="Calibri" w:cs="Calibri" w:eastAsia="Calibri" w:hAnsi="Calibri"/>
+                <w:sz w:val="20"/>
+                <w:szCs w:val="20"/>
+              </w:rPr>
+              <w:t xml:space="preserve">☐ Incluir   ☐ Não incluir</w:t>
+            </w:r>
+          </w:p>
+        </w:tc>
+      </w:tr>
+    </w:tbl>
+    <w:p>
+      <w:pPr>
+        <w:keepNext/>
+        <w:spacing w:after="80" w:before="160"/>
+      </w:pPr>
+      <w:r>
+        <w:rPr>
+          <w:rFonts w:ascii="Calibri" w:cs="Calibri" w:eastAsia="Calibri" w:hAnsi="Calibri"/>
+          <w:b/>
+          <w:bCs/>
+          <w:sz w:val="22"/>
+          <w:szCs w:val="22"/>
+        </w:rPr>
+        <w:t xml:space="preserve">Os textos completos desses documentos ficam no arquivo público do site (como já acontece com as normas), para a busca funcionar sem servidor. Na tela, só aparecem os trechos encontrados, com a fonte e o link do PDF oficial. Você concorda?</w:t>
+      </w:r>
+    </w:p>
+    <w:p>
+      <w:pPr>
+        <w:spacing w:after="100"/>
+      </w:pPr>
+      <w:r>
+        <w:rPr>
+          <w:rFonts w:ascii="Calibri" w:cs="Calibri" w:eastAsia="Calibri" w:hAnsi="Calibri"/>
+          <w:sz w:val="22"/>
+          <w:szCs w:val="22"/>
+        </w:rPr>
+        <w:t xml:space="preserve">☐  Sim     ☐  Só os documentos do CFESS e dos CRESS     ☐  Não: mostrar só o link</w:t>
+      </w:r>
+    </w:p>
+    <w:tbl>
+      <w:tblPr>
+        <w:tblW w:type="dxa" w:w="9638"/>
+        <w:tblBorders>
+          <w:top w:val="single" w:color="auto" w:sz="4"/>
+          <w:left w:val="single" w:color="auto" w:sz="4"/>
+          <w:bottom w:val="single" w:color="auto" w:sz="4"/>
+          <w:right w:val="single" w:color="auto" w:sz="4"/>
+          <w:insideH w:val="single" w:color="auto" w:sz="4"/>
+          <w:insideV w:val="single" w:color="auto" w:sz="4"/>
+        </w:tblBorders>
+      </w:tblPr>
+      <w:tblGrid>
+        <w:gridCol w:w="9638"/>
+      </w:tblGrid>
+      <w:tr>
+        <w:tc>
+          <w:tcPr>
+            <w:tcW w:type="dxa" w:w="9638"/>
+            <w:tcBorders>
+              <w:top w:val="single" w:color="B9C4D0" w:sz="4"/>
+              <w:left w:val="single" w:color="B9C4D0" w:sz="4"/>
+              <w:bottom w:val="single" w:color="B9C4D0" w:sz="4"/>
+              <w:right w:val="single" w:color="B9C4D0" w:sz="4"/>
+            </w:tcBorders>
+            <w:shd w:fill="F2F6FB" w:color="auto" w:val="clear"/>
+            <w:tcMar>
+              <w:top w:type="dxa" w:w="80"/>
+              <w:left w:type="dxa" w:w="120"/>
+              <w:bottom w:type="dxa" w:w="80"/>
+              <w:right w:type="dxa" w:w="120"/>
+            </w:tcMar>
+          </w:tcPr>
+          <w:p>
+            <w:r>
+              <w:rPr>
+                <w:rFonts w:ascii="Calibri" w:cs="Calibri" w:eastAsia="Calibri" w:hAnsi="Calibri"/>
+                <w:i/>
+                <w:iCs/>
+                <w:color w:val="4F5D70"/>
+                <w:sz w:val="22"/>
+                <w:szCs w:val="22"/>
+              </w:rPr>
+              <w:t xml:space="preserve">Algum documento oficial importante que ficou de fora (opcional):</w:t>
+            </w:r>
+          </w:p>
+          <w:p>
+            <w:r>
+              <w:rPr>
+                <w:rFonts w:ascii="Calibri" w:cs="Calibri" w:eastAsia="Calibri" w:hAnsi="Calibri"/>
+                <w:sz w:val="22"/>
+                <w:szCs w:val="22"/>
+              </w:rPr>
+              <w:t xml:space="preserve"/>
+            </w:r>
+          </w:p>
+          <w:p>
+            <w:r>
+              <w:rPr>
+                <w:rFonts w:ascii="Calibri" w:cs="Calibri" w:eastAsia="Calibri" w:hAnsi="Calibri"/>
+                <w:sz w:val="22"/>
+                <w:szCs w:val="22"/>
+              </w:rPr>
+              <w:t xml:space="preserve"/>
+            </w:r>
+          </w:p>
+        </w:tc>
+      </w:tr>
+    </w:tbl>
+    <w:p>
+      <w:pPr>
+        <w:pStyle w:val="Heading1"/>
+        <w:keepNext/>
+        <w:pageBreakBefore/>
+        <w:spacing w:after="120" w:before="280"/>
+      </w:pPr>
+      <w:r>
+        <w:rPr>
+          <w:rFonts w:ascii="Calibri" w:cs="Calibri" w:eastAsia="Calibri" w:hAnsi="Calibri"/>
+          <w:b/>
+          <w:bCs/>
+          <w:color w:val="173456"/>
+          <w:sz w:val="28"/>
+          <w:szCs w:val="28"/>
+        </w:rPr>
+        <w:t xml:space="preserve">Parte B — Respostas da IA</w:t>
+      </w:r>
+    </w:p>
+    <w:p>
+      <w:pPr>
+        <w:spacing w:after="100"/>
+      </w:pPr>
+      <w:r>
+        <w:rPr>
+          <w:rFonts w:ascii="Calibri" w:cs="Calibri" w:eastAsia="Calibri" w:hAnsi="Calibri"/>
+          <w:sz w:val="22"/>
+          <w:szCs w:val="22"/>
+        </w:rPr>
+        <w:t xml:space="preserve">Para cada pergunta: os trechos que a IA usou e as frases dela. As frases marcadas como “Segundo orientação institucional” vêm só das orientações (O1, O2…); confira se a IA disse a fonte e se não apresentou a orientação como regra.</w:t>
+      </w:r>
+    </w:p>
+    <w:p>
+      <w:pPr>
+        <w:pStyle w:val="Heading1"/>
+        <w:keepNext/>
         <w:spacing w:after="120" w:before="280"/>
       </w:pPr>
       <w:r>
@@ -707,7 +4262,7 @@
                 <w:sz w:val="22"/>
                 <w:szCs w:val="22"/>
               </w:rPr>
-              <w:t xml:space="preserve">Dispositivo</w:t>
+              <w:t xml:space="preserve">Dispositivo ou documento</w:t>
             </w:r>
           </w:p>
         </w:tc>
@@ -856,7 +4411,7 @@
                 <w:sz w:val="20"/>
                 <w:szCs w:val="20"/>
               </w:rPr>
-              <w:t xml:space="preserve">E6</w:t>
+              <w:t xml:space="preserve">O1</w:t>
             </w:r>
           </w:p>
         </w:tc>
@@ -883,7 +4438,7 @@
                 <w:sz w:val="20"/>
                 <w:szCs w:val="20"/>
               </w:rPr>
-              <w:t xml:space="preserve">Resolução n° 1.098/2025 | Art. 4º</w:t>
+              <w:t xml:space="preserve">CFESS: Pareceres jurídicos sobre a ética e os direitos humanos | p. 15 do PDF</w:t>
             </w:r>
           </w:p>
         </w:tc>
@@ -910,7 +4465,179 @@
                 <w:sz w:val="20"/>
                 <w:szCs w:val="20"/>
               </w:rPr>
-              <w:t xml:space="preserve">Art. 4º A(o) assistente social é responsável por garantir a confidencialidade dos documentos técnicos e das informações que vier a produzir ou receber em razão do exercício profissional, devendo indicar, quando for o caso, nos documentos físicos, a menção "SIGILOSO" de forma destacada.</w:t>
+              <w:t xml:space="preserve">PARECER JURÍDICO nº. 06/13, de 18 de abril de 2013. O parecer discorre sobre o uso de câmeras de filmagem instaladas em salas de atendimento do Serviço Social. O questionamento se esse procedimento estaria violando a privacidade dos/as usuários/as dos serviços sociais. A quebra de sigilo e a violação do direito a intimidade e a privacidade, e sua relação com o código de ética do/a assistente social. O dever de guardar sigilo, de manter reserva e de não divulgar dados confidenciais abrange todas as modalidades de segredo profissional, considerando os princípios éticos gerais e profissionais do/…</w:t>
+            </w:r>
+          </w:p>
+        </w:tc>
+      </w:tr>
+      <w:tr>
+        <w:trPr>
+          <w:cantSplit/>
+        </w:trPr>
+        <w:tc>
+          <w:tcPr>
+            <w:tcW w:type="dxa" w:w="800"/>
+            <w:tcBorders>
+              <w:top w:val="single" w:color="B9C4D0" w:sz="4"/>
+              <w:left w:val="single" w:color="B9C4D0" w:sz="4"/>
+              <w:bottom w:val="single" w:color="B9C4D0" w:sz="4"/>
+              <w:right w:val="single" w:color="B9C4D0" w:sz="4"/>
+            </w:tcBorders>
+            <w:tcMar>
+              <w:top w:type="dxa" w:w="60"/>
+              <w:left w:type="dxa" w:w="100"/>
+              <w:bottom w:type="dxa" w:w="60"/>
+              <w:right w:type="dxa" w:w="100"/>
+            </w:tcMar>
+          </w:tcPr>
+          <w:p>
+            <w:r>
+              <w:rPr>
+                <w:rFonts w:ascii="Calibri" w:cs="Calibri" w:eastAsia="Calibri" w:hAnsi="Calibri"/>
+                <w:sz w:val="20"/>
+                <w:szCs w:val="20"/>
+              </w:rPr>
+              <w:t xml:space="preserve">O2</w:t>
+            </w:r>
+          </w:p>
+        </w:tc>
+        <w:tc>
+          <w:tcPr>
+            <w:tcW w:type="dxa" w:w="2800"/>
+            <w:tcBorders>
+              <w:top w:val="single" w:color="B9C4D0" w:sz="4"/>
+              <w:left w:val="single" w:color="B9C4D0" w:sz="4"/>
+              <w:bottom w:val="single" w:color="B9C4D0" w:sz="4"/>
+              <w:right w:val="single" w:color="B9C4D0" w:sz="4"/>
+            </w:tcBorders>
+            <w:tcMar>
+              <w:top w:type="dxa" w:w="60"/>
+              <w:left w:type="dxa" w:w="100"/>
+              <w:bottom w:type="dxa" w:w="60"/>
+              <w:right w:type="dxa" w:w="100"/>
+            </w:tcMar>
+          </w:tcPr>
+          <w:p>
+            <w:r>
+              <w:rPr>
+                <w:rFonts w:ascii="Calibri" w:cs="Calibri" w:eastAsia="Calibri" w:hAnsi="Calibri"/>
+                <w:sz w:val="20"/>
+                <w:szCs w:val="20"/>
+              </w:rPr>
+              <w:t xml:space="preserve">CFESS: Parâmetros para atuação de assistentes sociais na política de assistência social | p. 26 do impresso (p. 27 do PDF)</w:t>
+            </w:r>
+          </w:p>
+        </w:tc>
+        <w:tc>
+          <w:tcPr>
+            <w:tcW w:type="dxa" w:w="6038"/>
+            <w:tcBorders>
+              <w:top w:val="single" w:color="B9C4D0" w:sz="4"/>
+              <w:left w:val="single" w:color="B9C4D0" w:sz="4"/>
+              <w:bottom w:val="single" w:color="B9C4D0" w:sz="4"/>
+              <w:right w:val="single" w:color="B9C4D0" w:sz="4"/>
+            </w:tcBorders>
+            <w:tcMar>
+              <w:top w:type="dxa" w:w="60"/>
+              <w:left w:type="dxa" w:w="100"/>
+              <w:bottom w:type="dxa" w:w="60"/>
+              <w:right w:type="dxa" w:w="100"/>
+            </w:tcMar>
+          </w:tcPr>
+          <w:p>
+            <w:r>
+              <w:rPr>
+                <w:rFonts w:ascii="Calibri" w:cs="Calibri" w:eastAsia="Calibri" w:hAnsi="Calibri"/>
+                <w:sz w:val="20"/>
+                <w:szCs w:val="20"/>
+              </w:rPr>
+              <w:t xml:space="preserve">Dessa forma, o trabalho interdisciplinar em equipe deve ser orientado pela perspectiva de totalidade, com vistas a situar o indivíduo nas relações sociais que têm papel determinante nas suas condições de vida, de modo a não responsabilizá-lo pela sua condição sócioeconômica. O Código de Ética Profissional de assistentes sociais, por exemplo, estabelece direitos e deveres que, no âmbito do trabalho em equipe, resguardam-lhes o sigilo profissional, de modo que estes/as não podem e não devem encaminhar a outrem informações, atribuições e tarefas que não estejam em seu campo de atuação.</w:t>
+            </w:r>
+          </w:p>
+        </w:tc>
+      </w:tr>
+      <w:tr>
+        <w:trPr>
+          <w:cantSplit/>
+        </w:trPr>
+        <w:tc>
+          <w:tcPr>
+            <w:tcW w:type="dxa" w:w="800"/>
+            <w:tcBorders>
+              <w:top w:val="single" w:color="B9C4D0" w:sz="4"/>
+              <w:left w:val="single" w:color="B9C4D0" w:sz="4"/>
+              <w:bottom w:val="single" w:color="B9C4D0" w:sz="4"/>
+              <w:right w:val="single" w:color="B9C4D0" w:sz="4"/>
+            </w:tcBorders>
+            <w:tcMar>
+              <w:top w:type="dxa" w:w="60"/>
+              <w:left w:type="dxa" w:w="100"/>
+              <w:bottom w:type="dxa" w:w="60"/>
+              <w:right w:type="dxa" w:w="100"/>
+            </w:tcMar>
+          </w:tcPr>
+          <w:p>
+            <w:r>
+              <w:rPr>
+                <w:rFonts w:ascii="Calibri" w:cs="Calibri" w:eastAsia="Calibri" w:hAnsi="Calibri"/>
+                <w:sz w:val="20"/>
+                <w:szCs w:val="20"/>
+              </w:rPr>
+              <w:t xml:space="preserve">O3</w:t>
+            </w:r>
+          </w:p>
+        </w:tc>
+        <w:tc>
+          <w:tcPr>
+            <w:tcW w:type="dxa" w:w="2800"/>
+            <w:tcBorders>
+              <w:top w:val="single" w:color="B9C4D0" w:sz="4"/>
+              <w:left w:val="single" w:color="B9C4D0" w:sz="4"/>
+              <w:bottom w:val="single" w:color="B9C4D0" w:sz="4"/>
+              <w:right w:val="single" w:color="B9C4D0" w:sz="4"/>
+            </w:tcBorders>
+            <w:tcMar>
+              <w:top w:type="dxa" w:w="60"/>
+              <w:left w:type="dxa" w:w="100"/>
+              <w:bottom w:type="dxa" w:w="60"/>
+              <w:right w:type="dxa" w:w="100"/>
+            </w:tcMar>
+          </w:tcPr>
+          <w:p>
+            <w:r>
+              <w:rPr>
+                <w:rFonts w:ascii="Calibri" w:cs="Calibri" w:eastAsia="Calibri" w:hAnsi="Calibri"/>
+                <w:sz w:val="20"/>
+                <w:szCs w:val="20"/>
+              </w:rPr>
+              <w:t xml:space="preserve">CRESS-PB: Nota orientativa: documentos técnicos e sigilo profissional | p. 3 do PDF</w:t>
+            </w:r>
+          </w:p>
+        </w:tc>
+        <w:tc>
+          <w:tcPr>
+            <w:tcW w:type="dxa" w:w="6038"/>
+            <w:tcBorders>
+              <w:top w:val="single" w:color="B9C4D0" w:sz="4"/>
+              <w:left w:val="single" w:color="B9C4D0" w:sz="4"/>
+              <w:bottom w:val="single" w:color="B9C4D0" w:sz="4"/>
+              <w:right w:val="single" w:color="B9C4D0" w:sz="4"/>
+            </w:tcBorders>
+            <w:tcMar>
+              <w:top w:type="dxa" w:w="60"/>
+              <w:left w:type="dxa" w:w="100"/>
+              <w:bottom w:type="dxa" w:w="60"/>
+              <w:right w:type="dxa" w:w="100"/>
+            </w:tcMar>
+          </w:tcPr>
+          <w:p>
+            <w:r>
+              <w:rPr>
+                <w:rFonts w:ascii="Calibri" w:cs="Calibri" w:eastAsia="Calibri" w:hAnsi="Calibri"/>
+                <w:sz w:val="20"/>
+                <w:szCs w:val="20"/>
+              </w:rPr>
+              <w:t xml:space="preserve">Dando continuidade às análises previstas em normativa vigente sobre a produção de documentos técnicos em Serviço Social, a Resolução CFESS Nº 493/2006 ressalta que “Art. 4º - O material técnico utilizado e produzido no atendimento é de caráter reservado, sendo seu uso e acesso restrito aos assistentes sociais.” Dessa forma, evidencia-se preocupação normativa em torno de que sejam asseguradas condições que viabilizem o sigilo profissional do/da Assistente Social inserido nos mais diversos espaços sócioocupacionais, primando-se pela perspectiva do direito do/da Assistente Social de manter o Sigi…</w:t>
             </w:r>
           </w:p>
         </w:tc>
@@ -952,7 +4679,7 @@
           <w:sz w:val="22"/>
           <w:szCs w:val="22"/>
         </w:rPr>
-        <w:t xml:space="preserve">A manutenção do sigilo profissional é considerada tanto direito quanto dever do assistente social.</w:t>
+        <w:t xml:space="preserve">A manutenção do sigilo profissional é considerada tanto direito quanto dever do assistente social, conforme normas vigentes.</w:t>
       </w:r>
     </w:p>
     <w:p>
@@ -1012,7 +4739,6 @@
     </w:p>
     <w:p>
       <w:pPr>
-        <w:keepNext/>
         <w:spacing w:after="100"/>
       </w:pPr>
       <w:r>
@@ -1023,60 +4749,6 @@
           <w:sz w:val="22"/>
           <w:szCs w:val="22"/>
         </w:rPr>
-        <w:t xml:space="preserve">2. </w:t>
-      </w:r>
-      <w:r>
-        <w:rPr>
-          <w:rFonts w:ascii="Calibri" w:cs="Calibri" w:eastAsia="Calibri" w:hAnsi="Calibri"/>
-          <w:color w:val="4F5D70"/>
-          <w:sz w:val="22"/>
-          <w:szCs w:val="22"/>
-        </w:rPr>
-        <w:t xml:space="preserve">[O que a norma estabelece] </w:t>
-      </w:r>
-      <w:r>
-        <w:rPr>
-          <w:rFonts w:ascii="Calibri" w:cs="Calibri" w:eastAsia="Calibri" w:hAnsi="Calibri"/>
-          <w:sz w:val="22"/>
-          <w:szCs w:val="22"/>
-        </w:rPr>
-        <w:t xml:space="preserve">«A(o) assistente social é responsável por garantir a confidencialidade dos documentos técnicos e das informações que vier a produzir ou receber em razão do exercício profissional.»</w:t>
-      </w:r>
-      <w:r>
-        <w:rPr>
-          <w:rFonts w:ascii="Calibri" w:cs="Calibri" w:eastAsia="Calibri" w:hAnsi="Calibri"/>
-          <w:color w:val="4F5D70"/>
-          <w:sz w:val="22"/>
-          <w:szCs w:val="22"/>
-        </w:rPr>
-        <w:t xml:space="preserve">  (E6)</w:t>
-      </w:r>
-    </w:p>
-    <w:p>
-      <w:pPr>
-        <w:spacing w:after="100"/>
-      </w:pPr>
-      <w:r>
-        <w:rPr>
-          <w:rFonts w:ascii="Calibri" w:cs="Calibri" w:eastAsia="Calibri" w:hAnsi="Calibri"/>
-          <w:sz w:val="22"/>
-          <w:szCs w:val="22"/>
-        </w:rPr>
-        <w:t xml:space="preserve">☐  Correta     ☐  Parcial     ☐  Incorreta</w:t>
-      </w:r>
-    </w:p>
-    <w:p>
-      <w:pPr>
-        <w:spacing w:after="100"/>
-      </w:pPr>
-      <w:r>
-        <w:rPr>
-          <w:rFonts w:ascii="Calibri" w:cs="Calibri" w:eastAsia="Calibri" w:hAnsi="Calibri"/>
-          <w:b/>
-          <w:bCs/>
-          <w:sz w:val="22"/>
-          <w:szCs w:val="22"/>
-        </w:rPr>
         <w:t xml:space="preserve">Aspectos de atenção apontados pela IA: </w:t>
       </w:r>
       <w:r>
@@ -1085,7 +4757,7 @@
           <w:sz w:val="22"/>
           <w:szCs w:val="22"/>
         </w:rPr>
-        <w:t xml:space="preserve">A norma estabelece que o sigilo profissional é direito e dever, sendo necessário analisar o contexto em que é aplicado. A quebra do sigilo é permitida apenas em situações específicas e com limites claros.</w:t>
+        <w:t xml:space="preserve">A norma expressa no Código de Ética Profissional do/a Assistente Social (E1) afirma que manter o sigilo é direito do profissional. A Resolução nº 1.114/2025 (E3) afirma que o sigilo profissional é tanto direito quanto dever do/a assistente social.</w:t>
       </w:r>
     </w:p>
     <w:p>
@@ -1305,7 +4977,7 @@
                 <w:sz w:val="22"/>
                 <w:szCs w:val="22"/>
               </w:rPr>
-              <w:t xml:space="preserve">Dispositivo</w:t>
+              <w:t xml:space="preserve">Dispositivo ou documento</w:t>
             </w:r>
           </w:p>
         </w:tc>
@@ -1368,7 +5040,7 @@
                 <w:sz w:val="20"/>
                 <w:szCs w:val="20"/>
               </w:rPr>
-              <w:t xml:space="preserve">E2</w:t>
+              <w:t xml:space="preserve">E3</w:t>
             </w:r>
           </w:p>
         </w:tc>
@@ -1395,7 +5067,7 @@
                 <w:sz w:val="20"/>
                 <w:szCs w:val="20"/>
               </w:rPr>
-              <w:t xml:space="preserve">Resolução nº 569/2010 | Art. 3º, § 1º</w:t>
+              <w:t xml:space="preserve">Orientacão Normativa 4/2020 | Orientacão Normativa 4/2020 — trecho (p. 2)</w:t>
             </w:r>
           </w:p>
         </w:tc>
@@ -1422,7 +5094,7 @@
                 <w:sz w:val="20"/>
                 <w:szCs w:val="20"/>
               </w:rPr>
-              <w:t xml:space="preserve">Parágrafo primeiro – O Assistente Social, em seu trabalho profissional com indivíduos, grupos e/ou famílias, inclusive em equipe multidisciplinar ou interdisciplinar, deverá ater-se às suas habilidades, competências e atribuições privativas previstas na Lei 8662/93, que regulamenta a profissão de assistente social.</w:t>
+              <w:t xml:space="preserve">6. O sigilo profissional é a regra. Sua quebra é exceção, devendo ser adotada somente quando puder contribuir ou evitar que aconteça uma situação grave, nociva e perigosa para a integridade física e psíquica do/a usuário/a ou de terceiros. Nessas ocasiões o/a profissional deve restringir-se a prestar as informações necessárias para a solução da situação; 7. No caso de trabalhos de natureza multi ou interdisciplinares o/a assistente social deverá compartilhar com outros/as profissionais, somente as informações que forem relevantes para a prestação do serviço aos/as usuários/as, resguardando o c…</w:t>
             </w:r>
           </w:p>
         </w:tc>
@@ -1454,7 +5126,7 @@
                 <w:sz w:val="20"/>
                 <w:szCs w:val="20"/>
               </w:rPr>
-              <w:t xml:space="preserve">E3</w:t>
+              <w:t xml:space="preserve">E4</w:t>
             </w:r>
           </w:p>
         </w:tc>
@@ -1481,7 +5153,7 @@
                 <w:sz w:val="20"/>
                 <w:szCs w:val="20"/>
               </w:rPr>
-              <w:t xml:space="preserve">Orientacão Normativa 4/2020 | Orientacão Normativa 4/2020 — trecho (p. 2)</w:t>
+              <w:t xml:space="preserve">Código de Ética do/a Assistente Social | Art. 16, parágrafo único</w:t>
             </w:r>
           </w:p>
         </w:tc>
@@ -1508,7 +5180,7 @@
                 <w:sz w:val="20"/>
                 <w:szCs w:val="20"/>
               </w:rPr>
-              <w:t xml:space="preserve">6. O sigilo profissional é a regra. Sua quebra é exceção, devendo ser adotada somente quando puder contribuir ou evitar que aconteça uma situação grave, nociva e perigosa para a integridade física e psíquica do/a usuário/a ou de terceiros. Nessas ocasiões o/a profissional deve restringir-se a prestar as informações necessárias para a solução da situação; 7. No caso de trabalhos de natureza multi ou interdisciplinares o/a assistente social deverá compartilhar com outros/as profissionais, somente as informações que forem relevantes para a prestação do serviço aos/as usuários/as, resguardando o c…</w:t>
+              <w:t xml:space="preserve">Parágrafo único Em trabalho multidisciplinar só poderão ser prestadas informações dentro dos limites do estritamente necessário.</w:t>
             </w:r>
           </w:p>
         </w:tc>
@@ -1540,7 +5212,7 @@
                 <w:sz w:val="20"/>
                 <w:szCs w:val="20"/>
               </w:rPr>
-              <w:t xml:space="preserve">E4</w:t>
+              <w:t xml:space="preserve">O1</w:t>
             </w:r>
           </w:p>
         </w:tc>
@@ -1567,7 +5239,7 @@
                 <w:sz w:val="20"/>
                 <w:szCs w:val="20"/>
               </w:rPr>
-              <w:t xml:space="preserve">Código de Ética do/a Assistente Social | Art. 16, parágrafo único</w:t>
+              <w:t xml:space="preserve">CFESS: Pareceres jurídicos sobre a ética e os direitos humanos | p. 53 do PDF</w:t>
             </w:r>
           </w:p>
         </w:tc>
@@ -1594,7 +5266,7 @@
                 <w:sz w:val="20"/>
                 <w:szCs w:val="20"/>
               </w:rPr>
-              <w:t xml:space="preserve">Parágrafo único Em trabalho multidisciplinar só poderão ser prestadas informações dentro dos limites do estritamente necessário.</w:t>
+              <w:t xml:space="preserve">Lisboa: Livraria Morais. Editora, 1961. p.159. Vale acrescentar que o sigilo abrange toda a equipe de profissionais que compartilhem e tenham acesso às informações dos usuários dos serviços. A circulação de informação deverá obedecer a um princípio de confidência necessária em que serão determinantes para definir o âmbito do segredo, o interesse do paciente ou do usuário, a natureza da informação e os reflexos que a sua divulgação traz para a sua privacidade. Mesmo nessa hipótese tratando-se de equipe multidisciplinar só poderão ser prestadas informações dentro dos limites do estritamente nece…</w:t>
             </w:r>
           </w:p>
         </w:tc>
@@ -1626,7 +5298,7 @@
                 <w:sz w:val="20"/>
                 <w:szCs w:val="20"/>
               </w:rPr>
-              <w:t xml:space="preserve">E5</w:t>
+              <w:t xml:space="preserve">O2</w:t>
             </w:r>
           </w:p>
         </w:tc>
@@ -1653,7 +5325,7 @@
                 <w:sz w:val="20"/>
                 <w:szCs w:val="20"/>
               </w:rPr>
-              <w:t xml:space="preserve">Orientação Normativa 3/2020 | Orientação Normativa 3/2020 — trecho (p. 2)</w:t>
+              <w:t xml:space="preserve">CFESS: Parâmetros para atuação de assistentes sociais na política de assistência social | p. 26 do impresso (p. 27 do PDF)</w:t>
             </w:r>
           </w:p>
         </w:tc>
@@ -1680,7 +5352,93 @@
                 <w:sz w:val="20"/>
                 <w:szCs w:val="20"/>
               </w:rPr>
-              <w:t xml:space="preserve">4. O/A assistente social deve se ater às suas atribuições e competências profissionais, visando o melhor atendimento ao/a usuário/a dos serviços de saúde, preservando a qualidade dos atendimentos prestados, não estando obrigado/a a realizar atividade incompatível com a legislação profissional vigente. 5. Ao/À assistente social não cabe informar ao/à paciente e/ou seus familiares sobre as condições clínicas de saúde, tratamentos propostos, evolução da doença e prognósticos, direitos estes que devem ser garantidos e assumidos por profissionais que tenham competência para tal. 6. Da mesma forma, …</w:t>
+              <w:t xml:space="preserve">Por outro lado, só devem compartilhar informações relevantes para qualifi-car o serviço prestado, resguardando o seu caráter confidencial, assinalando a responsabilidade, de quem as receber, de preservar o sigilo. Na elaboração conjunta dos documentos que embasam as atividades em equipe interdisciplinar, psicólogos/as e assistentes sociais devem registrar apenas as informações necessárias para o cumprimento dos objetivos do trabalho. Em virtude dos desafios impostos na atuação interdisciplinar na política de Assistência Social, considera-se importante a criação de espaços, no ambiente de traba…</w:t>
+            </w:r>
+          </w:p>
+        </w:tc>
+      </w:tr>
+      <w:tr>
+        <w:trPr>
+          <w:cantSplit/>
+        </w:trPr>
+        <w:tc>
+          <w:tcPr>
+            <w:tcW w:type="dxa" w:w="800"/>
+            <w:tcBorders>
+              <w:top w:val="single" w:color="B9C4D0" w:sz="4"/>
+              <w:left w:val="single" w:color="B9C4D0" w:sz="4"/>
+              <w:bottom w:val="single" w:color="B9C4D0" w:sz="4"/>
+              <w:right w:val="single" w:color="B9C4D0" w:sz="4"/>
+            </w:tcBorders>
+            <w:tcMar>
+              <w:top w:type="dxa" w:w="60"/>
+              <w:left w:type="dxa" w:w="100"/>
+              <w:bottom w:type="dxa" w:w="60"/>
+              <w:right w:type="dxa" w:w="100"/>
+            </w:tcMar>
+          </w:tcPr>
+          <w:p>
+            <w:r>
+              <w:rPr>
+                <w:rFonts w:ascii="Calibri" w:cs="Calibri" w:eastAsia="Calibri" w:hAnsi="Calibri"/>
+                <w:sz w:val="20"/>
+                <w:szCs w:val="20"/>
+              </w:rPr>
+              <w:t xml:space="preserve">O3</w:t>
+            </w:r>
+          </w:p>
+        </w:tc>
+        <w:tc>
+          <w:tcPr>
+            <w:tcW w:type="dxa" w:w="2800"/>
+            <w:tcBorders>
+              <w:top w:val="single" w:color="B9C4D0" w:sz="4"/>
+              <w:left w:val="single" w:color="B9C4D0" w:sz="4"/>
+              <w:bottom w:val="single" w:color="B9C4D0" w:sz="4"/>
+              <w:right w:val="single" w:color="B9C4D0" w:sz="4"/>
+            </w:tcBorders>
+            <w:tcMar>
+              <w:top w:type="dxa" w:w="60"/>
+              <w:left w:type="dxa" w:w="100"/>
+              <w:bottom w:type="dxa" w:w="60"/>
+              <w:right w:type="dxa" w:w="100"/>
+            </w:tcMar>
+          </w:tcPr>
+          <w:p>
+            <w:r>
+              <w:rPr>
+                <w:rFonts w:ascii="Calibri" w:cs="Calibri" w:eastAsia="Calibri" w:hAnsi="Calibri"/>
+                <w:sz w:val="20"/>
+                <w:szCs w:val="20"/>
+              </w:rPr>
+              <w:t xml:space="preserve">CFESS: Nota técnica sobre a "escuta especializada" proposta pela Lei 13.431/2017: questões para o Serviço Social | p. 20 do PDF</w:t>
+            </w:r>
+          </w:p>
+        </w:tc>
+        <w:tc>
+          <w:tcPr>
+            <w:tcW w:type="dxa" w:w="6038"/>
+            <w:tcBorders>
+              <w:top w:val="single" w:color="B9C4D0" w:sz="4"/>
+              <w:left w:val="single" w:color="B9C4D0" w:sz="4"/>
+              <w:bottom w:val="single" w:color="B9C4D0" w:sz="4"/>
+              <w:right w:val="single" w:color="B9C4D0" w:sz="4"/>
+            </w:tcBorders>
+            <w:tcMar>
+              <w:top w:type="dxa" w:w="60"/>
+              <w:left w:type="dxa" w:w="100"/>
+              <w:bottom w:type="dxa" w:w="60"/>
+              <w:right w:type="dxa" w:w="100"/>
+            </w:tcMar>
+          </w:tcPr>
+          <w:p>
+            <w:r>
+              <w:rPr>
+                <w:rFonts w:ascii="Calibri" w:cs="Calibri" w:eastAsia="Calibri" w:hAnsi="Calibri"/>
+                <w:sz w:val="20"/>
+                <w:szCs w:val="20"/>
+              </w:rPr>
+              <w:t xml:space="preserve">No entanto, o sigilo não impede o trabalho com outros/as profissionais; ao contrário, pois a importância do trabalho em equipe e intersetorial faz parte dos princípios éticos do Serviço Social, conforme o artigo 10°, inciso e, do Código de Ética, que estimula o trabalho interdisciplinar (CFESS, 2012). No entanto, no artigo 16°, em seu parágrafo único, é afirmado: “Em trabalho multidisciplinar só poderão ser prestadas informações dentro dos limites estritamente necessário”</w:t>
             </w:r>
           </w:p>
         </w:tc>
@@ -1722,7 +5480,7 @@
           <w:sz w:val="22"/>
           <w:szCs w:val="22"/>
         </w:rPr>
-        <w:t xml:space="preserve">É permitido ao assistente social compartilhar informações do atendimento com a equipe multidisciplinar, desde que resguardado o sigilo profissional.</w:t>
+        <w:t xml:space="preserve">A compartilhamento de informações do atendimento com a equipe multidisciplinar é permitido, mas com limites estabelecidos pelo sigilo profissional.</w:t>
       </w:r>
     </w:p>
     <w:p>
@@ -1747,15 +5505,15 @@
           <w:sz w:val="22"/>
           <w:szCs w:val="22"/>
         </w:rPr>
-        <w:t xml:space="preserve">[Interpretação proposta] </w:t>
-      </w:r>
-      <w:r>
-        <w:rPr>
-          <w:rFonts w:ascii="Calibri" w:cs="Calibri" w:eastAsia="Calibri" w:hAnsi="Calibri"/>
-          <w:sz w:val="22"/>
-          <w:szCs w:val="22"/>
-        </w:rPr>
-        <w:t xml:space="preserve">O assistente social pode compartilhar informações do atendimento com a equipe multidisciplinar, desde que resguardado o sigilo profissional e limitado às informações relevantes para a prestação do serviço.</w:t>
+        <w:t xml:space="preserve">[O que a norma estabelece] </w:t>
+      </w:r>
+      <w:r>
+        <w:rPr>
+          <w:rFonts w:ascii="Calibri" w:cs="Calibri" w:eastAsia="Calibri" w:hAnsi="Calibri"/>
+          <w:sz w:val="22"/>
+          <w:szCs w:val="22"/>
+        </w:rPr>
+        <w:t xml:space="preserve">O assistente social pode compartilhar informações do atendimento com a equipe multidisciplinar, mas apenas dentro dos limites estritamente necessários para a prestação do serviço.</w:t>
       </w:r>
       <w:r>
         <w:rPr>
@@ -1764,7 +5522,7 @@
           <w:sz w:val="22"/>
           <w:szCs w:val="22"/>
         </w:rPr>
-        <w:t xml:space="preserve">  (E3, E4)</w:t>
+        <w:t xml:space="preserve">  (E4, O3)</w:t>
       </w:r>
     </w:p>
     <w:p>
@@ -1810,7 +5568,7 @@
           <w:sz w:val="22"/>
           <w:szCs w:val="22"/>
         </w:rPr>
-        <w:t xml:space="preserve">Em equipe multidisciplinar, o assistente social deve ater-se às suas competências e atribuições, garantindo o sigilo profissional e não ultrapassando suas funções.</w:t>
+        <w:t xml:space="preserve">O sigilo profissional é a regra e sua quebra é exceção, devendo ser adotada somente quando puder contribuir ou evitar que aconteça uma situação grave, nociva e perigosa para a integridade física e psíquica do/a usuário/a ou de terceiros.</w:t>
       </w:r>
       <w:r>
         <w:rPr>
@@ -1819,7 +5577,7 @@
           <w:sz w:val="22"/>
           <w:szCs w:val="22"/>
         </w:rPr>
-        <w:t xml:space="preserve">  (E2, E5)</w:t>
+        <w:t xml:space="preserve">  (E3)</w:t>
       </w:r>
     </w:p>
     <w:p>
@@ -1865,7 +5623,7 @@
           <w:sz w:val="22"/>
           <w:szCs w:val="22"/>
         </w:rPr>
-        <w:t xml:space="preserve">O sigilo profissional é a regra, e sua quebra é exceção, devendo ser adotada apenas quando necessário para evitar situações graves.</w:t>
+        <w:t xml:space="preserve">Em trabalho multidisciplinar, o assistente social deve compartilhar apenas as informações relevantes para a prestação do serviço, resguardando o caráter sigiloso dos documentos e comunicações.</w:t>
       </w:r>
       <w:r>
         <w:rPr>
@@ -1874,7 +5632,7 @@
           <w:sz w:val="22"/>
           <w:szCs w:val="22"/>
         </w:rPr>
-        <w:t xml:space="preserve">  (E3)</w:t>
+        <w:t xml:space="preserve">  (E4, O3)</w:t>
       </w:r>
     </w:p>
     <w:p>
@@ -1910,7 +5668,7 @@
           <w:sz w:val="22"/>
           <w:szCs w:val="22"/>
         </w:rPr>
-        <w:t xml:space="preserve">A comunicação deve ser limitada às informações relevantes para o serviço. O sigilo profissional deve ser preservado, mesmo em equipe multidisciplinar.</w:t>
+        <w:t xml:space="preserve">O compartilhamento deve ser limitado ao estritamente necessário para o serviço prestado. O sigilo deve ser preservado, mesmo quando há trabalho em equipe multidisciplinar.</w:t>
       </w:r>
     </w:p>
     <w:p>
@@ -2130,7 +5888,7 @@
                 <w:sz w:val="22"/>
                 <w:szCs w:val="22"/>
               </w:rPr>
-              <w:t xml:space="preserve">Dispositivo</w:t>
+              <w:t xml:space="preserve">Dispositivo ou documento</w:t>
             </w:r>
           </w:p>
         </w:tc>
@@ -2682,6 +6440,178 @@
           </w:p>
         </w:tc>
       </w:tr>
+      <w:tr>
+        <w:trPr>
+          <w:cantSplit/>
+        </w:trPr>
+        <w:tc>
+          <w:tcPr>
+            <w:tcW w:type="dxa" w:w="800"/>
+            <w:tcBorders>
+              <w:top w:val="single" w:color="B9C4D0" w:sz="4"/>
+              <w:left w:val="single" w:color="B9C4D0" w:sz="4"/>
+              <w:bottom w:val="single" w:color="B9C4D0" w:sz="4"/>
+              <w:right w:val="single" w:color="B9C4D0" w:sz="4"/>
+            </w:tcBorders>
+            <w:tcMar>
+              <w:top w:type="dxa" w:w="60"/>
+              <w:left w:type="dxa" w:w="100"/>
+              <w:bottom w:type="dxa" w:w="60"/>
+              <w:right w:type="dxa" w:w="100"/>
+            </w:tcMar>
+          </w:tcPr>
+          <w:p>
+            <w:r>
+              <w:rPr>
+                <w:rFonts w:ascii="Calibri" w:cs="Calibri" w:eastAsia="Calibri" w:hAnsi="Calibri"/>
+                <w:sz w:val="20"/>
+                <w:szCs w:val="20"/>
+              </w:rPr>
+              <w:t xml:space="preserve">O1</w:t>
+            </w:r>
+          </w:p>
+        </w:tc>
+        <w:tc>
+          <w:tcPr>
+            <w:tcW w:type="dxa" w:w="2800"/>
+            <w:tcBorders>
+              <w:top w:val="single" w:color="B9C4D0" w:sz="4"/>
+              <w:left w:val="single" w:color="B9C4D0" w:sz="4"/>
+              <w:bottom w:val="single" w:color="B9C4D0" w:sz="4"/>
+              <w:right w:val="single" w:color="B9C4D0" w:sz="4"/>
+            </w:tcBorders>
+            <w:tcMar>
+              <w:top w:type="dxa" w:w="60"/>
+              <w:left w:type="dxa" w:w="100"/>
+              <w:bottom w:type="dxa" w:w="60"/>
+              <w:right w:type="dxa" w:w="100"/>
+            </w:tcMar>
+          </w:tcPr>
+          <w:p>
+            <w:r>
+              <w:rPr>
+                <w:rFonts w:ascii="Calibri" w:cs="Calibri" w:eastAsia="Calibri" w:hAnsi="Calibri"/>
+                <w:sz w:val="20"/>
+                <w:szCs w:val="20"/>
+              </w:rPr>
+              <w:t xml:space="preserve">CFESS: Pareceres jurídicos sobre a ética e os direitos humanos | p. 15 do PDF</w:t>
+            </w:r>
+          </w:p>
+        </w:tc>
+        <w:tc>
+          <w:tcPr>
+            <w:tcW w:type="dxa" w:w="6038"/>
+            <w:tcBorders>
+              <w:top w:val="single" w:color="B9C4D0" w:sz="4"/>
+              <w:left w:val="single" w:color="B9C4D0" w:sz="4"/>
+              <w:bottom w:val="single" w:color="B9C4D0" w:sz="4"/>
+              <w:right w:val="single" w:color="B9C4D0" w:sz="4"/>
+            </w:tcBorders>
+            <w:tcMar>
+              <w:top w:type="dxa" w:w="60"/>
+              <w:left w:type="dxa" w:w="100"/>
+              <w:bottom w:type="dxa" w:w="60"/>
+              <w:right w:type="dxa" w:w="100"/>
+            </w:tcMar>
+          </w:tcPr>
+          <w:p>
+            <w:r>
+              <w:rPr>
+                <w:rFonts w:ascii="Calibri" w:cs="Calibri" w:eastAsia="Calibri" w:hAnsi="Calibri"/>
+                <w:sz w:val="20"/>
+                <w:szCs w:val="20"/>
+              </w:rPr>
+              <w:t xml:space="preserve">PARECER JURÍDICO nº. 06/13, de 18 de abril de 2013. O parecer discorre sobre o uso de câmeras de filmagem instaladas em salas de atendimento do Serviço Social. O questionamento se esse procedimento estaria violando a privacidade dos/as usuários/as dos serviços sociais. A quebra de sigilo e a violação do direito a intimidade e a privacidade, e sua relação com o código de ética do/a assistente social. O dever de guardar sigilo, de manter reserva e de não divulgar dados confidenciais abrange todas as modalidades de segredo profissional, considerando os princípios éticos gerais e profissionais do/…</w:t>
+            </w:r>
+          </w:p>
+        </w:tc>
+      </w:tr>
+      <w:tr>
+        <w:trPr>
+          <w:cantSplit/>
+        </w:trPr>
+        <w:tc>
+          <w:tcPr>
+            <w:tcW w:type="dxa" w:w="800"/>
+            <w:tcBorders>
+              <w:top w:val="single" w:color="B9C4D0" w:sz="4"/>
+              <w:left w:val="single" w:color="B9C4D0" w:sz="4"/>
+              <w:bottom w:val="single" w:color="B9C4D0" w:sz="4"/>
+              <w:right w:val="single" w:color="B9C4D0" w:sz="4"/>
+            </w:tcBorders>
+            <w:tcMar>
+              <w:top w:type="dxa" w:w="60"/>
+              <w:left w:type="dxa" w:w="100"/>
+              <w:bottom w:type="dxa" w:w="60"/>
+              <w:right w:type="dxa" w:w="100"/>
+            </w:tcMar>
+          </w:tcPr>
+          <w:p>
+            <w:r>
+              <w:rPr>
+                <w:rFonts w:ascii="Calibri" w:cs="Calibri" w:eastAsia="Calibri" w:hAnsi="Calibri"/>
+                <w:sz w:val="20"/>
+                <w:szCs w:val="20"/>
+              </w:rPr>
+              <w:t xml:space="preserve">O2</w:t>
+            </w:r>
+          </w:p>
+        </w:tc>
+        <w:tc>
+          <w:tcPr>
+            <w:tcW w:type="dxa" w:w="2800"/>
+            <w:tcBorders>
+              <w:top w:val="single" w:color="B9C4D0" w:sz="4"/>
+              <w:left w:val="single" w:color="B9C4D0" w:sz="4"/>
+              <w:bottom w:val="single" w:color="B9C4D0" w:sz="4"/>
+              <w:right w:val="single" w:color="B9C4D0" w:sz="4"/>
+            </w:tcBorders>
+            <w:tcMar>
+              <w:top w:type="dxa" w:w="60"/>
+              <w:left w:type="dxa" w:w="100"/>
+              <w:bottom w:type="dxa" w:w="60"/>
+              <w:right w:type="dxa" w:w="100"/>
+            </w:tcMar>
+          </w:tcPr>
+          <w:p>
+            <w:r>
+              <w:rPr>
+                <w:rFonts w:ascii="Calibri" w:cs="Calibri" w:eastAsia="Calibri" w:hAnsi="Calibri"/>
+                <w:sz w:val="20"/>
+                <w:szCs w:val="20"/>
+              </w:rPr>
+              <w:t xml:space="preserve">CFESS: Instrumentos para a fiscalização do exercício profissional do/a assistente social | p. 49 do impresso (p. 49 do PDF)</w:t>
+            </w:r>
+          </w:p>
+        </w:tc>
+        <w:tc>
+          <w:tcPr>
+            <w:tcW w:type="dxa" w:w="6038"/>
+            <w:tcBorders>
+              <w:top w:val="single" w:color="B9C4D0" w:sz="4"/>
+              <w:left w:val="single" w:color="B9C4D0" w:sz="4"/>
+              <w:bottom w:val="single" w:color="B9C4D0" w:sz="4"/>
+              <w:right w:val="single" w:color="B9C4D0" w:sz="4"/>
+            </w:tcBorders>
+            <w:tcMar>
+              <w:top w:type="dxa" w:w="60"/>
+              <w:left w:type="dxa" w:w="100"/>
+              <w:bottom w:type="dxa" w:w="60"/>
+              <w:right w:type="dxa" w:w="100"/>
+            </w:tcMar>
+          </w:tcPr>
+          <w:p>
+            <w:r>
+              <w:rPr>
+                <w:rFonts w:ascii="Calibri" w:cs="Calibri" w:eastAsia="Calibri" w:hAnsi="Calibri"/>
+                <w:sz w:val="20"/>
+                <w:szCs w:val="20"/>
+              </w:rPr>
+              <w:t xml:space="preserve">De acordo com Maria Lucia Silva Barroco e Sylvia Helena Terra (2012), o objeto jurídico resguardado pelo art. 15 do Código de Ética Profissional do/a Assistente Social é a defesa e proteção da intimidade do/a usuário/a do Serviço Social. No art. 16, segundo as autoras, é a liberdade individual, a privacidade, a proteção do segredo decorrente de relação profissional. No art. 17, as autoras afirmam ser a intimidade do/a usuário/a e a confiança na relação profissional. Finalmente, no art. 18, a defesa da dignidade, da liberdade, da integridade física social, psíquica do ser humano, e em seu parág…</w:t>
+            </w:r>
+          </w:p>
+        </w:tc>
+      </w:tr>
     </w:tbl>
     <w:p>
       <w:pPr>
@@ -2719,7 +6649,7 @@
           <w:sz w:val="22"/>
           <w:szCs w:val="22"/>
         </w:rPr>
-        <w:t xml:space="preserve">A norma ética do Código de Ética Profissional do/a Assistente Social prevê que é vedado depor como testemunha sobre situação sigilosa do/a usuário/a, mesmo quando autorizado.</w:t>
+        <w:t xml:space="preserve">A norma ética do Código de Ética Profissional do/a Assistente Social prevê que é vedado ao/a assistente social depor como testemunha sobre situação sigilosa do/a usuário/a, mesmo quando autorizado.</w:t>
       </w:r>
     </w:p>
     <w:p>
@@ -2752,7 +6682,7 @@
           <w:sz w:val="22"/>
           <w:szCs w:val="22"/>
         </w:rPr>
-        <w:t xml:space="preserve">«É vedado ao/à assistente social depor como testemunha sobre situação sigilosa do/a usuário/a de que tenha conhecimento no exercício profissional, mesmo quando autorizado;»</w:t>
+        <w:t xml:space="preserve">É vedado ao/à assistente social depor como testemunha sobre situação sigilosa do/a usuário/a de que tenha conhecimento no exercício profissional, mesmo quando autorizado.</w:t>
       </w:r>
       <w:r>
         <w:rPr>
@@ -2807,7 +6737,7 @@
           <w:sz w:val="22"/>
           <w:szCs w:val="22"/>
         </w:rPr>
-        <w:t xml:space="preserve">«A quebra do sigilo só é admissível quando se tratarem de situações cuja gravidade possa, envolvendo ou não fato delituoso, trazer prejuízo aos interesses do/a usuário/a, de terceiros/as e da coletividade.»</w:t>
+        <w:t xml:space="preserve">A quebra do sigilo só é admissível quando se tratarem de situações cuja gravidade possa, envolvendo ou não fato delituoso, trazer prejuízo aos interesses do/a usuário/a, de terceiros/as e da coletividade.</w:t>
       </w:r>
       <w:r>
         <w:rPr>
@@ -2862,7 +6792,7 @@
           <w:sz w:val="22"/>
           <w:szCs w:val="22"/>
         </w:rPr>
-        <w:t xml:space="preserve">«A revelação será feita dentro do estritamente necessário, quer em relação ao assunto revelado, quer ao grau e número de pessoas que dele devam tomar conhecimento.»</w:t>
+        <w:t xml:space="preserve">A revelação será feita dentro do estritamente necessário, quer em relação ao assunto revelado, quer ao grau e número de pessoas que dele devam tomar conhecimento.</w:t>
       </w:r>
       <w:r>
         <w:rPr>
@@ -2917,7 +6847,7 @@
           <w:sz w:val="22"/>
           <w:szCs w:val="22"/>
         </w:rPr>
-        <w:t xml:space="preserve">«É dever do/a assistente social apresentar-se à justiça, quando convocado/a na qualidade de perito/a ou testemunha, para informar as conclusões do seu laudo ou depoimento, sendo vedado ao/à assistente social depor como testemunha sobre situação sigilosa do/a usuário/a de que tenha conhecimento no exercício profissional, mesmo quando autorizado/a.»</w:t>
+        <w:t xml:space="preserve">É dever do/a assistente social apresentar-se à justiça, quando convocado/a na qualidade de perito/a ou testemunha, para informar as conclusões do seu laudo ou depoimento, sendo vedado ao/à assistente social depor como testemunha sobre situação sigilosa do/a usuário/a de que tenha conhecimento no exercício profissional, mesmo quando autorizado/a.</w:t>
       </w:r>
       <w:r>
         <w:rPr>
@@ -2972,7 +6902,7 @@
           <w:sz w:val="22"/>
           <w:szCs w:val="22"/>
         </w:rPr>
-        <w:t xml:space="preserve">«Comparecer perante a autoridade competente, quando intimado/a a prestar depoimento, para declarar que está obrigado/a a guardar sigilo profissional nos termos deste Código e da Legislação em vigor.»</w:t>
+        <w:t xml:space="preserve">Comparecer perante a autoridade competente, quando intimado/a a prestar depoimento, para declarar que está obrigado/a a guardar sigilo profissional nos termos deste Código e da Legislação em vigor.</w:t>
       </w:r>
       <w:r>
         <w:rPr>
@@ -3027,7 +6957,7 @@
           <w:sz w:val="22"/>
           <w:szCs w:val="22"/>
         </w:rPr>
-        <w:t xml:space="preserve">«Apresentar à justiça, quando convocado na qualidade de perito ou testemunha, as conclusões do seu laudo ou depoimento, sem extrapolar o âmbito da competência profissional e violar os princípios éticos contidos neste Código.»</w:t>
+        <w:t xml:space="preserve">Apresentar à justiça, quando convocado na qualidade de perito ou testemunha, as conclusões do seu laudo ou depoimento, sem extrapolar o âmbito da competência profissional e violar os princípios éticos contidos neste Código.</w:t>
       </w:r>
       <w:r>
         <w:rPr>
@@ -3072,7 +7002,7 @@
           <w:sz w:val="22"/>
           <w:szCs w:val="22"/>
         </w:rPr>
-        <w:t xml:space="preserve">A norma prevê que o sigilo profissional é um dever do/a assistente social, e sua quebra só é permitida em situações específicas e com base em critérios de gravidade e prejuízo. O depoimento como testemunha sobre situação sigilosa é vedado, mesmo que o profissional esteja autorizado a falar sobre o assunto.</w:t>
+        <w:t xml:space="preserve">A norma prevê que o sigilo profissional é um dever do/a assistente social, e a quebra só é permitida em situações específicas e com base em critérios de gravidade. O depoimento perante a justiça deve ser feito com a declaração de que o sigilo profissional é uma obrigação, e não pode ser usado como justificativa para revelar informações sigilosas.</w:t>
       </w:r>
     </w:p>
     <w:p>
@@ -3292,7 +7222,7 @@
                 <w:sz w:val="22"/>
                 <w:szCs w:val="22"/>
               </w:rPr>
-              <w:t xml:space="preserve">Dispositivo</w:t>
+              <w:t xml:space="preserve">Dispositivo ou documento</w:t>
             </w:r>
           </w:p>
         </w:tc>
@@ -3613,7 +7543,7 @@
                 <w:sz w:val="20"/>
                 <w:szCs w:val="20"/>
               </w:rPr>
-              <w:t xml:space="preserve">E7</w:t>
+              <w:t xml:space="preserve">E8</w:t>
             </w:r>
           </w:p>
         </w:tc>
@@ -3640,7 +7570,7 @@
                 <w:sz w:val="20"/>
                 <w:szCs w:val="20"/>
               </w:rPr>
-              <w:t xml:space="preserve">Resolução n° 1.098/2025 | Art. 15</w:t>
+              <w:t xml:space="preserve">Resolução n° 1.098/2025 | Art. 12, § 1º</w:t>
             </w:r>
           </w:p>
         </w:tc>
@@ -3667,7 +7597,93 @@
                 <w:sz w:val="20"/>
                 <w:szCs w:val="20"/>
               </w:rPr>
-              <w:t xml:space="preserve">Art. 15. Nos casos de extinção do Serviço Social na instituição, os documentos técnicos sigilosos, após adoção dos procedimentos do art. 8º desta Resolução, e os não sigilosos, deverão ser transferidos para o Serviço Social de outra unidade, quando houver. Na ausência dessa unidade, a documentação deverá ser destinada ao setor/unidade de arquivo. Caso não exista setor/unidade de arquivo, deve-se garantir, no mínimo, que a documentação seja organizada e transferida para um espaço de guarda adequado, assegurando o controle dos prazos de guarda e destinação, conforme previsto na legislação vigent…</w:t>
+              <w:t xml:space="preserve">Parágrafo primeiro - Nos casos em que o comparecimento de uma (um) agente fiscal ou conselheira(o) do CRESS não seja possível, a documentação será deslacrada pela(o) assistente social que vier a assumir o setor de Serviço Social, na presença de uma testemunha. A(o) assistente social deverá remeter ao respectivo CRESS, no prazo de até 5 (cinco) dias úteis, relatório circunstanciado do ato de rompimento do lacre, conforme modelo que se encontra disponível no site institucional do CFESS, declarando a assunção da responsabilidade pela salvaguarda e sigilo do material.</w:t>
+            </w:r>
+          </w:p>
+        </w:tc>
+      </w:tr>
+      <w:tr>
+        <w:trPr>
+          <w:cantSplit/>
+        </w:trPr>
+        <w:tc>
+          <w:tcPr>
+            <w:tcW w:type="dxa" w:w="800"/>
+            <w:tcBorders>
+              <w:top w:val="single" w:color="B9C4D0" w:sz="4"/>
+              <w:left w:val="single" w:color="B9C4D0" w:sz="4"/>
+              <w:bottom w:val="single" w:color="B9C4D0" w:sz="4"/>
+              <w:right w:val="single" w:color="B9C4D0" w:sz="4"/>
+            </w:tcBorders>
+            <w:tcMar>
+              <w:top w:type="dxa" w:w="60"/>
+              <w:left w:type="dxa" w:w="100"/>
+              <w:bottom w:type="dxa" w:w="60"/>
+              <w:right w:type="dxa" w:w="100"/>
+            </w:tcMar>
+          </w:tcPr>
+          <w:p>
+            <w:r>
+              <w:rPr>
+                <w:rFonts w:ascii="Calibri" w:cs="Calibri" w:eastAsia="Calibri" w:hAnsi="Calibri"/>
+                <w:sz w:val="20"/>
+                <w:szCs w:val="20"/>
+              </w:rPr>
+              <w:t xml:space="preserve">O1</w:t>
+            </w:r>
+          </w:p>
+        </w:tc>
+        <w:tc>
+          <w:tcPr>
+            <w:tcW w:type="dxa" w:w="2800"/>
+            <w:tcBorders>
+              <w:top w:val="single" w:color="B9C4D0" w:sz="4"/>
+              <w:left w:val="single" w:color="B9C4D0" w:sz="4"/>
+              <w:bottom w:val="single" w:color="B9C4D0" w:sz="4"/>
+              <w:right w:val="single" w:color="B9C4D0" w:sz="4"/>
+            </w:tcBorders>
+            <w:tcMar>
+              <w:top w:type="dxa" w:w="60"/>
+              <w:left w:type="dxa" w:w="100"/>
+              <w:bottom w:type="dxa" w:w="60"/>
+              <w:right w:type="dxa" w:w="100"/>
+            </w:tcMar>
+          </w:tcPr>
+          <w:p>
+            <w:r>
+              <w:rPr>
+                <w:rFonts w:ascii="Calibri" w:cs="Calibri" w:eastAsia="Calibri" w:hAnsi="Calibri"/>
+                <w:sz w:val="20"/>
+                <w:szCs w:val="20"/>
+              </w:rPr>
+              <w:t xml:space="preserve">CFESS: Pareceres jurídicos sobre a ética e os direitos humanos | p. 28 do PDF</w:t>
+            </w:r>
+          </w:p>
+        </w:tc>
+        <w:tc>
+          <w:tcPr>
+            <w:tcW w:type="dxa" w:w="6038"/>
+            <w:tcBorders>
+              <w:top w:val="single" w:color="B9C4D0" w:sz="4"/>
+              <w:left w:val="single" w:color="B9C4D0" w:sz="4"/>
+              <w:bottom w:val="single" w:color="B9C4D0" w:sz="4"/>
+              <w:right w:val="single" w:color="B9C4D0" w:sz="4"/>
+            </w:tcBorders>
+            <w:tcMar>
+              <w:top w:type="dxa" w:w="60"/>
+              <w:left w:type="dxa" w:w="100"/>
+              <w:bottom w:type="dxa" w:w="60"/>
+              <w:right w:type="dxa" w:w="100"/>
+            </w:tcMar>
+          </w:tcPr>
+          <w:p>
+            <w:r>
+              <w:rPr>
+                <w:rFonts w:ascii="Calibri" w:cs="Calibri" w:eastAsia="Calibri" w:hAnsi="Calibri"/>
+                <w:sz w:val="20"/>
+                <w:szCs w:val="20"/>
+              </w:rPr>
+              <w:t xml:space="preserve">O não cumprimento de tais prerrogativas pelo empregador, pelo contratante, pelo órgão público e por outros a que o trabalho do assistente social esteja subordinado, poderá ensejar diversas medidas políticas, administrativas, judiciais ou extra - judiciais. Tomemos como exemplo um empregador que tenta interferir na autonomia técnica do assistente social, determinando como este deve atuar diante do usuário dos serviços, impedindo que o profissional se utilize de seus instrumentos técnicos, tal como elaboração de um laudo social, querendo ter acesso ao material sigiloso produzido pelo assistente …</w:t>
             </w:r>
           </w:p>
         </w:tc>
@@ -3742,7 +7758,7 @@
           <w:sz w:val="22"/>
           <w:szCs w:val="22"/>
         </w:rPr>
-        <w:t xml:space="preserve">A documentação técnica sigilosa do Serviço Social deve ser protegida contra acesso não autorizado, conforme estabelecido na Resolução n° 1.098/2025.</w:t>
+        <w:t xml:space="preserve">A documentação técnica sigilosa do Serviço Social deve ser protegida contra acesso não autorizado, conforme disposto na Resolução n° 1.098/2025.</w:t>
       </w:r>
       <w:r>
         <w:rPr>
@@ -3751,7 +7767,7 @@
           <w:sz w:val="22"/>
           <w:szCs w:val="22"/>
         </w:rPr>
-        <w:t xml:space="preserve">  (E1, E5, E6, E7)</w:t>
+        <w:t xml:space="preserve">  (E1, E5, E6, E8)</w:t>
       </w:r>
     </w:p>
     <w:p>
@@ -3769,7 +7785,6 @@
     </w:p>
     <w:p>
       <w:pPr>
-        <w:keepNext/>
         <w:spacing w:after="100"/>
       </w:pPr>
       <w:r>
@@ -3780,60 +7795,6 @@
           <w:sz w:val="22"/>
           <w:szCs w:val="22"/>
         </w:rPr>
-        <w:t xml:space="preserve">2. </w:t>
-      </w:r>
-      <w:r>
-        <w:rPr>
-          <w:rFonts w:ascii="Calibri" w:cs="Calibri" w:eastAsia="Calibri" w:hAnsi="Calibri"/>
-          <w:color w:val="4F5D70"/>
-          <w:sz w:val="22"/>
-          <w:szCs w:val="22"/>
-        </w:rPr>
-        <w:t xml:space="preserve">[O que a norma estabelece] </w:t>
-      </w:r>
-      <w:r>
-        <w:rPr>
-          <w:rFonts w:ascii="Calibri" w:cs="Calibri" w:eastAsia="Calibri" w:hAnsi="Calibri"/>
-          <w:sz w:val="22"/>
-          <w:szCs w:val="22"/>
-        </w:rPr>
-        <w:t xml:space="preserve">O acesso aos documentos técnicos do Serviço Social deve ser realizado de forma controlada e registrada, garantindo o sigilo e a salvaguarda dos dados, conforme previsto na Resolução n° 1.098/2025.</w:t>
-      </w:r>
-      <w:r>
-        <w:rPr>
-          <w:rFonts w:ascii="Calibri" w:cs="Calibri" w:eastAsia="Calibri" w:hAnsi="Calibri"/>
-          <w:color w:val="4F5D70"/>
-          <w:sz w:val="22"/>
-          <w:szCs w:val="22"/>
-        </w:rPr>
-        <w:t xml:space="preserve">  (E1, E5, E6, E7)</w:t>
-      </w:r>
-    </w:p>
-    <w:p>
-      <w:pPr>
-        <w:spacing w:after="100"/>
-      </w:pPr>
-      <w:r>
-        <w:rPr>
-          <w:rFonts w:ascii="Calibri" w:cs="Calibri" w:eastAsia="Calibri" w:hAnsi="Calibri"/>
-          <w:sz w:val="22"/>
-          <w:szCs w:val="22"/>
-        </w:rPr>
-        <w:t xml:space="preserve">☐  Correta     ☐  Parcial     ☐  Incorreta</w:t>
-      </w:r>
-    </w:p>
-    <w:p>
-      <w:pPr>
-        <w:spacing w:after="100"/>
-      </w:pPr>
-      <w:r>
-        <w:rPr>
-          <w:rFonts w:ascii="Calibri" w:cs="Calibri" w:eastAsia="Calibri" w:hAnsi="Calibri"/>
-          <w:b/>
-          <w:bCs/>
-          <w:sz w:val="22"/>
-          <w:szCs w:val="22"/>
-        </w:rPr>
         <w:t xml:space="preserve">Aspectos de atenção apontados pela IA: </w:t>
       </w:r>
       <w:r>
@@ -3842,7 +7803,7 @@
           <w:sz w:val="22"/>
           <w:szCs w:val="22"/>
         </w:rPr>
-        <w:t xml:space="preserve">A transferência de documentos técnicos sigilosos deve seguir procedimentos específicos, como a comunicação ao CRESS e a garantia de controle de acesso. A documentação técnica digital também deve ser protegida com os mesmos parâmetros de segurança estabelecidos para documentos físicos.</w:t>
+        <w:t xml:space="preserve">A transferência de documentos técnicos sigilosos deve seguir procedimentos específicos, como a comunicação ao CRESS e a garantia de controle de acesso. A documentação técnica digital também deve ser protegida com salvaguardas de segurança, conforme previsto na Resolução n° 1.098/2025.</w:t>
       </w:r>
     </w:p>
     <w:p>
@@ -4062,7 +8023,7 @@
                 <w:sz w:val="22"/>
                 <w:szCs w:val="22"/>
               </w:rPr>
-              <w:t xml:space="preserve">Dispositivo</w:t>
+              <w:t xml:space="preserve">Dispositivo ou documento</w:t>
             </w:r>
           </w:p>
         </w:tc>
@@ -4442,6 +8403,264 @@
           </w:p>
         </w:tc>
       </w:tr>
+      <w:tr>
+        <w:trPr>
+          <w:cantSplit/>
+        </w:trPr>
+        <w:tc>
+          <w:tcPr>
+            <w:tcW w:type="dxa" w:w="800"/>
+            <w:tcBorders>
+              <w:top w:val="single" w:color="B9C4D0" w:sz="4"/>
+              <w:left w:val="single" w:color="B9C4D0" w:sz="4"/>
+              <w:bottom w:val="single" w:color="B9C4D0" w:sz="4"/>
+              <w:right w:val="single" w:color="B9C4D0" w:sz="4"/>
+            </w:tcBorders>
+            <w:tcMar>
+              <w:top w:type="dxa" w:w="60"/>
+              <w:left w:type="dxa" w:w="100"/>
+              <w:bottom w:type="dxa" w:w="60"/>
+              <w:right w:type="dxa" w:w="100"/>
+            </w:tcMar>
+          </w:tcPr>
+          <w:p>
+            <w:r>
+              <w:rPr>
+                <w:rFonts w:ascii="Calibri" w:cs="Calibri" w:eastAsia="Calibri" w:hAnsi="Calibri"/>
+                <w:sz w:val="20"/>
+                <w:szCs w:val="20"/>
+              </w:rPr>
+              <w:t xml:space="preserve">O1</w:t>
+            </w:r>
+          </w:p>
+        </w:tc>
+        <w:tc>
+          <w:tcPr>
+            <w:tcW w:type="dxa" w:w="2800"/>
+            <w:tcBorders>
+              <w:top w:val="single" w:color="B9C4D0" w:sz="4"/>
+              <w:left w:val="single" w:color="B9C4D0" w:sz="4"/>
+              <w:bottom w:val="single" w:color="B9C4D0" w:sz="4"/>
+              <w:right w:val="single" w:color="B9C4D0" w:sz="4"/>
+            </w:tcBorders>
+            <w:tcMar>
+              <w:top w:type="dxa" w:w="60"/>
+              <w:left w:type="dxa" w:w="100"/>
+              <w:bottom w:type="dxa" w:w="60"/>
+              <w:right w:type="dxa" w:w="100"/>
+            </w:tcMar>
+          </w:tcPr>
+          <w:p>
+            <w:r>
+              <w:rPr>
+                <w:rFonts w:ascii="Calibri" w:cs="Calibri" w:eastAsia="Calibri" w:hAnsi="Calibri"/>
+                <w:sz w:val="20"/>
+                <w:szCs w:val="20"/>
+              </w:rPr>
+              <w:t xml:space="preserve">CFESS: Instrumentos para a fiscalização do exercício profissional do/a assistente social | p. 113 do impresso (p. 113 do PDF)</w:t>
+            </w:r>
+          </w:p>
+        </w:tc>
+        <w:tc>
+          <w:tcPr>
+            <w:tcW w:type="dxa" w:w="6038"/>
+            <w:tcBorders>
+              <w:top w:val="single" w:color="B9C4D0" w:sz="4"/>
+              <w:left w:val="single" w:color="B9C4D0" w:sz="4"/>
+              <w:bottom w:val="single" w:color="B9C4D0" w:sz="4"/>
+              <w:right w:val="single" w:color="B9C4D0" w:sz="4"/>
+            </w:tcBorders>
+            <w:tcMar>
+              <w:top w:type="dxa" w:w="60"/>
+              <w:left w:type="dxa" w:w="100"/>
+              <w:bottom w:type="dxa" w:w="60"/>
+              <w:right w:type="dxa" w:w="100"/>
+            </w:tcMar>
+          </w:tcPr>
+          <w:p>
+            <w:r>
+              <w:rPr>
+                <w:rFonts w:ascii="Calibri" w:cs="Calibri" w:eastAsia="Calibri" w:hAnsi="Calibri"/>
+                <w:sz w:val="20"/>
+                <w:szCs w:val="20"/>
+              </w:rPr>
+              <w:t xml:space="preserve">Existe uma expectativa, que cada atividade definida como atribuição e competência do assistente social, possa ser conceituada e definida na norma. Por exemplo, o inciso IV do artigo 5º, estabelece que constitui atribuição privativa do assistente social : “realizar vistorias, perícias técnicas, laudos periciais, informações e pareceres sobre a matéria de serviço social” a norma, segundo expectativas mani-festadas pelos CRESS, deveria explicitar o que é uma vis-toria, uma perícia, laudo pericial e, assim em diante.</w:t>
+            </w:r>
+          </w:p>
+        </w:tc>
+      </w:tr>
+      <w:tr>
+        <w:trPr>
+          <w:cantSplit/>
+        </w:trPr>
+        <w:tc>
+          <w:tcPr>
+            <w:tcW w:type="dxa" w:w="800"/>
+            <w:tcBorders>
+              <w:top w:val="single" w:color="B9C4D0" w:sz="4"/>
+              <w:left w:val="single" w:color="B9C4D0" w:sz="4"/>
+              <w:bottom w:val="single" w:color="B9C4D0" w:sz="4"/>
+              <w:right w:val="single" w:color="B9C4D0" w:sz="4"/>
+            </w:tcBorders>
+            <w:tcMar>
+              <w:top w:type="dxa" w:w="60"/>
+              <w:left w:type="dxa" w:w="100"/>
+              <w:bottom w:type="dxa" w:w="60"/>
+              <w:right w:type="dxa" w:w="100"/>
+            </w:tcMar>
+          </w:tcPr>
+          <w:p>
+            <w:r>
+              <w:rPr>
+                <w:rFonts w:ascii="Calibri" w:cs="Calibri" w:eastAsia="Calibri" w:hAnsi="Calibri"/>
+                <w:sz w:val="20"/>
+                <w:szCs w:val="20"/>
+              </w:rPr>
+              <w:t xml:space="preserve">O2</w:t>
+            </w:r>
+          </w:p>
+        </w:tc>
+        <w:tc>
+          <w:tcPr>
+            <w:tcW w:type="dxa" w:w="2800"/>
+            <w:tcBorders>
+              <w:top w:val="single" w:color="B9C4D0" w:sz="4"/>
+              <w:left w:val="single" w:color="B9C4D0" w:sz="4"/>
+              <w:bottom w:val="single" w:color="B9C4D0" w:sz="4"/>
+              <w:right w:val="single" w:color="B9C4D0" w:sz="4"/>
+            </w:tcBorders>
+            <w:tcMar>
+              <w:top w:type="dxa" w:w="60"/>
+              <w:left w:type="dxa" w:w="100"/>
+              <w:bottom w:type="dxa" w:w="60"/>
+              <w:right w:type="dxa" w:w="100"/>
+            </w:tcMar>
+          </w:tcPr>
+          <w:p>
+            <w:r>
+              <w:rPr>
+                <w:rFonts w:ascii="Calibri" w:cs="Calibri" w:eastAsia="Calibri" w:hAnsi="Calibri"/>
+                <w:sz w:val="20"/>
+                <w:szCs w:val="20"/>
+              </w:rPr>
+              <w:t xml:space="preserve">CFESS: Sistematização e análise de registros da opinião técnica emitida pela/o assistente social em relatórios, laudos e pareceres, objeto de denúncias éticas presentes em recursos disciplinares julgados pelo CFESS | p. 50 do PDF</w:t>
+            </w:r>
+          </w:p>
+        </w:tc>
+        <w:tc>
+          <w:tcPr>
+            <w:tcW w:type="dxa" w:w="6038"/>
+            <w:tcBorders>
+              <w:top w:val="single" w:color="B9C4D0" w:sz="4"/>
+              <w:left w:val="single" w:color="B9C4D0" w:sz="4"/>
+              <w:bottom w:val="single" w:color="B9C4D0" w:sz="4"/>
+              <w:right w:val="single" w:color="B9C4D0" w:sz="4"/>
+            </w:tcBorders>
+            <w:tcMar>
+              <w:top w:type="dxa" w:w="60"/>
+              <w:left w:type="dxa" w:w="100"/>
+              <w:bottom w:type="dxa" w:w="60"/>
+              <w:right w:type="dxa" w:w="100"/>
+            </w:tcMar>
+          </w:tcPr>
+          <w:p>
+            <w:r>
+              <w:rPr>
+                <w:rFonts w:ascii="Calibri" w:cs="Calibri" w:eastAsia="Calibri" w:hAnsi="Calibri"/>
+                <w:sz w:val="20"/>
+                <w:szCs w:val="20"/>
+              </w:rPr>
+              <w:t xml:space="preserve">No contexto contraditório entre a garantia legal de direitos sociais e a ausência, retirada ou ineficiência do Estado em ofertar serviços que os concretizem, se amplia a judicialização das expressões da questão social28 e a responsabilização/penalização da população alijada desses direitos e, consequentemente, aumenta a demanda institucional para a realização de estudos sociais, estudos socioeconômicos, perícias sociais e seus registros. A elaboração de estudo/perícia social, relatórios, laudos e pareceres é a atribuição privativa da/o assistente social que mais demarca a profissão no Judiciár…</w:t>
+            </w:r>
+          </w:p>
+        </w:tc>
+      </w:tr>
+      <w:tr>
+        <w:trPr>
+          <w:cantSplit/>
+        </w:trPr>
+        <w:tc>
+          <w:tcPr>
+            <w:tcW w:type="dxa" w:w="800"/>
+            <w:tcBorders>
+              <w:top w:val="single" w:color="B9C4D0" w:sz="4"/>
+              <w:left w:val="single" w:color="B9C4D0" w:sz="4"/>
+              <w:bottom w:val="single" w:color="B9C4D0" w:sz="4"/>
+              <w:right w:val="single" w:color="B9C4D0" w:sz="4"/>
+            </w:tcBorders>
+            <w:tcMar>
+              <w:top w:type="dxa" w:w="60"/>
+              <w:left w:type="dxa" w:w="100"/>
+              <w:bottom w:type="dxa" w:w="60"/>
+              <w:right w:type="dxa" w:w="100"/>
+            </w:tcMar>
+          </w:tcPr>
+          <w:p>
+            <w:r>
+              <w:rPr>
+                <w:rFonts w:ascii="Calibri" w:cs="Calibri" w:eastAsia="Calibri" w:hAnsi="Calibri"/>
+                <w:sz w:val="20"/>
+                <w:szCs w:val="20"/>
+              </w:rPr>
+              <w:t xml:space="preserve">O3</w:t>
+            </w:r>
+          </w:p>
+        </w:tc>
+        <w:tc>
+          <w:tcPr>
+            <w:tcW w:type="dxa" w:w="2800"/>
+            <w:tcBorders>
+              <w:top w:val="single" w:color="B9C4D0" w:sz="4"/>
+              <w:left w:val="single" w:color="B9C4D0" w:sz="4"/>
+              <w:bottom w:val="single" w:color="B9C4D0" w:sz="4"/>
+              <w:right w:val="single" w:color="B9C4D0" w:sz="4"/>
+            </w:tcBorders>
+            <w:tcMar>
+              <w:top w:type="dxa" w:w="60"/>
+              <w:left w:type="dxa" w:w="100"/>
+              <w:bottom w:type="dxa" w:w="60"/>
+              <w:right w:type="dxa" w:w="100"/>
+            </w:tcMar>
+          </w:tcPr>
+          <w:p>
+            <w:r>
+              <w:rPr>
+                <w:rFonts w:ascii="Calibri" w:cs="Calibri" w:eastAsia="Calibri" w:hAnsi="Calibri"/>
+                <w:sz w:val="20"/>
+                <w:szCs w:val="20"/>
+              </w:rPr>
+              <w:t xml:space="preserve">CFESS: Atribuições privativas do/a assistente social em questão | p. 62 do PDF</w:t>
+            </w:r>
+          </w:p>
+        </w:tc>
+        <w:tc>
+          <w:tcPr>
+            <w:tcW w:type="dxa" w:w="6038"/>
+            <w:tcBorders>
+              <w:top w:val="single" w:color="B9C4D0" w:sz="4"/>
+              <w:left w:val="single" w:color="B9C4D0" w:sz="4"/>
+              <w:bottom w:val="single" w:color="B9C4D0" w:sz="4"/>
+              <w:right w:val="single" w:color="B9C4D0" w:sz="4"/>
+            </w:tcBorders>
+            <w:tcMar>
+              <w:top w:type="dxa" w:w="60"/>
+              <w:left w:type="dxa" w:w="100"/>
+              <w:bottom w:type="dxa" w:w="60"/>
+              <w:right w:type="dxa" w:w="100"/>
+            </w:tcMar>
+          </w:tcPr>
+          <w:p>
+            <w:r>
+              <w:rPr>
+                <w:rFonts w:ascii="Calibri" w:cs="Calibri" w:eastAsia="Calibri" w:hAnsi="Calibri"/>
+                <w:sz w:val="20"/>
+                <w:szCs w:val="20"/>
+              </w:rPr>
+              <w:t xml:space="preserve">nomia técnico-profissional e ética no exercício de suas funções, o que requer afirmar a qualificação profissional do assistente social no exercício de suas atribuições privativas e competências. Como esclarece Machado (2000:111), a perícia não se confunde com o estudo social que, em geral, dispõe de um caráter fragmentário. Ela caracteriza-se "como a investigação da situação sócio-econômica e cultural da família que sofre o processo, bem como da inter-relação de seus membros. Essa investigação deve ser mediada pelas condições estruturais e conjunturais que determinam historicamente a situação …</w:t>
+            </w:r>
+          </w:p>
+        </w:tc>
+      </w:tr>
     </w:tbl>
     <w:p>
       <w:pPr>
@@ -4479,7 +8698,7 @@
           <w:sz w:val="22"/>
           <w:szCs w:val="22"/>
         </w:rPr>
-        <w:t xml:space="preserve">As atribuições privativas do assistente social são atividades exclusivas da profissão, regulamentadas por normas vigentes.</w:t>
+        <w:t xml:space="preserve">As atribuições privativas do assistente social incluem a realização de vistorias, perícias técnicas, laudos periciais, informações e pareceres sobre matéria de Serviço Social.</w:t>
       </w:r>
     </w:p>
     <w:p>
@@ -4512,7 +8731,7 @@
           <w:sz w:val="22"/>
           <w:szCs w:val="22"/>
         </w:rPr>
-        <w:t xml:space="preserve">As atribuições privativas do assistente social incluem realizar vistorias, perícias técnicas, laudos periciais, informações e pareceres sobre a matéria de Serviço Social.</w:t>
+        <w:t xml:space="preserve">Constituem atribuições privativas do Assistente Social a realização de vistorias, perícias técnicas, laudos periciais, informações e pareceres sobre a matéria de Serviço Social.</w:t>
       </w:r>
       <w:r>
         <w:rPr>
@@ -4722,7 +8941,7 @@
           <w:sz w:val="22"/>
           <w:szCs w:val="22"/>
         </w:rPr>
-        <w:t xml:space="preserve">A atribuição de realizar vistorias, perícias técnicas, laudos periciais, informações e pareceres sobre matéria de Serviço Social é exclusiva do assistente social. A prática dessas atividades exige a inscrição no Conselho Regional de Serviço Social e o cumprimento das normas éticas e técnicas da profissão.</w:t>
+        <w:t xml:space="preserve">A realização de perícias e laudos técnicos exige a inscrição no Conselho Regional de Serviço Social. O assistente social deve atuar com autonomia, respeitando normas legais, técnicas e éticas.</w:t>
       </w:r>
     </w:p>
     <w:p>
@@ -4942,7 +9161,7 @@
                 <w:sz w:val="22"/>
                 <w:szCs w:val="22"/>
               </w:rPr>
-              <w:t xml:space="preserve">Dispositivo</w:t>
+              <w:t xml:space="preserve">Dispositivo ou documento</w:t>
             </w:r>
           </w:p>
         </w:tc>
@@ -5091,6 +9310,92 @@
                 <w:sz w:val="20"/>
                 <w:szCs w:val="20"/>
               </w:rPr>
+              <w:t xml:space="preserve">E6</w:t>
+            </w:r>
+          </w:p>
+        </w:tc>
+        <w:tc>
+          <w:tcPr>
+            <w:tcW w:type="dxa" w:w="2800"/>
+            <w:tcBorders>
+              <w:top w:val="single" w:color="B9C4D0" w:sz="4"/>
+              <w:left w:val="single" w:color="B9C4D0" w:sz="4"/>
+              <w:bottom w:val="single" w:color="B9C4D0" w:sz="4"/>
+              <w:right w:val="single" w:color="B9C4D0" w:sz="4"/>
+            </w:tcBorders>
+            <w:tcMar>
+              <w:top w:type="dxa" w:w="60"/>
+              <w:left w:type="dxa" w:w="100"/>
+              <w:bottom w:type="dxa" w:w="60"/>
+              <w:right w:type="dxa" w:w="100"/>
+            </w:tcMar>
+          </w:tcPr>
+          <w:p>
+            <w:r>
+              <w:rPr>
+                <w:rFonts w:ascii="Calibri" w:cs="Calibri" w:eastAsia="Calibri" w:hAnsi="Calibri"/>
+                <w:sz w:val="20"/>
+                <w:szCs w:val="20"/>
+              </w:rPr>
+              <w:t xml:space="preserve">Lei nº 8.662/1993 | Art. 14, parágrafo único</w:t>
+            </w:r>
+          </w:p>
+        </w:tc>
+        <w:tc>
+          <w:tcPr>
+            <w:tcW w:type="dxa" w:w="6038"/>
+            <w:tcBorders>
+              <w:top w:val="single" w:color="B9C4D0" w:sz="4"/>
+              <w:left w:val="single" w:color="B9C4D0" w:sz="4"/>
+              <w:bottom w:val="single" w:color="B9C4D0" w:sz="4"/>
+              <w:right w:val="single" w:color="B9C4D0" w:sz="4"/>
+            </w:tcBorders>
+            <w:tcMar>
+              <w:top w:type="dxa" w:w="60"/>
+              <w:left w:type="dxa" w:w="100"/>
+              <w:bottom w:type="dxa" w:w="60"/>
+              <w:right w:type="dxa" w:w="100"/>
+            </w:tcMar>
+          </w:tcPr>
+          <w:p>
+            <w:r>
+              <w:rPr>
+                <w:rFonts w:ascii="Calibri" w:cs="Calibri" w:eastAsia="Calibri" w:hAnsi="Calibri"/>
+                <w:sz w:val="20"/>
+                <w:szCs w:val="20"/>
+              </w:rPr>
+              <w:t xml:space="preserve">Parágrafo único. Somente os estudantes de Serviço Social, sob supervisão direta de Assistente Social em pleno gozo de seus direitos profissionais, poderão realizar estágio de Serviço Social.</w:t>
+            </w:r>
+          </w:p>
+        </w:tc>
+      </w:tr>
+      <w:tr>
+        <w:trPr>
+          <w:cantSplit/>
+        </w:trPr>
+        <w:tc>
+          <w:tcPr>
+            <w:tcW w:type="dxa" w:w="800"/>
+            <w:tcBorders>
+              <w:top w:val="single" w:color="B9C4D0" w:sz="4"/>
+              <w:left w:val="single" w:color="B9C4D0" w:sz="4"/>
+              <w:bottom w:val="single" w:color="B9C4D0" w:sz="4"/>
+              <w:right w:val="single" w:color="B9C4D0" w:sz="4"/>
+            </w:tcBorders>
+            <w:tcMar>
+              <w:top w:type="dxa" w:w="60"/>
+              <w:left w:type="dxa" w:w="100"/>
+              <w:bottom w:type="dxa" w:w="60"/>
+              <w:right w:type="dxa" w:w="100"/>
+            </w:tcMar>
+          </w:tcPr>
+          <w:p>
+            <w:r>
+              <w:rPr>
+                <w:rFonts w:ascii="Calibri" w:cs="Calibri" w:eastAsia="Calibri" w:hAnsi="Calibri"/>
+                <w:sz w:val="20"/>
+                <w:szCs w:val="20"/>
+              </w:rPr>
               <w:t xml:space="preserve">E8</w:t>
             </w:r>
           </w:p>
@@ -5146,6 +9451,178 @@
                 <w:szCs w:val="20"/>
               </w:rPr>
               <w:t xml:space="preserve">IV - realizar vistorias, perícias técnicas, laudos periciais, informações e pareceres sobre a matéria de Serviço Social;</w:t>
+            </w:r>
+          </w:p>
+        </w:tc>
+      </w:tr>
+      <w:tr>
+        <w:trPr>
+          <w:cantSplit/>
+        </w:trPr>
+        <w:tc>
+          <w:tcPr>
+            <w:tcW w:type="dxa" w:w="800"/>
+            <w:tcBorders>
+              <w:top w:val="single" w:color="B9C4D0" w:sz="4"/>
+              <w:left w:val="single" w:color="B9C4D0" w:sz="4"/>
+              <w:bottom w:val="single" w:color="B9C4D0" w:sz="4"/>
+              <w:right w:val="single" w:color="B9C4D0" w:sz="4"/>
+            </w:tcBorders>
+            <w:tcMar>
+              <w:top w:type="dxa" w:w="60"/>
+              <w:left w:type="dxa" w:w="100"/>
+              <w:bottom w:type="dxa" w:w="60"/>
+              <w:right w:type="dxa" w:w="100"/>
+            </w:tcMar>
+          </w:tcPr>
+          <w:p>
+            <w:r>
+              <w:rPr>
+                <w:rFonts w:ascii="Calibri" w:cs="Calibri" w:eastAsia="Calibri" w:hAnsi="Calibri"/>
+                <w:sz w:val="20"/>
+                <w:szCs w:val="20"/>
+              </w:rPr>
+              <w:t xml:space="preserve">O1</w:t>
+            </w:r>
+          </w:p>
+        </w:tc>
+        <w:tc>
+          <w:tcPr>
+            <w:tcW w:type="dxa" w:w="2800"/>
+            <w:tcBorders>
+              <w:top w:val="single" w:color="B9C4D0" w:sz="4"/>
+              <w:left w:val="single" w:color="B9C4D0" w:sz="4"/>
+              <w:bottom w:val="single" w:color="B9C4D0" w:sz="4"/>
+              <w:right w:val="single" w:color="B9C4D0" w:sz="4"/>
+            </w:tcBorders>
+            <w:tcMar>
+              <w:top w:type="dxa" w:w="60"/>
+              <w:left w:type="dxa" w:w="100"/>
+              <w:bottom w:type="dxa" w:w="60"/>
+              <w:right w:type="dxa" w:w="100"/>
+            </w:tcMar>
+          </w:tcPr>
+          <w:p>
+            <w:r>
+              <w:rPr>
+                <w:rFonts w:ascii="Calibri" w:cs="Calibri" w:eastAsia="Calibri" w:hAnsi="Calibri"/>
+                <w:sz w:val="20"/>
+                <w:szCs w:val="20"/>
+              </w:rPr>
+              <w:t xml:space="preserve">CFESS: Atribuições privativas do/a assistente social em questão: volume 2 | p. 84 do impresso (p. 84 do PDF)</w:t>
+            </w:r>
+          </w:p>
+        </w:tc>
+        <w:tc>
+          <w:tcPr>
+            <w:tcW w:type="dxa" w:w="6038"/>
+            <w:tcBorders>
+              <w:top w:val="single" w:color="B9C4D0" w:sz="4"/>
+              <w:left w:val="single" w:color="B9C4D0" w:sz="4"/>
+              <w:bottom w:val="single" w:color="B9C4D0" w:sz="4"/>
+              <w:right w:val="single" w:color="B9C4D0" w:sz="4"/>
+            </w:tcBorders>
+            <w:tcMar>
+              <w:top w:type="dxa" w:w="60"/>
+              <w:left w:type="dxa" w:w="100"/>
+              <w:bottom w:type="dxa" w:w="60"/>
+              <w:right w:type="dxa" w:w="100"/>
+            </w:tcMar>
+          </w:tcPr>
+          <w:p>
+            <w:r>
+              <w:rPr>
+                <w:rFonts w:ascii="Calibri" w:cs="Calibri" w:eastAsia="Calibri" w:hAnsi="Calibri"/>
+                <w:sz w:val="20"/>
+                <w:szCs w:val="20"/>
+              </w:rPr>
+              <w:t xml:space="preserve">No que diz respeito às atribuições privativas exercidas no âmbito do ensino superior, é pertinente observar o conjunto de normas vigentes no Brasil, nele incluída a previsão constitucional da autonomia universitária e as diretrizes e bases para a educação. De acordo com o artigo 207 da CF/1988, as universidades – compreendi-das como instituições de ensino superior – possuem discricionariedades que se expressam em sua autonomia didático-científica e , também, administrativa e de gestão financeira e patrimonial. Para tanto, pode admitir professores/as, técnicos/as e cientistas, tudo na forma da …</w:t>
+            </w:r>
+          </w:p>
+        </w:tc>
+      </w:tr>
+      <w:tr>
+        <w:trPr>
+          <w:cantSplit/>
+        </w:trPr>
+        <w:tc>
+          <w:tcPr>
+            <w:tcW w:type="dxa" w:w="800"/>
+            <w:tcBorders>
+              <w:top w:val="single" w:color="B9C4D0" w:sz="4"/>
+              <w:left w:val="single" w:color="B9C4D0" w:sz="4"/>
+              <w:bottom w:val="single" w:color="B9C4D0" w:sz="4"/>
+              <w:right w:val="single" w:color="B9C4D0" w:sz="4"/>
+            </w:tcBorders>
+            <w:tcMar>
+              <w:top w:type="dxa" w:w="60"/>
+              <w:left w:type="dxa" w:w="100"/>
+              <w:bottom w:type="dxa" w:w="60"/>
+              <w:right w:type="dxa" w:w="100"/>
+            </w:tcMar>
+          </w:tcPr>
+          <w:p>
+            <w:r>
+              <w:rPr>
+                <w:rFonts w:ascii="Calibri" w:cs="Calibri" w:eastAsia="Calibri" w:hAnsi="Calibri"/>
+                <w:sz w:val="20"/>
+                <w:szCs w:val="20"/>
+              </w:rPr>
+              <w:t xml:space="preserve">O2</w:t>
+            </w:r>
+          </w:p>
+        </w:tc>
+        <w:tc>
+          <w:tcPr>
+            <w:tcW w:type="dxa" w:w="2800"/>
+            <w:tcBorders>
+              <w:top w:val="single" w:color="B9C4D0" w:sz="4"/>
+              <w:left w:val="single" w:color="B9C4D0" w:sz="4"/>
+              <w:bottom w:val="single" w:color="B9C4D0" w:sz="4"/>
+              <w:right w:val="single" w:color="B9C4D0" w:sz="4"/>
+            </w:tcBorders>
+            <w:tcMar>
+              <w:top w:type="dxa" w:w="60"/>
+              <w:left w:type="dxa" w:w="100"/>
+              <w:bottom w:type="dxa" w:w="60"/>
+              <w:right w:type="dxa" w:w="100"/>
+            </w:tcMar>
+          </w:tcPr>
+          <w:p>
+            <w:r>
+              <w:rPr>
+                <w:rFonts w:ascii="Calibri" w:cs="Calibri" w:eastAsia="Calibri" w:hAnsi="Calibri"/>
+                <w:sz w:val="20"/>
+                <w:szCs w:val="20"/>
+              </w:rPr>
+              <w:t xml:space="preserve">CFESS: Nota técnica sobre a "escuta especializada" proposta pela Lei 13.431/2017: questões para o Serviço Social | p. 8 do PDF</w:t>
+            </w:r>
+          </w:p>
+        </w:tc>
+        <w:tc>
+          <w:tcPr>
+            <w:tcW w:type="dxa" w:w="6038"/>
+            <w:tcBorders>
+              <w:top w:val="single" w:color="B9C4D0" w:sz="4"/>
+              <w:left w:val="single" w:color="B9C4D0" w:sz="4"/>
+              <w:bottom w:val="single" w:color="B9C4D0" w:sz="4"/>
+              <w:right w:val="single" w:color="B9C4D0" w:sz="4"/>
+            </w:tcBorders>
+            <w:tcMar>
+              <w:top w:type="dxa" w:w="60"/>
+              <w:left w:type="dxa" w:w="100"/>
+              <w:bottom w:type="dxa" w:w="60"/>
+              <w:right w:type="dxa" w:w="100"/>
+            </w:tcMar>
+          </w:tcPr>
+          <w:p>
+            <w:r>
+              <w:rPr>
+                <w:rFonts w:ascii="Calibri" w:cs="Calibri" w:eastAsia="Calibri" w:hAnsi="Calibri"/>
+                <w:sz w:val="20"/>
+                <w:szCs w:val="20"/>
+              </w:rPr>
+              <w:t xml:space="preserve">No caso da violência, o que é mais importante: responsabilizar o agressor ou atender a pessoa agredida? Os dois. Mas não para quem trabalha no âmbito das políticas sociais. Porque a finalidade do que se propõe a instituição em que trabalham determina, ainda que não apenas, a intencionalidade do trabalho lá desenvolvido. A justiça e os serviços de saúde e da assistência social são distintos: a primeira tem por função buscar a verdade dos fatos e responsabilizar o agressor; as outras tem por finalidade atender os/as usuários/as dos serviços nas suas necessidades e viabilizar o acesso a direitos.…</w:t>
             </w:r>
           </w:p>
         </w:tc>
@@ -5212,15 +9689,15 @@
           <w:sz w:val="22"/>
           <w:szCs w:val="22"/>
         </w:rPr>
-        <w:t xml:space="preserve">[Interpretação proposta] </w:t>
-      </w:r>
-      <w:r>
-        <w:rPr>
-          <w:rFonts w:ascii="Calibri" w:cs="Calibri" w:eastAsia="Calibri" w:hAnsi="Calibri"/>
-          <w:sz w:val="22"/>
-          <w:szCs w:val="22"/>
-        </w:rPr>
-        <w:t xml:space="preserve">A lei não permite que um técnico administrativo assine o estudo social no lugar de um assistente social.</w:t>
+        <w:t xml:space="preserve">[O que a norma estabelece] </w:t>
+      </w:r>
+      <w:r>
+        <w:rPr>
+          <w:rFonts w:ascii="Calibri" w:cs="Calibri" w:eastAsia="Calibri" w:hAnsi="Calibri"/>
+          <w:sz w:val="22"/>
+          <w:szCs w:val="22"/>
+        </w:rPr>
+        <w:t xml:space="preserve">A lei não prevê explicitamente que técnicos administrativos possam assinar estudos sociais no lugar de assistentes sociais.</w:t>
       </w:r>
       <w:r>
         <w:rPr>
@@ -5229,7 +9706,7 @@
           <w:sz w:val="22"/>
           <w:szCs w:val="22"/>
         </w:rPr>
-        <w:t xml:space="preserve">  (E2, E8)</w:t>
+        <w:t xml:space="preserve">  (E2)</w:t>
       </w:r>
     </w:p>
     <w:p>
@@ -5275,7 +9752,7 @@
           <w:sz w:val="22"/>
           <w:szCs w:val="22"/>
         </w:rPr>
-        <w:t xml:space="preserve">A realização de estudos sócio-econômicos e a emissão de laudos técnicos são atribuições privativas do assistente social.</w:t>
+        <w:t xml:space="preserve">A elaboração de estudos sócio-econômicos e técnicos é uma das atribuições privativas do assistente social, conforme previsto na Lei 8.662/1993, Art. 5º, inciso IV.</w:t>
       </w:r>
       <w:r>
         <w:rPr>
@@ -5284,7 +9761,7 @@
           <w:sz w:val="22"/>
           <w:szCs w:val="22"/>
         </w:rPr>
-        <w:t xml:space="preserve">  (E2, E8)</w:t>
+        <w:t xml:space="preserve">  (E8)</w:t>
       </w:r>
     </w:p>
     <w:p>
@@ -5322,15 +9799,15 @@
           <w:sz w:val="22"/>
           <w:szCs w:val="22"/>
         </w:rPr>
-        <w:t xml:space="preserve">[Interpretação proposta] </w:t>
-      </w:r>
-      <w:r>
-        <w:rPr>
-          <w:rFonts w:ascii="Calibri" w:cs="Calibri" w:eastAsia="Calibri" w:hAnsi="Calibri"/>
-          <w:sz w:val="22"/>
-          <w:szCs w:val="22"/>
-        </w:rPr>
-        <w:t xml:space="preserve">O estudo social, como atividade profissional do assistente social, deve ser assinado por profissional habilitado.</w:t>
+        <w:t xml:space="preserve">[O que a norma estabelece] </w:t>
+      </w:r>
+      <w:r>
+        <w:rPr>
+          <w:rFonts w:ascii="Calibri" w:cs="Calibri" w:eastAsia="Calibri" w:hAnsi="Calibri"/>
+          <w:sz w:val="22"/>
+          <w:szCs w:val="22"/>
+        </w:rPr>
+        <w:t xml:space="preserve">A responsabilidade técnica e ética pela elaboração de estudos sociais cabe exclusivamente ao assistente social, conforme disposto no Código de Ética Profissional do/a Assistente Social.</w:t>
       </w:r>
       <w:r>
         <w:rPr>
@@ -5339,7 +9816,7 @@
           <w:sz w:val="22"/>
           <w:szCs w:val="22"/>
         </w:rPr>
-        <w:t xml:space="preserve">  (E2, E8)</w:t>
+        <w:t xml:space="preserve">  (E6)</w:t>
       </w:r>
     </w:p>
     <w:p>
@@ -5375,7 +9852,7 @@
           <w:sz w:val="22"/>
           <w:szCs w:val="22"/>
         </w:rPr>
-        <w:t xml:space="preserve">A norma estabelece que apenas o assistente social pode realizar estudos sócio-econômicos e emitir laudos técnicos. A assinatura de estudos sociais deve ser feita por profissional com formação e habilitação específica.</w:t>
+        <w:t xml:space="preserve">A norma não menciona explicitamente a possibilidade de terceirização ou substituição de responsabilidades técnicas por profissionais de outras áreas. A prática de substituir um assistente social por um técnico administrativo na assinatura de estudos sociais pode ser considerada incompatível com a natureza técnica e ética da atividade do Serviço Social.</w:t>
       </w:r>
     </w:p>
     <w:p>
@@ -5595,7 +10072,7 @@
                 <w:sz w:val="22"/>
                 <w:szCs w:val="22"/>
               </w:rPr>
-              <w:t xml:space="preserve">Dispositivo</w:t>
+              <w:t xml:space="preserve">Dispositivo ou documento</w:t>
             </w:r>
           </w:p>
         </w:tc>
@@ -5717,6 +10194,264 @@
           </w:p>
         </w:tc>
       </w:tr>
+      <w:tr>
+        <w:trPr>
+          <w:cantSplit/>
+        </w:trPr>
+        <w:tc>
+          <w:tcPr>
+            <w:tcW w:type="dxa" w:w="800"/>
+            <w:tcBorders>
+              <w:top w:val="single" w:color="B9C4D0" w:sz="4"/>
+              <w:left w:val="single" w:color="B9C4D0" w:sz="4"/>
+              <w:bottom w:val="single" w:color="B9C4D0" w:sz="4"/>
+              <w:right w:val="single" w:color="B9C4D0" w:sz="4"/>
+            </w:tcBorders>
+            <w:tcMar>
+              <w:top w:type="dxa" w:w="60"/>
+              <w:left w:type="dxa" w:w="100"/>
+              <w:bottom w:type="dxa" w:w="60"/>
+              <w:right w:type="dxa" w:w="100"/>
+            </w:tcMar>
+          </w:tcPr>
+          <w:p>
+            <w:r>
+              <w:rPr>
+                <w:rFonts w:ascii="Calibri" w:cs="Calibri" w:eastAsia="Calibri" w:hAnsi="Calibri"/>
+                <w:sz w:val="20"/>
+                <w:szCs w:val="20"/>
+              </w:rPr>
+              <w:t xml:space="preserve">O1</w:t>
+            </w:r>
+          </w:p>
+        </w:tc>
+        <w:tc>
+          <w:tcPr>
+            <w:tcW w:type="dxa" w:w="2800"/>
+            <w:tcBorders>
+              <w:top w:val="single" w:color="B9C4D0" w:sz="4"/>
+              <w:left w:val="single" w:color="B9C4D0" w:sz="4"/>
+              <w:bottom w:val="single" w:color="B9C4D0" w:sz="4"/>
+              <w:right w:val="single" w:color="B9C4D0" w:sz="4"/>
+            </w:tcBorders>
+            <w:tcMar>
+              <w:top w:type="dxa" w:w="60"/>
+              <w:left w:type="dxa" w:w="100"/>
+              <w:bottom w:type="dxa" w:w="60"/>
+              <w:right w:type="dxa" w:w="100"/>
+            </w:tcMar>
+          </w:tcPr>
+          <w:p>
+            <w:r>
+              <w:rPr>
+                <w:rFonts w:ascii="Calibri" w:cs="Calibri" w:eastAsia="Calibri" w:hAnsi="Calibri"/>
+                <w:sz w:val="20"/>
+                <w:szCs w:val="20"/>
+              </w:rPr>
+              <w:t xml:space="preserve">CFESS: Instrumentos para a fiscalização do exercício profissional do/a assistente social | p. 102 do impresso (p. 102 do PDF)</w:t>
+            </w:r>
+          </w:p>
+        </w:tc>
+        <w:tc>
+          <w:tcPr>
+            <w:tcW w:type="dxa" w:w="6038"/>
+            <w:tcBorders>
+              <w:top w:val="single" w:color="B9C4D0" w:sz="4"/>
+              <w:left w:val="single" w:color="B9C4D0" w:sz="4"/>
+              <w:bottom w:val="single" w:color="B9C4D0" w:sz="4"/>
+              <w:right w:val="single" w:color="B9C4D0" w:sz="4"/>
+            </w:tcBorders>
+            <w:tcMar>
+              <w:top w:type="dxa" w:w="60"/>
+              <w:left w:type="dxa" w:w="100"/>
+              <w:bottom w:type="dxa" w:w="60"/>
+              <w:right w:type="dxa" w:w="100"/>
+            </w:tcMar>
+          </w:tcPr>
+          <w:p>
+            <w:r>
+              <w:rPr>
+                <w:rFonts w:ascii="Calibri" w:cs="Calibri" w:eastAsia="Calibri" w:hAnsi="Calibri"/>
+                <w:sz w:val="20"/>
+                <w:szCs w:val="20"/>
+              </w:rPr>
+              <w:t xml:space="preserve">A dimensão afirmativa de princípios expressa a concretização de estratégias para o fortalecimento do projeto ético- político profissional e da organização política da categoria em defesa dos direitos, das políticas públicas e da democracia e, consequentemente, a luta por condições de trabalho condignas e qualidade dos serviços profissionais prestados. Portanto, representa a afirmação dos compromissos, prerrogativas e princípios profissionais.</w:t>
+            </w:r>
+          </w:p>
+        </w:tc>
+      </w:tr>
+      <w:tr>
+        <w:trPr>
+          <w:cantSplit/>
+        </w:trPr>
+        <w:tc>
+          <w:tcPr>
+            <w:tcW w:type="dxa" w:w="800"/>
+            <w:tcBorders>
+              <w:top w:val="single" w:color="B9C4D0" w:sz="4"/>
+              <w:left w:val="single" w:color="B9C4D0" w:sz="4"/>
+              <w:bottom w:val="single" w:color="B9C4D0" w:sz="4"/>
+              <w:right w:val="single" w:color="B9C4D0" w:sz="4"/>
+            </w:tcBorders>
+            <w:tcMar>
+              <w:top w:type="dxa" w:w="60"/>
+              <w:left w:type="dxa" w:w="100"/>
+              <w:bottom w:type="dxa" w:w="60"/>
+              <w:right w:type="dxa" w:w="100"/>
+            </w:tcMar>
+          </w:tcPr>
+          <w:p>
+            <w:r>
+              <w:rPr>
+                <w:rFonts w:ascii="Calibri" w:cs="Calibri" w:eastAsia="Calibri" w:hAnsi="Calibri"/>
+                <w:sz w:val="20"/>
+                <w:szCs w:val="20"/>
+              </w:rPr>
+              <w:t xml:space="preserve">O2</w:t>
+            </w:r>
+          </w:p>
+        </w:tc>
+        <w:tc>
+          <w:tcPr>
+            <w:tcW w:type="dxa" w:w="2800"/>
+            <w:tcBorders>
+              <w:top w:val="single" w:color="B9C4D0" w:sz="4"/>
+              <w:left w:val="single" w:color="B9C4D0" w:sz="4"/>
+              <w:bottom w:val="single" w:color="B9C4D0" w:sz="4"/>
+              <w:right w:val="single" w:color="B9C4D0" w:sz="4"/>
+            </w:tcBorders>
+            <w:tcMar>
+              <w:top w:type="dxa" w:w="60"/>
+              <w:left w:type="dxa" w:w="100"/>
+              <w:bottom w:type="dxa" w:w="60"/>
+              <w:right w:type="dxa" w:w="100"/>
+            </w:tcMar>
+          </w:tcPr>
+          <w:p>
+            <w:r>
+              <w:rPr>
+                <w:rFonts w:ascii="Calibri" w:cs="Calibri" w:eastAsia="Calibri" w:hAnsi="Calibri"/>
+                <w:sz w:val="20"/>
+                <w:szCs w:val="20"/>
+              </w:rPr>
+              <w:t xml:space="preserve">CFESS: Assistentes sociais do Brasil: requisições institucionais e respostas profissionais | p. 63 do impresso (p. 63 do PDF)</w:t>
+            </w:r>
+          </w:p>
+        </w:tc>
+        <w:tc>
+          <w:tcPr>
+            <w:tcW w:type="dxa" w:w="6038"/>
+            <w:tcBorders>
+              <w:top w:val="single" w:color="B9C4D0" w:sz="4"/>
+              <w:left w:val="single" w:color="B9C4D0" w:sz="4"/>
+              <w:bottom w:val="single" w:color="B9C4D0" w:sz="4"/>
+              <w:right w:val="single" w:color="B9C4D0" w:sz="4"/>
+            </w:tcBorders>
+            <w:tcMar>
+              <w:top w:type="dxa" w:w="60"/>
+              <w:left w:type="dxa" w:w="100"/>
+              <w:bottom w:type="dxa" w:w="60"/>
+              <w:right w:type="dxa" w:w="100"/>
+            </w:tcMar>
+          </w:tcPr>
+          <w:p>
+            <w:r>
+              <w:rPr>
+                <w:rFonts w:ascii="Calibri" w:cs="Calibri" w:eastAsia="Calibri" w:hAnsi="Calibri"/>
+                <w:sz w:val="20"/>
+                <w:szCs w:val="20"/>
+              </w:rPr>
+              <w:t xml:space="preserve">Dimensão afirmativa de princípios e compromissos conquistados - Expressa a concretização de estratégias para o fortalecimento do projeto ético-político profissional e da organização política da categoria em defesa dos direitos, das políticas públicas e da democracia e, consequentemente, a luta por condições de trabalho condignas e qualidade dos serviços profissionais prestados; Dimensão político-pedagógica - Compreende a adoção de procedimentos técnico-políticos de orientação e politização dos(as)</w:t>
+            </w:r>
+          </w:p>
+        </w:tc>
+      </w:tr>
+      <w:tr>
+        <w:trPr>
+          <w:cantSplit/>
+        </w:trPr>
+        <w:tc>
+          <w:tcPr>
+            <w:tcW w:type="dxa" w:w="800"/>
+            <w:tcBorders>
+              <w:top w:val="single" w:color="B9C4D0" w:sz="4"/>
+              <w:left w:val="single" w:color="B9C4D0" w:sz="4"/>
+              <w:bottom w:val="single" w:color="B9C4D0" w:sz="4"/>
+              <w:right w:val="single" w:color="B9C4D0" w:sz="4"/>
+            </w:tcBorders>
+            <w:tcMar>
+              <w:top w:type="dxa" w:w="60"/>
+              <w:left w:type="dxa" w:w="100"/>
+              <w:bottom w:type="dxa" w:w="60"/>
+              <w:right w:type="dxa" w:w="100"/>
+            </w:tcMar>
+          </w:tcPr>
+          <w:p>
+            <w:r>
+              <w:rPr>
+                <w:rFonts w:ascii="Calibri" w:cs="Calibri" w:eastAsia="Calibri" w:hAnsi="Calibri"/>
+                <w:sz w:val="20"/>
+                <w:szCs w:val="20"/>
+              </w:rPr>
+              <w:t xml:space="preserve">O3</w:t>
+            </w:r>
+          </w:p>
+        </w:tc>
+        <w:tc>
+          <w:tcPr>
+            <w:tcW w:type="dxa" w:w="2800"/>
+            <w:tcBorders>
+              <w:top w:val="single" w:color="B9C4D0" w:sz="4"/>
+              <w:left w:val="single" w:color="B9C4D0" w:sz="4"/>
+              <w:bottom w:val="single" w:color="B9C4D0" w:sz="4"/>
+              <w:right w:val="single" w:color="B9C4D0" w:sz="4"/>
+            </w:tcBorders>
+            <w:tcMar>
+              <w:top w:type="dxa" w:w="60"/>
+              <w:left w:type="dxa" w:w="100"/>
+              <w:bottom w:type="dxa" w:w="60"/>
+              <w:right w:type="dxa" w:w="100"/>
+            </w:tcMar>
+          </w:tcPr>
+          <w:p>
+            <w:r>
+              <w:rPr>
+                <w:rFonts w:ascii="Calibri" w:cs="Calibri" w:eastAsia="Calibri" w:hAnsi="Calibri"/>
+                <w:sz w:val="20"/>
+                <w:szCs w:val="20"/>
+              </w:rPr>
+              <w:t xml:space="preserve">CFESS: Meia formação não garante um direito: o que você precisa saber sobre a supervisão direta de estágio em Serviço Social | p. 22 do impresso (p. 23 do PDF)</w:t>
+            </w:r>
+          </w:p>
+        </w:tc>
+        <w:tc>
+          <w:tcPr>
+            <w:tcW w:type="dxa" w:w="6038"/>
+            <w:tcBorders>
+              <w:top w:val="single" w:color="B9C4D0" w:sz="4"/>
+              <w:left w:val="single" w:color="B9C4D0" w:sz="4"/>
+              <w:bottom w:val="single" w:color="B9C4D0" w:sz="4"/>
+              <w:right w:val="single" w:color="B9C4D0" w:sz="4"/>
+            </w:tcBorders>
+            <w:tcMar>
+              <w:top w:type="dxa" w:w="60"/>
+              <w:left w:type="dxa" w:w="100"/>
+              <w:bottom w:type="dxa" w:w="60"/>
+              <w:right w:type="dxa" w:w="100"/>
+            </w:tcMar>
+          </w:tcPr>
+          <w:p>
+            <w:r>
+              <w:rPr>
+                <w:rFonts w:ascii="Calibri" w:cs="Calibri" w:eastAsia="Calibri" w:hAnsi="Calibri"/>
+                <w:sz w:val="20"/>
+                <w:szCs w:val="20"/>
+              </w:rPr>
+              <w:t xml:space="preserve">Sobre as garantias de condições básicas para realização do estágio Tendo por base a Lei n˚ 11.788/2008, que estabelece o número máximo de até 10 estagiários/as por supervisor/a, a Resolução CFESS n˚ 533/08, Artigo 3˚, parágrafo único, indicou como parâmetros para definir o número de estagiários/as a serem supervisionados/as pelo/a assistente social: “a carga horária do/a supervisor/a de campo, as peculiaridades do campo de estágio e a complexidade das atividades profissionais, estabelecendo que o limite máximo não deverá exceder 1 (um/a) estagiário/a para cada 10 (dez) horas semanais de trabal…</w:t>
+            </w:r>
+          </w:p>
+        </w:tc>
+      </w:tr>
     </w:tbl>
     <w:p>
       <w:pPr>
@@ -5754,7 +10489,7 @@
           <w:sz w:val="22"/>
           <w:szCs w:val="22"/>
         </w:rPr>
-        <w:t xml:space="preserve">Direito à condições de trabalho condignas</w:t>
+        <w:t xml:space="preserve">A pergunta aborda se o assistente social tem direito a condições de trabalho condignas.</w:t>
       </w:r>
     </w:p>
     <w:p>
@@ -5787,7 +10522,7 @@
           <w:sz w:val="22"/>
           <w:szCs w:val="22"/>
         </w:rPr>
-        <w:t xml:space="preserve">«dispor de condições de trabalho condignas, seja em entidade pública ou privada, de forma a garantir a qualidade do exercício profissional»</w:t>
+        <w:t xml:space="preserve">O assistente social tem direito a condições de trabalho condignas, seja em entidade pública ou privada, de forma a garantir a qualidade do exercício profissional.</w:t>
       </w:r>
       <w:r>
         <w:rPr>
@@ -5832,7 +10567,7 @@
           <w:sz w:val="22"/>
           <w:szCs w:val="22"/>
         </w:rPr>
-        <w:t xml:space="preserve">As condições de trabalho condignas incluem, entre outros, acesso a espaços adequados, infraestrutura tecnológica, ventilação, iluminação, segurança, mobilidade e acessibilidade.</w:t>
+        <w:t xml:space="preserve">As condições de trabalho condignas incluem, entre outros, acesso a um ambiente adequado, como iluminação, ventilação, infraestrutura tecnológica, acessibilidade e segurança, conforme disposto na Resolução nº 1.114/2025. A norma expressa no Código de Ética Profissional do/a Assistente Social (E1) estabelece o direito à condições de trabalho condignas, enquanto as resoluções complementares (E2 a E7) detalham requisitos mínimos para o ambiente físico de trabalho.</w:t>
       </w:r>
     </w:p>
     <w:p>
@@ -6052,7 +10787,7 @@
                 <w:sz w:val="22"/>
                 <w:szCs w:val="22"/>
               </w:rPr>
-              <w:t xml:space="preserve">Dispositivo</w:t>
+              <w:t xml:space="preserve">Dispositivo ou documento</w:t>
             </w:r>
           </w:p>
         </w:tc>
@@ -6287,7 +11022,7 @@
                 <w:sz w:val="20"/>
                 <w:szCs w:val="20"/>
               </w:rPr>
-              <w:t xml:space="preserve">E3</w:t>
+              <w:t xml:space="preserve">E8</w:t>
             </w:r>
           </w:p>
         </w:tc>
@@ -6314,7 +11049,7 @@
                 <w:sz w:val="20"/>
                 <w:szCs w:val="20"/>
               </w:rPr>
-              <w:t xml:space="preserve">Resolução CFESS nº 512/2007 | Art. 5º</w:t>
+              <w:t xml:space="preserve">Resolução nº 1.114/2025 | Art. 11</w:t>
             </w:r>
           </w:p>
         </w:tc>
@@ -6341,7 +11076,7 @@
                 <w:sz w:val="20"/>
                 <w:szCs w:val="20"/>
               </w:rPr>
-              <w:t xml:space="preserve">Art. 5º - Compete aos CRESS fiscalizar o exercício da profissão do Assistente Social, em seu âmbito de jurisdição, assegurando a defesa do espaço profissional e a melhoria da qualidade de atendimento aos usuários do Serviço Social.</w:t>
+              <w:t xml:space="preserve">Art. 11. No exercício de sua autonomia, a(o) assistente social deve considerar a preservação dos direitos da pessoa atendida, a qualidade dos serviços prestados e a consonância com os princípios fundamentais da profissão, previstas nas normativas profissionais.</w:t>
             </w:r>
           </w:p>
         </w:tc>
@@ -6373,7 +11108,7 @@
                 <w:sz w:val="20"/>
                 <w:szCs w:val="20"/>
               </w:rPr>
-              <w:t xml:space="preserve">E4</w:t>
+              <w:t xml:space="preserve">O1</w:t>
             </w:r>
           </w:p>
         </w:tc>
@@ -6400,7 +11135,7 @@
                 <w:sz w:val="20"/>
                 <w:szCs w:val="20"/>
               </w:rPr>
-              <w:t xml:space="preserve">Resolução nº 1.114/2025 | Art. 8º</w:t>
+              <w:t xml:space="preserve">CFESS: Subsídios para a atuação de assistentes sociais na política de educação | p. 30 do PDF</w:t>
             </w:r>
           </w:p>
         </w:tc>
@@ -6427,7 +11162,7 @@
                 <w:sz w:val="20"/>
                 <w:szCs w:val="20"/>
               </w:rPr>
-              <w:t xml:space="preserve">Art. 8º Ao atuar em equipes multidisciplinares e/ou multiprofissionais, a partir da avaliação técnica da(o) profissional e da observação da qualidade do atendimento prestado à população, deverá ser garantido o atendimento individual pela(o) assistente social em espaço que preserve o sigilo profissional.</w:t>
+              <w:t xml:space="preserve">Dessa forma, tanto a Lei de Regulamentação da Profissão como o Código de Ética são instrumentos legais que assumem, para além do papel jurídico, uma dimensão política que orienta a defesa da profissão, a qualidade dos serviços prestados à população usuária e a aliança com a classe trabalhadora na construção de uma outra sociedade. O/a profissional deve ter a garantia de condições técnicas e éticas de trabalho, previstas na Resolução CFESS 493/2006, para que possa cumprir com responsabilidade e compromisso as atribuições, as competências, o que exige autonomia técnica e garantia do sigilo profi…</w:t>
             </w:r>
           </w:p>
         </w:tc>
@@ -6459,7 +11194,7 @@
                 <w:sz w:val="20"/>
                 <w:szCs w:val="20"/>
               </w:rPr>
-              <w:t xml:space="preserve">E6</w:t>
+              <w:t xml:space="preserve">O2</w:t>
             </w:r>
           </w:p>
         </w:tc>
@@ -6486,7 +11221,7 @@
                 <w:sz w:val="20"/>
                 <w:szCs w:val="20"/>
               </w:rPr>
-              <w:t xml:space="preserve">Código de Ética do/a Assistente Social | Art. 6º, alínea c</w:t>
+              <w:t xml:space="preserve">CFESS: Assistentes sociais do Brasil: requisições institucionais e respostas profissionais | p. 104 do impresso (p. 104 do PDF)</w:t>
             </w:r>
           </w:p>
         </w:tc>
@@ -6513,7 +11248,7 @@
                 <w:sz w:val="20"/>
                 <w:szCs w:val="20"/>
               </w:rPr>
-              <w:t xml:space="preserve">c- bloquear o acesso dos/as usuários/as aos serviços oferecidos pelas instituições, através de atitudes que venham coagir e/ou desrespeitar aqueles que buscam o atendimento de seus direitos.</w:t>
+              <w:t xml:space="preserve">As entidades argumentam que a residência, nos moldes propostos pelas Resoluções do CNJ e CNMP, não atende às exigências legais de supervisão, certificação por instituição de ensino superior e projeto pedagógico estruturado. Ao contrário, tais programas estariam operando como formas de precarização da força de trabalho, com risco de substituição de profissionais efetivos(as) por residentes, sem garantias educacionais e trabalhistas. O texto reforça que o exercício profissional do Serviço Social no sistema de justiça exige alto grau de especialização e responsabilização técnica, incompatível com…</w:t>
             </w:r>
           </w:p>
         </w:tc>
@@ -6545,7 +11280,7 @@
                 <w:sz w:val="20"/>
                 <w:szCs w:val="20"/>
               </w:rPr>
-              <w:t xml:space="preserve">E8</w:t>
+              <w:t xml:space="preserve">O3</w:t>
             </w:r>
           </w:p>
         </w:tc>
@@ -6572,7 +11307,7 @@
                 <w:sz w:val="20"/>
                 <w:szCs w:val="20"/>
               </w:rPr>
-              <w:t xml:space="preserve">Resolução nº 1.114/2025 | Art. 11</w:t>
+              <w:t xml:space="preserve">CFESS: Parâmetros para atuação de assistentes sociais na política de saúde | p. 57 do impresso (p. 57 do PDF)</w:t>
             </w:r>
           </w:p>
         </w:tc>
@@ -6599,7 +11334,7 @@
                 <w:sz w:val="20"/>
                 <w:szCs w:val="20"/>
               </w:rPr>
-              <w:t xml:space="preserve">Art. 11. No exercício de sua autonomia, a(o) assistente social deve considerar a preservação dos direitos da pessoa atendida, a qualidade dos serviços prestados e a consonância com os princípios fundamentais da profissão, previstas nas normativas profissionais.</w:t>
+              <w:t xml:space="preserve">Uma outra preocupação consiste na democratização da instituição por meio da criação de conselhos gestores de unidades44 e outros órgãos colegiados, que visem à participação dos trabalhadores de saúde na gestão da unidade. Envolve ações de mobilização em defesa da saúde nas áreas em que a instituição está circunscrita e articulação com movimentos sociais. Um dos espaços criados para estabelecer a comunicação entre os usuários e a instituição é a “ouvidoria”. A ouvidoria no SUS é um canal de articulação entre o cidadão e a gestão pública de saúde, que tem por objetivo melhorar a qualidade dos se…</w:t>
             </w:r>
           </w:p>
         </w:tc>
@@ -6729,7 +11464,7 @@
           <w:sz w:val="22"/>
           <w:szCs w:val="22"/>
         </w:rPr>
-        <w:t xml:space="preserve">A instituição deve ser notificada por duas vezes consecutivas, e, se deixar de cumprir ou regularizar as exigências emanadas da Lei 8662/93, será proposta a competente ação judicial, para que cumpra a determinação, sob pena de impedimento de continuidade de prestação dos serviços respectivos.</w:t>
+        <w:t xml:space="preserve">No exercício de sua autonomia, a(o) assistente social deve considerar a preservação dos direitos da pessoa atendida, a qualidade dos serviços prestados e a consonância com os princípios fundamentais da profissão, previstas nas normativas profissionais.</w:t>
       </w:r>
       <w:r>
         <w:rPr>
@@ -6738,7 +11473,7 @@
           <w:sz w:val="22"/>
           <w:szCs w:val="22"/>
         </w:rPr>
-        <w:t xml:space="preserve">  (E2)</w:t>
+        <w:t xml:space="preserve">  (E8)</w:t>
       </w:r>
     </w:p>
     <w:p>
@@ -6784,7 +11519,7 @@
           <w:sz w:val="22"/>
           <w:szCs w:val="22"/>
         </w:rPr>
-        <w:t xml:space="preserve">Compete aos CRESS fiscalizar o exercício da profissão do Assistente Social, em seu âmbito de jurisdição, assegurando a defesa do espaço profissional e a melhoria da qualidade de atendimento aos usuários do Serviço Social.</w:t>
+        <w:t xml:space="preserve">A instituição deve ser notificada por duas vezes consecutivas, e, se deixar de cumprir ou regularizar as exigências emanadas da Lei 8662/93, será proposta a competente ação judicial, para que cumpra a determinação, sob pena de impedimento de continuidade de prestação dos serviços respectivos.</w:t>
       </w:r>
       <w:r>
         <w:rPr>
@@ -6793,7 +11528,7 @@
           <w:sz w:val="22"/>
           <w:szCs w:val="22"/>
         </w:rPr>
-        <w:t xml:space="preserve">  (E3)</w:t>
+        <w:t xml:space="preserve">  (E2)</w:t>
       </w:r>
     </w:p>
     <w:p>
@@ -6811,7 +11546,6 @@
     </w:p>
     <w:p>
       <w:pPr>
-        <w:keepNext/>
         <w:spacing w:after="100"/>
       </w:pPr>
       <w:r>
@@ -6822,170 +11556,6 @@
           <w:sz w:val="22"/>
           <w:szCs w:val="22"/>
         </w:rPr>
-        <w:t xml:space="preserve">4. </w:t>
-      </w:r>
-      <w:r>
-        <w:rPr>
-          <w:rFonts w:ascii="Calibri" w:cs="Calibri" w:eastAsia="Calibri" w:hAnsi="Calibri"/>
-          <w:color w:val="4F5D70"/>
-          <w:sz w:val="22"/>
-          <w:szCs w:val="22"/>
-        </w:rPr>
-        <w:t xml:space="preserve">[O que a norma estabelece] </w:t>
-      </w:r>
-      <w:r>
-        <w:rPr>
-          <w:rFonts w:ascii="Calibri" w:cs="Calibri" w:eastAsia="Calibri" w:hAnsi="Calibri"/>
-          <w:sz w:val="22"/>
-          <w:szCs w:val="22"/>
-        </w:rPr>
-        <w:t xml:space="preserve">Ao atuar em equipes multidisciplinares e/ou multiprofissionais, a partir da avaliação técnica da(o) profissional e da observação da qualidade do atendimento prestado à população, deverá ser garantido o atendimento individual pela(o) assistente social em espaço que preserve o sigilo profissional.</w:t>
-      </w:r>
-      <w:r>
-        <w:rPr>
-          <w:rFonts w:ascii="Calibri" w:cs="Calibri" w:eastAsia="Calibri" w:hAnsi="Calibri"/>
-          <w:color w:val="4F5D70"/>
-          <w:sz w:val="22"/>
-          <w:szCs w:val="22"/>
-        </w:rPr>
-        <w:t xml:space="preserve">  (E4)</w:t>
-      </w:r>
-    </w:p>
-    <w:p>
-      <w:pPr>
-        <w:spacing w:after="100"/>
-      </w:pPr>
-      <w:r>
-        <w:rPr>
-          <w:rFonts w:ascii="Calibri" w:cs="Calibri" w:eastAsia="Calibri" w:hAnsi="Calibri"/>
-          <w:sz w:val="22"/>
-          <w:szCs w:val="22"/>
-        </w:rPr>
-        <w:t xml:space="preserve">☐  Correta     ☐  Parcial     ☐  Incorreta</w:t>
-      </w:r>
-    </w:p>
-    <w:p>
-      <w:pPr>
-        <w:keepNext/>
-        <w:spacing w:after="100"/>
-      </w:pPr>
-      <w:r>
-        <w:rPr>
-          <w:rFonts w:ascii="Calibri" w:cs="Calibri" w:eastAsia="Calibri" w:hAnsi="Calibri"/>
-          <w:b/>
-          <w:bCs/>
-          <w:sz w:val="22"/>
-          <w:szCs w:val="22"/>
-        </w:rPr>
-        <w:t xml:space="preserve">5. </w:t>
-      </w:r>
-      <w:r>
-        <w:rPr>
-          <w:rFonts w:ascii="Calibri" w:cs="Calibri" w:eastAsia="Calibri" w:hAnsi="Calibri"/>
-          <w:color w:val="4F5D70"/>
-          <w:sz w:val="22"/>
-          <w:szCs w:val="22"/>
-        </w:rPr>
-        <w:t xml:space="preserve">[O que a norma estabelece] </w:t>
-      </w:r>
-      <w:r>
-        <w:rPr>
-          <w:rFonts w:ascii="Calibri" w:cs="Calibri" w:eastAsia="Calibri" w:hAnsi="Calibri"/>
-          <w:sz w:val="22"/>
-          <w:szCs w:val="22"/>
-        </w:rPr>
-        <w:t xml:space="preserve">É vedado ao/à assistente social bloquear o acesso dos/as usuários/as aos serviços oferecidos pelas instituições, através de atitudes que venham coagir e/ou desrespeitar aqueles que buscam o atendimento de seus direitos.</w:t>
-      </w:r>
-      <w:r>
-        <w:rPr>
-          <w:rFonts w:ascii="Calibri" w:cs="Calibri" w:eastAsia="Calibri" w:hAnsi="Calibri"/>
-          <w:color w:val="4F5D70"/>
-          <w:sz w:val="22"/>
-          <w:szCs w:val="22"/>
-        </w:rPr>
-        <w:t xml:space="preserve">  (E6)</w:t>
-      </w:r>
-    </w:p>
-    <w:p>
-      <w:pPr>
-        <w:spacing w:after="100"/>
-      </w:pPr>
-      <w:r>
-        <w:rPr>
-          <w:rFonts w:ascii="Calibri" w:cs="Calibri" w:eastAsia="Calibri" w:hAnsi="Calibri"/>
-          <w:sz w:val="22"/>
-          <w:szCs w:val="22"/>
-        </w:rPr>
-        <w:t xml:space="preserve">☐  Correta     ☐  Parcial     ☐  Incorreta</w:t>
-      </w:r>
-    </w:p>
-    <w:p>
-      <w:pPr>
-        <w:keepNext/>
-        <w:spacing w:after="100"/>
-      </w:pPr>
-      <w:r>
-        <w:rPr>
-          <w:rFonts w:ascii="Calibri" w:cs="Calibri" w:eastAsia="Calibri" w:hAnsi="Calibri"/>
-          <w:b/>
-          <w:bCs/>
-          <w:sz w:val="22"/>
-          <w:szCs w:val="22"/>
-        </w:rPr>
-        <w:t xml:space="preserve">6. </w:t>
-      </w:r>
-      <w:r>
-        <w:rPr>
-          <w:rFonts w:ascii="Calibri" w:cs="Calibri" w:eastAsia="Calibri" w:hAnsi="Calibri"/>
-          <w:color w:val="4F5D70"/>
-          <w:sz w:val="22"/>
-          <w:szCs w:val="22"/>
-        </w:rPr>
-        <w:t xml:space="preserve">[O que a norma estabelece] </w:t>
-      </w:r>
-      <w:r>
-        <w:rPr>
-          <w:rFonts w:ascii="Calibri" w:cs="Calibri" w:eastAsia="Calibri" w:hAnsi="Calibri"/>
-          <w:sz w:val="22"/>
-          <w:szCs w:val="22"/>
-        </w:rPr>
-        <w:t xml:space="preserve">No exercício de sua autonomia, a(o) assistente social deve considerar a preservação dos direitos da pessoa atendida, a qualidade dos serviços prestados e a consonância com os princípios fundamentais da profissão, previstas nas normativas profissionais.</w:t>
-      </w:r>
-      <w:r>
-        <w:rPr>
-          <w:rFonts w:ascii="Calibri" w:cs="Calibri" w:eastAsia="Calibri" w:hAnsi="Calibri"/>
-          <w:color w:val="4F5D70"/>
-          <w:sz w:val="22"/>
-          <w:szCs w:val="22"/>
-        </w:rPr>
-        <w:t xml:space="preserve">  (E8)</w:t>
-      </w:r>
-    </w:p>
-    <w:p>
-      <w:pPr>
-        <w:spacing w:after="100"/>
-      </w:pPr>
-      <w:r>
-        <w:rPr>
-          <w:rFonts w:ascii="Calibri" w:cs="Calibri" w:eastAsia="Calibri" w:hAnsi="Calibri"/>
-          <w:sz w:val="22"/>
-          <w:szCs w:val="22"/>
-        </w:rPr>
-        <w:t xml:space="preserve">☐  Correta     ☐  Parcial     ☐  Incorreta</w:t>
-      </w:r>
-    </w:p>
-    <w:p>
-      <w:pPr>
-        <w:spacing w:after="100"/>
-      </w:pPr>
-      <w:r>
-        <w:rPr>
-          <w:rFonts w:ascii="Calibri" w:cs="Calibri" w:eastAsia="Calibri" w:hAnsi="Calibri"/>
-          <w:b/>
-          <w:bCs/>
-          <w:sz w:val="22"/>
-          <w:szCs w:val="22"/>
-        </w:rPr>
         <w:t xml:space="preserve">Aspectos de atenção apontados pela IA: </w:t>
       </w:r>
       <w:r>
@@ -6994,7 +11564,7 @@
           <w:sz w:val="22"/>
           <w:szCs w:val="22"/>
         </w:rPr>
-        <w:t xml:space="preserve">A instituição deve ser notificada duas vezes consecutivas antes de ser proposta ação judicial. O CRESS tem competência para fiscalizar o exercício da profissão e garantir a qualidade dos atendimentos. A qualidade dos serviços e a preservação dos direitos dos usuários são princípios fundamentais da profissão.</w:t>
+        <w:t xml:space="preserve">A instituição deve ser notificada duas vezes consecutivas antes de ser proposta ação judicial, conforme Resolução nº 590/2010. O/a assistente social deve preservar a qualidade dos atendimentos e não realizar atividades incompatíveis com a legislação profissional. A qualidade dos serviços prestados deve ser garantida, conforme normas vigentes.</w:t>
       </w:r>
     </w:p>
     <w:p>
@@ -7214,7 +11784,7 @@
                 <w:sz w:val="22"/>
                 <w:szCs w:val="22"/>
               </w:rPr>
-              <w:t xml:space="preserve">Dispositivo</w:t>
+              <w:t xml:space="preserve">Dispositivo ou documento</w:t>
             </w:r>
           </w:p>
         </w:tc>
@@ -7277,7 +11847,7 @@
                 <w:sz w:val="20"/>
                 <w:szCs w:val="20"/>
               </w:rPr>
-              <w:t xml:space="preserve">E2</w:t>
+              <w:t xml:space="preserve">E3</w:t>
             </w:r>
           </w:p>
         </w:tc>
@@ -7304,7 +11874,7 @@
                 <w:sz w:val="20"/>
                 <w:szCs w:val="20"/>
               </w:rPr>
-              <w:t xml:space="preserve">Resolução nº 533/2008 | Art. 4º, inciso II</w:t>
+              <w:t xml:space="preserve">Resolução nº 533/2008 | Art. 4º, inciso I</w:t>
             </w:r>
           </w:p>
         </w:tc>
@@ -7331,7 +11901,7 @@
                 <w:sz w:val="20"/>
                 <w:szCs w:val="20"/>
               </w:rPr>
-              <w:t xml:space="preserve">II) aos supervisores acadêmico e de campo e pelo estagiário construir plano de estágio onde constem os papéis, funções, atribuições e dinâmica processual da supervisão, no início de cada semestre/ano letivo. Parágrafo 1º. A conjugação entre a atividade de aprendizado desenvolvida pelo aluno no campo de estágio, sob o acompanhamento direto do supervisor de campo e a orientação e avaliação a serem efetivadas pelo supervisor vinculado a instituição de ensino, resulta na supervisão direta. Parágrafo 2º. Compete ao supervisor de campo manter cópia do plano de estágio, devidamente subscrito pelos su…</w:t>
+              <w:t xml:space="preserve">I) ao supervisor de campo apresentar projeto de trabalho à unidade de ensino incluindo sua proposta de supervisão, no momento de abertura do campo de estágio;</w:t>
             </w:r>
           </w:p>
         </w:tc>
@@ -7508,6 +12078,92 @@
           </w:p>
         </w:tc>
       </w:tr>
+      <w:tr>
+        <w:trPr>
+          <w:cantSplit/>
+        </w:trPr>
+        <w:tc>
+          <w:tcPr>
+            <w:tcW w:type="dxa" w:w="800"/>
+            <w:tcBorders>
+              <w:top w:val="single" w:color="B9C4D0" w:sz="4"/>
+              <w:left w:val="single" w:color="B9C4D0" w:sz="4"/>
+              <w:bottom w:val="single" w:color="B9C4D0" w:sz="4"/>
+              <w:right w:val="single" w:color="B9C4D0" w:sz="4"/>
+            </w:tcBorders>
+            <w:tcMar>
+              <w:top w:type="dxa" w:w="60"/>
+              <w:left w:type="dxa" w:w="100"/>
+              <w:bottom w:type="dxa" w:w="60"/>
+              <w:right w:type="dxa" w:w="100"/>
+            </w:tcMar>
+          </w:tcPr>
+          <w:p>
+            <w:r>
+              <w:rPr>
+                <w:rFonts w:ascii="Calibri" w:cs="Calibri" w:eastAsia="Calibri" w:hAnsi="Calibri"/>
+                <w:sz w:val="20"/>
+                <w:szCs w:val="20"/>
+              </w:rPr>
+              <w:t xml:space="preserve">O1</w:t>
+            </w:r>
+          </w:p>
+        </w:tc>
+        <w:tc>
+          <w:tcPr>
+            <w:tcW w:type="dxa" w:w="2800"/>
+            <w:tcBorders>
+              <w:top w:val="single" w:color="B9C4D0" w:sz="4"/>
+              <w:left w:val="single" w:color="B9C4D0" w:sz="4"/>
+              <w:bottom w:val="single" w:color="B9C4D0" w:sz="4"/>
+              <w:right w:val="single" w:color="B9C4D0" w:sz="4"/>
+            </w:tcBorders>
+            <w:tcMar>
+              <w:top w:type="dxa" w:w="60"/>
+              <w:left w:type="dxa" w:w="100"/>
+              <w:bottom w:type="dxa" w:w="60"/>
+              <w:right w:type="dxa" w:w="100"/>
+            </w:tcMar>
+          </w:tcPr>
+          <w:p>
+            <w:r>
+              <w:rPr>
+                <w:rFonts w:ascii="Calibri" w:cs="Calibri" w:eastAsia="Calibri" w:hAnsi="Calibri"/>
+                <w:sz w:val="20"/>
+                <w:szCs w:val="20"/>
+              </w:rPr>
+              <w:t xml:space="preserve">ABEPSS: Política Nacional de Estágio da Associação Brasileira de Ensino e Pesquisa em Serviço Social | p. 22 do impresso (p. 22 do PDF)</w:t>
+            </w:r>
+          </w:p>
+        </w:tc>
+        <w:tc>
+          <w:tcPr>
+            <w:tcW w:type="dxa" w:w="6038"/>
+            <w:tcBorders>
+              <w:top w:val="single" w:color="B9C4D0" w:sz="4"/>
+              <w:left w:val="single" w:color="B9C4D0" w:sz="4"/>
+              <w:bottom w:val="single" w:color="B9C4D0" w:sz="4"/>
+              <w:right w:val="single" w:color="B9C4D0" w:sz="4"/>
+            </w:tcBorders>
+            <w:tcMar>
+              <w:top w:type="dxa" w:w="60"/>
+              <w:left w:type="dxa" w:w="100"/>
+              <w:bottom w:type="dxa" w:w="60"/>
+              <w:right w:type="dxa" w:w="100"/>
+            </w:tcMar>
+          </w:tcPr>
+          <w:p>
+            <w:r>
+              <w:rPr>
+                <w:rFonts w:ascii="Calibri" w:cs="Calibri" w:eastAsia="Calibri" w:hAnsi="Calibri"/>
+                <w:sz w:val="20"/>
+                <w:szCs w:val="20"/>
+              </w:rPr>
+              <w:t xml:space="preserve">8 Participar efetivamente do processo de avaliação continuada do estagiário, juntamente, com o supervisor acadêmico; quando da avaliação semestral, emitir parecer e nota de acordo com instrumental qualitativo, construído pelo coletivo dos sujeitos e fornecido pela coordenação de estágio da UFA; 9 Participar das reuniões, encontros de monitoramento, avaliação e atualização, seminários, fóruns de supervisores e demais atividades promovidas pela Coordenação de Estágios da UFA, para o devido estabelecimento da unidade imprescindível ao processo pedagógico inerente ao estágio supervisionado;</w:t>
+            </w:r>
+          </w:p>
+        </w:tc>
+      </w:tr>
     </w:tbl>
     <w:p>
       <w:pPr>
@@ -7578,7 +12234,7 @@
           <w:sz w:val="22"/>
           <w:szCs w:val="22"/>
         </w:rPr>
-        <w:t xml:space="preserve">A supervisão direta de estágio em Serviço Social estabelece-se na relação entre unidade acadêmica e instituição pública ou privada que recebe o estudante, sendo que caberá aos supervisores acadêmico e de campo e pelo estagiário construir plano de estágio onde constem os papéis, funções, atribuições e dinâmica processual da supervisão, no início de cada semestre/ano letivo.</w:t>
+        <w:t xml:space="preserve">A supervisão direta de estágio em Serviço Social estabelece-se na relação entre unidade acadêmica e instituição pública ou privada que recebe o estudante, sendo que caberá ao supervisor de campo apresentar projeto de trabalho à unidade de ensino incluindo sua proposta de supervisão, no momento de abertura do campo de estágio.</w:t>
       </w:r>
       <w:r>
         <w:rPr>
@@ -7587,7 +12243,7 @@
           <w:sz w:val="22"/>
           <w:szCs w:val="22"/>
         </w:rPr>
-        <w:t xml:space="preserve">  (E2)</w:t>
+        <w:t xml:space="preserve">  (E3)</w:t>
       </w:r>
     </w:p>
     <w:p>
@@ -7733,7 +12389,7 @@
           <w:sz w:val="22"/>
           <w:szCs w:val="22"/>
         </w:rPr>
-        <w:t xml:space="preserve">A instituição de ensino deve credenciar os campos de estágio e comunicar aos Conselhos Regionais de Serviço Social. A supervisão direta deve ser realizada por um Assistente Social em pleno gozo de seus direitos profissionais. A relação entre unidade acadêmica e instituição de estágio deve ser formalizada, incluindo o plano de estágio e a supervisão.</w:t>
+        <w:t xml:space="preserve">A instituição de ensino deve credenciar os campos de estágio e comunicar aos Conselhos Regionais de Serviço Social. A supervisão direta deve ser realizada por um Assistente Social em pleno gozo de seus direitos profissionais. A relação entre unidade acadêmica e instituição de estágio deve ser formalizada, com a apresentação de projeto de trabalho e plano de estágio.</w:t>
       </w:r>
     </w:p>
     <w:p>
@@ -7953,7 +12609,7 @@
                 <w:sz w:val="22"/>
                 <w:szCs w:val="22"/>
               </w:rPr>
-              <w:t xml:space="preserve">Dispositivo</w:t>
+              <w:t xml:space="preserve">Dispositivo ou documento</w:t>
             </w:r>
           </w:p>
         </w:tc>
@@ -8188,7 +12844,7 @@
                 <w:sz w:val="20"/>
                 <w:szCs w:val="20"/>
               </w:rPr>
-              <w:t xml:space="preserve">E4</w:t>
+              <w:t xml:space="preserve">O1</w:t>
             </w:r>
           </w:p>
         </w:tc>
@@ -8215,7 +12871,7 @@
                 <w:sz w:val="20"/>
                 <w:szCs w:val="20"/>
               </w:rPr>
-              <w:t xml:space="preserve">Resolução 1031/2023 | Art. 8º</w:t>
+              <w:t xml:space="preserve">CFESS: Atuação de assistentes sociais no sociojurídico: subsídios para reflexão | p. 39 do PDF</w:t>
             </w:r>
           </w:p>
         </w:tc>
@@ -8242,7 +12898,7 @@
                 <w:sz w:val="20"/>
                 <w:szCs w:val="20"/>
               </w:rPr>
-              <w:t xml:space="preserve">Art. 8º Poderá ser concedida até três Anotações da Responsabilidade Técnica por Assistente Social, observado o limite mínimo de vinte horas semanais de carga horária por cada vínculo.</w:t>
+              <w:t xml:space="preserve">nº 12.317, que prevê a jornada de 30 horas semanais para o/a assistente social, é de 2010; portanto, a coleta foi feita antes de sua aprovação, de forma que uma visão mais atualizada requer averiguar o processo de implementação da lei, sobretudo nos últimos três anos, período em que o Conjunto CFESS-CRESS instituiu o dia 30 de maio como Dia Nacional de Luta pelas 30 horas, articulando e intensificando ações políticas e jurídicas diante da ofen-siva governamental11.</w:t>
             </w:r>
           </w:p>
         </w:tc>
@@ -8274,7 +12930,7 @@
                 <w:sz w:val="20"/>
                 <w:szCs w:val="20"/>
               </w:rPr>
-              <w:t xml:space="preserve">E6</w:t>
+              <w:t xml:space="preserve">O2</w:t>
             </w:r>
           </w:p>
         </w:tc>
@@ -8301,7 +12957,7 @@
                 <w:sz w:val="20"/>
                 <w:szCs w:val="20"/>
               </w:rPr>
-              <w:t xml:space="preserve">Resolução 1031/2023 | Art. 3º, inciso I</w:t>
+              <w:t xml:space="preserve">CFESS: Meia formação não garante um direito: o que você precisa saber sobre a supervisão direta de estágio em Serviço Social | p. 22 do impresso (p. 23 do PDF)</w:t>
             </w:r>
           </w:p>
         </w:tc>
@@ -8328,7 +12984,7 @@
                 <w:sz w:val="20"/>
                 <w:szCs w:val="20"/>
               </w:rPr>
-              <w:t xml:space="preserve">I – documento timbrado com CNPJ, firmado pelo responsável legal da pessoa jurídica, designando a/o Assistente Social interessado/a, onde constará a qualificação da/o profissional, a carga horária semanal, a data de início das atividades como Responsável Técnico e se a responsabilidade compreende a equipe, o setor de Serviço Social ou a totalidade da instituição;</w:t>
+              <w:t xml:space="preserve">Sobre as garantias de condições básicas para realização do estágio Tendo por base a Lei n˚ 11.788/2008, que estabelece o número máximo de até 10 estagiários/as por supervisor/a, a Resolução CFESS n˚ 533/08, Artigo 3˚, parágrafo único, indicou como parâmetros para definir o número de estagiários/as a serem supervisionados/as pelo/a assistente social: “a carga horária do/a supervisor/a de campo, as peculiaridades do campo de estágio e a complexidade das atividades profissionais, estabelecendo que o limite máximo não deverá exceder 1 (um/a) estagiário/a para cada 10 (dez) horas semanais de trabal…</w:t>
             </w:r>
           </w:p>
         </w:tc>
@@ -8360,7 +13016,7 @@
                 <w:sz w:val="20"/>
                 <w:szCs w:val="20"/>
               </w:rPr>
-              <w:t xml:space="preserve">E8</w:t>
+              <w:t xml:space="preserve">O3</w:t>
             </w:r>
           </w:p>
         </w:tc>
@@ -8387,7 +13043,7 @@
                 <w:sz w:val="20"/>
                 <w:szCs w:val="20"/>
               </w:rPr>
-              <w:t xml:space="preserve">Resolução 1031/2023 | Art. 8º, parágrafo único</w:t>
+              <w:t xml:space="preserve">ABEPSS: Política Nacional de Estágio da Associação Brasileira de Ensino e Pesquisa em Serviço Social | p. 29 do impresso (p. 29 do PDF)</w:t>
             </w:r>
           </w:p>
         </w:tc>
@@ -8414,7 +13070,7 @@
                 <w:sz w:val="20"/>
                 <w:szCs w:val="20"/>
               </w:rPr>
-              <w:t xml:space="preserve">Parágrafo único O limite previsto no caput abrange inclusive as anotações requeridas nos CRESS onde a/o profissional possuir inscrição secundária.</w:t>
+              <w:t xml:space="preserve">Seguindo, ainda, as Diretrizes Curriculares, o estágio curricular obrigatório deve ser oferecido em diferentes níveis (totalizando entre 02 e 04 semestres), distribuídos, de forma equilibrada, no decorrer dos últimos anos de integralização do curso. A carga horária das atividades de campo deve ser de, no máximo, 30h semanais (conforme lei do estágio), além da realização de, no mínimo, 03 horas/aula semanais de supervisão acadêmica. As exigências de cada nível de estágio devem seguir especificidades e atividades progressivas, coerentes com os demais componentes curriculares e objetivos próximos…</w:t>
             </w:r>
           </w:p>
         </w:tc>
@@ -8456,7 +13112,7 @@
           <w:sz w:val="22"/>
           <w:szCs w:val="22"/>
         </w:rPr>
-        <w:t xml:space="preserve">A jornada de trabalho semanal do assistente social é de 30 horas, conforme estabelecida na Lei nº 8.662/1993, com alterações posteriores.</w:t>
+        <w:t xml:space="preserve">A jornada de trabalho semanal do assistente social é de 30 horas, conforme estabelecido na Lei nº 8.662/1993, com alterações introduzidas pela Lei nº 12.317/2010.</w:t>
       </w:r>
     </w:p>
     <w:p>
@@ -8489,7 +13145,7 @@
           <w:sz w:val="22"/>
           <w:szCs w:val="22"/>
         </w:rPr>
-        <w:t xml:space="preserve">A jornada de trabalho semanal do assistente social é de 30 (trinta) horas, conforme estabelecido no Art. 5º-A da Lei nº 8.662/1993, acrescido pela Lei nº 12.317/2010.</w:t>
+        <w:t xml:space="preserve">A jornada de trabalho semanal do assistente social é de 30 (trinta) horas, conforme estabelecido no Art. 5º-A da Lei nº 8.662/1993, com alterações introduzidas pela Lei nº 12.317/2010.</w:t>
       </w:r>
       <w:r>
         <w:rPr>
@@ -8498,7 +13154,7 @@
           <w:sz w:val="22"/>
           <w:szCs w:val="22"/>
         </w:rPr>
-        <w:t xml:space="preserve">  (E1)</w:t>
+        <w:t xml:space="preserve">  (E1, E2)</w:t>
       </w:r>
     </w:p>
     <w:p>
@@ -8516,7 +13172,6 @@
     </w:p>
     <w:p>
       <w:pPr>
-        <w:keepNext/>
         <w:spacing w:after="100"/>
       </w:pPr>
       <w:r>
@@ -8527,115 +13182,6 @@
           <w:sz w:val="22"/>
           <w:szCs w:val="22"/>
         </w:rPr>
-        <w:t xml:space="preserve">2. </w:t>
-      </w:r>
-      <w:r>
-        <w:rPr>
-          <w:rFonts w:ascii="Calibri" w:cs="Calibri" w:eastAsia="Calibri" w:hAnsi="Calibri"/>
-          <w:color w:val="4F5D70"/>
-          <w:sz w:val="22"/>
-          <w:szCs w:val="22"/>
-        </w:rPr>
-        <w:t xml:space="preserve">[O que a norma estabelece] </w:t>
-      </w:r>
-      <w:r>
-        <w:rPr>
-          <w:rFonts w:ascii="Calibri" w:cs="Calibri" w:eastAsia="Calibri" w:hAnsi="Calibri"/>
-          <w:sz w:val="22"/>
-          <w:szCs w:val="22"/>
-        </w:rPr>
-        <w:t xml:space="preserve">A Lei nº 12.317/2010 inclui o Art. 5º-A, que estabelece a jornada de 30 horas semanais para o assistente social.</w:t>
-      </w:r>
-      <w:r>
-        <w:rPr>
-          <w:rFonts w:ascii="Calibri" w:cs="Calibri" w:eastAsia="Calibri" w:hAnsi="Calibri"/>
-          <w:color w:val="4F5D70"/>
-          <w:sz w:val="22"/>
-          <w:szCs w:val="22"/>
-        </w:rPr>
-        <w:t xml:space="preserve">  (E2)</w:t>
-      </w:r>
-    </w:p>
-    <w:p>
-      <w:pPr>
-        <w:spacing w:after="100"/>
-      </w:pPr>
-      <w:r>
-        <w:rPr>
-          <w:rFonts w:ascii="Calibri" w:cs="Calibri" w:eastAsia="Calibri" w:hAnsi="Calibri"/>
-          <w:sz w:val="22"/>
-          <w:szCs w:val="22"/>
-        </w:rPr>
-        <w:t xml:space="preserve">☐  Correta     ☐  Parcial     ☐  Incorreta</w:t>
-      </w:r>
-    </w:p>
-    <w:p>
-      <w:pPr>
-        <w:keepNext/>
-        <w:spacing w:after="100"/>
-      </w:pPr>
-      <w:r>
-        <w:rPr>
-          <w:rFonts w:ascii="Calibri" w:cs="Calibri" w:eastAsia="Calibri" w:hAnsi="Calibri"/>
-          <w:b/>
-          <w:bCs/>
-          <w:sz w:val="22"/>
-          <w:szCs w:val="22"/>
-        </w:rPr>
-        <w:t xml:space="preserve">3. </w:t>
-      </w:r>
-      <w:r>
-        <w:rPr>
-          <w:rFonts w:ascii="Calibri" w:cs="Calibri" w:eastAsia="Calibri" w:hAnsi="Calibri"/>
-          <w:color w:val="4F5D70"/>
-          <w:sz w:val="22"/>
-          <w:szCs w:val="22"/>
-        </w:rPr>
-        <w:t xml:space="preserve">[Interpretação proposta] </w:t>
-      </w:r>
-      <w:r>
-        <w:rPr>
-          <w:rFonts w:ascii="Calibri" w:cs="Calibri" w:eastAsia="Calibri" w:hAnsi="Calibri"/>
-          <w:sz w:val="22"/>
-          <w:szCs w:val="22"/>
-        </w:rPr>
-        <w:t xml:space="preserve">A Resolução 1031/2023 menciona o limite mínimo de 20 horas semanais de carga horária por vínculo, mas não contradiz ou substitui a jornada de 30 horas estabelecida na Lei.</w:t>
-      </w:r>
-      <w:r>
-        <w:rPr>
-          <w:rFonts w:ascii="Calibri" w:cs="Calibri" w:eastAsia="Calibri" w:hAnsi="Calibri"/>
-          <w:color w:val="4F5D70"/>
-          <w:sz w:val="22"/>
-          <w:szCs w:val="22"/>
-        </w:rPr>
-        <w:t xml:space="preserve">  (E4, E6, E8)</w:t>
-      </w:r>
-    </w:p>
-    <w:p>
-      <w:pPr>
-        <w:spacing w:after="100"/>
-      </w:pPr>
-      <w:r>
-        <w:rPr>
-          <w:rFonts w:ascii="Calibri" w:cs="Calibri" w:eastAsia="Calibri" w:hAnsi="Calibri"/>
-          <w:sz w:val="22"/>
-          <w:szCs w:val="22"/>
-        </w:rPr>
-        <w:t xml:space="preserve">☐  Correta     ☐  Parcial     ☐  Incorreta</w:t>
-      </w:r>
-    </w:p>
-    <w:p>
-      <w:pPr>
-        <w:spacing w:after="100"/>
-      </w:pPr>
-      <w:r>
-        <w:rPr>
-          <w:rFonts w:ascii="Calibri" w:cs="Calibri" w:eastAsia="Calibri" w:hAnsi="Calibri"/>
-          <w:b/>
-          <w:bCs/>
-          <w:sz w:val="22"/>
-          <w:szCs w:val="22"/>
-        </w:rPr>
         <w:t xml:space="preserve">Aspectos de atenção apontados pela IA: </w:t>
       </w:r>
       <w:r>
@@ -8644,7 +13190,7 @@
           <w:sz w:val="22"/>
           <w:szCs w:val="22"/>
         </w:rPr>
-        <w:t xml:space="preserve">A jornada de 30 horas semanais é estabelecida como norma legal, enquanto a Resolução 1031/2023 menciona 20 horas como limite mínimo, o que pode indicar flexibilização ou complementação, mas não substituição. A Resolução 1031/2023 não revoga a jornada de 30 horas, mas menciona a possibilidade de anotações técnicas com carga horária mínima de 20 horas.</w:t>
+        <w:t xml:space="preserve">A jornada de 30 horas semanais é direito legal do assistente social, conforme previsto na Lei nº 8.662/1993, com alterações. A Resolução nº 1031/2023 menciona o limite mínimo de 20 horas semanais de carga horária por vínculo, mas isso refere-se a Anotações da Responsabilidade Técnica, não à jornada de trabalho principal.</w:t>
       </w:r>
     </w:p>
     <w:p>
@@ -8864,7 +13410,7 @@
                 <w:sz w:val="22"/>
                 <w:szCs w:val="22"/>
               </w:rPr>
-              <w:t xml:space="preserve">Dispositivo</w:t>
+              <w:t xml:space="preserve">Dispositivo ou documento</w:t>
             </w:r>
           </w:p>
         </w:tc>
@@ -8927,7 +13473,7 @@
                 <w:sz w:val="20"/>
                 <w:szCs w:val="20"/>
               </w:rPr>
-              <w:t xml:space="preserve">E1</w:t>
+              <w:t xml:space="preserve">E3</w:t>
             </w:r>
           </w:p>
         </w:tc>
@@ -8954,7 +13500,7 @@
                 <w:sz w:val="20"/>
                 <w:szCs w:val="20"/>
               </w:rPr>
-              <w:t xml:space="preserve">Código de Ética do/a Assistente Social | Art. 8º, alínea b</w:t>
+              <w:t xml:space="preserve">Código de Ética do/a Assistente Social | Art. 4º, alínea c</w:t>
             </w:r>
           </w:p>
         </w:tc>
@@ -8981,7 +13527,7 @@
                 <w:sz w:val="20"/>
                 <w:szCs w:val="20"/>
               </w:rPr>
-              <w:t xml:space="preserve">b- denunciar falhas nos regulamentos, normas e programas da instituição em que trabalha, quando os mesmos estiverem ferindo os princípios e diretrizes deste Código, mobilizando, inclusive, o Conselho Regional, caso se faça necessário;</w:t>
+              <w:t xml:space="preserve">c- acatar determinação institucional que fira os princípios e diretrizes deste Código;</w:t>
             </w:r>
           </w:p>
         </w:tc>
@@ -9013,7 +13559,7 @@
                 <w:sz w:val="20"/>
                 <w:szCs w:val="20"/>
               </w:rPr>
-              <w:t xml:space="preserve">E3</w:t>
+              <w:t xml:space="preserve">E4</w:t>
             </w:r>
           </w:p>
         </w:tc>
@@ -9040,7 +13586,7 @@
                 <w:sz w:val="20"/>
                 <w:szCs w:val="20"/>
               </w:rPr>
-              <w:t xml:space="preserve">Código de Ética do/a Assistente Social | Art. 4º, alínea c</w:t>
+              <w:t xml:space="preserve">Código de Ética do/a Assistente Social | Art. 22, alínea b</w:t>
             </w:r>
           </w:p>
         </w:tc>
@@ -9067,7 +13613,7 @@
                 <w:sz w:val="20"/>
                 <w:szCs w:val="20"/>
               </w:rPr>
-              <w:t xml:space="preserve">c- acatar determinação institucional que fira os princípios e diretrizes deste Código;</w:t>
+              <w:t xml:space="preserve">b- não cumprir, no prazo estabelecido, determinação emanada do órgão ou autoridade dos Conselhos, em matéria destes, depois de regularmente notificado/a;</w:t>
             </w:r>
           </w:p>
         </w:tc>
@@ -9479,7 +14025,7 @@
           <w:sz w:val="22"/>
           <w:szCs w:val="22"/>
         </w:rPr>
-        <w:t xml:space="preserve">Denunciar falhas nos regulamentos, normas e programas da instituição em que trabalha, quando os mesmos estiverem ferindo os princípios e diretrizes deste Código.</w:t>
+        <w:t xml:space="preserve">Constituem infrações disciplinares não cumprir, no prazo estabelecido, determinação emanada do órgão ou autoridade dos Conselhos, em matéria destes, depois de regularmente notificado/a.</w:t>
       </w:r>
       <w:r>
         <w:rPr>
@@ -9488,7 +14034,7 @@
           <w:sz w:val="22"/>
           <w:szCs w:val="22"/>
         </w:rPr>
-        <w:t xml:space="preserve">  (E1)</w:t>
+        <w:t xml:space="preserve">  (E4)</w:t>
       </w:r>
     </w:p>
     <w:p>
@@ -9524,7 +14070,7 @@
           <w:sz w:val="22"/>
           <w:szCs w:val="22"/>
         </w:rPr>
-        <w:t xml:space="preserve">A chefia pode estar cometendo infração ao Código de Ética se a ordem for discriminatória ou de abuso de autoridade. A denúncia de falhas no regulamento institucional é um dever do/a assistente social.</w:t>
+        <w:t xml:space="preserve">A norma expressa estabelece que é vedado ao/a assistente social acatar determinação institucional que fira os princípios e diretrizes do Código de Ética. O Código de Ética também exige que o/a assistente social cumpra e faça cumprir o Código, o que inclui a denúncia de infrações.</w:t>
       </w:r>
     </w:p>
     <w:p>
@@ -9744,7 +14290,7 @@
                 <w:sz w:val="22"/>
                 <w:szCs w:val="22"/>
               </w:rPr>
-              <w:t xml:space="preserve">Dispositivo</w:t>
+              <w:t xml:space="preserve">Dispositivo ou documento</w:t>
             </w:r>
           </w:p>
         </w:tc>
@@ -10038,6 +14584,92 @@
           </w:p>
         </w:tc>
       </w:tr>
+      <w:tr>
+        <w:trPr>
+          <w:cantSplit/>
+        </w:trPr>
+        <w:tc>
+          <w:tcPr>
+            <w:tcW w:type="dxa" w:w="800"/>
+            <w:tcBorders>
+              <w:top w:val="single" w:color="B9C4D0" w:sz="4"/>
+              <w:left w:val="single" w:color="B9C4D0" w:sz="4"/>
+              <w:bottom w:val="single" w:color="B9C4D0" w:sz="4"/>
+              <w:right w:val="single" w:color="B9C4D0" w:sz="4"/>
+            </w:tcBorders>
+            <w:tcMar>
+              <w:top w:type="dxa" w:w="60"/>
+              <w:left w:type="dxa" w:w="100"/>
+              <w:bottom w:type="dxa" w:w="60"/>
+              <w:right w:type="dxa" w:w="100"/>
+            </w:tcMar>
+          </w:tcPr>
+          <w:p>
+            <w:r>
+              <w:rPr>
+                <w:rFonts w:ascii="Calibri" w:cs="Calibri" w:eastAsia="Calibri" w:hAnsi="Calibri"/>
+                <w:sz w:val="20"/>
+                <w:szCs w:val="20"/>
+              </w:rPr>
+              <w:t xml:space="preserve">O1</w:t>
+            </w:r>
+          </w:p>
+        </w:tc>
+        <w:tc>
+          <w:tcPr>
+            <w:tcW w:type="dxa" w:w="2800"/>
+            <w:tcBorders>
+              <w:top w:val="single" w:color="B9C4D0" w:sz="4"/>
+              <w:left w:val="single" w:color="B9C4D0" w:sz="4"/>
+              <w:bottom w:val="single" w:color="B9C4D0" w:sz="4"/>
+              <w:right w:val="single" w:color="B9C4D0" w:sz="4"/>
+            </w:tcBorders>
+            <w:tcMar>
+              <w:top w:type="dxa" w:w="60"/>
+              <w:left w:type="dxa" w:w="100"/>
+              <w:bottom w:type="dxa" w:w="60"/>
+              <w:right w:type="dxa" w:w="100"/>
+            </w:tcMar>
+          </w:tcPr>
+          <w:p>
+            <w:r>
+              <w:rPr>
+                <w:rFonts w:ascii="Calibri" w:cs="Calibri" w:eastAsia="Calibri" w:hAnsi="Calibri"/>
+                <w:sz w:val="20"/>
+                <w:szCs w:val="20"/>
+              </w:rPr>
+              <w:t xml:space="preserve">CFESS: Pareceres jurídicos sobre a ética e os direitos humanos | p. 53 do PDF</w:t>
+            </w:r>
+          </w:p>
+        </w:tc>
+        <w:tc>
+          <w:tcPr>
+            <w:tcW w:type="dxa" w:w="6038"/>
+            <w:tcBorders>
+              <w:top w:val="single" w:color="B9C4D0" w:sz="4"/>
+              <w:left w:val="single" w:color="B9C4D0" w:sz="4"/>
+              <w:bottom w:val="single" w:color="B9C4D0" w:sz="4"/>
+              <w:right w:val="single" w:color="B9C4D0" w:sz="4"/>
+            </w:tcBorders>
+            <w:tcMar>
+              <w:top w:type="dxa" w:w="60"/>
+              <w:left w:type="dxa" w:w="100"/>
+              <w:bottom w:type="dxa" w:w="60"/>
+              <w:right w:type="dxa" w:w="100"/>
+            </w:tcMar>
+          </w:tcPr>
+          <w:p>
+            <w:r>
+              <w:rPr>
+                <w:rFonts w:ascii="Calibri" w:cs="Calibri" w:eastAsia="Calibri" w:hAnsi="Calibri"/>
+                <w:sz w:val="20"/>
+                <w:szCs w:val="20"/>
+              </w:rPr>
+              <w:t xml:space="preserve">Lisboa: Livraria Morais. Editora, 1961. p.159. Vale acrescentar que o sigilo abrange toda a equipe de profissionais que compartilhem e tenham acesso às informações dos usuários dos serviços. A circulação de informação deverá obedecer a um princípio de confidência necessária em que serão determinantes para definir o âmbito do segredo, o interesse do paciente ou do usuário, a natureza da informação e os reflexos que a sua divulgação traz para a sua privacidade. Mesmo nessa hipótese tratando-se de equipe multidisciplinar só poderão ser prestadas informações dentro dos limites do estritamente nece…</w:t>
+            </w:r>
+          </w:p>
+        </w:tc>
+      </w:tr>
     </w:tbl>
     <w:p>
       <w:pPr>
@@ -10075,7 +14707,7 @@
           <w:sz w:val="22"/>
           <w:szCs w:val="22"/>
         </w:rPr>
-        <w:t xml:space="preserve">A divulgação de informações sigilosas de um usuário por uma assistente social pode configurar infração ética.</w:t>
+        <w:t xml:space="preserve">A divulgação de informações sigilosas de um usuário por uma colega assistente social pode configurar infração ética.</w:t>
       </w:r>
     </w:p>
     <w:p>
@@ -10108,7 +14740,7 @@
           <w:sz w:val="22"/>
           <w:szCs w:val="22"/>
         </w:rPr>
-        <w:t xml:space="preserve">A divulgação de informações sigilosas de um usuário por uma assistente social pode configurar infração ética, conforme o Código de Ética Profissional do/a Assistente Social (Art. 5º, alínea f) e a Orientação Normativa 4/2020 (p. 2 do PDF).</w:t>
+        <w:t xml:space="preserve">A divulgação de informações sigilosas de um usuário por uma assistente social pode configurar infração ética, conforme o Código de Ética Profissional do/a Assistente Social, Art. 5º, alínea f, que determina que o sigilo profissional deve ser resguardado, salvo em exceções previstas.</w:t>
       </w:r>
       <w:r>
         <w:rPr>
@@ -10117,7 +14749,7 @@
           <w:sz w:val="22"/>
           <w:szCs w:val="22"/>
         </w:rPr>
-        <w:t xml:space="preserve">  (E3, E4)</w:t>
+        <w:t xml:space="preserve">  (E3)</w:t>
       </w:r>
     </w:p>
     <w:p>
@@ -10155,15 +14787,15 @@
           <w:sz w:val="22"/>
           <w:szCs w:val="22"/>
         </w:rPr>
-        <w:t xml:space="preserve">[O que a norma estabelece] </w:t>
-      </w:r>
-      <w:r>
-        <w:rPr>
-          <w:rFonts w:ascii="Calibri" w:cs="Calibri" w:eastAsia="Calibri" w:hAnsi="Calibri"/>
-          <w:sz w:val="22"/>
-          <w:szCs w:val="22"/>
-        </w:rPr>
-        <w:t xml:space="preserve">O sigilo profissional é regra, e sua quebra é exceção, devendo ser adotada somente quando puder contribuir ou evitar que aconteça uma situação grave, nociva e perigosa para a integridade física e psíquica do/a usuário/a ou de terceiros.</w:t>
+        <w:t xml:space="preserve">[Interpretação proposta] </w:t>
+      </w:r>
+      <w:r>
+        <w:rPr>
+          <w:rFonts w:ascii="Calibri" w:cs="Calibri" w:eastAsia="Calibri" w:hAnsi="Calibri"/>
+          <w:sz w:val="22"/>
+          <w:szCs w:val="22"/>
+        </w:rPr>
+        <w:t xml:space="preserve">O sigilo profissional é uma regra, cuja quebra é exceção, e deve ser adotada somente quando puder contribuir ou evitar que aconteça uma situação grave, nociva e perigosa para a integridade física e psíquica do/a usuário/a ou de terceiros.</w:t>
       </w:r>
       <w:r>
         <w:rPr>
@@ -10218,7 +14850,7 @@
           <w:sz w:val="22"/>
           <w:szCs w:val="22"/>
         </w:rPr>
-        <w:t xml:space="preserve">Em trabalho multidisciplinar, só poderão ser prestadas informações dentro dos limites do estritamente necessário, resguardando o caráter sigiloso dos documentos/comunicações.</w:t>
+        <w:t xml:space="preserve">Em trabalho multidisciplinar, o/a assistente social só poderá compartilhar informações dentro dos limites do estritamente necessário, resguardando o caráter sigiloso dos documentos e comunicações.</w:t>
       </w:r>
       <w:r>
         <w:rPr>
@@ -10263,7 +14895,7 @@
           <w:sz w:val="22"/>
           <w:szCs w:val="22"/>
         </w:rPr>
-        <w:t xml:space="preserve">A divulgação de informações sigilosas pode ser considerada infração ética, mas a apuração cabe aos órgãos competentes. A quebra do sigilo deve ser justificada por uma situação grave, nociva e perigosa, conforme previsto na Orientação Normativa 4/2020.</w:t>
+        <w:t xml:space="preserve">A divulgação de informações sigilosas pode ser considerada infração ética, mas a apuração cabe aos órgãos competentes. A exceção à regra do sigilo só é válida em situações específicas e com justificativa clara.</w:t>
       </w:r>
     </w:p>
     <w:p>
@@ -10483,7 +15115,7 @@
                 <w:sz w:val="22"/>
                 <w:szCs w:val="22"/>
               </w:rPr>
-              <w:t xml:space="preserve">Dispositivo</w:t>
+              <w:t xml:space="preserve">Dispositivo ou documento</w:t>
             </w:r>
           </w:p>
         </w:tc>
@@ -10793,7 +15425,7 @@
           <w:sz w:val="22"/>
           <w:szCs w:val="22"/>
         </w:rPr>
-        <w:t xml:space="preserve">O Código de Ética também prevê que, ao ocupar uma chefia, o/a assistente social deve mobilizar sua autoridade funcional para a liberação de carga horária de subordinado/a, para fim de estudos e pesquisas que visem o aprimoramento profissional.</w:t>
+        <w:t xml:space="preserve">Além disso, o Código de Ética exige que o/a assistente social, ao ocupar uma chefia, mobilize sua autoridade funcional para a liberação de carga horária de subordinado/a, para fim de estudos e pesquisas que visem o aprimoramento profissional, bem como de representação ou delegação de entidade de organização da categoria e outras, dando igual oportunidade a todos/as.</w:t>
       </w:r>
       <w:r>
         <w:rPr>
@@ -10838,7 +15470,7 @@
           <w:sz w:val="22"/>
           <w:szCs w:val="22"/>
         </w:rPr>
-        <w:t xml:space="preserve">A norma proíbe o uso da chefia para atos discriminatórios e de abuso de autoridade, mas não menciona diretamente a perseguição como ato vedado. A perseguição pode ser considerada um ato de abuso de autoridade ou discriminação, mas isso depende de interpretação aplicada à situação.</w:t>
+        <w:t xml:space="preserve">A norma proíbe o uso do cargo de chefia para atos discriminatórios e de abuso de autoridade. A norma também exige que o/a assistente social, ao ocupar uma chefia, promova a igualdade de oportunidades entre os subordinados.</w:t>
       </w:r>
     </w:p>
     <w:p>
@@ -11058,7 +15690,7 @@
                 <w:sz w:val="22"/>
                 <w:szCs w:val="22"/>
               </w:rPr>
-              <w:t xml:space="preserve">Dispositivo</w:t>
+              <w:t xml:space="preserve">Dispositivo ou documento</w:t>
             </w:r>
           </w:p>
         </w:tc>
@@ -11121,7 +15753,7 @@
                 <w:sz w:val="20"/>
                 <w:szCs w:val="20"/>
               </w:rPr>
-              <w:t xml:space="preserve">E1</w:t>
+              <w:t xml:space="preserve">E5</w:t>
             </w:r>
           </w:p>
         </w:tc>
@@ -11148,7 +15780,7 @@
                 <w:sz w:val="20"/>
                 <w:szCs w:val="20"/>
               </w:rPr>
-              <w:t xml:space="preserve">Resolução nº 493/2006 | Art. 5º</w:t>
+              <w:t xml:space="preserve">Resolução nº 493/2006 | Resolução nº 493/2006 — trecho (p. 1)</w:t>
             </w:r>
           </w:p>
         </w:tc>
@@ -11175,7 +15807,7 @@
                 <w:sz w:val="20"/>
                 <w:szCs w:val="20"/>
               </w:rPr>
-              <w:t xml:space="preserve">Art. 5º - O arquivo do material técnico, utilizado pelo assistente social, poderá estar em outro espaço físico, desde que respeitadas as condições estabelecidas pelo artigo 4º da presente Resolução.</w:t>
+              <w:t xml:space="preserve">RESOLUÇÃO CFESS nº 493/2006 de 21 de agosto de 2006 EMENTA: Dispõe sobre as condições éticas e técnicas do exercício profissional do assistente social. O CONSELHO FEDERAL DO SERVIÇO SOCIAL - CFESS, por sua Presidente no uso de suas atribuições legais e regimentais, Considerando o que dispõe o artigo 8º da Lei n° 8.662, de 07 de junho de 1993, que regulamenta o exercício profissional do assistente social e dá outras providências; Considerando que na qualidade de órgão normativo de grau superior, compete ao Conselho Federal de Serviço Social orientar, disciplinar fiscalizar e defender o exercíci…</w:t>
             </w:r>
           </w:p>
         </w:tc>
@@ -11207,7 +15839,7 @@
                 <w:sz w:val="20"/>
                 <w:szCs w:val="20"/>
               </w:rPr>
-              <w:t xml:space="preserve">E2</w:t>
+              <w:t xml:space="preserve">O1</w:t>
             </w:r>
           </w:p>
         </w:tc>
@@ -11234,7 +15866,7 @@
                 <w:sz w:val="20"/>
                 <w:szCs w:val="20"/>
               </w:rPr>
-              <w:t xml:space="preserve">Resolução nº 493/2006 | Art. 2º, alínea d</w:t>
+              <w:t xml:space="preserve">CFESS: Atuação de assistentes sociais no sociojurídico: subsídios para reflexão | p. 39 do PDF</w:t>
             </w:r>
           </w:p>
         </w:tc>
@@ -11261,7 +15893,7 @@
                 <w:sz w:val="20"/>
                 <w:szCs w:val="20"/>
               </w:rPr>
-              <w:t xml:space="preserve">d- espaço adequado para colocação de arquivos para a adequada guarda de material técnico de caráter reservado.</w:t>
+              <w:t xml:space="preserve">No que se refere às condições éticas e técnicas para o trabalho do/a assistente social, em consonância com a Resolução CFESS nº 493/2006, as regiões registraram, em 2009, informações genéricas. Seguindo itens espe-cificados na resolução, referente à questão da adequação do espaço físico (local de atendimento, arquivos para material técnico de caráter reservado, garantia de privacidade do usuário durante o processo de intervenção profissional) o sistema prisional foi o que teve mais destaque quanto aos registros de condições precárias.</w:t>
             </w:r>
           </w:p>
         </w:tc>
@@ -11293,7 +15925,7 @@
                 <w:sz w:val="20"/>
                 <w:szCs w:val="20"/>
               </w:rPr>
-              <w:t xml:space="preserve">E3</w:t>
+              <w:t xml:space="preserve">O2</w:t>
             </w:r>
           </w:p>
         </w:tc>
@@ -11320,7 +15952,7 @@
                 <w:sz w:val="20"/>
                 <w:szCs w:val="20"/>
               </w:rPr>
-              <w:t xml:space="preserve">Resolução nº 493/2006 | Art. 7º</w:t>
+              <w:t xml:space="preserve">CFESS: Produção de documentos e emissão de opinião técnica em Serviço Social | p. 218 do PDF</w:t>
             </w:r>
           </w:p>
         </w:tc>
@@ -11347,7 +15979,7 @@
                 <w:sz w:val="20"/>
                 <w:szCs w:val="20"/>
               </w:rPr>
-              <w:t xml:space="preserve">Art. 7º - O assistente social deve informar por escrito à entidade, instituição ou órgão que trabalha ou presta serviços, sob qualquer modalidade, acerca das inadequações constatadas por este, quanto as condições éticas, físicas e técnicas do exercício profissional, sugerindo alternativas para melhoria dos serviços prestados.</w:t>
+              <w:t xml:space="preserve">CFESS. Resolução 557/2009, de 15 de setembro de 2009. Dispõe sobre a emissão de pareceres, laudos, opiniões técnicas conjuntos entre o assistente social e outros profissionais. Disponível em: http:// www.cfess.org.br/arquivos/Resolucao_CFESS_557-2009.pdf. Acesso CFESS. Resolução 493/2006 de 21 de agosto de 2006. Dispõe sobre as condições éticas e técnicas do exercício profissional do assistente social. Disponível em: http://www.cfess.org.br/arquivos/Resolucao_493-06.pdf. Acesso em: 9. mar. 2022.</w:t>
             </w:r>
           </w:p>
         </w:tc>
@@ -11379,7 +16011,7 @@
                 <w:sz w:val="20"/>
                 <w:szCs w:val="20"/>
               </w:rPr>
-              <w:t xml:space="preserve">E4</w:t>
+              <w:t xml:space="preserve">O3</w:t>
             </w:r>
           </w:p>
         </w:tc>
@@ -11406,7 +16038,7 @@
                 <w:sz w:val="20"/>
                 <w:szCs w:val="20"/>
               </w:rPr>
-              <w:t xml:space="preserve">Resolução nº 493/2006 | Art. 1º</w:t>
+              <w:t xml:space="preserve">CFESS: Teletrabalho e teleperícia: orientações para assistentes sociais no contexto da pandemia | p. 9 do PDF</w:t>
             </w:r>
           </w:p>
         </w:tc>
@@ -11433,351 +16065,7 @@
                 <w:sz w:val="20"/>
                 <w:szCs w:val="20"/>
               </w:rPr>
-              <w:t xml:space="preserve">Art. 1º - É condição essencial, portanto obrigatória, para a realização e execução de qualquer atendimento ao usuário do Serviço Social a existência de espaço físico, nas condições que esta Resolução estabelecer.</w:t>
-            </w:r>
-          </w:p>
-        </w:tc>
-      </w:tr>
-      <w:tr>
-        <w:trPr>
-          <w:cantSplit/>
-        </w:trPr>
-        <w:tc>
-          <w:tcPr>
-            <w:tcW w:type="dxa" w:w="800"/>
-            <w:tcBorders>
-              <w:top w:val="single" w:color="B9C4D0" w:sz="4"/>
-              <w:left w:val="single" w:color="B9C4D0" w:sz="4"/>
-              <w:bottom w:val="single" w:color="B9C4D0" w:sz="4"/>
-              <w:right w:val="single" w:color="B9C4D0" w:sz="4"/>
-            </w:tcBorders>
-            <w:tcMar>
-              <w:top w:type="dxa" w:w="60"/>
-              <w:left w:type="dxa" w:w="100"/>
-              <w:bottom w:type="dxa" w:w="60"/>
-              <w:right w:type="dxa" w:w="100"/>
-            </w:tcMar>
-          </w:tcPr>
-          <w:p>
-            <w:r>
-              <w:rPr>
-                <w:rFonts w:ascii="Calibri" w:cs="Calibri" w:eastAsia="Calibri" w:hAnsi="Calibri"/>
-                <w:sz w:val="20"/>
-                <w:szCs w:val="20"/>
-              </w:rPr>
-              <w:t xml:space="preserve">E5</w:t>
-            </w:r>
-          </w:p>
-        </w:tc>
-        <w:tc>
-          <w:tcPr>
-            <w:tcW w:type="dxa" w:w="2800"/>
-            <w:tcBorders>
-              <w:top w:val="single" w:color="B9C4D0" w:sz="4"/>
-              <w:left w:val="single" w:color="B9C4D0" w:sz="4"/>
-              <w:bottom w:val="single" w:color="B9C4D0" w:sz="4"/>
-              <w:right w:val="single" w:color="B9C4D0" w:sz="4"/>
-            </w:tcBorders>
-            <w:tcMar>
-              <w:top w:type="dxa" w:w="60"/>
-              <w:left w:type="dxa" w:w="100"/>
-              <w:bottom w:type="dxa" w:w="60"/>
-              <w:right w:type="dxa" w:w="100"/>
-            </w:tcMar>
-          </w:tcPr>
-          <w:p>
-            <w:r>
-              <w:rPr>
-                <w:rFonts w:ascii="Calibri" w:cs="Calibri" w:eastAsia="Calibri" w:hAnsi="Calibri"/>
-                <w:sz w:val="20"/>
-                <w:szCs w:val="20"/>
-              </w:rPr>
-              <w:t xml:space="preserve">Resolução nº 493/2006 | Resolução nº 493/2006 — trecho (p. 1)</w:t>
-            </w:r>
-          </w:p>
-        </w:tc>
-        <w:tc>
-          <w:tcPr>
-            <w:tcW w:type="dxa" w:w="6038"/>
-            <w:tcBorders>
-              <w:top w:val="single" w:color="B9C4D0" w:sz="4"/>
-              <w:left w:val="single" w:color="B9C4D0" w:sz="4"/>
-              <w:bottom w:val="single" w:color="B9C4D0" w:sz="4"/>
-              <w:right w:val="single" w:color="B9C4D0" w:sz="4"/>
-            </w:tcBorders>
-            <w:tcMar>
-              <w:top w:type="dxa" w:w="60"/>
-              <w:left w:type="dxa" w:w="100"/>
-              <w:bottom w:type="dxa" w:w="60"/>
-              <w:right w:type="dxa" w:w="100"/>
-            </w:tcMar>
-          </w:tcPr>
-          <w:p>
-            <w:r>
-              <w:rPr>
-                <w:rFonts w:ascii="Calibri" w:cs="Calibri" w:eastAsia="Calibri" w:hAnsi="Calibri"/>
-                <w:sz w:val="20"/>
-                <w:szCs w:val="20"/>
-              </w:rPr>
-              <w:t xml:space="preserve">RESOLUÇÃO CFESS nº 493/2006 de 21 de agosto de 2006 EMENTA: Dispõe sobre as condições éticas e técnicas do exercício profissional do assistente social. O CONSELHO FEDERAL DO SERVIÇO SOCIAL - CFESS, por sua Presidente no uso de suas atribuições legais e regimentais, Considerando o que dispõe o artigo 8º da Lei n° 8.662, de 07 de junho de 1993, que regulamenta o exercício profissional do assistente social e dá outras providências; Considerando que na qualidade de órgão normativo de grau superior, compete ao Conselho Federal de Serviço Social orientar, disciplinar fiscalizar e defender o exercíci…</w:t>
-            </w:r>
-          </w:p>
-        </w:tc>
-      </w:tr>
-      <w:tr>
-        <w:trPr>
-          <w:cantSplit/>
-        </w:trPr>
-        <w:tc>
-          <w:tcPr>
-            <w:tcW w:type="dxa" w:w="800"/>
-            <w:tcBorders>
-              <w:top w:val="single" w:color="B9C4D0" w:sz="4"/>
-              <w:left w:val="single" w:color="B9C4D0" w:sz="4"/>
-              <w:bottom w:val="single" w:color="B9C4D0" w:sz="4"/>
-              <w:right w:val="single" w:color="B9C4D0" w:sz="4"/>
-            </w:tcBorders>
-            <w:tcMar>
-              <w:top w:type="dxa" w:w="60"/>
-              <w:left w:type="dxa" w:w="100"/>
-              <w:bottom w:type="dxa" w:w="60"/>
-              <w:right w:type="dxa" w:w="100"/>
-            </w:tcMar>
-          </w:tcPr>
-          <w:p>
-            <w:r>
-              <w:rPr>
-                <w:rFonts w:ascii="Calibri" w:cs="Calibri" w:eastAsia="Calibri" w:hAnsi="Calibri"/>
-                <w:sz w:val="20"/>
-                <w:szCs w:val="20"/>
-              </w:rPr>
-              <w:t xml:space="preserve">E6</w:t>
-            </w:r>
-          </w:p>
-        </w:tc>
-        <w:tc>
-          <w:tcPr>
-            <w:tcW w:type="dxa" w:w="2800"/>
-            <w:tcBorders>
-              <w:top w:val="single" w:color="B9C4D0" w:sz="4"/>
-              <w:left w:val="single" w:color="B9C4D0" w:sz="4"/>
-              <w:bottom w:val="single" w:color="B9C4D0" w:sz="4"/>
-              <w:right w:val="single" w:color="B9C4D0" w:sz="4"/>
-            </w:tcBorders>
-            <w:tcMar>
-              <w:top w:type="dxa" w:w="60"/>
-              <w:left w:type="dxa" w:w="100"/>
-              <w:bottom w:type="dxa" w:w="60"/>
-              <w:right w:type="dxa" w:w="100"/>
-            </w:tcMar>
-          </w:tcPr>
-          <w:p>
-            <w:r>
-              <w:rPr>
-                <w:rFonts w:ascii="Calibri" w:cs="Calibri" w:eastAsia="Calibri" w:hAnsi="Calibri"/>
-                <w:sz w:val="20"/>
-                <w:szCs w:val="20"/>
-              </w:rPr>
-              <w:t xml:space="preserve">Resolução nº 493/2006 | Art. 6º</w:t>
-            </w:r>
-          </w:p>
-        </w:tc>
-        <w:tc>
-          <w:tcPr>
-            <w:tcW w:type="dxa" w:w="6038"/>
-            <w:tcBorders>
-              <w:top w:val="single" w:color="B9C4D0" w:sz="4"/>
-              <w:left w:val="single" w:color="B9C4D0" w:sz="4"/>
-              <w:bottom w:val="single" w:color="B9C4D0" w:sz="4"/>
-              <w:right w:val="single" w:color="B9C4D0" w:sz="4"/>
-            </w:tcBorders>
-            <w:tcMar>
-              <w:top w:type="dxa" w:w="60"/>
-              <w:left w:type="dxa" w:w="100"/>
-              <w:bottom w:type="dxa" w:w="60"/>
-              <w:right w:type="dxa" w:w="100"/>
-            </w:tcMar>
-          </w:tcPr>
-          <w:p>
-            <w:r>
-              <w:rPr>
-                <w:rFonts w:ascii="Calibri" w:cs="Calibri" w:eastAsia="Calibri" w:hAnsi="Calibri"/>
-                <w:sz w:val="20"/>
-                <w:szCs w:val="20"/>
-              </w:rPr>
-              <w:t xml:space="preserve">Art. 6º- É de atribuição dos Conselhos Regionais de Serviço Social, através de seus Conselheiros e/ou agentes fiscais, orientar e fiscalizar as condições éticas e técnicas estabelecidas nesta Resolução, bem como em outros instrumentos normativos expedidos pelo CFESS, em relação aos assistentes sociais e pessoas jurídicas que prestam serviços ociais.</w:t>
-            </w:r>
-          </w:p>
-        </w:tc>
-      </w:tr>
-      <w:tr>
-        <w:trPr>
-          <w:cantSplit/>
-        </w:trPr>
-        <w:tc>
-          <w:tcPr>
-            <w:tcW w:type="dxa" w:w="800"/>
-            <w:tcBorders>
-              <w:top w:val="single" w:color="B9C4D0" w:sz="4"/>
-              <w:left w:val="single" w:color="B9C4D0" w:sz="4"/>
-              <w:bottom w:val="single" w:color="B9C4D0" w:sz="4"/>
-              <w:right w:val="single" w:color="B9C4D0" w:sz="4"/>
-            </w:tcBorders>
-            <w:tcMar>
-              <w:top w:type="dxa" w:w="60"/>
-              <w:left w:type="dxa" w:w="100"/>
-              <w:bottom w:type="dxa" w:w="60"/>
-              <w:right w:type="dxa" w:w="100"/>
-            </w:tcMar>
-          </w:tcPr>
-          <w:p>
-            <w:r>
-              <w:rPr>
-                <w:rFonts w:ascii="Calibri" w:cs="Calibri" w:eastAsia="Calibri" w:hAnsi="Calibri"/>
-                <w:sz w:val="20"/>
-                <w:szCs w:val="20"/>
-              </w:rPr>
-              <w:t xml:space="preserve">E7</w:t>
-            </w:r>
-          </w:p>
-        </w:tc>
-        <w:tc>
-          <w:tcPr>
-            <w:tcW w:type="dxa" w:w="2800"/>
-            <w:tcBorders>
-              <w:top w:val="single" w:color="B9C4D0" w:sz="4"/>
-              <w:left w:val="single" w:color="B9C4D0" w:sz="4"/>
-              <w:bottom w:val="single" w:color="B9C4D0" w:sz="4"/>
-              <w:right w:val="single" w:color="B9C4D0" w:sz="4"/>
-            </w:tcBorders>
-            <w:tcMar>
-              <w:top w:type="dxa" w:w="60"/>
-              <w:left w:type="dxa" w:w="100"/>
-              <w:bottom w:type="dxa" w:w="60"/>
-              <w:right w:type="dxa" w:w="100"/>
-            </w:tcMar>
-          </w:tcPr>
-          <w:p>
-            <w:r>
-              <w:rPr>
-                <w:rFonts w:ascii="Calibri" w:cs="Calibri" w:eastAsia="Calibri" w:hAnsi="Calibri"/>
-                <w:sz w:val="20"/>
-                <w:szCs w:val="20"/>
-              </w:rPr>
-              <w:t xml:space="preserve">Resolução nº 493/2006 | Resolução nº 493/2006 — trecho (p. 1)</w:t>
-            </w:r>
-          </w:p>
-        </w:tc>
-        <w:tc>
-          <w:tcPr>
-            <w:tcW w:type="dxa" w:w="6038"/>
-            <w:tcBorders>
-              <w:top w:val="single" w:color="B9C4D0" w:sz="4"/>
-              <w:left w:val="single" w:color="B9C4D0" w:sz="4"/>
-              <w:bottom w:val="single" w:color="B9C4D0" w:sz="4"/>
-              <w:right w:val="single" w:color="B9C4D0" w:sz="4"/>
-            </w:tcBorders>
-            <w:tcMar>
-              <w:top w:type="dxa" w:w="60"/>
-              <w:left w:type="dxa" w:w="100"/>
-              <w:bottom w:type="dxa" w:w="60"/>
-              <w:right w:type="dxa" w:w="100"/>
-            </w:tcMar>
-          </w:tcPr>
-          <w:p>
-            <w:r>
-              <w:rPr>
-                <w:rFonts w:ascii="Calibri" w:cs="Calibri" w:eastAsia="Calibri" w:hAnsi="Calibri"/>
-                <w:sz w:val="20"/>
-                <w:szCs w:val="20"/>
-              </w:rPr>
-              <w:t xml:space="preserve">Considerando que a ausência de norma que estabeleça parâmetros, principalmente das condições técnicas e físicas do exercício profissional do assistente social, tem suscitado diversas dúvidas, inclusive, para a compreensão do assistente social na execução de seu fazer profissional. Considerando a necessidade do cumprimento rigoroso dos preceitos contidos no Código de Ética do Assistente Social, em especial nos artigos 2º, inciso “d”, 7 inciso “a”e 15; Considerando o Parecer Jurídico 15/03, prolatado pela assessoria do CFESS, “que considera ser competência a regulamentação da matéria pelo CFESS …</w:t>
-            </w:r>
-          </w:p>
-        </w:tc>
-      </w:tr>
-      <w:tr>
-        <w:trPr>
-          <w:cantSplit/>
-        </w:trPr>
-        <w:tc>
-          <w:tcPr>
-            <w:tcW w:type="dxa" w:w="800"/>
-            <w:tcBorders>
-              <w:top w:val="single" w:color="B9C4D0" w:sz="4"/>
-              <w:left w:val="single" w:color="B9C4D0" w:sz="4"/>
-              <w:bottom w:val="single" w:color="B9C4D0" w:sz="4"/>
-              <w:right w:val="single" w:color="B9C4D0" w:sz="4"/>
-            </w:tcBorders>
-            <w:tcMar>
-              <w:top w:type="dxa" w:w="60"/>
-              <w:left w:type="dxa" w:w="100"/>
-              <w:bottom w:type="dxa" w:w="60"/>
-              <w:right w:type="dxa" w:w="100"/>
-            </w:tcMar>
-          </w:tcPr>
-          <w:p>
-            <w:r>
-              <w:rPr>
-                <w:rFonts w:ascii="Calibri" w:cs="Calibri" w:eastAsia="Calibri" w:hAnsi="Calibri"/>
-                <w:sz w:val="20"/>
-                <w:szCs w:val="20"/>
-              </w:rPr>
-              <w:t xml:space="preserve">E8</w:t>
-            </w:r>
-          </w:p>
-        </w:tc>
-        <w:tc>
-          <w:tcPr>
-            <w:tcW w:type="dxa" w:w="2800"/>
-            <w:tcBorders>
-              <w:top w:val="single" w:color="B9C4D0" w:sz="4"/>
-              <w:left w:val="single" w:color="B9C4D0" w:sz="4"/>
-              <w:bottom w:val="single" w:color="B9C4D0" w:sz="4"/>
-              <w:right w:val="single" w:color="B9C4D0" w:sz="4"/>
-            </w:tcBorders>
-            <w:tcMar>
-              <w:top w:type="dxa" w:w="60"/>
-              <w:left w:type="dxa" w:w="100"/>
-              <w:bottom w:type="dxa" w:w="60"/>
-              <w:right w:type="dxa" w:w="100"/>
-            </w:tcMar>
-          </w:tcPr>
-          <w:p>
-            <w:r>
-              <w:rPr>
-                <w:rFonts w:ascii="Calibri" w:cs="Calibri" w:eastAsia="Calibri" w:hAnsi="Calibri"/>
-                <w:sz w:val="20"/>
-                <w:szCs w:val="20"/>
-              </w:rPr>
-              <w:t xml:space="preserve">Resolução nº 493/2006 | Art. 10</w:t>
-            </w:r>
-          </w:p>
-        </w:tc>
-        <w:tc>
-          <w:tcPr>
-            <w:tcW w:type="dxa" w:w="6038"/>
-            <w:tcBorders>
-              <w:top w:val="single" w:color="B9C4D0" w:sz="4"/>
-              <w:left w:val="single" w:color="B9C4D0" w:sz="4"/>
-              <w:bottom w:val="single" w:color="B9C4D0" w:sz="4"/>
-              <w:right w:val="single" w:color="B9C4D0" w:sz="4"/>
-            </w:tcBorders>
-            <w:tcMar>
-              <w:top w:type="dxa" w:w="60"/>
-              <w:left w:type="dxa" w:w="100"/>
-              <w:bottom w:type="dxa" w:w="60"/>
-              <w:right w:type="dxa" w:w="100"/>
-            </w:tcMar>
-          </w:tcPr>
-          <w:p>
-            <w:r>
-              <w:rPr>
-                <w:rFonts w:ascii="Calibri" w:cs="Calibri" w:eastAsia="Calibri" w:hAnsi="Calibri"/>
-                <w:sz w:val="20"/>
-                <w:szCs w:val="20"/>
-              </w:rPr>
-              <w:t xml:space="preserve">Art 10 - O relato da fiscalização, lavrado em termo próprio, conforme art. 9º, constatando inadequação ou irregularidade, será submetido ao Conselho Pleno do CRESS, que decidirá sobre a adoção de medidas cabíveis administrativas ou judiciais, objetivando a adequação das condições éticas, técnicas e físicas, para que o exercício da profissão do assistente social se realize de forma qualificada, em respeito aos usuários e aos princípios éticos que norteiam a profissão.</w:t>
+              <w:t xml:space="preserve">Já a Resolução 493/2006, que dispõe das condições éticas e técnicas de trabalho, aponta, no seu Art 2º, que as salas de atendimento devem possuir determinadas características, dentre as quais possuir “recursos que garantam a privacidade do usuário naquilo que for revelado durante o processo de intervenção profissional”. Entretanto, no âmbito do trabalho remoto, não é possível à/ao profissional saber, a priori, se estas condições estão dadas. A pessoa que está ao telefone, ou utilizando outros meios 7 As referidas resoluções estão disponíveis no site do CFESS: www.cfess.org.br.</w:t>
             </w:r>
           </w:p>
         </w:tc>
@@ -11819,7 +16107,7 @@
           <w:sz w:val="22"/>
           <w:szCs w:val="22"/>
         </w:rPr>
-        <w:t xml:space="preserve">A Resolução CFESS 493/2006 sobre condições éticas e técnicas do exercício profissional do Serviço Social está revogada.</w:t>
+        <w:t xml:space="preserve">A Resolução CFESS 493/2006 sobre condições éticas e técnicas do exercício profissional do assistente social está revogada.</w:t>
       </w:r>
     </w:p>
     <w:p>
@@ -11852,7 +16140,7 @@
           <w:sz w:val="22"/>
           <w:szCs w:val="22"/>
         </w:rPr>
-        <w:t xml:space="preserve">A Resolução CFESS nº 493/2006 está revogada.</w:t>
+        <w:t xml:space="preserve">A Resolução CFESS nº 493/2006, que dispõe sobre condições éticas e técnicas do exercício profissional do assistente social, está revogada.</w:t>
       </w:r>
       <w:r>
         <w:rPr>
@@ -11861,7 +16149,7 @@
           <w:sz w:val="22"/>
           <w:szCs w:val="22"/>
         </w:rPr>
-        <w:t xml:space="preserve">  (E1, E2, E3, E4, E5, E6, E7, E8)</w:t>
+        <w:t xml:space="preserve">  (E5)</w:t>
       </w:r>
     </w:p>
     <w:p>
@@ -11897,7 +16185,7 @@
           <w:sz w:val="22"/>
           <w:szCs w:val="22"/>
         </w:rPr>
-        <w:t xml:space="preserve">A revogação da Resolução CFESS 493/2006 significa que seus dispositivos não estão vigentes e não têm mais eficácia jurídica. É necessário verificar se há outras normas que substituíram ou complementaram a Resolução 493/2006.</w:t>
+        <w:t xml:space="preserve">A revogação da Resolução CFESS 493/2006 implica que suas normas não estão vigentes e, portanto, não têm eficácia jurídica atual. O CFESS e os CRESS podem ainda utilizar a Resolução como referência histórica, mas não como norma aplicável atualmente.</w:t>
       </w:r>
     </w:p>
     <w:p>
@@ -12117,7 +16405,7 @@
                 <w:sz w:val="22"/>
                 <w:szCs w:val="22"/>
               </w:rPr>
-              <w:t xml:space="preserve">Dispositivo</w:t>
+              <w:t xml:space="preserve">Dispositivo ou documento</w:t>
             </w:r>
           </w:p>
         </w:tc>
@@ -12266,7 +16554,7 @@
                 <w:sz w:val="20"/>
                 <w:szCs w:val="20"/>
               </w:rPr>
-              <w:t xml:space="preserve">E3</w:t>
+              <w:t xml:space="preserve">E2</w:t>
             </w:r>
           </w:p>
         </w:tc>
@@ -12293,7 +16581,7 @@
                 <w:sz w:val="20"/>
                 <w:szCs w:val="20"/>
               </w:rPr>
-              <w:t xml:space="preserve">Resolução 1031/2023 | Art. 8º</w:t>
+              <w:t xml:space="preserve">Lei nº 12.317/2010 | Art. 1º</w:t>
             </w:r>
           </w:p>
         </w:tc>
@@ -12320,7 +16608,93 @@
                 <w:sz w:val="20"/>
                 <w:szCs w:val="20"/>
               </w:rPr>
-              <w:t xml:space="preserve">Art. 8º Poderá ser concedida até três Anotações da Responsabilidade Técnica por Assistente Social, observado o limite mínimo de vinte horas semanais de carga horária por cada vínculo.</w:t>
+              <w:t xml:space="preserve">Art. 1º A Lei no 8.662, de 7 de junho de 1993, passa a vigorar acrescida do seguinte art. 5º-A: “Art. 5º-A. A duração do trabalho do Assistente Social é de 30 (trinta) horas semanais.”</w:t>
+            </w:r>
+          </w:p>
+        </w:tc>
+      </w:tr>
+      <w:tr>
+        <w:trPr>
+          <w:cantSplit/>
+        </w:trPr>
+        <w:tc>
+          <w:tcPr>
+            <w:tcW w:type="dxa" w:w="800"/>
+            <w:tcBorders>
+              <w:top w:val="single" w:color="B9C4D0" w:sz="4"/>
+              <w:left w:val="single" w:color="B9C4D0" w:sz="4"/>
+              <w:bottom w:val="single" w:color="B9C4D0" w:sz="4"/>
+              <w:right w:val="single" w:color="B9C4D0" w:sz="4"/>
+            </w:tcBorders>
+            <w:tcMar>
+              <w:top w:type="dxa" w:w="60"/>
+              <w:left w:type="dxa" w:w="100"/>
+              <w:bottom w:type="dxa" w:w="60"/>
+              <w:right w:type="dxa" w:w="100"/>
+            </w:tcMar>
+          </w:tcPr>
+          <w:p>
+            <w:r>
+              <w:rPr>
+                <w:rFonts w:ascii="Calibri" w:cs="Calibri" w:eastAsia="Calibri" w:hAnsi="Calibri"/>
+                <w:sz w:val="20"/>
+                <w:szCs w:val="20"/>
+              </w:rPr>
+              <w:t xml:space="preserve">E8</w:t>
+            </w:r>
+          </w:p>
+        </w:tc>
+        <w:tc>
+          <w:tcPr>
+            <w:tcW w:type="dxa" w:w="2800"/>
+            <w:tcBorders>
+              <w:top w:val="single" w:color="B9C4D0" w:sz="4"/>
+              <w:left w:val="single" w:color="B9C4D0" w:sz="4"/>
+              <w:bottom w:val="single" w:color="B9C4D0" w:sz="4"/>
+              <w:right w:val="single" w:color="B9C4D0" w:sz="4"/>
+            </w:tcBorders>
+            <w:tcMar>
+              <w:top w:type="dxa" w:w="60"/>
+              <w:left w:type="dxa" w:w="100"/>
+              <w:bottom w:type="dxa" w:w="60"/>
+              <w:right w:type="dxa" w:w="100"/>
+            </w:tcMar>
+          </w:tcPr>
+          <w:p>
+            <w:r>
+              <w:rPr>
+                <w:rFonts w:ascii="Calibri" w:cs="Calibri" w:eastAsia="Calibri" w:hAnsi="Calibri"/>
+                <w:sz w:val="20"/>
+                <w:szCs w:val="20"/>
+              </w:rPr>
+              <w:t xml:space="preserve">Lei nº 12.317/2010 | Art. 2º</w:t>
+            </w:r>
+          </w:p>
+        </w:tc>
+        <w:tc>
+          <w:tcPr>
+            <w:tcW w:type="dxa" w:w="6038"/>
+            <w:tcBorders>
+              <w:top w:val="single" w:color="B9C4D0" w:sz="4"/>
+              <w:left w:val="single" w:color="B9C4D0" w:sz="4"/>
+              <w:bottom w:val="single" w:color="B9C4D0" w:sz="4"/>
+              <w:right w:val="single" w:color="B9C4D0" w:sz="4"/>
+            </w:tcBorders>
+            <w:tcMar>
+              <w:top w:type="dxa" w:w="60"/>
+              <w:left w:type="dxa" w:w="100"/>
+              <w:bottom w:type="dxa" w:w="60"/>
+              <w:right w:type="dxa" w:w="100"/>
+            </w:tcMar>
+          </w:tcPr>
+          <w:p>
+            <w:r>
+              <w:rPr>
+                <w:rFonts w:ascii="Calibri" w:cs="Calibri" w:eastAsia="Calibri" w:hAnsi="Calibri"/>
+                <w:sz w:val="20"/>
+                <w:szCs w:val="20"/>
+              </w:rPr>
+              <w:t xml:space="preserve">Art. 2º Aos profissionais com contrato de trabalho em vigor na data de publicação desta Lei é garantida a adequação da jornada de trabalho, vedada a redução do salário.</w:t>
             </w:r>
           </w:p>
         </w:tc>
@@ -12362,7 +16736,7 @@
           <w:sz w:val="22"/>
           <w:szCs w:val="22"/>
         </w:rPr>
-        <w:t xml:space="preserve">A jornada de trabalho do assistente social é de 30 horas semanais, conforme Lei nº 8.662/1993, com alteração em 2010. A exigência de hora extra após esse limite não é prevista nas normas vigentes.</w:t>
+        <w:t xml:space="preserve">A jornada de trabalho do assistente social é de 30 horas semanais, conforme Lei nº 8.662/1993, com alteração em 2010. A pergunta questiona se é possível exigir hora extra após esse limite.</w:t>
       </w:r>
     </w:p>
     <w:p>
@@ -12395,7 +16769,7 @@
           <w:sz w:val="22"/>
           <w:szCs w:val="22"/>
         </w:rPr>
-        <w:t xml:space="preserve">A jornada de trabalho do assistente social é de 30 (trinta) horas semanais, conforme Lei nº 8.662/1993, com alteração em 2010.</w:t>
+        <w:t xml:space="preserve">A jornada de trabalho do assistente social é de 30 (trinta) horas semanais, conforme estabelecido no Art. 5º-A da Lei nº 8.662/1993, com alteração pela Lei nº 12.317/2010.</w:t>
       </w:r>
       <w:r>
         <w:rPr>
@@ -12404,7 +16778,7 @@
           <w:sz w:val="22"/>
           <w:szCs w:val="22"/>
         </w:rPr>
-        <w:t xml:space="preserve">  (E1)</w:t>
+        <w:t xml:space="preserve">  (E1, E2)</w:t>
       </w:r>
     </w:p>
     <w:p>
@@ -12450,7 +16824,7 @@
           <w:sz w:val="22"/>
           <w:szCs w:val="22"/>
         </w:rPr>
-        <w:t xml:space="preserve">A Resolução 1031/2023 menciona o limite mínimo de 20 horas semanais de carga horária por vínculo, mas não aborda a jornada de trabalho principal do profissional.</w:t>
+        <w:t xml:space="preserve">A norma estabelece que a jornada de trabalho é de 30 horas semanais, sendo vedada a redução do salário para profissionais com contrato de trabalho vigente, conforme Art. 2º da Lei nº 12.317/2010.</w:t>
       </w:r>
       <w:r>
         <w:rPr>
@@ -12459,7 +16833,7 @@
           <w:sz w:val="22"/>
           <w:szCs w:val="22"/>
         </w:rPr>
-        <w:t xml:space="preserve">  (E3)</w:t>
+        <w:t xml:space="preserve">  (E8)</w:t>
       </w:r>
     </w:p>
     <w:p>
@@ -12495,7 +16869,7 @@
           <w:sz w:val="22"/>
           <w:szCs w:val="22"/>
         </w:rPr>
-        <w:t xml:space="preserve">A norma estabelece a jornada de trabalho como 30 horas semanais, mas não prevê a possibilidade de hora extra após esse limite. A Resolução 1031/2023 aborda o limite mínimo de 20 horas semanais para anotações de responsabilidade técnica, o que não se refere à jornada principal do profissional.</w:t>
+        <w:t xml:space="preserve">A norma estabelece a jornada de trabalho como direito do profissional, não como dever, o que implica que a jornada mínima é de 30 horas semanais. A possibilidade de horas extras está sujeita a acordos contratuais e não está diretamente prevista nas normas citadas.</w:t>
       </w:r>
     </w:p>
     <w:p>
@@ -12715,7 +17089,7 @@
                 <w:sz w:val="22"/>
                 <w:szCs w:val="22"/>
               </w:rPr>
-              <w:t xml:space="preserve">Dispositivo</w:t>
+              <w:t xml:space="preserve">Dispositivo ou documento</w:t>
             </w:r>
           </w:p>
         </w:tc>
@@ -13036,7 +17410,7 @@
                 <w:sz w:val="20"/>
                 <w:szCs w:val="20"/>
               </w:rPr>
-              <w:t xml:space="preserve">E4</w:t>
+              <w:t xml:space="preserve">O1</w:t>
             </w:r>
           </w:p>
         </w:tc>
@@ -13063,7 +17437,7 @@
                 <w:sz w:val="20"/>
                 <w:szCs w:val="20"/>
               </w:rPr>
-              <w:t xml:space="preserve">Código de Ética do/a Assistente Social | Art. 18</w:t>
+              <w:t xml:space="preserve">CFESS: Pareceres jurídicos sobre a ética e os direitos humanos | p. 53 do PDF</w:t>
             </w:r>
           </w:p>
         </w:tc>
@@ -13090,7 +17464,93 @@
                 <w:sz w:val="20"/>
                 <w:szCs w:val="20"/>
               </w:rPr>
-              <w:t xml:space="preserve">Art. 18 A quebra do sigilo só é admissível quando se tratarem de situações cuja gravidade possa, envolvendo ou não fato delituoso, trazer prejuízo aos interesses do/a usuário/a, de terceiros/as e da coletividade.</w:t>
+              <w:t xml:space="preserve">Os direitos fundamentais relacionados à autodeterminação informativa dos dados relativos à intimidade da vida · privada, estão protegidas pelo segredo, sendo que estas mesmas informações quando repassadas ao confidente geram dever de confidencialidade, independentemente, da origem ser legal ou de mera confiança entre as partes. Por outro lado, historicamente, a função do sigilo profissional tem se mostrado, extremamente, acertada, necessária e humana, pois estabelece além da relação de absoluta confiança entre as partes, que ali se constituem, uma segurança social, indispensável para que o usu…</w:t>
+            </w:r>
+          </w:p>
+        </w:tc>
+      </w:tr>
+      <w:tr>
+        <w:trPr>
+          <w:cantSplit/>
+        </w:trPr>
+        <w:tc>
+          <w:tcPr>
+            <w:tcW w:type="dxa" w:w="800"/>
+            <w:tcBorders>
+              <w:top w:val="single" w:color="B9C4D0" w:sz="4"/>
+              <w:left w:val="single" w:color="B9C4D0" w:sz="4"/>
+              <w:bottom w:val="single" w:color="B9C4D0" w:sz="4"/>
+              <w:right w:val="single" w:color="B9C4D0" w:sz="4"/>
+            </w:tcBorders>
+            <w:tcMar>
+              <w:top w:type="dxa" w:w="60"/>
+              <w:left w:type="dxa" w:w="100"/>
+              <w:bottom w:type="dxa" w:w="60"/>
+              <w:right w:type="dxa" w:w="100"/>
+            </w:tcMar>
+          </w:tcPr>
+          <w:p>
+            <w:r>
+              <w:rPr>
+                <w:rFonts w:ascii="Calibri" w:cs="Calibri" w:eastAsia="Calibri" w:hAnsi="Calibri"/>
+                <w:sz w:val="20"/>
+                <w:szCs w:val="20"/>
+              </w:rPr>
+              <w:t xml:space="preserve">O2</w:t>
+            </w:r>
+          </w:p>
+        </w:tc>
+        <w:tc>
+          <w:tcPr>
+            <w:tcW w:type="dxa" w:w="2800"/>
+            <w:tcBorders>
+              <w:top w:val="single" w:color="B9C4D0" w:sz="4"/>
+              <w:left w:val="single" w:color="B9C4D0" w:sz="4"/>
+              <w:bottom w:val="single" w:color="B9C4D0" w:sz="4"/>
+              <w:right w:val="single" w:color="B9C4D0" w:sz="4"/>
+            </w:tcBorders>
+            <w:tcMar>
+              <w:top w:type="dxa" w:w="60"/>
+              <w:left w:type="dxa" w:w="100"/>
+              <w:bottom w:type="dxa" w:w="60"/>
+              <w:right w:type="dxa" w:w="100"/>
+            </w:tcMar>
+          </w:tcPr>
+          <w:p>
+            <w:r>
+              <w:rPr>
+                <w:rFonts w:ascii="Calibri" w:cs="Calibri" w:eastAsia="Calibri" w:hAnsi="Calibri"/>
+                <w:sz w:val="20"/>
+                <w:szCs w:val="20"/>
+              </w:rPr>
+              <w:t xml:space="preserve">CFESS: Atuação de assistentes sociais no sociojurídico: subsídios para reflexão | p. 50 do PDF</w:t>
+            </w:r>
+          </w:p>
+        </w:tc>
+        <w:tc>
+          <w:tcPr>
+            <w:tcW w:type="dxa" w:w="6038"/>
+            <w:tcBorders>
+              <w:top w:val="single" w:color="B9C4D0" w:sz="4"/>
+              <w:left w:val="single" w:color="B9C4D0" w:sz="4"/>
+              <w:bottom w:val="single" w:color="B9C4D0" w:sz="4"/>
+              <w:right w:val="single" w:color="B9C4D0" w:sz="4"/>
+            </w:tcBorders>
+            <w:tcMar>
+              <w:top w:type="dxa" w:w="60"/>
+              <w:left w:type="dxa" w:w="100"/>
+              <w:bottom w:type="dxa" w:w="60"/>
+              <w:right w:type="dxa" w:w="100"/>
+            </w:tcMar>
+          </w:tcPr>
+          <w:p>
+            <w:r>
+              <w:rPr>
+                <w:rFonts w:ascii="Calibri" w:cs="Calibri" w:eastAsia="Calibri" w:hAnsi="Calibri"/>
+                <w:sz w:val="20"/>
+                <w:szCs w:val="20"/>
+              </w:rPr>
+              <w:t xml:space="preserve">A figura do/a assistente técnico/a compõe o critério do amplo direito de defesa e do contraditório, próprio dos ritos processuais, que se propõem sin-tonizados com o princípio da democracia, em que as partes podem usufruir do direito de opinarem e questionarem afirmações feitas no processo e, no caso, afirmações que tenham caráter técnico. Portanto, a própria previsão de existência do/a assistente técnico/a na legislação brasileira revela que, na realidade concreta, uma mesma situação pode ser vista sob vários aspectos. A figura do/a assistente técnico/a é a expressão máxima de que não existe …</w:t>
             </w:r>
           </w:p>
         </w:tc>
@@ -13132,7 +17592,7 @@
           <w:sz w:val="22"/>
           <w:szCs w:val="22"/>
         </w:rPr>
-        <w:t xml:space="preserve">A pergunta aborda a natureza do sigilo profissional no exercício do Serviço Social, questionando se ele é absoluto e se, em situações graves, pode ser rompido.</w:t>
+        <w:t xml:space="preserve">A pergunta questiona se o sigilo profissional é absoluto e, em situações graves, o profissional não pode revelar nenhuma informação.</w:t>
       </w:r>
     </w:p>
     <w:p>
@@ -13165,7 +17625,7 @@
           <w:sz w:val="22"/>
           <w:szCs w:val="22"/>
         </w:rPr>
-        <w:t xml:space="preserve">O sigilo profissional é a regra, e sua quebra é exceção, devendo ser adotada somente quando puder contribuir ou evitar que aconteça uma situação grave, nociva e perigosa para a integridade física e psíquica do/a usuário/a ou de terceiros.</w:t>
+        <w:t xml:space="preserve">O sigilo profissional é uma regra, mas sua quebra é exceção, sendo admissível apenas quando houver situação grave, nociva e perigosa para a integridade física e psíquica do usuário ou de terceiros, e quando a revelação for estritamente necessária para a solução da situação.</w:t>
       </w:r>
       <w:r>
         <w:rPr>
@@ -13220,7 +17680,7 @@
           <w:sz w:val="22"/>
           <w:szCs w:val="22"/>
         </w:rPr>
-        <w:t xml:space="preserve">A quebra do sigilo só é admissível quando se tratarem de situações cuja gravidade possa, envolvendo ou não fato delituoso, trazer prejuízo aos interesses do/a usuário/a, de terceiros/as e da coletividade.</w:t>
+        <w:t xml:space="preserve">A quebra do sigilo só é admissível em situações cuja gravidade possa trazer prejuízo aos interesses do usuário, de terceiros e da coletividade, sendo a revelação feita dentro do estritamente necessário, quer em relação ao assunto revelado, quer ao grau e número de pessoas que dele devam tomar conhecimento.</w:t>
       </w:r>
       <w:r>
         <w:rPr>
@@ -13229,7 +17689,7 @@
           <w:sz w:val="22"/>
           <w:szCs w:val="22"/>
         </w:rPr>
-        <w:t xml:space="preserve">  (E4)</w:t>
+        <w:t xml:space="preserve">  (E2)</w:t>
       </w:r>
     </w:p>
     <w:p>
@@ -13275,7 +17735,7 @@
           <w:sz w:val="22"/>
           <w:szCs w:val="22"/>
         </w:rPr>
-        <w:t xml:space="preserve">É vedado ao/à assistente social revelar sigilo profissional.</w:t>
+        <w:t xml:space="preserve">É vedado ao assistente social revelar sigilo profissional, salvo em situações excepcionais previstas em normas éticas e legais.</w:t>
       </w:r>
       <w:r>
         <w:rPr>
@@ -13302,7 +17762,6 @@
     </w:p>
     <w:p>
       <w:pPr>
-        <w:keepNext/>
         <w:spacing w:after="100"/>
       </w:pPr>
       <w:r>
@@ -13313,60 +17772,6 @@
           <w:sz w:val="22"/>
           <w:szCs w:val="22"/>
         </w:rPr>
-        <w:t xml:space="preserve">4. </w:t>
-      </w:r>
-      <w:r>
-        <w:rPr>
-          <w:rFonts w:ascii="Calibri" w:cs="Calibri" w:eastAsia="Calibri" w:hAnsi="Calibri"/>
-          <w:color w:val="4F5D70"/>
-          <w:sz w:val="22"/>
-          <w:szCs w:val="22"/>
-        </w:rPr>
-        <w:t xml:space="preserve">[O que a norma estabelece] </w:t>
-      </w:r>
-      <w:r>
-        <w:rPr>
-          <w:rFonts w:ascii="Calibri" w:cs="Calibri" w:eastAsia="Calibri" w:hAnsi="Calibri"/>
-          <w:sz w:val="22"/>
-          <w:szCs w:val="22"/>
-        </w:rPr>
-        <w:t xml:space="preserve">A revelação será feita dentro do estritamente necessário, quer em relação ao assunto revelado, quer ao grau e número de pessoas que dele devam tomar conhecimento.</w:t>
-      </w:r>
-      <w:r>
-        <w:rPr>
-          <w:rFonts w:ascii="Calibri" w:cs="Calibri" w:eastAsia="Calibri" w:hAnsi="Calibri"/>
-          <w:color w:val="4F5D70"/>
-          <w:sz w:val="22"/>
-          <w:szCs w:val="22"/>
-        </w:rPr>
-        <w:t xml:space="preserve">  (E2)</w:t>
-      </w:r>
-    </w:p>
-    <w:p>
-      <w:pPr>
-        <w:spacing w:after="100"/>
-      </w:pPr>
-      <w:r>
-        <w:rPr>
-          <w:rFonts w:ascii="Calibri" w:cs="Calibri" w:eastAsia="Calibri" w:hAnsi="Calibri"/>
-          <w:sz w:val="22"/>
-          <w:szCs w:val="22"/>
-        </w:rPr>
-        <w:t xml:space="preserve">☐  Correta     ☐  Parcial     ☐  Incorreta</w:t>
-      </w:r>
-    </w:p>
-    <w:p>
-      <w:pPr>
-        <w:spacing w:after="100"/>
-      </w:pPr>
-      <w:r>
-        <w:rPr>
-          <w:rFonts w:ascii="Calibri" w:cs="Calibri" w:eastAsia="Calibri" w:hAnsi="Calibri"/>
-          <w:b/>
-          <w:bCs/>
-          <w:sz w:val="22"/>
-          <w:szCs w:val="22"/>
-        </w:rPr>
         <w:t xml:space="preserve">Aspectos de atenção apontados pela IA: </w:t>
       </w:r>
       <w:r>
@@ -13375,7 +17780,7 @@
           <w:sz w:val="22"/>
           <w:szCs w:val="22"/>
         </w:rPr>
-        <w:t xml:space="preserve">A quebra do sigilo deve ser sempre justificada e limitada ao necessário para a solução de uma situação grave. A preservação do sigilo profissional é um dever ético e legal do profissional do Serviço Social.</w:t>
+        <w:t xml:space="preserve">A norma estabelece que a quebra do sigilo é excepcional e deve ser adotada apenas em situações específicas e com limites claros. A interpretação da excepcionalidade deve ser feita com base em critérios éticos e legais, garantindo a proteção do usuário e da coletividade.</w:t>
       </w:r>
     </w:p>
     <w:p>
@@ -13595,7 +18000,7 @@
                 <w:sz w:val="22"/>
                 <w:szCs w:val="22"/>
               </w:rPr>
-              <w:t xml:space="preserve">Dispositivo</w:t>
+              <w:t xml:space="preserve">Dispositivo ou documento</w:t>
             </w:r>
           </w:p>
         </w:tc>
@@ -13658,7 +18063,7 @@
                 <w:sz w:val="20"/>
                 <w:szCs w:val="20"/>
               </w:rPr>
-              <w:t xml:space="preserve">E1</w:t>
+              <w:t xml:space="preserve">E3</w:t>
             </w:r>
           </w:p>
         </w:tc>
@@ -13685,7 +18090,7 @@
                 <w:sz w:val="20"/>
                 <w:szCs w:val="20"/>
               </w:rPr>
-              <w:t xml:space="preserve">Anexo — CÓDIGO PROCESSUAL DE ÉTICA | Art. 11</w:t>
+              <w:t xml:space="preserve">Anexo — CÓDIGO PROCESSUAL DE ÉTICA | Art. 10</w:t>
             </w:r>
           </w:p>
         </w:tc>
@@ -13712,7 +18117,7 @@
                 <w:sz w:val="20"/>
                 <w:szCs w:val="20"/>
               </w:rPr>
-              <w:t xml:space="preserve">Art. 11 Fica vedado ao CFESS, funcionar como instância recursal, em situação que envolva como denunciado/a integrante de seu Conselho Pleno. Parágrafo Único Nesta hipótese, o/a integrante do CFESS será processado/a, em primeira instância pelo CRESS onde tiver sua inscrição, cabendo recurso a outro CRESS, que será designado pelo Conselho Regional onde ocorreu o processo em primeira instância à época, para funcionar, excepcionalmente, como instância recursal.</w:t>
+              <w:t xml:space="preserve">Art. 10 O CRESS que receber denúncia, representação ou queixa de natureza disciplinar ética, contra ou envolvendo integrantes de sua Diretoria ou da Seccional, do Conselho Fiscal, da Comissão de Orientação e Fiscalização, da Comissão Permanente de Ética ou de qualquer outra Comissão, bem como funcionários/as assistentes sociais ou assessores/assessoras assistentes sociais, deverá declarar-se impedido, através de despacho, devidamente fundamentado, remetendo todo o expediente ao CFESS. Parágrafo Único O CFESS, por sua vez, determinará o desaforamento da denúncia, designando outro CRESS, que goz…</w:t>
             </w:r>
           </w:p>
         </w:tc>
@@ -13744,7 +18149,7 @@
                 <w:sz w:val="20"/>
                 <w:szCs w:val="20"/>
               </w:rPr>
-              <w:t xml:space="preserve">E3</w:t>
+              <w:t xml:space="preserve">E5</w:t>
             </w:r>
           </w:p>
         </w:tc>
@@ -13771,7 +18176,7 @@
                 <w:sz w:val="20"/>
                 <w:szCs w:val="20"/>
               </w:rPr>
-              <w:t xml:space="preserve">Anexo — CÓDIGO PROCESSUAL DE ÉTICA | Art. 10</w:t>
+              <w:t xml:space="preserve">Resolução nº 548/2009 | Art. 5º, § 1º</w:t>
             </w:r>
           </w:p>
         </w:tc>
@@ -13798,7 +18203,7 @@
                 <w:sz w:val="20"/>
                 <w:szCs w:val="20"/>
               </w:rPr>
-              <w:t xml:space="preserve">Art. 10 O CRESS que receber denúncia, representação ou queixa de natureza disciplinar ética, contra ou envolvendo integrantes de sua Diretoria ou da Seccional, do Conselho Fiscal, da Comissão de Orientação e Fiscalização, da Comissão Permanente de Ética ou de qualquer outra Comissão, bem como funcionários/as assistentes sociais ou assessores/assessoras assistentes sociais, deverá declarar-se impedido, através de despacho, devidamente fundamentado, remetendo todo o expediente ao CFESS. Parágrafo Único O CFESS, por sua vez, determinará o desaforamento da denúncia, designando outro CRESS, que goz…</w:t>
+              <w:t xml:space="preserve">Parágrafo primeiro: O expediente contendo a denúncia disciplinar e/ou ética será desaforado para um CRESS em que não subsistam os motivos que ensejaram o desaforamento. (Alterado pela Resolução CFESS n° 1.103, de 9 de junho de 2025)</w:t>
             </w:r>
           </w:p>
         </w:tc>
@@ -13830,7 +18235,7 @@
                 <w:sz w:val="20"/>
                 <w:szCs w:val="20"/>
               </w:rPr>
-              <w:t xml:space="preserve">E5</w:t>
+              <w:t xml:space="preserve">E6</w:t>
             </w:r>
           </w:p>
         </w:tc>
@@ -13857,7 +18262,7 @@
                 <w:sz w:val="20"/>
                 <w:szCs w:val="20"/>
               </w:rPr>
-              <w:t xml:space="preserve">Resolução nº 548/2009 | Art. 5º, § 1º</w:t>
+              <w:t xml:space="preserve">Anexo — CÓDIGO PROCESSUAL DE ÉTICA | Art. 9º</w:t>
             </w:r>
           </w:p>
         </w:tc>
@@ -13884,7 +18289,7 @@
                 <w:sz w:val="20"/>
                 <w:szCs w:val="20"/>
               </w:rPr>
-              <w:t xml:space="preserve">Parágrafo primeiro: O expediente contendo a denúncia disciplinar e/ou ética será desaforado para um CRESS em que não subsistam os motivos que ensejaram o desaforamento. (Alterado pela Resolução CFESS n° 1.103, de 9 de junho de 2025)</w:t>
+              <w:t xml:space="preserve">Art. 9º A competência para apreciar, apurar e julgar infrações éticas em primeira instância é do Conselho Regional de Serviço Social onde o/a profissional estiver inscrito/a, ao tempo do fato punível ou de sua ocorrência.</w:t>
             </w:r>
           </w:p>
         </w:tc>
@@ -13916,7 +18321,7 @@
                 <w:sz w:val="20"/>
                 <w:szCs w:val="20"/>
               </w:rPr>
-              <w:t xml:space="preserve">E6</w:t>
+              <w:t xml:space="preserve">O1</w:t>
             </w:r>
           </w:p>
         </w:tc>
@@ -13943,7 +18348,7 @@
                 <w:sz w:val="20"/>
                 <w:szCs w:val="20"/>
               </w:rPr>
-              <w:t xml:space="preserve">Anexo — CÓDIGO PROCESSUAL DE ÉTICA | Art. 9º</w:t>
+              <w:t xml:space="preserve">CFESS: Pareceres jurídicos sobre a ética e os direitos humanos | p. 110 do PDF</w:t>
             </w:r>
           </w:p>
         </w:tc>
@@ -13970,7 +18375,179 @@
                 <w:sz w:val="20"/>
                 <w:szCs w:val="20"/>
               </w:rPr>
-              <w:t xml:space="preserve">Art. 9º A competência para apreciar, apurar e julgar infrações éticas em primeira instância é do Conselho Regional de Serviço Social onde o/a profissional estiver inscrito/a, ao tempo do fato punível ou de sua ocorrência.</w:t>
+              <w:t xml:space="preserve">As previsões processuais de impedimento e suspeição, previstas pelo Código Processual de Ética, aplicável também aos processos tipicamente disciplinares (violações revistas no artigo 22 do Código de Ética do Assistente Social) visam permitir que os conflitos, apresentados ao CRESS - que funciona como primeira instância administrativa - sejam solucionados com imparcialidade. A Resolução CFESS nº 548 de 23 de março de 2009, institui os procedimentos que deverão ser adotados no processamento de denúncias sejam éticas ou disciplinares, que forem objeto de desaforamento ou impedimento ou suspeição,…</w:t>
+            </w:r>
+          </w:p>
+        </w:tc>
+      </w:tr>
+      <w:tr>
+        <w:trPr>
+          <w:cantSplit/>
+        </w:trPr>
+        <w:tc>
+          <w:tcPr>
+            <w:tcW w:type="dxa" w:w="800"/>
+            <w:tcBorders>
+              <w:top w:val="single" w:color="B9C4D0" w:sz="4"/>
+              <w:left w:val="single" w:color="B9C4D0" w:sz="4"/>
+              <w:bottom w:val="single" w:color="B9C4D0" w:sz="4"/>
+              <w:right w:val="single" w:color="B9C4D0" w:sz="4"/>
+            </w:tcBorders>
+            <w:tcMar>
+              <w:top w:type="dxa" w:w="60"/>
+              <w:left w:type="dxa" w:w="100"/>
+              <w:bottom w:type="dxa" w:w="60"/>
+              <w:right w:type="dxa" w:w="100"/>
+            </w:tcMar>
+          </w:tcPr>
+          <w:p>
+            <w:r>
+              <w:rPr>
+                <w:rFonts w:ascii="Calibri" w:cs="Calibri" w:eastAsia="Calibri" w:hAnsi="Calibri"/>
+                <w:sz w:val="20"/>
+                <w:szCs w:val="20"/>
+              </w:rPr>
+              <w:t xml:space="preserve">O2</w:t>
+            </w:r>
+          </w:p>
+        </w:tc>
+        <w:tc>
+          <w:tcPr>
+            <w:tcW w:type="dxa" w:w="2800"/>
+            <w:tcBorders>
+              <w:top w:val="single" w:color="B9C4D0" w:sz="4"/>
+              <w:left w:val="single" w:color="B9C4D0" w:sz="4"/>
+              <w:bottom w:val="single" w:color="B9C4D0" w:sz="4"/>
+              <w:right w:val="single" w:color="B9C4D0" w:sz="4"/>
+            </w:tcBorders>
+            <w:tcMar>
+              <w:top w:type="dxa" w:w="60"/>
+              <w:left w:type="dxa" w:w="100"/>
+              <w:bottom w:type="dxa" w:w="60"/>
+              <w:right w:type="dxa" w:w="100"/>
+            </w:tcMar>
+          </w:tcPr>
+          <w:p>
+            <w:r>
+              <w:rPr>
+                <w:rFonts w:ascii="Calibri" w:cs="Calibri" w:eastAsia="Calibri" w:hAnsi="Calibri"/>
+                <w:sz w:val="20"/>
+                <w:szCs w:val="20"/>
+              </w:rPr>
+              <w:t xml:space="preserve">CFESS: Sistematização e análise de registros da opinião técnica emitida pela/o assistente social em relatórios, laudos e pareceres, objeto de denúncias éticas presentes em recursos disciplinares julgados pelo CFESS | p. 66 do PDF</w:t>
+            </w:r>
+          </w:p>
+        </w:tc>
+        <w:tc>
+          <w:tcPr>
+            <w:tcW w:type="dxa" w:w="6038"/>
+            <w:tcBorders>
+              <w:top w:val="single" w:color="B9C4D0" w:sz="4"/>
+              <w:left w:val="single" w:color="B9C4D0" w:sz="4"/>
+              <w:bottom w:val="single" w:color="B9C4D0" w:sz="4"/>
+              <w:right w:val="single" w:color="B9C4D0" w:sz="4"/>
+            </w:tcBorders>
+            <w:tcMar>
+              <w:top w:type="dxa" w:w="60"/>
+              <w:left w:type="dxa" w:w="100"/>
+              <w:bottom w:type="dxa" w:w="60"/>
+              <w:right w:type="dxa" w:w="100"/>
+            </w:tcMar>
+          </w:tcPr>
+          <w:p>
+            <w:r>
+              <w:rPr>
+                <w:rFonts w:ascii="Calibri" w:cs="Calibri" w:eastAsia="Calibri" w:hAnsi="Calibri"/>
+                <w:sz w:val="20"/>
+                <w:szCs w:val="20"/>
+              </w:rPr>
+              <w:t xml:space="preserve">conforme Art. 24 do Código de Ética do/a Assistente Social (CFESS, 1993), as penalidades aplicáveis (a- multa; b- advertência reservada; c- advertência pública; d- suspensão do exercício profissional; e- cassação do registro profissional) não a incluem? Como inserir atividades de atualização/capacitação profissional nos CRESS, relacionadas às maiores incidências de denúncias éticas, com vistas ao atendimento da perspectiva sociopedagógica? O investimento em estudos e pesquisas sobre os processos éticos na primeira instância poderia contribuir para avanços na perspectiva sociopedagógica?</w:t>
+            </w:r>
+          </w:p>
+        </w:tc>
+      </w:tr>
+      <w:tr>
+        <w:trPr>
+          <w:cantSplit/>
+        </w:trPr>
+        <w:tc>
+          <w:tcPr>
+            <w:tcW w:type="dxa" w:w="800"/>
+            <w:tcBorders>
+              <w:top w:val="single" w:color="B9C4D0" w:sz="4"/>
+              <w:left w:val="single" w:color="B9C4D0" w:sz="4"/>
+              <w:bottom w:val="single" w:color="B9C4D0" w:sz="4"/>
+              <w:right w:val="single" w:color="B9C4D0" w:sz="4"/>
+            </w:tcBorders>
+            <w:tcMar>
+              <w:top w:type="dxa" w:w="60"/>
+              <w:left w:type="dxa" w:w="100"/>
+              <w:bottom w:type="dxa" w:w="60"/>
+              <w:right w:type="dxa" w:w="100"/>
+            </w:tcMar>
+          </w:tcPr>
+          <w:p>
+            <w:r>
+              <w:rPr>
+                <w:rFonts w:ascii="Calibri" w:cs="Calibri" w:eastAsia="Calibri" w:hAnsi="Calibri"/>
+                <w:sz w:val="20"/>
+                <w:szCs w:val="20"/>
+              </w:rPr>
+              <w:t xml:space="preserve">O3</w:t>
+            </w:r>
+          </w:p>
+        </w:tc>
+        <w:tc>
+          <w:tcPr>
+            <w:tcW w:type="dxa" w:w="2800"/>
+            <w:tcBorders>
+              <w:top w:val="single" w:color="B9C4D0" w:sz="4"/>
+              <w:left w:val="single" w:color="B9C4D0" w:sz="4"/>
+              <w:bottom w:val="single" w:color="B9C4D0" w:sz="4"/>
+              <w:right w:val="single" w:color="B9C4D0" w:sz="4"/>
+            </w:tcBorders>
+            <w:tcMar>
+              <w:top w:type="dxa" w:w="60"/>
+              <w:left w:type="dxa" w:w="100"/>
+              <w:bottom w:type="dxa" w:w="60"/>
+              <w:right w:type="dxa" w:w="100"/>
+            </w:tcMar>
+          </w:tcPr>
+          <w:p>
+            <w:r>
+              <w:rPr>
+                <w:rFonts w:ascii="Calibri" w:cs="Calibri" w:eastAsia="Calibri" w:hAnsi="Calibri"/>
+                <w:sz w:val="20"/>
+                <w:szCs w:val="20"/>
+              </w:rPr>
+              <w:t xml:space="preserve">CFESS: Produção de documentos e emissão de opinião técnica em Serviço Social | p. 129 do PDF</w:t>
+            </w:r>
+          </w:p>
+        </w:tc>
+        <w:tc>
+          <w:tcPr>
+            <w:tcW w:type="dxa" w:w="6038"/>
+            <w:tcBorders>
+              <w:top w:val="single" w:color="B9C4D0" w:sz="4"/>
+              <w:left w:val="single" w:color="B9C4D0" w:sz="4"/>
+              <w:bottom w:val="single" w:color="B9C4D0" w:sz="4"/>
+              <w:right w:val="single" w:color="B9C4D0" w:sz="4"/>
+            </w:tcBorders>
+            <w:tcMar>
+              <w:top w:type="dxa" w:w="60"/>
+              <w:left w:type="dxa" w:w="100"/>
+              <w:bottom w:type="dxa" w:w="60"/>
+              <w:right w:type="dxa" w:w="100"/>
+            </w:tcMar>
+          </w:tcPr>
+          <w:p>
+            <w:r>
+              <w:rPr>
+                <w:rFonts w:ascii="Calibri" w:cs="Calibri" w:eastAsia="Calibri" w:hAnsi="Calibri"/>
+                <w:sz w:val="20"/>
+                <w:szCs w:val="20"/>
+              </w:rPr>
+              <w:t xml:space="preserve">No atendimento “A”, observamos que, se tivesse sido realizado contato com a instituição judiciária, possivelmente o atendimento direto a/o usuária/o tivesse sido redirecionado pela/o profissional. Embora a/o profissional (da Assistência Social) tenha partido do pressuposto do direito fundamental da criança ao convívio familiar e comunitário com ambas as famílias de sua origem, ao assumir apenas a queixa paterna, sem viabilizar a escuta da mãe e a articulação com o Judiciário, central para o encaminhamento de tal questão, acabou por extrapolar suas atribuições, invadir a privacidade familiar, q…</w:t>
             </w:r>
           </w:p>
         </w:tc>
@@ -14012,7 +18589,7 @@
           <w:sz w:val="22"/>
           <w:szCs w:val="22"/>
         </w:rPr>
-        <w:t xml:space="preserve">A denúncia ética deve ser encaminhada diretamente ao CFESS, ou há procedimentos específicos a seguir?</w:t>
+        <w:t xml:space="preserve">Como o CFESS é a primeira instância dos processos éticos, devo enviar a denúncia direto para Brasília?</w:t>
       </w:r>
     </w:p>
     <w:p>
@@ -14045,7 +18622,7 @@
           <w:sz w:val="22"/>
           <w:szCs w:val="22"/>
         </w:rPr>
-        <w:t xml:space="preserve">O CFESS não é a primeira instância dos processos éticos, mas a instância recursal. A competência para apurar e julgar infrações éticas em primeira instância é do Conselho Regional de Serviço Social (CRESS) onde o profissional está inscrito.</w:t>
+        <w:t xml:space="preserve">O CFESS não é a primeira instância dos processos éticos, mas sim o Conselho Regional de Serviço Social (CRESS) onde o profissional está inscrito, ao tempo do fato punível ou de sua ocorrência.</w:t>
       </w:r>
       <w:r>
         <w:rPr>
@@ -14100,7 +18677,7 @@
           <w:sz w:val="22"/>
           <w:szCs w:val="22"/>
         </w:rPr>
-        <w:t xml:space="preserve">Em casos em que o denunciado é integrante do CFESS, a denúncia é remetida ao CRESS onde o denunciado está inscrito, e o CFESS atua como instância recursal.</w:t>
+        <w:t xml:space="preserve">Em casos em que o CRESS é impedido de julgar a denúncia, por exemplo, por envolver um de seus membros, a denúncia é desaforada para outro CRESS, que atua como primeira instância, e o CFESS funciona como instância recursal.</w:t>
       </w:r>
       <w:r>
         <w:rPr>
@@ -14109,7 +18686,7 @@
           <w:sz w:val="22"/>
           <w:szCs w:val="22"/>
         </w:rPr>
-        <w:t xml:space="preserve">  (E1)</w:t>
+        <w:t xml:space="preserve">  (E3, E5)</w:t>
       </w:r>
     </w:p>
     <w:p>
@@ -14147,15 +18724,15 @@
           <w:sz w:val="22"/>
           <w:szCs w:val="22"/>
         </w:rPr>
-        <w:t xml:space="preserve">[O que a norma estabelece] </w:t>
-      </w:r>
-      <w:r>
-        <w:rPr>
-          <w:rFonts w:ascii="Calibri" w:cs="Calibri" w:eastAsia="Calibri" w:hAnsi="Calibri"/>
-          <w:sz w:val="22"/>
-          <w:szCs w:val="22"/>
-        </w:rPr>
-        <w:t xml:space="preserve">A denúncia ética é encaminhada ao CRESS, que, em alguns casos, pode desaforar o processo para outro CRESS, garantindo a função do CFESS como instância recursal.</w:t>
+        <w:t xml:space="preserve">[Interpretação proposta] </w:t>
+      </w:r>
+      <w:r>
+        <w:rPr>
+          <w:rFonts w:ascii="Calibri" w:cs="Calibri" w:eastAsia="Calibri" w:hAnsi="Calibri"/>
+          <w:sz w:val="22"/>
+          <w:szCs w:val="22"/>
+        </w:rPr>
+        <w:t xml:space="preserve">A denúncia deve ser encaminhada inicialmente ao CRESS competente, e não diretamente ao CFESS, salvo nos casos de impedimento ou desaforamento previstos na norma.</w:t>
       </w:r>
       <w:r>
         <w:rPr>
@@ -14164,7 +18741,7 @@
           <w:sz w:val="22"/>
           <w:szCs w:val="22"/>
         </w:rPr>
-        <w:t xml:space="preserve">  (E3, E5)</w:t>
+        <w:t xml:space="preserve">  (E3, E5, E6)</w:t>
       </w:r>
     </w:p>
     <w:p>
@@ -14200,7 +18777,7 @@
           <w:sz w:val="22"/>
           <w:szCs w:val="22"/>
         </w:rPr>
-        <w:t xml:space="preserve">A denúncia ética não deve ser encaminhada diretamente ao CFESS, mas ao CRESS onde o profissional está inscrito. O CFESS atua como instância recursal, após a primeira instância ser julgada pelo CRESS.</w:t>
+        <w:t xml:space="preserve">A competência para julgamento em primeira instância depende da localização do fato punível e da inscrição do profissional. O CFESS só atua como instância recursal, após o julgamento no CRESS. O desaforamento de denúncias é uma regra prevista para garantir imparcialidade, e não uma exceção.</w:t>
       </w:r>
     </w:p>
     <w:p>
@@ -14420,7 +18997,7 @@
                 <w:sz w:val="22"/>
                 <w:szCs w:val="22"/>
               </w:rPr>
-              <w:t xml:space="preserve">Dispositivo</w:t>
+              <w:t xml:space="preserve">Dispositivo ou documento</w:t>
             </w:r>
           </w:p>
         </w:tc>
@@ -14480,58 +19057,12 @@
       <w:r>
         <w:rPr>
           <w:rFonts w:ascii="Calibri" w:cs="Calibri" w:eastAsia="Calibri" w:hAnsi="Calibri"/>
-          <w:b/>
-          <w:bCs/>
-          <w:sz w:val="22"/>
-          <w:szCs w:val="22"/>
-        </w:rPr>
-        <w:t xml:space="preserve">Síntese: </w:t>
-      </w:r>
-      <w:r>
-        <w:rPr>
-          <w:rFonts w:ascii="Calibri" w:cs="Calibri" w:eastAsia="Calibri" w:hAnsi="Calibri"/>
-          <w:sz w:val="22"/>
-          <w:szCs w:val="22"/>
-        </w:rPr>
-        <w:t xml:space="preserve">A denúncia ética deve ser encaminhada diretamente ao CFESS, ou há procedimentos específicos a seguir?</w:t>
-      </w:r>
-    </w:p>
-    <w:p>
-      <w:pPr>
-        <w:spacing w:after="100"/>
-      </w:pPr>
-      <w:r>
-        <w:rPr>
-          <w:rFonts w:ascii="Calibri" w:cs="Calibri" w:eastAsia="Calibri" w:hAnsi="Calibri"/>
           <w:i/>
           <w:iCs/>
           <w:sz w:val="22"/>
           <w:szCs w:val="22"/>
         </w:rPr>
-        <w:t xml:space="preserve">Nenhuma frase da IA passou na verificação; a plataforma mostraria só os trechos (modo documental).</w:t>
-      </w:r>
-    </w:p>
-    <w:p>
-      <w:pPr>
-        <w:spacing w:after="100"/>
-      </w:pPr>
-      <w:r>
-        <w:rPr>
-          <w:rFonts w:ascii="Calibri" w:cs="Calibri" w:eastAsia="Calibri" w:hAnsi="Calibri"/>
-          <w:b/>
-          <w:bCs/>
-          <w:sz w:val="22"/>
-          <w:szCs w:val="22"/>
-        </w:rPr>
-        <w:t xml:space="preserve">Aspectos de atenção apontados pela IA: </w:t>
-      </w:r>
-      <w:r>
-        <w:rPr>
-          <w:rFonts w:ascii="Calibri" w:cs="Calibri" w:eastAsia="Calibri" w:hAnsi="Calibri"/>
-          <w:sz w:val="22"/>
-          <w:szCs w:val="22"/>
-        </w:rPr>
-        <w:t xml:space="preserve">A denúncia ética não deve ser encaminhada diretamente ao CFESS, mas ao CRESS onde o profissional está inscrito. O CFESS atua como instância recursal, após a primeira instância ser julgada pelo CRESS.</w:t>
+        <w:t xml:space="preserve">A IA não produziu resposta em formato válido (sem trechos: a IA não foi chamada (modo documental)); a plataforma mostraria só os trechos.</w:t>
       </w:r>
     </w:p>
     <w:p>
@@ -14669,7 +19200,7 @@
           <w:sz w:val="22"/>
           <w:szCs w:val="22"/>
         </w:rPr>
-        <w:t xml:space="preserve">Trechos usados pela IA</w:t>
+        <w:t xml:space="preserve">Primeiros trechos encontrados</w:t>
       </w:r>
     </w:p>
     <w:tbl>
@@ -14751,7 +19282,7 @@
                 <w:sz w:val="22"/>
                 <w:szCs w:val="22"/>
               </w:rPr>
-              <w:t xml:space="preserve">Dispositivo</w:t>
+              <w:t xml:space="preserve">Dispositivo ou documento</w:t>
             </w:r>
           </w:p>
         </w:tc>
@@ -14814,7 +19345,7 @@
                 <w:sz w:val="20"/>
                 <w:szCs w:val="20"/>
               </w:rPr>
-              <w:t xml:space="preserve">E8</w:t>
+              <w:t xml:space="preserve">E1</w:t>
             </w:r>
           </w:p>
         </w:tc>
@@ -14841,7 +19372,7 @@
                 <w:sz w:val="20"/>
                 <w:szCs w:val="20"/>
               </w:rPr>
-              <w:t xml:space="preserve">Orientacão Normativa 4/2020 | Orientacão Normativa 4/2020 — trecho (p. 1)</w:t>
+              <w:t xml:space="preserve">Resolução nº 533/2008 | Art. 4º, inciso II</w:t>
             </w:r>
           </w:p>
         </w:tc>
@@ -14868,7 +19399,179 @@
                 <w:sz w:val="20"/>
                 <w:szCs w:val="20"/>
               </w:rPr>
-              <w:t xml:space="preserve">3. Nos relatórios, pareceres, laudos e prontuários, entre outros documentos de caráter técnico-profissionais, elaborados por assistentes sociais, devem ser registradas, estritamente, informações que guardem relação com o objetivo do atendimento profissional; 4. Os/as assistentes sociais que vierem a receber intimação para depor na condição de testemunha ou perito/a em processos judiciais, devem proteger, por meio da confidencialidade, a intimidade do/a usuário/a; 5. O/A assistenete social convocado/a na condição de perito/a deverá emitir a sua opinão técnico-profissional acerca da situação e /…</w:t>
+              <w:t xml:space="preserve">II) aos supervisores acadêmico e de campo e pelo estagiário construir plano de estágio onde constem os papéis, funções, atribuições e dinâmica processual da supervisão, no início de cada semestre/ano letivo. Parágrafo 1º. A conjugação entre a atividade de aprendizado desenvolvida pelo aluno no campo de estágio, sob o acompanhamento direto do supervisor de campo e a orientação e avaliação a serem efetivadas pelo supervisor vinculado a instituição de ensino, resulta na supervisão direta. Parágrafo 2º. Compete ao supervisor de campo manter cópia do plano de estágio, devidamente subscrito pelos su…</w:t>
+            </w:r>
+          </w:p>
+        </w:tc>
+      </w:tr>
+      <w:tr>
+        <w:trPr>
+          <w:cantSplit/>
+        </w:trPr>
+        <w:tc>
+          <w:tcPr>
+            <w:tcW w:type="dxa" w:w="800"/>
+            <w:tcBorders>
+              <w:top w:val="single" w:color="B9C4D0" w:sz="4"/>
+              <w:left w:val="single" w:color="B9C4D0" w:sz="4"/>
+              <w:bottom w:val="single" w:color="B9C4D0" w:sz="4"/>
+              <w:right w:val="single" w:color="B9C4D0" w:sz="4"/>
+            </w:tcBorders>
+            <w:tcMar>
+              <w:top w:type="dxa" w:w="60"/>
+              <w:left w:type="dxa" w:w="100"/>
+              <w:bottom w:type="dxa" w:w="60"/>
+              <w:right w:type="dxa" w:w="100"/>
+            </w:tcMar>
+          </w:tcPr>
+          <w:p>
+            <w:r>
+              <w:rPr>
+                <w:rFonts w:ascii="Calibri" w:cs="Calibri" w:eastAsia="Calibri" w:hAnsi="Calibri"/>
+                <w:sz w:val="20"/>
+                <w:szCs w:val="20"/>
+              </w:rPr>
+              <w:t xml:space="preserve">E2</w:t>
+            </w:r>
+          </w:p>
+        </w:tc>
+        <w:tc>
+          <w:tcPr>
+            <w:tcW w:type="dxa" w:w="2800"/>
+            <w:tcBorders>
+              <w:top w:val="single" w:color="B9C4D0" w:sz="4"/>
+              <w:left w:val="single" w:color="B9C4D0" w:sz="4"/>
+              <w:bottom w:val="single" w:color="B9C4D0" w:sz="4"/>
+              <w:right w:val="single" w:color="B9C4D0" w:sz="4"/>
+            </w:tcBorders>
+            <w:tcMar>
+              <w:top w:type="dxa" w:w="60"/>
+              <w:left w:type="dxa" w:w="100"/>
+              <w:bottom w:type="dxa" w:w="60"/>
+              <w:right w:type="dxa" w:w="100"/>
+            </w:tcMar>
+          </w:tcPr>
+          <w:p>
+            <w:r>
+              <w:rPr>
+                <w:rFonts w:ascii="Calibri" w:cs="Calibri" w:eastAsia="Calibri" w:hAnsi="Calibri"/>
+                <w:sz w:val="20"/>
+                <w:szCs w:val="20"/>
+              </w:rPr>
+              <w:t xml:space="preserve">Resolução 1.014/2022 | Art. 37</w:t>
+            </w:r>
+          </w:p>
+        </w:tc>
+        <w:tc>
+          <w:tcPr>
+            <w:tcW w:type="dxa" w:w="6038"/>
+            <w:tcBorders>
+              <w:top w:val="single" w:color="B9C4D0" w:sz="4"/>
+              <w:left w:val="single" w:color="B9C4D0" w:sz="4"/>
+              <w:bottom w:val="single" w:color="B9C4D0" w:sz="4"/>
+              <w:right w:val="single" w:color="B9C4D0" w:sz="4"/>
+            </w:tcBorders>
+            <w:tcMar>
+              <w:top w:type="dxa" w:w="60"/>
+              <w:left w:type="dxa" w:w="100"/>
+              <w:bottom w:type="dxa" w:w="60"/>
+              <w:right w:type="dxa" w:w="100"/>
+            </w:tcMar>
+          </w:tcPr>
+          <w:p>
+            <w:r>
+              <w:rPr>
+                <w:rFonts w:ascii="Calibri" w:cs="Calibri" w:eastAsia="Calibri" w:hAnsi="Calibri"/>
+                <w:sz w:val="20"/>
+                <w:szCs w:val="20"/>
+              </w:rPr>
+              <w:t xml:space="preserve">Art. 37 O Documento de Identidade Profissional fornecido pelo CRESS terá as seguintes características: número de inscrição no Cadastro de Pessoa Física (CPF), fotografia da/o inscrita/o, nome por extenso, nome social, filiação, nacionalidade, naturalidade, data do nascimento, número de registro no CRESS, data da primeira inscrição, sede do exercício profissional, local e data da expedição, assinaturas da/o Presidente e da/o portador/a. (Alterado pela Resolução CFESS nº 1.068, de 24 de abril de 2024)</w:t>
+            </w:r>
+          </w:p>
+        </w:tc>
+      </w:tr>
+      <w:tr>
+        <w:trPr>
+          <w:cantSplit/>
+        </w:trPr>
+        <w:tc>
+          <w:tcPr>
+            <w:tcW w:type="dxa" w:w="800"/>
+            <w:tcBorders>
+              <w:top w:val="single" w:color="B9C4D0" w:sz="4"/>
+              <w:left w:val="single" w:color="B9C4D0" w:sz="4"/>
+              <w:bottom w:val="single" w:color="B9C4D0" w:sz="4"/>
+              <w:right w:val="single" w:color="B9C4D0" w:sz="4"/>
+            </w:tcBorders>
+            <w:tcMar>
+              <w:top w:type="dxa" w:w="60"/>
+              <w:left w:type="dxa" w:w="100"/>
+              <w:bottom w:type="dxa" w:w="60"/>
+              <w:right w:type="dxa" w:w="100"/>
+            </w:tcMar>
+          </w:tcPr>
+          <w:p>
+            <w:r>
+              <w:rPr>
+                <w:rFonts w:ascii="Calibri" w:cs="Calibri" w:eastAsia="Calibri" w:hAnsi="Calibri"/>
+                <w:sz w:val="20"/>
+                <w:szCs w:val="20"/>
+              </w:rPr>
+              <w:t xml:space="preserve">E3</w:t>
+            </w:r>
+          </w:p>
+        </w:tc>
+        <w:tc>
+          <w:tcPr>
+            <w:tcW w:type="dxa" w:w="2800"/>
+            <w:tcBorders>
+              <w:top w:val="single" w:color="B9C4D0" w:sz="4"/>
+              <w:left w:val="single" w:color="B9C4D0" w:sz="4"/>
+              <w:bottom w:val="single" w:color="B9C4D0" w:sz="4"/>
+              <w:right w:val="single" w:color="B9C4D0" w:sz="4"/>
+            </w:tcBorders>
+            <w:tcMar>
+              <w:top w:type="dxa" w:w="60"/>
+              <w:left w:type="dxa" w:w="100"/>
+              <w:bottom w:type="dxa" w:w="60"/>
+              <w:right w:type="dxa" w:w="100"/>
+            </w:tcMar>
+          </w:tcPr>
+          <w:p>
+            <w:r>
+              <w:rPr>
+                <w:rFonts w:ascii="Calibri" w:cs="Calibri" w:eastAsia="Calibri" w:hAnsi="Calibri"/>
+                <w:sz w:val="20"/>
+                <w:szCs w:val="20"/>
+              </w:rPr>
+              <w:t xml:space="preserve">Resolução 1.068/2024 | Art. 3º</w:t>
+            </w:r>
+          </w:p>
+        </w:tc>
+        <w:tc>
+          <w:tcPr>
+            <w:tcW w:type="dxa" w:w="6038"/>
+            <w:tcBorders>
+              <w:top w:val="single" w:color="B9C4D0" w:sz="4"/>
+              <w:left w:val="single" w:color="B9C4D0" w:sz="4"/>
+              <w:bottom w:val="single" w:color="B9C4D0" w:sz="4"/>
+              <w:right w:val="single" w:color="B9C4D0" w:sz="4"/>
+            </w:tcBorders>
+            <w:tcMar>
+              <w:top w:type="dxa" w:w="60"/>
+              <w:left w:type="dxa" w:w="100"/>
+              <w:bottom w:type="dxa" w:w="60"/>
+              <w:right w:type="dxa" w:w="100"/>
+            </w:tcMar>
+          </w:tcPr>
+          <w:p>
+            <w:r>
+              <w:rPr>
+                <w:rFonts w:ascii="Calibri" w:cs="Calibri" w:eastAsia="Calibri" w:hAnsi="Calibri"/>
+                <w:sz w:val="20"/>
+                <w:szCs w:val="20"/>
+              </w:rPr>
+              <w:t xml:space="preserve">Art. 3o O artigo 37 da Resolução CFESS no 1.014, de 13 de dezembro de 2022 passa a ter a seguinte redação: Art. 37 O Documento de Identidade Profissional fornecido pelo CRESS terá as seguintes características: número de inscrição no Cadastro de Pessoa Física (CPF), fotografia da/o inscrita/o, nome por extenso, nome social, filiação, nacionalidade, naturalidade, data do nascimento, número de registro no CRESS, data da primeira inscrição, sede do exercício profissional, local e data da expedição, assinaturas da/o Presidente e da/o portador/a.</w:t>
             </w:r>
           </w:p>
         </w:tc>
@@ -14915,7 +19618,21 @@
     </w:p>
     <w:p>
       <w:pPr>
-        <w:keepNext/>
+        <w:spacing w:after="100"/>
+      </w:pPr>
+      <w:r>
+        <w:rPr>
+          <w:rFonts w:ascii="Calibri" w:cs="Calibri" w:eastAsia="Calibri" w:hAnsi="Calibri"/>
+          <w:i/>
+          <w:iCs/>
+          <w:sz w:val="22"/>
+          <w:szCs w:val="22"/>
+        </w:rPr>
+        <w:t xml:space="preserve">Nenhuma frase da IA passou na verificação; a plataforma mostraria só os trechos (modo documental).</w:t>
+      </w:r>
+    </w:p>
+    <w:p>
+      <w:pPr>
         <w:spacing w:after="100"/>
       </w:pPr>
       <w:r>
@@ -14926,60 +19643,6 @@
           <w:sz w:val="22"/>
           <w:szCs w:val="22"/>
         </w:rPr>
-        <w:t xml:space="preserve">1. </w:t>
-      </w:r>
-      <w:r>
-        <w:rPr>
-          <w:rFonts w:ascii="Calibri" w:cs="Calibri" w:eastAsia="Calibri" w:hAnsi="Calibri"/>
-          <w:color w:val="4F5D70"/>
-          <w:sz w:val="22"/>
-          <w:szCs w:val="22"/>
-        </w:rPr>
-        <w:t xml:space="preserve">[O que a norma estabelece] </w:t>
-      </w:r>
-      <w:r>
-        <w:rPr>
-          <w:rFonts w:ascii="Calibri" w:cs="Calibri" w:eastAsia="Calibri" w:hAnsi="Calibri"/>
-          <w:sz w:val="22"/>
-          <w:szCs w:val="22"/>
-        </w:rPr>
-        <w:t xml:space="preserve">O estudo social é um documento técnico-profissional que deve ser registrado com informações relevantes ao atendimento profissional.</w:t>
-      </w:r>
-      <w:r>
-        <w:rPr>
-          <w:rFonts w:ascii="Calibri" w:cs="Calibri" w:eastAsia="Calibri" w:hAnsi="Calibri"/>
-          <w:color w:val="4F5D70"/>
-          <w:sz w:val="22"/>
-          <w:szCs w:val="22"/>
-        </w:rPr>
-        <w:t xml:space="preserve">  (E8)</w:t>
-      </w:r>
-    </w:p>
-    <w:p>
-      <w:pPr>
-        <w:spacing w:after="100"/>
-      </w:pPr>
-      <w:r>
-        <w:rPr>
-          <w:rFonts w:ascii="Calibri" w:cs="Calibri" w:eastAsia="Calibri" w:hAnsi="Calibri"/>
-          <w:sz w:val="22"/>
-          <w:szCs w:val="22"/>
-        </w:rPr>
-        <w:t xml:space="preserve">☐  Correta     ☐  Parcial     ☐  Incorreta</w:t>
-      </w:r>
-    </w:p>
-    <w:p>
-      <w:pPr>
-        <w:spacing w:after="100"/>
-      </w:pPr>
-      <w:r>
-        <w:rPr>
-          <w:rFonts w:ascii="Calibri" w:cs="Calibri" w:eastAsia="Calibri" w:hAnsi="Calibri"/>
-          <w:b/>
-          <w:bCs/>
-          <w:sz w:val="22"/>
-          <w:szCs w:val="22"/>
-        </w:rPr>
         <w:t xml:space="preserve">Aspectos de atenção apontados pela IA: </w:t>
       </w:r>
       <w:r>
@@ -14988,7 +19651,7 @@
           <w:sz w:val="22"/>
           <w:szCs w:val="22"/>
         </w:rPr>
-        <w:t xml:space="preserve">A confidencialidade e a proteção da intimidade do usuário são princípios éticos que devem ser respeitados. A divulgação de documentos técnicos deve ser feita com base em critérios éticos e legais.</w:t>
+        <w:t xml:space="preserve">O estudo social pode ser considerado um documento técnico-profissional, cuja divulgação deve ser feita com responsabilidade e respeito à confidencialidade do usuário. A norma exige que documentos técnicos contenham apenas informações relevantes ao atendimento profissional, o que pode limitar a divulgação total do estudo.</w:t>
       </w:r>
     </w:p>
     <w:p>
@@ -15208,7 +19871,7 @@
                 <w:sz w:val="22"/>
                 <w:szCs w:val="22"/>
               </w:rPr>
-              <w:t xml:space="preserve">Dispositivo</w:t>
+              <w:t xml:space="preserve">Dispositivo ou documento</w:t>
             </w:r>
           </w:p>
         </w:tc>
@@ -15443,7 +20106,7 @@
                 <w:sz w:val="20"/>
                 <w:szCs w:val="20"/>
               </w:rPr>
-              <w:t xml:space="preserve">E7</w:t>
+              <w:t xml:space="preserve">O1</w:t>
             </w:r>
           </w:p>
         </w:tc>
@@ -15470,7 +20133,7 @@
                 <w:sz w:val="20"/>
                 <w:szCs w:val="20"/>
               </w:rPr>
-              <w:t xml:space="preserve">Resolução n° 1.098/2025 | Art. 4º</w:t>
+              <w:t xml:space="preserve">CFESS: Ética e instrumentos processuais | p. 83 do impresso (p. 83 do PDF)</w:t>
             </w:r>
           </w:p>
         </w:tc>
@@ -15497,7 +20160,7 @@
                 <w:sz w:val="20"/>
                 <w:szCs w:val="20"/>
               </w:rPr>
-              <w:t xml:space="preserve">Art. 4º A(o) assistente social é responsável por garantir a confidencialidade dos documentos técnicos e das informações que vier a produzir ou receber em razão do exercício profissional, devendo indicar, quando for o caso, nos documentos físicos, a menção "SIGILOSO" de forma destacada.</w:t>
+              <w:t xml:space="preserve">do direito. Dessa forma, muito embora a Comissão de Instrução tenha agido de forma contrária ao direito de ampla defesa, garantido consti-tucionalmente, entendemos que a questão foi superada com a juntada, na fase recursal, dos documentos de folhas. C) Os depoimentos prestados pelas testemunhas, que expressem juízo de valores, acreditamos que merecerá detalhada análise da conselheira relatora. O conteúdo de depoimento prestado por qualquer testemunha sempre revela um procedimento quanto à forma de inquiri-las. Sem qualquer dúvida, podemos afirmar que a testemunha presta esclarecimento sobre fa…</w:t>
             </w:r>
           </w:p>
         </w:tc>
@@ -15539,7 +20202,7 @@
           <w:sz w:val="22"/>
           <w:szCs w:val="22"/>
         </w:rPr>
-        <w:t xml:space="preserve">A possibilidade de revelação de sigilo profissional pelo assistente social.</w:t>
+        <w:t xml:space="preserve">A revelação de sigilo profissional é vedada ao assistente social, salvo em casos específicos previstos na norma.</w:t>
       </w:r>
     </w:p>
     <w:p>
@@ -15709,7 +20372,6 @@
     </w:p>
     <w:p>
       <w:pPr>
-        <w:keepNext/>
         <w:spacing w:after="100"/>
       </w:pPr>
       <w:r>
@@ -15720,60 +20382,6 @@
           <w:sz w:val="22"/>
           <w:szCs w:val="22"/>
         </w:rPr>
-        <w:t xml:space="preserve">4. </w:t>
-      </w:r>
-      <w:r>
-        <w:rPr>
-          <w:rFonts w:ascii="Calibri" w:cs="Calibri" w:eastAsia="Calibri" w:hAnsi="Calibri"/>
-          <w:color w:val="4F5D70"/>
-          <w:sz w:val="22"/>
-          <w:szCs w:val="22"/>
-        </w:rPr>
-        <w:t xml:space="preserve">[O que a norma estabelece] </w:t>
-      </w:r>
-      <w:r>
-        <w:rPr>
-          <w:rFonts w:ascii="Calibri" w:cs="Calibri" w:eastAsia="Calibri" w:hAnsi="Calibri"/>
-          <w:sz w:val="22"/>
-          <w:szCs w:val="22"/>
-        </w:rPr>
-        <w:t xml:space="preserve">A(o) assistente social é responsável por garantir a confidencialidade dos documentos técnicos e das informações que vier a produzir ou receber em razão do exercício profissional, devendo indicar, quando for o caso, nos documentos físicos, a menção 'SIGILOSO' de forma destacada.</w:t>
-      </w:r>
-      <w:r>
-        <w:rPr>
-          <w:rFonts w:ascii="Calibri" w:cs="Calibri" w:eastAsia="Calibri" w:hAnsi="Calibri"/>
-          <w:color w:val="4F5D70"/>
-          <w:sz w:val="22"/>
-          <w:szCs w:val="22"/>
-        </w:rPr>
-        <w:t xml:space="preserve">  (E7)</w:t>
-      </w:r>
-    </w:p>
-    <w:p>
-      <w:pPr>
-        <w:spacing w:after="100"/>
-      </w:pPr>
-      <w:r>
-        <w:rPr>
-          <w:rFonts w:ascii="Calibri" w:cs="Calibri" w:eastAsia="Calibri" w:hAnsi="Calibri"/>
-          <w:sz w:val="22"/>
-          <w:szCs w:val="22"/>
-        </w:rPr>
-        <w:t xml:space="preserve">☐  Correta     ☐  Parcial     ☐  Incorreta</w:t>
-      </w:r>
-    </w:p>
-    <w:p>
-      <w:pPr>
-        <w:spacing w:after="100"/>
-      </w:pPr>
-      <w:r>
-        <w:rPr>
-          <w:rFonts w:ascii="Calibri" w:cs="Calibri" w:eastAsia="Calibri" w:hAnsi="Calibri"/>
-          <w:b/>
-          <w:bCs/>
-          <w:sz w:val="22"/>
-          <w:szCs w:val="22"/>
-        </w:rPr>
         <w:t xml:space="preserve">Aspectos de atenção apontados pela IA: </w:t>
       </w:r>
       <w:r>
@@ -15782,7 +20390,7 @@
           <w:sz w:val="22"/>
           <w:szCs w:val="22"/>
         </w:rPr>
-        <w:t xml:space="preserve">A revelação de sigilo só é permitida em situações específicas e com limites claros. A confidencialidade dos documentos técnicos é uma responsabilidade direta do assistente social.</w:t>
+        <w:t xml:space="preserve">A norma estabelece que o sigilo profissional é um direito do assistente social, vedada sua revelação salvo em casos específicos de gravidade e prejuízo. A norma também estabelece limites para a revelação, sendo necessário que esta ocorra apenas no estrito necessário e com o menor grau possível de divulgação.</w:t>
       </w:r>
     </w:p>
     <w:p>
@@ -16029,7 +20637,36 @@
           <w:sz w:val="22"/>
           <w:szCs w:val="22"/>
         </w:rPr>
-        <w:t xml:space="preserve">3. Algo que a IA deveria sempre dizer ou nunca dizer?</w:t>
+        <w:t xml:space="preserve">3. As orientações institucionais (O1, O2…) melhoraram as respostas?</w:t>
+      </w:r>
+    </w:p>
+    <w:p>
+      <w:pPr>
+        <w:spacing w:after="100"/>
+      </w:pPr>
+      <w:r>
+        <w:rPr>
+          <w:rFonts w:ascii="Calibri" w:cs="Calibri" w:eastAsia="Calibri" w:hAnsi="Calibri"/>
+          <w:sz w:val="22"/>
+          <w:szCs w:val="22"/>
+        </w:rPr>
+        <w:t xml:space="preserve">☐  Sim     ☐  Em parte     ☐  Não     ☐  Pioraram</w:t>
+      </w:r>
+    </w:p>
+    <w:p>
+      <w:pPr>
+        <w:keepNext/>
+        <w:spacing w:after="80" w:before="160"/>
+      </w:pPr>
+      <w:r>
+        <w:rPr>
+          <w:rFonts w:ascii="Calibri" w:cs="Calibri" w:eastAsia="Calibri" w:hAnsi="Calibri"/>
+          <w:b/>
+          <w:bCs/>
+          <w:sz w:val="22"/>
+          <w:szCs w:val="22"/>
+        </w:rPr>
+        <w:t xml:space="preserve">4. Algo que a IA deveria sempre dizer ou nunca dizer?</w:t>
       </w:r>
     </w:p>
     <w:tbl>

--- a/docs/revisao/Atividade_10_Avaliacao_da_IA.docx
+++ b/docs/revisao/Atividade_10_Avaliacao_da_IA.docx
@@ -3971,6 +3971,1260 @@
                 <w:szCs w:val="20"/>
               </w:rPr>
               <w:t xml:space="preserve">6 p. / 33</w:t>
+            </w:r>
+          </w:p>
+        </w:tc>
+        <w:tc>
+          <w:tcPr>
+            <w:tcW w:type="dxa" w:w="2138"/>
+            <w:tcBorders>
+              <w:top w:val="single" w:color="B9C4D0" w:sz="4"/>
+              <w:left w:val="single" w:color="B9C4D0" w:sz="4"/>
+              <w:bottom w:val="single" w:color="B9C4D0" w:sz="4"/>
+              <w:right w:val="single" w:color="B9C4D0" w:sz="4"/>
+            </w:tcBorders>
+            <w:shd w:fill="F2F6FB" w:color="auto" w:val="clear"/>
+            <w:tcMar>
+              <w:top w:type="dxa" w:w="60"/>
+              <w:left w:type="dxa" w:w="100"/>
+              <w:bottom w:type="dxa" w:w="60"/>
+              <w:right w:type="dxa" w:w="100"/>
+            </w:tcMar>
+          </w:tcPr>
+          <w:p>
+            <w:r>
+              <w:rPr>
+                <w:rFonts w:ascii="Calibri" w:cs="Calibri" w:eastAsia="Calibri" w:hAnsi="Calibri"/>
+                <w:sz w:val="20"/>
+                <w:szCs w:val="20"/>
+              </w:rPr>
+              <w:t xml:space="preserve">☐ Incluir   ☐ Não incluir</w:t>
+            </w:r>
+          </w:p>
+        </w:tc>
+      </w:tr>
+      <w:tr>
+        <w:trPr>
+          <w:cantSplit/>
+        </w:trPr>
+        <w:tc>
+          <w:tcPr>
+            <w:tcW w:type="dxa" w:w="500"/>
+            <w:tcBorders>
+              <w:top w:val="single" w:color="B9C4D0" w:sz="4"/>
+              <w:left w:val="single" w:color="B9C4D0" w:sz="4"/>
+              <w:bottom w:val="single" w:color="B9C4D0" w:sz="4"/>
+              <w:right w:val="single" w:color="B9C4D0" w:sz="4"/>
+            </w:tcBorders>
+            <w:tcMar>
+              <w:top w:type="dxa" w:w="60"/>
+              <w:left w:type="dxa" w:w="100"/>
+              <w:bottom w:type="dxa" w:w="60"/>
+              <w:right w:type="dxa" w:w="100"/>
+            </w:tcMar>
+          </w:tcPr>
+          <w:p>
+            <w:r>
+              <w:rPr>
+                <w:rFonts w:ascii="Calibri" w:cs="Calibri" w:eastAsia="Calibri" w:hAnsi="Calibri"/>
+                <w:sz w:val="20"/>
+                <w:szCs w:val="20"/>
+              </w:rPr>
+              <w:t xml:space="preserve">29</w:t>
+            </w:r>
+          </w:p>
+        </w:tc>
+        <w:tc>
+          <w:tcPr>
+            <w:tcW w:type="dxa" w:w="5600"/>
+            <w:tcBorders>
+              <w:top w:val="single" w:color="B9C4D0" w:sz="4"/>
+              <w:left w:val="single" w:color="B9C4D0" w:sz="4"/>
+              <w:bottom w:val="single" w:color="B9C4D0" w:sz="4"/>
+              <w:right w:val="single" w:color="B9C4D0" w:sz="4"/>
+            </w:tcBorders>
+            <w:tcMar>
+              <w:top w:type="dxa" w:w="60"/>
+              <w:left w:type="dxa" w:w="100"/>
+              <w:bottom w:type="dxa" w:w="60"/>
+              <w:right w:type="dxa" w:w="100"/>
+            </w:tcMar>
+          </w:tcPr>
+          <w:p>
+            <w:r>
+              <w:rPr>
+                <w:rFonts w:ascii="Calibri" w:cs="Calibri" w:eastAsia="Calibri" w:hAnsi="Calibri"/>
+                <w:sz w:val="20"/>
+                <w:szCs w:val="20"/>
+              </w:rPr>
+              <w:t xml:space="preserve">CFESS. O estigma do uso de drogas (Série Assistente Social no Combate ao Preconceito, caderno 2). 2016.</w:t>
+            </w:r>
+          </w:p>
+        </w:tc>
+        <w:tc>
+          <w:tcPr>
+            <w:tcW w:type="dxa" w:w="1400"/>
+            <w:tcBorders>
+              <w:top w:val="single" w:color="B9C4D0" w:sz="4"/>
+              <w:left w:val="single" w:color="B9C4D0" w:sz="4"/>
+              <w:bottom w:val="single" w:color="B9C4D0" w:sz="4"/>
+              <w:right w:val="single" w:color="B9C4D0" w:sz="4"/>
+            </w:tcBorders>
+            <w:tcMar>
+              <w:top w:type="dxa" w:w="60"/>
+              <w:left w:type="dxa" w:w="100"/>
+              <w:bottom w:type="dxa" w:w="60"/>
+              <w:right w:type="dxa" w:w="100"/>
+            </w:tcMar>
+          </w:tcPr>
+          <w:p>
+            <w:r>
+              <w:rPr>
+                <w:rFonts w:ascii="Calibri" w:cs="Calibri" w:eastAsia="Calibri" w:hAnsi="Calibri"/>
+                <w:sz w:val="20"/>
+                <w:szCs w:val="20"/>
+              </w:rPr>
+              <w:t xml:space="preserve">18 p. / 33</w:t>
+            </w:r>
+          </w:p>
+        </w:tc>
+        <w:tc>
+          <w:tcPr>
+            <w:tcW w:type="dxa" w:w="2138"/>
+            <w:tcBorders>
+              <w:top w:val="single" w:color="B9C4D0" w:sz="4"/>
+              <w:left w:val="single" w:color="B9C4D0" w:sz="4"/>
+              <w:bottom w:val="single" w:color="B9C4D0" w:sz="4"/>
+              <w:right w:val="single" w:color="B9C4D0" w:sz="4"/>
+            </w:tcBorders>
+            <w:shd w:fill="F2F6FB" w:color="auto" w:val="clear"/>
+            <w:tcMar>
+              <w:top w:type="dxa" w:w="60"/>
+              <w:left w:type="dxa" w:w="100"/>
+              <w:bottom w:type="dxa" w:w="60"/>
+              <w:right w:type="dxa" w:w="100"/>
+            </w:tcMar>
+          </w:tcPr>
+          <w:p>
+            <w:r>
+              <w:rPr>
+                <w:rFonts w:ascii="Calibri" w:cs="Calibri" w:eastAsia="Calibri" w:hAnsi="Calibri"/>
+                <w:sz w:val="20"/>
+                <w:szCs w:val="20"/>
+              </w:rPr>
+              <w:t xml:space="preserve">☐ Incluir   ☐ Não incluir</w:t>
+            </w:r>
+          </w:p>
+        </w:tc>
+      </w:tr>
+      <w:tr>
+        <w:trPr>
+          <w:cantSplit/>
+        </w:trPr>
+        <w:tc>
+          <w:tcPr>
+            <w:tcW w:type="dxa" w:w="500"/>
+            <w:tcBorders>
+              <w:top w:val="single" w:color="B9C4D0" w:sz="4"/>
+              <w:left w:val="single" w:color="B9C4D0" w:sz="4"/>
+              <w:bottom w:val="single" w:color="B9C4D0" w:sz="4"/>
+              <w:right w:val="single" w:color="B9C4D0" w:sz="4"/>
+            </w:tcBorders>
+            <w:tcMar>
+              <w:top w:type="dxa" w:w="60"/>
+              <w:left w:type="dxa" w:w="100"/>
+              <w:bottom w:type="dxa" w:w="60"/>
+              <w:right w:type="dxa" w:w="100"/>
+            </w:tcMar>
+          </w:tcPr>
+          <w:p>
+            <w:r>
+              <w:rPr>
+                <w:rFonts w:ascii="Calibri" w:cs="Calibri" w:eastAsia="Calibri" w:hAnsi="Calibri"/>
+                <w:sz w:val="20"/>
+                <w:szCs w:val="20"/>
+              </w:rPr>
+              <w:t xml:space="preserve">30</w:t>
+            </w:r>
+          </w:p>
+        </w:tc>
+        <w:tc>
+          <w:tcPr>
+            <w:tcW w:type="dxa" w:w="5600"/>
+            <w:tcBorders>
+              <w:top w:val="single" w:color="B9C4D0" w:sz="4"/>
+              <w:left w:val="single" w:color="B9C4D0" w:sz="4"/>
+              <w:bottom w:val="single" w:color="B9C4D0" w:sz="4"/>
+              <w:right w:val="single" w:color="B9C4D0" w:sz="4"/>
+            </w:tcBorders>
+            <w:tcMar>
+              <w:top w:type="dxa" w:w="60"/>
+              <w:left w:type="dxa" w:w="100"/>
+              <w:bottom w:type="dxa" w:w="60"/>
+              <w:right w:type="dxa" w:w="100"/>
+            </w:tcMar>
+          </w:tcPr>
+          <w:p>
+            <w:r>
+              <w:rPr>
+                <w:rFonts w:ascii="Calibri" w:cs="Calibri" w:eastAsia="Calibri" w:hAnsi="Calibri"/>
+                <w:sz w:val="20"/>
+                <w:szCs w:val="20"/>
+              </w:rPr>
+              <w:t xml:space="preserve">CFESS. Xenofobia (Série Assistente Social no Combate ao Preconceito, caderno 5). 2016.</w:t>
+            </w:r>
+          </w:p>
+        </w:tc>
+        <w:tc>
+          <w:tcPr>
+            <w:tcW w:type="dxa" w:w="1400"/>
+            <w:tcBorders>
+              <w:top w:val="single" w:color="B9C4D0" w:sz="4"/>
+              <w:left w:val="single" w:color="B9C4D0" w:sz="4"/>
+              <w:bottom w:val="single" w:color="B9C4D0" w:sz="4"/>
+              <w:right w:val="single" w:color="B9C4D0" w:sz="4"/>
+            </w:tcBorders>
+            <w:tcMar>
+              <w:top w:type="dxa" w:w="60"/>
+              <w:left w:type="dxa" w:w="100"/>
+              <w:bottom w:type="dxa" w:w="60"/>
+              <w:right w:type="dxa" w:w="100"/>
+            </w:tcMar>
+          </w:tcPr>
+          <w:p>
+            <w:r>
+              <w:rPr>
+                <w:rFonts w:ascii="Calibri" w:cs="Calibri" w:eastAsia="Calibri" w:hAnsi="Calibri"/>
+                <w:sz w:val="20"/>
+                <w:szCs w:val="20"/>
+              </w:rPr>
+              <w:t xml:space="preserve">22 p. / 47</w:t>
+            </w:r>
+          </w:p>
+        </w:tc>
+        <w:tc>
+          <w:tcPr>
+            <w:tcW w:type="dxa" w:w="2138"/>
+            <w:tcBorders>
+              <w:top w:val="single" w:color="B9C4D0" w:sz="4"/>
+              <w:left w:val="single" w:color="B9C4D0" w:sz="4"/>
+              <w:bottom w:val="single" w:color="B9C4D0" w:sz="4"/>
+              <w:right w:val="single" w:color="B9C4D0" w:sz="4"/>
+            </w:tcBorders>
+            <w:shd w:fill="F2F6FB" w:color="auto" w:val="clear"/>
+            <w:tcMar>
+              <w:top w:type="dxa" w:w="60"/>
+              <w:left w:type="dxa" w:w="100"/>
+              <w:bottom w:type="dxa" w:w="60"/>
+              <w:right w:type="dxa" w:w="100"/>
+            </w:tcMar>
+          </w:tcPr>
+          <w:p>
+            <w:r>
+              <w:rPr>
+                <w:rFonts w:ascii="Calibri" w:cs="Calibri" w:eastAsia="Calibri" w:hAnsi="Calibri"/>
+                <w:sz w:val="20"/>
+                <w:szCs w:val="20"/>
+              </w:rPr>
+              <w:t xml:space="preserve">☐ Incluir   ☐ Não incluir</w:t>
+            </w:r>
+          </w:p>
+        </w:tc>
+      </w:tr>
+      <w:tr>
+        <w:trPr>
+          <w:cantSplit/>
+        </w:trPr>
+        <w:tc>
+          <w:tcPr>
+            <w:tcW w:type="dxa" w:w="500"/>
+            <w:tcBorders>
+              <w:top w:val="single" w:color="B9C4D0" w:sz="4"/>
+              <w:left w:val="single" w:color="B9C4D0" w:sz="4"/>
+              <w:bottom w:val="single" w:color="B9C4D0" w:sz="4"/>
+              <w:right w:val="single" w:color="B9C4D0" w:sz="4"/>
+            </w:tcBorders>
+            <w:tcMar>
+              <w:top w:type="dxa" w:w="60"/>
+              <w:left w:type="dxa" w:w="100"/>
+              <w:bottom w:type="dxa" w:w="60"/>
+              <w:right w:type="dxa" w:w="100"/>
+            </w:tcMar>
+          </w:tcPr>
+          <w:p>
+            <w:r>
+              <w:rPr>
+                <w:rFonts w:ascii="Calibri" w:cs="Calibri" w:eastAsia="Calibri" w:hAnsi="Calibri"/>
+                <w:sz w:val="20"/>
+                <w:szCs w:val="20"/>
+              </w:rPr>
+              <w:t xml:space="preserve">31</w:t>
+            </w:r>
+          </w:p>
+        </w:tc>
+        <w:tc>
+          <w:tcPr>
+            <w:tcW w:type="dxa" w:w="5600"/>
+            <w:tcBorders>
+              <w:top w:val="single" w:color="B9C4D0" w:sz="4"/>
+              <w:left w:val="single" w:color="B9C4D0" w:sz="4"/>
+              <w:bottom w:val="single" w:color="B9C4D0" w:sz="4"/>
+              <w:right w:val="single" w:color="B9C4D0" w:sz="4"/>
+            </w:tcBorders>
+            <w:tcMar>
+              <w:top w:type="dxa" w:w="60"/>
+              <w:left w:type="dxa" w:w="100"/>
+              <w:bottom w:type="dxa" w:w="60"/>
+              <w:right w:type="dxa" w:w="100"/>
+            </w:tcMar>
+          </w:tcPr>
+          <w:p>
+            <w:r>
+              <w:rPr>
+                <w:rFonts w:ascii="Calibri" w:cs="Calibri" w:eastAsia="Calibri" w:hAnsi="Calibri"/>
+                <w:sz w:val="20"/>
+                <w:szCs w:val="20"/>
+              </w:rPr>
+              <w:t xml:space="preserve">CFESS. Machismo (Série Assistente Social no Combate ao Preconceito, caderno 6). 2019.</w:t>
+            </w:r>
+          </w:p>
+        </w:tc>
+        <w:tc>
+          <w:tcPr>
+            <w:tcW w:type="dxa" w:w="1400"/>
+            <w:tcBorders>
+              <w:top w:val="single" w:color="B9C4D0" w:sz="4"/>
+              <w:left w:val="single" w:color="B9C4D0" w:sz="4"/>
+              <w:bottom w:val="single" w:color="B9C4D0" w:sz="4"/>
+              <w:right w:val="single" w:color="B9C4D0" w:sz="4"/>
+            </w:tcBorders>
+            <w:tcMar>
+              <w:top w:type="dxa" w:w="60"/>
+              <w:left w:type="dxa" w:w="100"/>
+              <w:bottom w:type="dxa" w:w="60"/>
+              <w:right w:type="dxa" w:w="100"/>
+            </w:tcMar>
+          </w:tcPr>
+          <w:p>
+            <w:r>
+              <w:rPr>
+                <w:rFonts w:ascii="Calibri" w:cs="Calibri" w:eastAsia="Calibri" w:hAnsi="Calibri"/>
+                <w:sz w:val="20"/>
+                <w:szCs w:val="20"/>
+              </w:rPr>
+              <w:t xml:space="preserve">26 p. / 69</w:t>
+            </w:r>
+          </w:p>
+        </w:tc>
+        <w:tc>
+          <w:tcPr>
+            <w:tcW w:type="dxa" w:w="2138"/>
+            <w:tcBorders>
+              <w:top w:val="single" w:color="B9C4D0" w:sz="4"/>
+              <w:left w:val="single" w:color="B9C4D0" w:sz="4"/>
+              <w:bottom w:val="single" w:color="B9C4D0" w:sz="4"/>
+              <w:right w:val="single" w:color="B9C4D0" w:sz="4"/>
+            </w:tcBorders>
+            <w:shd w:fill="F2F6FB" w:color="auto" w:val="clear"/>
+            <w:tcMar>
+              <w:top w:type="dxa" w:w="60"/>
+              <w:left w:type="dxa" w:w="100"/>
+              <w:bottom w:type="dxa" w:w="60"/>
+              <w:right w:type="dxa" w:w="100"/>
+            </w:tcMar>
+          </w:tcPr>
+          <w:p>
+            <w:r>
+              <w:rPr>
+                <w:rFonts w:ascii="Calibri" w:cs="Calibri" w:eastAsia="Calibri" w:hAnsi="Calibri"/>
+                <w:sz w:val="20"/>
+                <w:szCs w:val="20"/>
+              </w:rPr>
+              <w:t xml:space="preserve">☐ Incluir   ☐ Não incluir</w:t>
+            </w:r>
+          </w:p>
+        </w:tc>
+      </w:tr>
+      <w:tr>
+        <w:trPr>
+          <w:cantSplit/>
+        </w:trPr>
+        <w:tc>
+          <w:tcPr>
+            <w:tcW w:type="dxa" w:w="500"/>
+            <w:tcBorders>
+              <w:top w:val="single" w:color="B9C4D0" w:sz="4"/>
+              <w:left w:val="single" w:color="B9C4D0" w:sz="4"/>
+              <w:bottom w:val="single" w:color="B9C4D0" w:sz="4"/>
+              <w:right w:val="single" w:color="B9C4D0" w:sz="4"/>
+            </w:tcBorders>
+            <w:tcMar>
+              <w:top w:type="dxa" w:w="60"/>
+              <w:left w:type="dxa" w:w="100"/>
+              <w:bottom w:type="dxa" w:w="60"/>
+              <w:right w:type="dxa" w:w="100"/>
+            </w:tcMar>
+          </w:tcPr>
+          <w:p>
+            <w:r>
+              <w:rPr>
+                <w:rFonts w:ascii="Calibri" w:cs="Calibri" w:eastAsia="Calibri" w:hAnsi="Calibri"/>
+                <w:sz w:val="20"/>
+                <w:szCs w:val="20"/>
+              </w:rPr>
+              <w:t xml:space="preserve">32</w:t>
+            </w:r>
+          </w:p>
+        </w:tc>
+        <w:tc>
+          <w:tcPr>
+            <w:tcW w:type="dxa" w:w="5600"/>
+            <w:tcBorders>
+              <w:top w:val="single" w:color="B9C4D0" w:sz="4"/>
+              <w:left w:val="single" w:color="B9C4D0" w:sz="4"/>
+              <w:bottom w:val="single" w:color="B9C4D0" w:sz="4"/>
+              <w:right w:val="single" w:color="B9C4D0" w:sz="4"/>
+            </w:tcBorders>
+            <w:tcMar>
+              <w:top w:type="dxa" w:w="60"/>
+              <w:left w:type="dxa" w:w="100"/>
+              <w:bottom w:type="dxa" w:w="60"/>
+              <w:right w:type="dxa" w:w="100"/>
+            </w:tcMar>
+          </w:tcPr>
+          <w:p>
+            <w:r>
+              <w:rPr>
+                <w:rFonts w:ascii="Calibri" w:cs="Calibri" w:eastAsia="Calibri" w:hAnsi="Calibri"/>
+                <w:sz w:val="20"/>
+                <w:szCs w:val="20"/>
+              </w:rPr>
+              <w:t xml:space="preserve">CFESS. Discriminação contra a população usuária da saúde mental (Série Assistente Social no Combate ao Preconceito, caderno 8). 2022.</w:t>
+            </w:r>
+          </w:p>
+        </w:tc>
+        <w:tc>
+          <w:tcPr>
+            <w:tcW w:type="dxa" w:w="1400"/>
+            <w:tcBorders>
+              <w:top w:val="single" w:color="B9C4D0" w:sz="4"/>
+              <w:left w:val="single" w:color="B9C4D0" w:sz="4"/>
+              <w:bottom w:val="single" w:color="B9C4D0" w:sz="4"/>
+              <w:right w:val="single" w:color="B9C4D0" w:sz="4"/>
+            </w:tcBorders>
+            <w:tcMar>
+              <w:top w:type="dxa" w:w="60"/>
+              <w:left w:type="dxa" w:w="100"/>
+              <w:bottom w:type="dxa" w:w="60"/>
+              <w:right w:type="dxa" w:w="100"/>
+            </w:tcMar>
+          </w:tcPr>
+          <w:p>
+            <w:r>
+              <w:rPr>
+                <w:rFonts w:ascii="Calibri" w:cs="Calibri" w:eastAsia="Calibri" w:hAnsi="Calibri"/>
+                <w:sz w:val="20"/>
+                <w:szCs w:val="20"/>
+              </w:rPr>
+              <w:t xml:space="preserve">24 p. / 62</w:t>
+            </w:r>
+          </w:p>
+        </w:tc>
+        <w:tc>
+          <w:tcPr>
+            <w:tcW w:type="dxa" w:w="2138"/>
+            <w:tcBorders>
+              <w:top w:val="single" w:color="B9C4D0" w:sz="4"/>
+              <w:left w:val="single" w:color="B9C4D0" w:sz="4"/>
+              <w:bottom w:val="single" w:color="B9C4D0" w:sz="4"/>
+              <w:right w:val="single" w:color="B9C4D0" w:sz="4"/>
+            </w:tcBorders>
+            <w:shd w:fill="F2F6FB" w:color="auto" w:val="clear"/>
+            <w:tcMar>
+              <w:top w:type="dxa" w:w="60"/>
+              <w:left w:type="dxa" w:w="100"/>
+              <w:bottom w:type="dxa" w:w="60"/>
+              <w:right w:type="dxa" w:w="100"/>
+            </w:tcMar>
+          </w:tcPr>
+          <w:p>
+            <w:r>
+              <w:rPr>
+                <w:rFonts w:ascii="Calibri" w:cs="Calibri" w:eastAsia="Calibri" w:hAnsi="Calibri"/>
+                <w:sz w:val="20"/>
+                <w:szCs w:val="20"/>
+              </w:rPr>
+              <w:t xml:space="preserve">☐ Incluir   ☐ Não incluir</w:t>
+            </w:r>
+          </w:p>
+        </w:tc>
+      </w:tr>
+      <w:tr>
+        <w:trPr>
+          <w:cantSplit/>
+        </w:trPr>
+        <w:tc>
+          <w:tcPr>
+            <w:tcW w:type="dxa" w:w="500"/>
+            <w:tcBorders>
+              <w:top w:val="single" w:color="B9C4D0" w:sz="4"/>
+              <w:left w:val="single" w:color="B9C4D0" w:sz="4"/>
+              <w:bottom w:val="single" w:color="B9C4D0" w:sz="4"/>
+              <w:right w:val="single" w:color="B9C4D0" w:sz="4"/>
+            </w:tcBorders>
+            <w:tcMar>
+              <w:top w:type="dxa" w:w="60"/>
+              <w:left w:type="dxa" w:w="100"/>
+              <w:bottom w:type="dxa" w:w="60"/>
+              <w:right w:type="dxa" w:w="100"/>
+            </w:tcMar>
+          </w:tcPr>
+          <w:p>
+            <w:r>
+              <w:rPr>
+                <w:rFonts w:ascii="Calibri" w:cs="Calibri" w:eastAsia="Calibri" w:hAnsi="Calibri"/>
+                <w:sz w:val="20"/>
+                <w:szCs w:val="20"/>
+              </w:rPr>
+              <w:t xml:space="preserve">33</w:t>
+            </w:r>
+          </w:p>
+        </w:tc>
+        <w:tc>
+          <w:tcPr>
+            <w:tcW w:type="dxa" w:w="5600"/>
+            <w:tcBorders>
+              <w:top w:val="single" w:color="B9C4D0" w:sz="4"/>
+              <w:left w:val="single" w:color="B9C4D0" w:sz="4"/>
+              <w:bottom w:val="single" w:color="B9C4D0" w:sz="4"/>
+              <w:right w:val="single" w:color="B9C4D0" w:sz="4"/>
+            </w:tcBorders>
+            <w:tcMar>
+              <w:top w:type="dxa" w:w="60"/>
+              <w:left w:type="dxa" w:w="100"/>
+              <w:bottom w:type="dxa" w:w="60"/>
+              <w:right w:type="dxa" w:w="100"/>
+            </w:tcMar>
+          </w:tcPr>
+          <w:p>
+            <w:r>
+              <w:rPr>
+                <w:rFonts w:ascii="Calibri" w:cs="Calibri" w:eastAsia="Calibri" w:hAnsi="Calibri"/>
+                <w:sz w:val="20"/>
+                <w:szCs w:val="20"/>
+              </w:rPr>
+              <w:t xml:space="preserve">CFESS. Nota técnica: problematizando a função da Comissão Técnica de Classificação no contexto do Estado Penal. 2016.</w:t>
+            </w:r>
+          </w:p>
+        </w:tc>
+        <w:tc>
+          <w:tcPr>
+            <w:tcW w:type="dxa" w:w="1400"/>
+            <w:tcBorders>
+              <w:top w:val="single" w:color="B9C4D0" w:sz="4"/>
+              <w:left w:val="single" w:color="B9C4D0" w:sz="4"/>
+              <w:bottom w:val="single" w:color="B9C4D0" w:sz="4"/>
+              <w:right w:val="single" w:color="B9C4D0" w:sz="4"/>
+            </w:tcBorders>
+            <w:tcMar>
+              <w:top w:type="dxa" w:w="60"/>
+              <w:left w:type="dxa" w:w="100"/>
+              <w:bottom w:type="dxa" w:w="60"/>
+              <w:right w:type="dxa" w:w="100"/>
+            </w:tcMar>
+          </w:tcPr>
+          <w:p>
+            <w:r>
+              <w:rPr>
+                <w:rFonts w:ascii="Calibri" w:cs="Calibri" w:eastAsia="Calibri" w:hAnsi="Calibri"/>
+                <w:sz w:val="20"/>
+                <w:szCs w:val="20"/>
+              </w:rPr>
+              <w:t xml:space="preserve">22 p. / 119</w:t>
+            </w:r>
+          </w:p>
+        </w:tc>
+        <w:tc>
+          <w:tcPr>
+            <w:tcW w:type="dxa" w:w="2138"/>
+            <w:tcBorders>
+              <w:top w:val="single" w:color="B9C4D0" w:sz="4"/>
+              <w:left w:val="single" w:color="B9C4D0" w:sz="4"/>
+              <w:bottom w:val="single" w:color="B9C4D0" w:sz="4"/>
+              <w:right w:val="single" w:color="B9C4D0" w:sz="4"/>
+            </w:tcBorders>
+            <w:shd w:fill="F2F6FB" w:color="auto" w:val="clear"/>
+            <w:tcMar>
+              <w:top w:type="dxa" w:w="60"/>
+              <w:left w:type="dxa" w:w="100"/>
+              <w:bottom w:type="dxa" w:w="60"/>
+              <w:right w:type="dxa" w:w="100"/>
+            </w:tcMar>
+          </w:tcPr>
+          <w:p>
+            <w:r>
+              <w:rPr>
+                <w:rFonts w:ascii="Calibri" w:cs="Calibri" w:eastAsia="Calibri" w:hAnsi="Calibri"/>
+                <w:sz w:val="20"/>
+                <w:szCs w:val="20"/>
+              </w:rPr>
+              <w:t xml:space="preserve">☐ Incluir   ☐ Não incluir</w:t>
+            </w:r>
+          </w:p>
+        </w:tc>
+      </w:tr>
+      <w:tr>
+        <w:trPr>
+          <w:cantSplit/>
+        </w:trPr>
+        <w:tc>
+          <w:tcPr>
+            <w:tcW w:type="dxa" w:w="500"/>
+            <w:tcBorders>
+              <w:top w:val="single" w:color="B9C4D0" w:sz="4"/>
+              <w:left w:val="single" w:color="B9C4D0" w:sz="4"/>
+              <w:bottom w:val="single" w:color="B9C4D0" w:sz="4"/>
+              <w:right w:val="single" w:color="B9C4D0" w:sz="4"/>
+            </w:tcBorders>
+            <w:tcMar>
+              <w:top w:type="dxa" w:w="60"/>
+              <w:left w:type="dxa" w:w="100"/>
+              <w:bottom w:type="dxa" w:w="60"/>
+              <w:right w:type="dxa" w:w="100"/>
+            </w:tcMar>
+          </w:tcPr>
+          <w:p>
+            <w:r>
+              <w:rPr>
+                <w:rFonts w:ascii="Calibri" w:cs="Calibri" w:eastAsia="Calibri" w:hAnsi="Calibri"/>
+                <w:sz w:val="20"/>
+                <w:szCs w:val="20"/>
+              </w:rPr>
+              <w:t xml:space="preserve">34</w:t>
+            </w:r>
+          </w:p>
+        </w:tc>
+        <w:tc>
+          <w:tcPr>
+            <w:tcW w:type="dxa" w:w="5600"/>
+            <w:tcBorders>
+              <w:top w:val="single" w:color="B9C4D0" w:sz="4"/>
+              <w:left w:val="single" w:color="B9C4D0" w:sz="4"/>
+              <w:bottom w:val="single" w:color="B9C4D0" w:sz="4"/>
+              <w:right w:val="single" w:color="B9C4D0" w:sz="4"/>
+            </w:tcBorders>
+            <w:tcMar>
+              <w:top w:type="dxa" w:w="60"/>
+              <w:left w:type="dxa" w:w="100"/>
+              <w:bottom w:type="dxa" w:w="60"/>
+              <w:right w:type="dxa" w:w="100"/>
+            </w:tcMar>
+          </w:tcPr>
+          <w:p>
+            <w:r>
+              <w:rPr>
+                <w:rFonts w:ascii="Calibri" w:cs="Calibri" w:eastAsia="Calibri" w:hAnsi="Calibri"/>
+                <w:sz w:val="20"/>
+                <w:szCs w:val="20"/>
+              </w:rPr>
+              <w:t xml:space="preserve">CFESS. Nota técnica acerca da atuação das/os assistentes sociais em comissão de avaliação disciplinar conforme previsão do SINASE. 2016.</w:t>
+            </w:r>
+          </w:p>
+        </w:tc>
+        <w:tc>
+          <w:tcPr>
+            <w:tcW w:type="dxa" w:w="1400"/>
+            <w:tcBorders>
+              <w:top w:val="single" w:color="B9C4D0" w:sz="4"/>
+              <w:left w:val="single" w:color="B9C4D0" w:sz="4"/>
+              <w:bottom w:val="single" w:color="B9C4D0" w:sz="4"/>
+              <w:right w:val="single" w:color="B9C4D0" w:sz="4"/>
+            </w:tcBorders>
+            <w:tcMar>
+              <w:top w:type="dxa" w:w="60"/>
+              <w:left w:type="dxa" w:w="100"/>
+              <w:bottom w:type="dxa" w:w="60"/>
+              <w:right w:type="dxa" w:w="100"/>
+            </w:tcMar>
+          </w:tcPr>
+          <w:p>
+            <w:r>
+              <w:rPr>
+                <w:rFonts w:ascii="Calibri" w:cs="Calibri" w:eastAsia="Calibri" w:hAnsi="Calibri"/>
+                <w:sz w:val="20"/>
+                <w:szCs w:val="20"/>
+              </w:rPr>
+              <w:t xml:space="preserve">32 p. / 131</w:t>
+            </w:r>
+          </w:p>
+        </w:tc>
+        <w:tc>
+          <w:tcPr>
+            <w:tcW w:type="dxa" w:w="2138"/>
+            <w:tcBorders>
+              <w:top w:val="single" w:color="B9C4D0" w:sz="4"/>
+              <w:left w:val="single" w:color="B9C4D0" w:sz="4"/>
+              <w:bottom w:val="single" w:color="B9C4D0" w:sz="4"/>
+              <w:right w:val="single" w:color="B9C4D0" w:sz="4"/>
+            </w:tcBorders>
+            <w:shd w:fill="F2F6FB" w:color="auto" w:val="clear"/>
+            <w:tcMar>
+              <w:top w:type="dxa" w:w="60"/>
+              <w:left w:type="dxa" w:w="100"/>
+              <w:bottom w:type="dxa" w:w="60"/>
+              <w:right w:type="dxa" w:w="100"/>
+            </w:tcMar>
+          </w:tcPr>
+          <w:p>
+            <w:r>
+              <w:rPr>
+                <w:rFonts w:ascii="Calibri" w:cs="Calibri" w:eastAsia="Calibri" w:hAnsi="Calibri"/>
+                <w:sz w:val="20"/>
+                <w:szCs w:val="20"/>
+              </w:rPr>
+              <w:t xml:space="preserve">☐ Incluir   ☐ Não incluir</w:t>
+            </w:r>
+          </w:p>
+        </w:tc>
+      </w:tr>
+      <w:tr>
+        <w:trPr>
+          <w:cantSplit/>
+        </w:trPr>
+        <w:tc>
+          <w:tcPr>
+            <w:tcW w:type="dxa" w:w="500"/>
+            <w:tcBorders>
+              <w:top w:val="single" w:color="B9C4D0" w:sz="4"/>
+              <w:left w:val="single" w:color="B9C4D0" w:sz="4"/>
+              <w:bottom w:val="single" w:color="B9C4D0" w:sz="4"/>
+              <w:right w:val="single" w:color="B9C4D0" w:sz="4"/>
+            </w:tcBorders>
+            <w:tcMar>
+              <w:top w:type="dxa" w:w="60"/>
+              <w:left w:type="dxa" w:w="100"/>
+              <w:bottom w:type="dxa" w:w="60"/>
+              <w:right w:type="dxa" w:w="100"/>
+            </w:tcMar>
+          </w:tcPr>
+          <w:p>
+            <w:r>
+              <w:rPr>
+                <w:rFonts w:ascii="Calibri" w:cs="Calibri" w:eastAsia="Calibri" w:hAnsi="Calibri"/>
+                <w:sz w:val="20"/>
+                <w:szCs w:val="20"/>
+              </w:rPr>
+              <w:t xml:space="preserve">35</w:t>
+            </w:r>
+          </w:p>
+        </w:tc>
+        <w:tc>
+          <w:tcPr>
+            <w:tcW w:type="dxa" w:w="5600"/>
+            <w:tcBorders>
+              <w:top w:val="single" w:color="B9C4D0" w:sz="4"/>
+              <w:left w:val="single" w:color="B9C4D0" w:sz="4"/>
+              <w:bottom w:val="single" w:color="B9C4D0" w:sz="4"/>
+              <w:right w:val="single" w:color="B9C4D0" w:sz="4"/>
+            </w:tcBorders>
+            <w:tcMar>
+              <w:top w:type="dxa" w:w="60"/>
+              <w:left w:type="dxa" w:w="100"/>
+              <w:bottom w:type="dxa" w:w="60"/>
+              <w:right w:type="dxa" w:w="100"/>
+            </w:tcMar>
+          </w:tcPr>
+          <w:p>
+            <w:r>
+              <w:rPr>
+                <w:rFonts w:ascii="Calibri" w:cs="Calibri" w:eastAsia="Calibri" w:hAnsi="Calibri"/>
+                <w:sz w:val="20"/>
+                <w:szCs w:val="20"/>
+              </w:rPr>
+              <w:t xml:space="preserve">CFESS. Nota técnica: considerações sobre a dimensão social presente no processo de reconhecimento de direito ao Benefício de Prestação Continuada (BPC) e a atuação da/o assistente social. 2017.</w:t>
+            </w:r>
+          </w:p>
+        </w:tc>
+        <w:tc>
+          <w:tcPr>
+            <w:tcW w:type="dxa" w:w="1400"/>
+            <w:tcBorders>
+              <w:top w:val="single" w:color="B9C4D0" w:sz="4"/>
+              <w:left w:val="single" w:color="B9C4D0" w:sz="4"/>
+              <w:bottom w:val="single" w:color="B9C4D0" w:sz="4"/>
+              <w:right w:val="single" w:color="B9C4D0" w:sz="4"/>
+            </w:tcBorders>
+            <w:tcMar>
+              <w:top w:type="dxa" w:w="60"/>
+              <w:left w:type="dxa" w:w="100"/>
+              <w:bottom w:type="dxa" w:w="60"/>
+              <w:right w:type="dxa" w:w="100"/>
+            </w:tcMar>
+          </w:tcPr>
+          <w:p>
+            <w:r>
+              <w:rPr>
+                <w:rFonts w:ascii="Calibri" w:cs="Calibri" w:eastAsia="Calibri" w:hAnsi="Calibri"/>
+                <w:sz w:val="20"/>
+                <w:szCs w:val="20"/>
+              </w:rPr>
+              <w:t xml:space="preserve">18 p. / 66</w:t>
+            </w:r>
+          </w:p>
+        </w:tc>
+        <w:tc>
+          <w:tcPr>
+            <w:tcW w:type="dxa" w:w="2138"/>
+            <w:tcBorders>
+              <w:top w:val="single" w:color="B9C4D0" w:sz="4"/>
+              <w:left w:val="single" w:color="B9C4D0" w:sz="4"/>
+              <w:bottom w:val="single" w:color="B9C4D0" w:sz="4"/>
+              <w:right w:val="single" w:color="B9C4D0" w:sz="4"/>
+            </w:tcBorders>
+            <w:shd w:fill="F2F6FB" w:color="auto" w:val="clear"/>
+            <w:tcMar>
+              <w:top w:type="dxa" w:w="60"/>
+              <w:left w:type="dxa" w:w="100"/>
+              <w:bottom w:type="dxa" w:w="60"/>
+              <w:right w:type="dxa" w:w="100"/>
+            </w:tcMar>
+          </w:tcPr>
+          <w:p>
+            <w:r>
+              <w:rPr>
+                <w:rFonts w:ascii="Calibri" w:cs="Calibri" w:eastAsia="Calibri" w:hAnsi="Calibri"/>
+                <w:sz w:val="20"/>
+                <w:szCs w:val="20"/>
+              </w:rPr>
+              <w:t xml:space="preserve">☐ Incluir   ☐ Não incluir</w:t>
+            </w:r>
+          </w:p>
+        </w:tc>
+      </w:tr>
+      <w:tr>
+        <w:trPr>
+          <w:cantSplit/>
+        </w:trPr>
+        <w:tc>
+          <w:tcPr>
+            <w:tcW w:type="dxa" w:w="500"/>
+            <w:tcBorders>
+              <w:top w:val="single" w:color="B9C4D0" w:sz="4"/>
+              <w:left w:val="single" w:color="B9C4D0" w:sz="4"/>
+              <w:bottom w:val="single" w:color="B9C4D0" w:sz="4"/>
+              <w:right w:val="single" w:color="B9C4D0" w:sz="4"/>
+            </w:tcBorders>
+            <w:tcMar>
+              <w:top w:type="dxa" w:w="60"/>
+              <w:left w:type="dxa" w:w="100"/>
+              <w:bottom w:type="dxa" w:w="60"/>
+              <w:right w:type="dxa" w:w="100"/>
+            </w:tcMar>
+          </w:tcPr>
+          <w:p>
+            <w:r>
+              <w:rPr>
+                <w:rFonts w:ascii="Calibri" w:cs="Calibri" w:eastAsia="Calibri" w:hAnsi="Calibri"/>
+                <w:sz w:val="20"/>
+                <w:szCs w:val="20"/>
+              </w:rPr>
+              <w:t xml:space="preserve">36</w:t>
+            </w:r>
+          </w:p>
+        </w:tc>
+        <w:tc>
+          <w:tcPr>
+            <w:tcW w:type="dxa" w:w="5600"/>
+            <w:tcBorders>
+              <w:top w:val="single" w:color="B9C4D0" w:sz="4"/>
+              <w:left w:val="single" w:color="B9C4D0" w:sz="4"/>
+              <w:bottom w:val="single" w:color="B9C4D0" w:sz="4"/>
+              <w:right w:val="single" w:color="B9C4D0" w:sz="4"/>
+            </w:tcBorders>
+            <w:tcMar>
+              <w:top w:type="dxa" w:w="60"/>
+              <w:left w:type="dxa" w:w="100"/>
+              <w:bottom w:type="dxa" w:w="60"/>
+              <w:right w:type="dxa" w:w="100"/>
+            </w:tcMar>
+          </w:tcPr>
+          <w:p>
+            <w:r>
+              <w:rPr>
+                <w:rFonts w:ascii="Calibri" w:cs="Calibri" w:eastAsia="Calibri" w:hAnsi="Calibri"/>
+                <w:sz w:val="20"/>
+                <w:szCs w:val="20"/>
+              </w:rPr>
+              <w:t xml:space="preserve">CFESS. Nota técnica em defesa das atribuições profissionais da(o) assistente social do INSS, do trabalho com autonomia profissional e com garantia das condições técnicas e éticas. 2019.</w:t>
+            </w:r>
+          </w:p>
+        </w:tc>
+        <w:tc>
+          <w:tcPr>
+            <w:tcW w:type="dxa" w:w="1400"/>
+            <w:tcBorders>
+              <w:top w:val="single" w:color="B9C4D0" w:sz="4"/>
+              <w:left w:val="single" w:color="B9C4D0" w:sz="4"/>
+              <w:bottom w:val="single" w:color="B9C4D0" w:sz="4"/>
+              <w:right w:val="single" w:color="B9C4D0" w:sz="4"/>
+            </w:tcBorders>
+            <w:tcMar>
+              <w:top w:type="dxa" w:w="60"/>
+              <w:left w:type="dxa" w:w="100"/>
+              <w:bottom w:type="dxa" w:w="60"/>
+              <w:right w:type="dxa" w:w="100"/>
+            </w:tcMar>
+          </w:tcPr>
+          <w:p>
+            <w:r>
+              <w:rPr>
+                <w:rFonts w:ascii="Calibri" w:cs="Calibri" w:eastAsia="Calibri" w:hAnsi="Calibri"/>
+                <w:sz w:val="20"/>
+                <w:szCs w:val="20"/>
+              </w:rPr>
+              <w:t xml:space="preserve">10 p. / 43</w:t>
+            </w:r>
+          </w:p>
+        </w:tc>
+        <w:tc>
+          <w:tcPr>
+            <w:tcW w:type="dxa" w:w="2138"/>
+            <w:tcBorders>
+              <w:top w:val="single" w:color="B9C4D0" w:sz="4"/>
+              <w:left w:val="single" w:color="B9C4D0" w:sz="4"/>
+              <w:bottom w:val="single" w:color="B9C4D0" w:sz="4"/>
+              <w:right w:val="single" w:color="B9C4D0" w:sz="4"/>
+            </w:tcBorders>
+            <w:shd w:fill="F2F6FB" w:color="auto" w:val="clear"/>
+            <w:tcMar>
+              <w:top w:type="dxa" w:w="60"/>
+              <w:left w:type="dxa" w:w="100"/>
+              <w:bottom w:type="dxa" w:w="60"/>
+              <w:right w:type="dxa" w:w="100"/>
+            </w:tcMar>
+          </w:tcPr>
+          <w:p>
+            <w:r>
+              <w:rPr>
+                <w:rFonts w:ascii="Calibri" w:cs="Calibri" w:eastAsia="Calibri" w:hAnsi="Calibri"/>
+                <w:sz w:val="20"/>
+                <w:szCs w:val="20"/>
+              </w:rPr>
+              <w:t xml:space="preserve">☐ Incluir   ☐ Não incluir</w:t>
+            </w:r>
+          </w:p>
+        </w:tc>
+      </w:tr>
+      <w:tr>
+        <w:trPr>
+          <w:cantSplit/>
+        </w:trPr>
+        <w:tc>
+          <w:tcPr>
+            <w:tcW w:type="dxa" w:w="500"/>
+            <w:tcBorders>
+              <w:top w:val="single" w:color="B9C4D0" w:sz="4"/>
+              <w:left w:val="single" w:color="B9C4D0" w:sz="4"/>
+              <w:bottom w:val="single" w:color="B9C4D0" w:sz="4"/>
+              <w:right w:val="single" w:color="B9C4D0" w:sz="4"/>
+            </w:tcBorders>
+            <w:tcMar>
+              <w:top w:type="dxa" w:w="60"/>
+              <w:left w:type="dxa" w:w="100"/>
+              <w:bottom w:type="dxa" w:w="60"/>
+              <w:right w:type="dxa" w:w="100"/>
+            </w:tcMar>
+          </w:tcPr>
+          <w:p>
+            <w:r>
+              <w:rPr>
+                <w:rFonts w:ascii="Calibri" w:cs="Calibri" w:eastAsia="Calibri" w:hAnsi="Calibri"/>
+                <w:sz w:val="20"/>
+                <w:szCs w:val="20"/>
+              </w:rPr>
+              <w:t xml:space="preserve">37</w:t>
+            </w:r>
+          </w:p>
+        </w:tc>
+        <w:tc>
+          <w:tcPr>
+            <w:tcW w:type="dxa" w:w="5600"/>
+            <w:tcBorders>
+              <w:top w:val="single" w:color="B9C4D0" w:sz="4"/>
+              <w:left w:val="single" w:color="B9C4D0" w:sz="4"/>
+              <w:bottom w:val="single" w:color="B9C4D0" w:sz="4"/>
+              <w:right w:val="single" w:color="B9C4D0" w:sz="4"/>
+            </w:tcBorders>
+            <w:tcMar>
+              <w:top w:type="dxa" w:w="60"/>
+              <w:left w:type="dxa" w:w="100"/>
+              <w:bottom w:type="dxa" w:w="60"/>
+              <w:right w:type="dxa" w:w="100"/>
+            </w:tcMar>
+          </w:tcPr>
+          <w:p>
+            <w:r>
+              <w:rPr>
+                <w:rFonts w:ascii="Calibri" w:cs="Calibri" w:eastAsia="Calibri" w:hAnsi="Calibri"/>
+                <w:sz w:val="20"/>
+                <w:szCs w:val="20"/>
+              </w:rPr>
+              <w:t xml:space="preserve">CFESS. Atuação de assistentes sociais na política urbana: subsídios para reflexão (Série Trabalho e Projeto Profissional nas Políticas Sociais, n. 5). 2016.</w:t>
+            </w:r>
+          </w:p>
+        </w:tc>
+        <w:tc>
+          <w:tcPr>
+            <w:tcW w:type="dxa" w:w="1400"/>
+            <w:tcBorders>
+              <w:top w:val="single" w:color="B9C4D0" w:sz="4"/>
+              <w:left w:val="single" w:color="B9C4D0" w:sz="4"/>
+              <w:bottom w:val="single" w:color="B9C4D0" w:sz="4"/>
+              <w:right w:val="single" w:color="B9C4D0" w:sz="4"/>
+            </w:tcBorders>
+            <w:tcMar>
+              <w:top w:type="dxa" w:w="60"/>
+              <w:left w:type="dxa" w:w="100"/>
+              <w:bottom w:type="dxa" w:w="60"/>
+              <w:right w:type="dxa" w:w="100"/>
+            </w:tcMar>
+          </w:tcPr>
+          <w:p>
+            <w:r>
+              <w:rPr>
+                <w:rFonts w:ascii="Calibri" w:cs="Calibri" w:eastAsia="Calibri" w:hAnsi="Calibri"/>
+                <w:sz w:val="20"/>
+                <w:szCs w:val="20"/>
+              </w:rPr>
+              <w:t xml:space="preserve">66 p. / 206</w:t>
+            </w:r>
+          </w:p>
+        </w:tc>
+        <w:tc>
+          <w:tcPr>
+            <w:tcW w:type="dxa" w:w="2138"/>
+            <w:tcBorders>
+              <w:top w:val="single" w:color="B9C4D0" w:sz="4"/>
+              <w:left w:val="single" w:color="B9C4D0" w:sz="4"/>
+              <w:bottom w:val="single" w:color="B9C4D0" w:sz="4"/>
+              <w:right w:val="single" w:color="B9C4D0" w:sz="4"/>
+            </w:tcBorders>
+            <w:shd w:fill="F2F6FB" w:color="auto" w:val="clear"/>
+            <w:tcMar>
+              <w:top w:type="dxa" w:w="60"/>
+              <w:left w:type="dxa" w:w="100"/>
+              <w:bottom w:type="dxa" w:w="60"/>
+              <w:right w:type="dxa" w:w="100"/>
+            </w:tcMar>
+          </w:tcPr>
+          <w:p>
+            <w:r>
+              <w:rPr>
+                <w:rFonts w:ascii="Calibri" w:cs="Calibri" w:eastAsia="Calibri" w:hAnsi="Calibri"/>
+                <w:sz w:val="20"/>
+                <w:szCs w:val="20"/>
+              </w:rPr>
+              <w:t xml:space="preserve">☐ Incluir   ☐ Não incluir</w:t>
+            </w:r>
+          </w:p>
+        </w:tc>
+      </w:tr>
+      <w:tr>
+        <w:trPr>
+          <w:cantSplit/>
+        </w:trPr>
+        <w:tc>
+          <w:tcPr>
+            <w:tcW w:type="dxa" w:w="500"/>
+            <w:tcBorders>
+              <w:top w:val="single" w:color="B9C4D0" w:sz="4"/>
+              <w:left w:val="single" w:color="B9C4D0" w:sz="4"/>
+              <w:bottom w:val="single" w:color="B9C4D0" w:sz="4"/>
+              <w:right w:val="single" w:color="B9C4D0" w:sz="4"/>
+            </w:tcBorders>
+            <w:tcMar>
+              <w:top w:type="dxa" w:w="60"/>
+              <w:left w:type="dxa" w:w="100"/>
+              <w:bottom w:type="dxa" w:w="60"/>
+              <w:right w:type="dxa" w:w="100"/>
+            </w:tcMar>
+          </w:tcPr>
+          <w:p>
+            <w:r>
+              <w:rPr>
+                <w:rFonts w:ascii="Calibri" w:cs="Calibri" w:eastAsia="Calibri" w:hAnsi="Calibri"/>
+                <w:sz w:val="20"/>
+                <w:szCs w:val="20"/>
+              </w:rPr>
+              <w:t xml:space="preserve">38</w:t>
+            </w:r>
+          </w:p>
+        </w:tc>
+        <w:tc>
+          <w:tcPr>
+            <w:tcW w:type="dxa" w:w="5600"/>
+            <w:tcBorders>
+              <w:top w:val="single" w:color="B9C4D0" w:sz="4"/>
+              <w:left w:val="single" w:color="B9C4D0" w:sz="4"/>
+              <w:bottom w:val="single" w:color="B9C4D0" w:sz="4"/>
+              <w:right w:val="single" w:color="B9C4D0" w:sz="4"/>
+            </w:tcBorders>
+            <w:tcMar>
+              <w:top w:type="dxa" w:w="60"/>
+              <w:left w:type="dxa" w:w="100"/>
+              <w:bottom w:type="dxa" w:w="60"/>
+              <w:right w:type="dxa" w:w="100"/>
+            </w:tcMar>
+          </w:tcPr>
+          <w:p>
+            <w:r>
+              <w:rPr>
+                <w:rFonts w:ascii="Calibri" w:cs="Calibri" w:eastAsia="Calibri" w:hAnsi="Calibri"/>
+                <w:sz w:val="20"/>
+                <w:szCs w:val="20"/>
+              </w:rPr>
+              <w:t xml:space="preserve">CFESS. Psicólogas(os) e assistentes sociais na rede pública de educação básica: orientações para regulamentação da Lei 13.935, de 2019. 2020.</w:t>
+            </w:r>
+          </w:p>
+        </w:tc>
+        <w:tc>
+          <w:tcPr>
+            <w:tcW w:type="dxa" w:w="1400"/>
+            <w:tcBorders>
+              <w:top w:val="single" w:color="B9C4D0" w:sz="4"/>
+              <w:left w:val="single" w:color="B9C4D0" w:sz="4"/>
+              <w:bottom w:val="single" w:color="B9C4D0" w:sz="4"/>
+              <w:right w:val="single" w:color="B9C4D0" w:sz="4"/>
+            </w:tcBorders>
+            <w:tcMar>
+              <w:top w:type="dxa" w:w="60"/>
+              <w:left w:type="dxa" w:w="100"/>
+              <w:bottom w:type="dxa" w:w="60"/>
+              <w:right w:type="dxa" w:w="100"/>
+            </w:tcMar>
+          </w:tcPr>
+          <w:p>
+            <w:r>
+              <w:rPr>
+                <w:rFonts w:ascii="Calibri" w:cs="Calibri" w:eastAsia="Calibri" w:hAnsi="Calibri"/>
+                <w:sz w:val="20"/>
+                <w:szCs w:val="20"/>
+              </w:rPr>
+              <w:t xml:space="preserve">46 p. / 137</w:t>
+            </w:r>
+          </w:p>
+        </w:tc>
+        <w:tc>
+          <w:tcPr>
+            <w:tcW w:type="dxa" w:w="2138"/>
+            <w:tcBorders>
+              <w:top w:val="single" w:color="B9C4D0" w:sz="4"/>
+              <w:left w:val="single" w:color="B9C4D0" w:sz="4"/>
+              <w:bottom w:val="single" w:color="B9C4D0" w:sz="4"/>
+              <w:right w:val="single" w:color="B9C4D0" w:sz="4"/>
+            </w:tcBorders>
+            <w:shd w:fill="F2F6FB" w:color="auto" w:val="clear"/>
+            <w:tcMar>
+              <w:top w:type="dxa" w:w="60"/>
+              <w:left w:type="dxa" w:w="100"/>
+              <w:bottom w:type="dxa" w:w="60"/>
+              <w:right w:type="dxa" w:w="100"/>
+            </w:tcMar>
+          </w:tcPr>
+          <w:p>
+            <w:r>
+              <w:rPr>
+                <w:rFonts w:ascii="Calibri" w:cs="Calibri" w:eastAsia="Calibri" w:hAnsi="Calibri"/>
+                <w:sz w:val="20"/>
+                <w:szCs w:val="20"/>
+              </w:rPr>
+              <w:t xml:space="preserve">☐ Incluir   ☐ Não incluir</w:t>
+            </w:r>
+          </w:p>
+        </w:tc>
+      </w:tr>
+      <w:tr>
+        <w:trPr>
+          <w:cantSplit/>
+        </w:trPr>
+        <w:tc>
+          <w:tcPr>
+            <w:tcW w:type="dxa" w:w="500"/>
+            <w:tcBorders>
+              <w:top w:val="single" w:color="B9C4D0" w:sz="4"/>
+              <w:left w:val="single" w:color="B9C4D0" w:sz="4"/>
+              <w:bottom w:val="single" w:color="B9C4D0" w:sz="4"/>
+              <w:right w:val="single" w:color="B9C4D0" w:sz="4"/>
+            </w:tcBorders>
+            <w:tcMar>
+              <w:top w:type="dxa" w:w="60"/>
+              <w:left w:type="dxa" w:w="100"/>
+              <w:bottom w:type="dxa" w:w="60"/>
+              <w:right w:type="dxa" w:w="100"/>
+            </w:tcMar>
+          </w:tcPr>
+          <w:p>
+            <w:r>
+              <w:rPr>
+                <w:rFonts w:ascii="Calibri" w:cs="Calibri" w:eastAsia="Calibri" w:hAnsi="Calibri"/>
+                <w:sz w:val="20"/>
+                <w:szCs w:val="20"/>
+              </w:rPr>
+              <w:t xml:space="preserve">39</w:t>
+            </w:r>
+          </w:p>
+        </w:tc>
+        <w:tc>
+          <w:tcPr>
+            <w:tcW w:type="dxa" w:w="5600"/>
+            <w:tcBorders>
+              <w:top w:val="single" w:color="B9C4D0" w:sz="4"/>
+              <w:left w:val="single" w:color="B9C4D0" w:sz="4"/>
+              <w:bottom w:val="single" w:color="B9C4D0" w:sz="4"/>
+              <w:right w:val="single" w:color="B9C4D0" w:sz="4"/>
+            </w:tcBorders>
+            <w:tcMar>
+              <w:top w:type="dxa" w:w="60"/>
+              <w:left w:type="dxa" w:w="100"/>
+              <w:bottom w:type="dxa" w:w="60"/>
+              <w:right w:type="dxa" w:w="100"/>
+            </w:tcMar>
+          </w:tcPr>
+          <w:p>
+            <w:r>
+              <w:rPr>
+                <w:rFonts w:ascii="Calibri" w:cs="Calibri" w:eastAsia="Calibri" w:hAnsi="Calibri"/>
+                <w:sz w:val="20"/>
+                <w:szCs w:val="20"/>
+              </w:rPr>
+              <w:t xml:space="preserve">CFESS. Manifestação interinstitucional sobre a residência em Serviço Social em unidades do Ministério Público e Tribunais de Justiça. 2024.</w:t>
+            </w:r>
+          </w:p>
+        </w:tc>
+        <w:tc>
+          <w:tcPr>
+            <w:tcW w:type="dxa" w:w="1400"/>
+            <w:tcBorders>
+              <w:top w:val="single" w:color="B9C4D0" w:sz="4"/>
+              <w:left w:val="single" w:color="B9C4D0" w:sz="4"/>
+              <w:bottom w:val="single" w:color="B9C4D0" w:sz="4"/>
+              <w:right w:val="single" w:color="B9C4D0" w:sz="4"/>
+            </w:tcBorders>
+            <w:tcMar>
+              <w:top w:type="dxa" w:w="60"/>
+              <w:left w:type="dxa" w:w="100"/>
+              <w:bottom w:type="dxa" w:w="60"/>
+              <w:right w:type="dxa" w:w="100"/>
+            </w:tcMar>
+          </w:tcPr>
+          <w:p>
+            <w:r>
+              <w:rPr>
+                <w:rFonts w:ascii="Calibri" w:cs="Calibri" w:eastAsia="Calibri" w:hAnsi="Calibri"/>
+                <w:sz w:val="20"/>
+                <w:szCs w:val="20"/>
+              </w:rPr>
+              <w:t xml:space="preserve">6 p. / 32</w:t>
             </w:r>
           </w:p>
         </w:tc>
